--- a/sistema_informatico/DISKPART-FDISK-GUID-AdriánTirado.docx
+++ b/sistema_informatico/DISKPART-FDISK-GUID-AdriánTirado.docx
@@ -1,6 +1,6 @@
 
 <file path=word/document.xml><?xml version="1.0" encoding="utf-8"?>
-<w:document xmlns:wpc="http://schemas.microsoft.com/office/word/2010/wordprocessingCanvas" xmlns:cx="http://schemas.microsoft.com/office/drawing/2014/chartex" xmlns:cx1="http://schemas.microsoft.com/office/drawing/2015/9/8/chartex" xmlns:cx2="http://schemas.microsoft.com/office/drawing/2015/10/21/chartex" xmlns:cx3="http://schemas.microsoft.com/office/drawing/2016/5/9/chartex" xmlns:cx4="http://schemas.microsoft.com/office/drawing/2016/5/10/chartex" xmlns:cx5="http://schemas.microsoft.com/office/drawing/2016/5/11/chartex" xmlns:cx6="http://schemas.microsoft.com/office/drawing/2016/5/12/chartex" xmlns:cx7="http://schemas.microsoft.com/office/drawing/2016/5/13/chartex" xmlns:cx8="http://schemas.microsoft.com/office/drawing/2016/5/14/chartex" xmlns:mc="http://schemas.openxmlformats.org/markup-compatibility/2006" xmlns:aink="http://schemas.microsoft.com/office/drawing/2016/ink" xmlns:am3d="http://schemas.microsoft.com/office/drawing/2017/model3d" xmlns:o="urn:schemas-microsoft-com:office:office" xmlns:r="http://schemas.openxmlformats.org/officeDocument/2006/relationships" xmlns:m="http://schemas.openxmlformats.org/officeDocument/2006/math" xmlns:v="urn:schemas-microsoft-com:vml" xmlns:wp14="http://schemas.microsoft.com/office/word/2010/wordprocessingDrawing" xmlns:wp="http://schemas.openxmlformats.org/drawingml/2006/wordprocessingDrawing" xmlns:w10="urn:schemas-microsoft-com:office:word" xmlns:w="http://schemas.openxmlformats.org/wordprocessingml/2006/main" xmlns:w14="http://schemas.microsoft.com/office/word/2010/wordml" xmlns:w15="http://schemas.microsoft.com/office/word/2012/wordml" xmlns:w16cid="http://schemas.microsoft.com/office/word/2016/wordml/cid" xmlns:w16se="http://schemas.microsoft.com/office/word/2015/wordml/symex" xmlns:wpg="http://schemas.microsoft.com/office/word/2010/wordprocessingGroup" xmlns:wpi="http://schemas.microsoft.com/office/word/2010/wordprocessingInk" xmlns:wne="http://schemas.microsoft.com/office/word/2006/wordml" xmlns:wps="http://schemas.microsoft.com/office/word/2010/wordprocessingShape" mc:Ignorable="w14 w15 w16se w16cid wp14">
+<w:document xmlns:wpc="http://schemas.microsoft.com/office/word/2010/wordprocessingCanvas" xmlns:cx="http://schemas.microsoft.com/office/drawing/2014/chartex" xmlns:cx1="http://schemas.microsoft.com/office/drawing/2015/9/8/chartex" xmlns:cx2="http://schemas.microsoft.com/office/drawing/2015/10/21/chartex" xmlns:cx3="http://schemas.microsoft.com/office/drawing/2016/5/9/chartex" xmlns:cx4="http://schemas.microsoft.com/office/drawing/2016/5/10/chartex" xmlns:cx5="http://schemas.microsoft.com/office/drawing/2016/5/11/chartex" xmlns:cx6="http://schemas.microsoft.com/office/drawing/2016/5/12/chartex" xmlns:cx7="http://schemas.microsoft.com/office/drawing/2016/5/13/chartex" xmlns:cx8="http://schemas.microsoft.com/office/drawing/2016/5/14/chartex" xmlns:mc="http://schemas.openxmlformats.org/markup-compatibility/2006" xmlns:aink="http://schemas.microsoft.com/office/drawing/2016/ink" xmlns:am3d="http://schemas.microsoft.com/office/drawing/2017/model3d" xmlns:o="urn:schemas-microsoft-com:office:office" xmlns:r="http://schemas.openxmlformats.org/officeDocument/2006/relationships" xmlns:m="http://schemas.openxmlformats.org/officeDocument/2006/math" xmlns:v="urn:schemas-microsoft-com:vml" xmlns:wp14="http://schemas.microsoft.com/office/word/2010/wordprocessingDrawing" xmlns:wp="http://schemas.openxmlformats.org/drawingml/2006/wordprocessingDrawing" xmlns:w10="urn:schemas-microsoft-com:office:word" xmlns:w="http://schemas.openxmlformats.org/wordprocessingml/2006/main" xmlns:w14="http://schemas.microsoft.com/office/word/2010/wordml" xmlns:w15="http://schemas.microsoft.com/office/word/2012/wordml" xmlns:w16cex="http://schemas.microsoft.com/office/word/2018/wordml/cex" xmlns:w16cid="http://schemas.microsoft.com/office/word/2016/wordml/cid" xmlns:w16="http://schemas.microsoft.com/office/word/2018/wordml" xmlns:w16se="http://schemas.microsoft.com/office/word/2015/wordml/symex" xmlns:wpg="http://schemas.microsoft.com/office/word/2010/wordprocessingGroup" xmlns:wpi="http://schemas.microsoft.com/office/word/2010/wordprocessingInk" xmlns:wne="http://schemas.microsoft.com/office/word/2006/wordml" xmlns:wps="http://schemas.microsoft.com/office/word/2010/wordprocessingShape" mc:Ignorable="w14 w15 w16se w16cid w16 w16cex wp14">
   <w:body>
     <w:p>
       <w:r>
@@ -14,7 +14,7 @@
         <mc:AlternateContent>
           <mc:Choice Requires="wps">
             <w:drawing>
-              <wp:anchor distT="0" distB="0" distL="114300" distR="114300" simplePos="0" relativeHeight="251666432" behindDoc="1" locked="0" layoutInCell="1" allowOverlap="1" wp14:anchorId="2934EC10" wp14:editId="6E50E818">
+              <wp:anchor distT="0" distB="0" distL="114300" distR="114300" simplePos="0" relativeHeight="251666432" behindDoc="1" locked="0" layoutInCell="1" allowOverlap="1" wp14:anchorId="56FAAFAC" wp14:editId="6A322B3B">
                 <wp:simplePos x="0" y="0"/>
                 <wp:positionH relativeFrom="margin">
                   <wp:posOffset>2763672</wp:posOffset>
@@ -98,7 +98,7 @@
           </mc:Choice>
           <mc:Fallback>
             <w:pict>
-              <v:shapetype w14:anchorId="2934EC10" id="_x0000_t202" coordsize="21600,21600" o:spt="202" path="m,l,21600r21600,l21600,xe">
+              <v:shapetype w14:anchorId="56FAAFAC" id="_x0000_t202" coordsize="21600,21600" o:spt="202" path="m,l,21600r21600,l21600,xe">
                 <v:stroke joinstyle="miter"/>
                 <v:path gradientshapeok="t" o:connecttype="rect"/>
               </v:shapetype>
@@ -146,7 +146,7 @@
         <mc:AlternateContent>
           <mc:Choice Requires="wps">
             <w:drawing>
-              <wp:anchor distT="0" distB="0" distL="114300" distR="114300" simplePos="0" relativeHeight="251664384" behindDoc="1" locked="0" layoutInCell="1" allowOverlap="1" wp14:anchorId="632A3BAC" wp14:editId="2D86327E">
+              <wp:anchor distT="0" distB="0" distL="114300" distR="114300" simplePos="0" relativeHeight="251664384" behindDoc="1" locked="0" layoutInCell="1" allowOverlap="1" wp14:anchorId="21B156CB" wp14:editId="2B5B73DA">
                 <wp:simplePos x="0" y="0"/>
                 <wp:positionH relativeFrom="margin">
                   <wp:align>left</wp:align>
@@ -193,15 +193,6 @@
                       <wps:txbx>
                         <w:txbxContent>
                           <w:p>
-                            <w:pPr>
-                              <w:rPr>
-                                <w:b/>
-                                <w:color w:val="FFFFFF" w:themeColor="background1"/>
-                                <w:sz w:val="48"/>
-                                <w:szCs w:val="48"/>
-                                <w:u w:val="single"/>
-                              </w:rPr>
-                            </w:pPr>
                             <w:r>
                               <w:rPr>
                                 <w:b/>
@@ -210,10 +201,9 @@
                                 <w:szCs w:val="48"/>
                                 <w:u w:val="single"/>
                               </w:rPr>
-                              <w:t>Asignatura</w:t>
+                              <w:t>Sistemas Informáticos</w:t>
                             </w:r>
                           </w:p>
-                          <w:p/>
                         </w:txbxContent>
                       </wps:txbx>
                       <wps:bodyPr rot="0" spcFirstLastPara="0" vertOverflow="overflow" horzOverflow="overflow" vert="horz" wrap="square" lIns="91440" tIns="45720" rIns="91440" bIns="45720" numCol="1" spcCol="0" rtlCol="0" fromWordArt="0" anchor="t" anchorCtr="0" forceAA="0" compatLnSpc="1">
@@ -230,19 +220,10 @@
           </mc:Choice>
           <mc:Fallback>
             <w:pict>
-              <v:shape w14:anchorId="632A3BAC" id="Cuadro de texto 3" o:spid="_x0000_s1027" type="#_x0000_t202" style="position:absolute;margin-left:0;margin-top:561.85pt;width:246.15pt;height:42.8pt;z-index:-251652096;visibility:visible;mso-wrap-style:square;mso-wrap-distance-left:9pt;mso-wrap-distance-top:0;mso-wrap-distance-right:9pt;mso-wrap-distance-bottom:0;mso-position-horizontal:left;mso-position-horizontal-relative:margin;mso-position-vertical:absolute;mso-position-vertical-relative:text;v-text-anchor:top" o:gfxdata="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" filled="f" stroked="f">
+              <v:shape w14:anchorId="21B156CB" id="Cuadro de texto 3" o:spid="_x0000_s1027" type="#_x0000_t202" style="position:absolute;margin-left:0;margin-top:561.85pt;width:246.15pt;height:42.8pt;z-index:-251652096;visibility:visible;mso-wrap-style:square;mso-wrap-distance-left:9pt;mso-wrap-distance-top:0;mso-wrap-distance-right:9pt;mso-wrap-distance-bottom:0;mso-position-horizontal:left;mso-position-horizontal-relative:margin;mso-position-vertical:absolute;mso-position-vertical-relative:text;v-text-anchor:top" o:gfxdata="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" filled="f" stroked="f">
                 <v:textbox>
                   <w:txbxContent>
                     <w:p>
-                      <w:pPr>
-                        <w:rPr>
-                          <w:b/>
-                          <w:color w:val="FFFFFF" w:themeColor="background1"/>
-                          <w:sz w:val="48"/>
-                          <w:szCs w:val="48"/>
-                          <w:u w:val="single"/>
-                        </w:rPr>
-                      </w:pPr>
                       <w:r>
                         <w:rPr>
                           <w:b/>
@@ -251,10 +232,9 @@
                           <w:szCs w:val="48"/>
                           <w:u w:val="single"/>
                         </w:rPr>
-                        <w:t>Asignatura</w:t>
+                        <w:t>Sistemas Informáticos</w:t>
                       </w:r>
                     </w:p>
-                    <w:p/>
                   </w:txbxContent>
                 </v:textbox>
                 <w10:wrap anchorx="margin"/>
@@ -274,7 +254,7 @@
         <mc:AlternateContent>
           <mc:Choice Requires="wps">
             <w:drawing>
-              <wp:anchor distT="0" distB="0" distL="114300" distR="114300" simplePos="0" relativeHeight="251662336" behindDoc="1" locked="0" layoutInCell="1" allowOverlap="1" wp14:anchorId="6640182A" wp14:editId="7BE22592">
+              <wp:anchor distT="0" distB="0" distL="114300" distR="114300" simplePos="0" relativeHeight="251662336" behindDoc="1" locked="0" layoutInCell="1" allowOverlap="1" wp14:anchorId="6E783E52" wp14:editId="15FBBE9C">
                 <wp:simplePos x="0" y="0"/>
                 <wp:positionH relativeFrom="margin">
                   <wp:posOffset>2717851</wp:posOffset>
@@ -358,7 +338,7 @@
           </mc:Choice>
           <mc:Fallback>
             <w:pict>
-              <v:shape w14:anchorId="6640182A" id="Cuadro de texto 2" o:spid="_x0000_s1028" type="#_x0000_t202" style="position:absolute;margin-left:214pt;margin-top:46.15pt;width:246.15pt;height:42.8pt;z-index:-251654144;visibility:visible;mso-wrap-style:square;mso-wrap-distance-left:9pt;mso-wrap-distance-top:0;mso-wrap-distance-right:9pt;mso-wrap-distance-bottom:0;mso-position-horizontal:absolute;mso-position-horizontal-relative:margin;mso-position-vertical:absolute;mso-position-vertical-relative:text;v-text-anchor:top" o:gfxdata="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" filled="f" stroked="f">
+              <v:shape w14:anchorId="6E783E52" id="Cuadro de texto 2" o:spid="_x0000_s1028" type="#_x0000_t202" style="position:absolute;margin-left:214pt;margin-top:46.15pt;width:246.15pt;height:42.8pt;z-index:-251654144;visibility:visible;mso-wrap-style:square;mso-wrap-distance-left:9pt;mso-wrap-distance-top:0;mso-wrap-distance-right:9pt;mso-wrap-distance-bottom:0;mso-position-horizontal:absolute;mso-position-horizontal-relative:margin;mso-position-vertical:absolute;mso-position-vertical-relative:text;v-text-anchor:top" o:gfxdata="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" filled="f" stroked="f">
                 <v:textbox>
                   <w:txbxContent>
                     <w:p>
@@ -408,7 +388,7 @@
             <mc:AlternateContent>
               <mc:Choice Requires="wpg">
                 <w:drawing>
-                  <wp:anchor distT="0" distB="0" distL="114300" distR="114300" simplePos="0" relativeHeight="251659264" behindDoc="1" locked="0" layoutInCell="1" allowOverlap="1" wp14:anchorId="43EBE590">
+                  <wp:anchor distT="0" distB="0" distL="114300" distR="114300" simplePos="0" relativeHeight="251659264" behindDoc="1" locked="0" layoutInCell="1" allowOverlap="1" wp14:anchorId="75CC3305" wp14:editId="35CE4A8B">
                     <wp:simplePos x="0" y="0"/>
                     <wp:positionH relativeFrom="page">
                       <wp:align>center</wp:align>
@@ -1027,11 +1007,9 @@
                                     <w:alias w:val="Título"/>
                                     <w:tag w:val=""/>
                                     <w:id w:val="1841046763"/>
-                                    <w:showingPlcHdr/>
                                     <w:dataBinding w:prefixMappings="xmlns:ns0='http://purl.org/dc/elements/1.1/' xmlns:ns1='http://schemas.openxmlformats.org/package/2006/metadata/core-properties' " w:xpath="/ns1:coreProperties[1]/ns0:title[1]" w:storeItemID="{6C3C8BC8-F283-45AE-878A-BAB7291924A1}"/>
                                     <w:text/>
                                   </w:sdtPr>
-                                  <w:sdtEndPr/>
                                   <w:sdtContent>
                                     <w:p>
                                       <w:pPr>
@@ -1047,13 +1025,12 @@
                                       <w:r>
                                         <w:rPr>
                                           <w:rFonts w:asciiTheme="majorHAnsi" w:eastAsiaTheme="majorEastAsia" w:hAnsiTheme="majorHAnsi" w:cstheme="majorBidi"/>
-                                          <w:b/>
                                           <w:caps/>
                                           <w:color w:val="FFFFFF" w:themeColor="background1"/>
                                           <w:sz w:val="64"/>
                                           <w:szCs w:val="64"/>
                                         </w:rPr>
-                                        <w:t>[Título del documento]</w:t>
+                                        <w:t>DISKPART-FDISK-GUID</w:t>
                                       </w:r>
                                     </w:p>
                                   </w:sdtContent>
@@ -1092,7 +1069,7 @@
               </mc:Choice>
               <mc:Fallback>
                 <w:pict>
-                  <v:group w14:anchorId="43EBE590" id="Grupo 48" o:spid="_x0000_s1029" style="position:absolute;margin-left:0;margin-top:0;width:540pt;height:10in;z-index:-251657216;mso-width-percent:882;mso-height-percent:909;mso-position-horizontal:center;mso-position-horizontal-relative:page;mso-position-vertical:center;mso-position-vertical-relative:page;mso-width-percent:882;mso-height-percent:909" coordsize="68580,91440" o:gfxdata="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">
+                  <v:group w14:anchorId="75CC3305" id="Grupo 48" o:spid="_x0000_s1029" style="position:absolute;margin-left:0;margin-top:0;width:540pt;height:10in;z-index:-251657216;mso-width-percent:882;mso-height-percent:909;mso-position-horizontal:center;mso-position-horizontal-relative:page;mso-position-vertical:center;mso-position-vertical-relative:page;mso-width-percent:882;mso-height-percent:909" coordsize="68580,91440" o:gfxdata="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">
                     <v:group id="Grupo 49" o:spid="_x0000_s1030" style="position:absolute;width:68580;height:91440" coordsize="68580,91440" o:gfxdata="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">
                       <v:rect id="Rectángulo 54" o:spid="_x0000_s1031" style="position:absolute;width:68580;height:91440;visibility:visible;mso-wrap-style:square;v-text-anchor:top" o:gfxdata="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" fillcolor="#485870 [3122]" stroked="f" strokeweight="1pt">
                         <v:fill color2="#3d4b5f [2882]" angle="348" colors="0 #88acbb;6554f #88acbb" focus="100%" type="gradient"/>
@@ -1159,11 +1136,9 @@
                               <w:alias w:val="Título"/>
                               <w:tag w:val=""/>
                               <w:id w:val="1841046763"/>
-                              <w:showingPlcHdr/>
                               <w:dataBinding w:prefixMappings="xmlns:ns0='http://purl.org/dc/elements/1.1/' xmlns:ns1='http://schemas.openxmlformats.org/package/2006/metadata/core-properties' " w:xpath="/ns1:coreProperties[1]/ns0:title[1]" w:storeItemID="{6C3C8BC8-F283-45AE-878A-BAB7291924A1}"/>
                               <w:text/>
                             </w:sdtPr>
-                            <w:sdtEndPr/>
                             <w:sdtContent>
                               <w:p>
                                 <w:pPr>
@@ -1179,13 +1154,12 @@
                                 <w:r>
                                   <w:rPr>
                                     <w:rFonts w:asciiTheme="majorHAnsi" w:eastAsiaTheme="majorEastAsia" w:hAnsiTheme="majorHAnsi" w:cstheme="majorBidi"/>
-                                    <w:b/>
                                     <w:caps/>
                                     <w:color w:val="FFFFFF" w:themeColor="background1"/>
                                     <w:sz w:val="64"/>
                                     <w:szCs w:val="64"/>
                                   </w:rPr>
-                                  <w:t>[Título del documento]</w:t>
+                                  <w:t>DISKPART-FDISK-GUID</w:t>
                                 </w:r>
                               </w:p>
                             </w:sdtContent>
@@ -1301,13 +1275,13 @@
         </w:rPr>
         <w:fldChar w:fldCharType="separate"/>
       </w:r>
-      <w:hyperlink w:anchor="_Toc146305052" w:history="1">
+      <w:hyperlink w:anchor="_Toc150097790" w:history="1">
         <w:r>
           <w:rPr>
             <w:rStyle w:val="Hipervnculo"/>
             <w:noProof/>
           </w:rPr>
-          <w:t>Título 1</w:t>
+          <w:t>Diskpart</w:t>
         </w:r>
         <w:r>
           <w:rPr>
@@ -1328,7 +1302,7 @@
             <w:noProof/>
             <w:webHidden/>
           </w:rPr>
-          <w:instrText xml:space="preserve"> PAGEREF _Toc146305052 \h </w:instrText>
+          <w:instrText xml:space="preserve"> PAGEREF _Toc150097790 \h </w:instrText>
         </w:r>
         <w:r>
           <w:rPr>
@@ -1348,7 +1322,7 @@
             <w:noProof/>
             <w:webHidden/>
           </w:rPr>
-          <w:t>1</w:t>
+          <w:t>2</w:t>
         </w:r>
         <w:r>
           <w:rPr>
@@ -1374,13 +1348,13 @@
           <w:lang w:eastAsia="es-ES"/>
         </w:rPr>
       </w:pPr>
-      <w:hyperlink w:anchor="_Toc146305053" w:history="1">
+      <w:hyperlink w:anchor="_Toc150097791" w:history="1">
         <w:r>
           <w:rPr>
             <w:rStyle w:val="Hipervnculo"/>
             <w:noProof/>
           </w:rPr>
-          <w:t>Subtítulo</w:t>
+          <w:t>Resumen De Uso de Diskpart</w:t>
         </w:r>
         <w:r>
           <w:rPr>
@@ -1401,7 +1375,7 @@
             <w:noProof/>
             <w:webHidden/>
           </w:rPr>
-          <w:instrText xml:space="preserve"> PAGEREF _Toc146305053 \h </w:instrText>
+          <w:instrText xml:space="preserve"> PAGEREF _Toc150097791 \h </w:instrText>
         </w:r>
         <w:r>
           <w:rPr>
@@ -1421,7 +1395,7 @@
             <w:noProof/>
             <w:webHidden/>
           </w:rPr>
-          <w:t>1</w:t>
+          <w:t>2</w:t>
         </w:r>
         <w:r>
           <w:rPr>
@@ -1434,14 +1408,2789 @@
     </w:p>
     <w:p>
       <w:pPr>
-        <w:rPr>
+        <w:pStyle w:val="TDC2"/>
+        <w:tabs>
+          <w:tab w:val="right" w:leader="dot" w:pos="8494"/>
+        </w:tabs>
+        <w:rPr>
+          <w:rFonts w:eastAsiaTheme="minorEastAsia" w:cstheme="minorBidi"/>
+          <w:smallCaps w:val="0"/>
+          <w:noProof/>
+          <w:sz w:val="22"/>
+          <w:szCs w:val="22"/>
           <w:lang w:eastAsia="es-ES"/>
         </w:rPr>
       </w:pPr>
-      <w:r>
-        <w:rPr>
+      <w:hyperlink w:anchor="_Toc150097792" w:history="1">
+        <w:r>
+          <w:rPr>
+            <w:rStyle w:val="Hipervnculo"/>
+            <w:noProof/>
+          </w:rPr>
+          <w:t>active</w:t>
+        </w:r>
+        <w:r>
+          <w:rPr>
+            <w:noProof/>
+            <w:webHidden/>
+          </w:rPr>
+          <w:tab/>
+        </w:r>
+        <w:r>
+          <w:rPr>
+            <w:noProof/>
+            <w:webHidden/>
+          </w:rPr>
+          <w:fldChar w:fldCharType="begin"/>
+        </w:r>
+        <w:r>
+          <w:rPr>
+            <w:noProof/>
+            <w:webHidden/>
+          </w:rPr>
+          <w:instrText xml:space="preserve"> PAGEREF _Toc150097792 \h </w:instrText>
+        </w:r>
+        <w:r>
+          <w:rPr>
+            <w:noProof/>
+            <w:webHidden/>
+          </w:rPr>
+        </w:r>
+        <w:r>
+          <w:rPr>
+            <w:noProof/>
+            <w:webHidden/>
+          </w:rPr>
+          <w:fldChar w:fldCharType="separate"/>
+        </w:r>
+        <w:r>
+          <w:rPr>
+            <w:noProof/>
+            <w:webHidden/>
+          </w:rPr>
+          <w:t>2</w:t>
+        </w:r>
+        <w:r>
+          <w:rPr>
+            <w:noProof/>
+            <w:webHidden/>
+          </w:rPr>
+          <w:fldChar w:fldCharType="end"/>
+        </w:r>
+      </w:hyperlink>
+    </w:p>
+    <w:p>
+      <w:pPr>
+        <w:pStyle w:val="TDC2"/>
+        <w:tabs>
+          <w:tab w:val="right" w:leader="dot" w:pos="8494"/>
+        </w:tabs>
+        <w:rPr>
+          <w:rFonts w:eastAsiaTheme="minorEastAsia" w:cstheme="minorBidi"/>
+          <w:smallCaps w:val="0"/>
+          <w:noProof/>
+          <w:sz w:val="22"/>
+          <w:szCs w:val="22"/>
           <w:lang w:eastAsia="es-ES"/>
         </w:rPr>
+      </w:pPr>
+      <w:hyperlink w:anchor="_Toc150097793" w:history="1">
+        <w:r>
+          <w:rPr>
+            <w:rStyle w:val="Hipervnculo"/>
+            <w:noProof/>
+          </w:rPr>
+          <w:t>add</w:t>
+        </w:r>
+        <w:r>
+          <w:rPr>
+            <w:noProof/>
+            <w:webHidden/>
+          </w:rPr>
+          <w:tab/>
+        </w:r>
+        <w:r>
+          <w:rPr>
+            <w:noProof/>
+            <w:webHidden/>
+          </w:rPr>
+          <w:fldChar w:fldCharType="begin"/>
+        </w:r>
+        <w:r>
+          <w:rPr>
+            <w:noProof/>
+            <w:webHidden/>
+          </w:rPr>
+          <w:instrText xml:space="preserve"> PAGEREF _Toc150097793 \h </w:instrText>
+        </w:r>
+        <w:r>
+          <w:rPr>
+            <w:noProof/>
+            <w:webHidden/>
+          </w:rPr>
+        </w:r>
+        <w:r>
+          <w:rPr>
+            <w:noProof/>
+            <w:webHidden/>
+          </w:rPr>
+          <w:fldChar w:fldCharType="separate"/>
+        </w:r>
+        <w:r>
+          <w:rPr>
+            <w:noProof/>
+            <w:webHidden/>
+          </w:rPr>
+          <w:t>2</w:t>
+        </w:r>
+        <w:r>
+          <w:rPr>
+            <w:noProof/>
+            <w:webHidden/>
+          </w:rPr>
+          <w:fldChar w:fldCharType="end"/>
+        </w:r>
+      </w:hyperlink>
+    </w:p>
+    <w:p>
+      <w:pPr>
+        <w:pStyle w:val="TDC2"/>
+        <w:tabs>
+          <w:tab w:val="right" w:leader="dot" w:pos="8494"/>
+        </w:tabs>
+        <w:rPr>
+          <w:rFonts w:eastAsiaTheme="minorEastAsia" w:cstheme="minorBidi"/>
+          <w:smallCaps w:val="0"/>
+          <w:noProof/>
+          <w:sz w:val="22"/>
+          <w:szCs w:val="22"/>
+          <w:lang w:eastAsia="es-ES"/>
+        </w:rPr>
+      </w:pPr>
+      <w:hyperlink w:anchor="_Toc150097794" w:history="1">
+        <w:r>
+          <w:rPr>
+            <w:rStyle w:val="Hipervnculo"/>
+            <w:noProof/>
+          </w:rPr>
+          <w:t>assign</w:t>
+        </w:r>
+        <w:r>
+          <w:rPr>
+            <w:noProof/>
+            <w:webHidden/>
+          </w:rPr>
+          <w:tab/>
+        </w:r>
+        <w:r>
+          <w:rPr>
+            <w:noProof/>
+            <w:webHidden/>
+          </w:rPr>
+          <w:fldChar w:fldCharType="begin"/>
+        </w:r>
+        <w:r>
+          <w:rPr>
+            <w:noProof/>
+            <w:webHidden/>
+          </w:rPr>
+          <w:instrText xml:space="preserve"> PAGEREF _Toc150097794 \h </w:instrText>
+        </w:r>
+        <w:r>
+          <w:rPr>
+            <w:noProof/>
+            <w:webHidden/>
+          </w:rPr>
+        </w:r>
+        <w:r>
+          <w:rPr>
+            <w:noProof/>
+            <w:webHidden/>
+          </w:rPr>
+          <w:fldChar w:fldCharType="separate"/>
+        </w:r>
+        <w:r>
+          <w:rPr>
+            <w:noProof/>
+            <w:webHidden/>
+          </w:rPr>
+          <w:t>3</w:t>
+        </w:r>
+        <w:r>
+          <w:rPr>
+            <w:noProof/>
+            <w:webHidden/>
+          </w:rPr>
+          <w:fldChar w:fldCharType="end"/>
+        </w:r>
+      </w:hyperlink>
+    </w:p>
+    <w:p>
+      <w:pPr>
+        <w:pStyle w:val="TDC2"/>
+        <w:tabs>
+          <w:tab w:val="right" w:leader="dot" w:pos="8494"/>
+        </w:tabs>
+        <w:rPr>
+          <w:rFonts w:eastAsiaTheme="minorEastAsia" w:cstheme="minorBidi"/>
+          <w:smallCaps w:val="0"/>
+          <w:noProof/>
+          <w:sz w:val="22"/>
+          <w:szCs w:val="22"/>
+          <w:lang w:eastAsia="es-ES"/>
+        </w:rPr>
+      </w:pPr>
+      <w:hyperlink w:anchor="_Toc150097795" w:history="1">
+        <w:r>
+          <w:rPr>
+            <w:rStyle w:val="Hipervnculo"/>
+            <w:noProof/>
+          </w:rPr>
+          <w:t>attach vdisk</w:t>
+        </w:r>
+        <w:r>
+          <w:rPr>
+            <w:noProof/>
+            <w:webHidden/>
+          </w:rPr>
+          <w:tab/>
+        </w:r>
+        <w:r>
+          <w:rPr>
+            <w:noProof/>
+            <w:webHidden/>
+          </w:rPr>
+          <w:fldChar w:fldCharType="begin"/>
+        </w:r>
+        <w:r>
+          <w:rPr>
+            <w:noProof/>
+            <w:webHidden/>
+          </w:rPr>
+          <w:instrText xml:space="preserve"> PAGEREF _Toc150097795 \h </w:instrText>
+        </w:r>
+        <w:r>
+          <w:rPr>
+            <w:noProof/>
+            <w:webHidden/>
+          </w:rPr>
+        </w:r>
+        <w:r>
+          <w:rPr>
+            <w:noProof/>
+            <w:webHidden/>
+          </w:rPr>
+          <w:fldChar w:fldCharType="separate"/>
+        </w:r>
+        <w:r>
+          <w:rPr>
+            <w:noProof/>
+            <w:webHidden/>
+          </w:rPr>
+          <w:t>3</w:t>
+        </w:r>
+        <w:r>
+          <w:rPr>
+            <w:noProof/>
+            <w:webHidden/>
+          </w:rPr>
+          <w:fldChar w:fldCharType="end"/>
+        </w:r>
+      </w:hyperlink>
+    </w:p>
+    <w:p>
+      <w:pPr>
+        <w:pStyle w:val="TDC2"/>
+        <w:tabs>
+          <w:tab w:val="right" w:leader="dot" w:pos="8494"/>
+        </w:tabs>
+        <w:rPr>
+          <w:rFonts w:eastAsiaTheme="minorEastAsia" w:cstheme="minorBidi"/>
+          <w:smallCaps w:val="0"/>
+          <w:noProof/>
+          <w:sz w:val="22"/>
+          <w:szCs w:val="22"/>
+          <w:lang w:eastAsia="es-ES"/>
+        </w:rPr>
+      </w:pPr>
+      <w:hyperlink w:anchor="_Toc150097796" w:history="1">
+        <w:r>
+          <w:rPr>
+            <w:rStyle w:val="Hipervnculo"/>
+            <w:noProof/>
+          </w:rPr>
+          <w:t>atribute</w:t>
+        </w:r>
+        <w:r>
+          <w:rPr>
+            <w:noProof/>
+            <w:webHidden/>
+          </w:rPr>
+          <w:tab/>
+        </w:r>
+        <w:r>
+          <w:rPr>
+            <w:noProof/>
+            <w:webHidden/>
+          </w:rPr>
+          <w:fldChar w:fldCharType="begin"/>
+        </w:r>
+        <w:r>
+          <w:rPr>
+            <w:noProof/>
+            <w:webHidden/>
+          </w:rPr>
+          <w:instrText xml:space="preserve"> PAGEREF _Toc150097796 \h </w:instrText>
+        </w:r>
+        <w:r>
+          <w:rPr>
+            <w:noProof/>
+            <w:webHidden/>
+          </w:rPr>
+        </w:r>
+        <w:r>
+          <w:rPr>
+            <w:noProof/>
+            <w:webHidden/>
+          </w:rPr>
+          <w:fldChar w:fldCharType="separate"/>
+        </w:r>
+        <w:r>
+          <w:rPr>
+            <w:noProof/>
+            <w:webHidden/>
+          </w:rPr>
+          <w:t>3</w:t>
+        </w:r>
+        <w:r>
+          <w:rPr>
+            <w:noProof/>
+            <w:webHidden/>
+          </w:rPr>
+          <w:fldChar w:fldCharType="end"/>
+        </w:r>
+      </w:hyperlink>
+    </w:p>
+    <w:p>
+      <w:pPr>
+        <w:pStyle w:val="TDC2"/>
+        <w:tabs>
+          <w:tab w:val="right" w:leader="dot" w:pos="8494"/>
+        </w:tabs>
+        <w:rPr>
+          <w:rFonts w:eastAsiaTheme="minorEastAsia" w:cstheme="minorBidi"/>
+          <w:smallCaps w:val="0"/>
+          <w:noProof/>
+          <w:sz w:val="22"/>
+          <w:szCs w:val="22"/>
+          <w:lang w:eastAsia="es-ES"/>
+        </w:rPr>
+      </w:pPr>
+      <w:hyperlink w:anchor="_Toc150097797" w:history="1">
+        <w:r>
+          <w:rPr>
+            <w:rStyle w:val="Hipervnculo"/>
+            <w:noProof/>
+          </w:rPr>
+          <w:t>automount</w:t>
+        </w:r>
+        <w:r>
+          <w:rPr>
+            <w:noProof/>
+            <w:webHidden/>
+          </w:rPr>
+          <w:tab/>
+        </w:r>
+        <w:r>
+          <w:rPr>
+            <w:noProof/>
+            <w:webHidden/>
+          </w:rPr>
+          <w:fldChar w:fldCharType="begin"/>
+        </w:r>
+        <w:r>
+          <w:rPr>
+            <w:noProof/>
+            <w:webHidden/>
+          </w:rPr>
+          <w:instrText xml:space="preserve"> PAGEREF _Toc150097797 \h </w:instrText>
+        </w:r>
+        <w:r>
+          <w:rPr>
+            <w:noProof/>
+            <w:webHidden/>
+          </w:rPr>
+        </w:r>
+        <w:r>
+          <w:rPr>
+            <w:noProof/>
+            <w:webHidden/>
+          </w:rPr>
+          <w:fldChar w:fldCharType="separate"/>
+        </w:r>
+        <w:r>
+          <w:rPr>
+            <w:noProof/>
+            <w:webHidden/>
+          </w:rPr>
+          <w:t>3</w:t>
+        </w:r>
+        <w:r>
+          <w:rPr>
+            <w:noProof/>
+            <w:webHidden/>
+          </w:rPr>
+          <w:fldChar w:fldCharType="end"/>
+        </w:r>
+      </w:hyperlink>
+    </w:p>
+    <w:p>
+      <w:pPr>
+        <w:pStyle w:val="TDC2"/>
+        <w:tabs>
+          <w:tab w:val="right" w:leader="dot" w:pos="8494"/>
+        </w:tabs>
+        <w:rPr>
+          <w:rFonts w:eastAsiaTheme="minorEastAsia" w:cstheme="minorBidi"/>
+          <w:smallCaps w:val="0"/>
+          <w:noProof/>
+          <w:sz w:val="22"/>
+          <w:szCs w:val="22"/>
+          <w:lang w:eastAsia="es-ES"/>
+        </w:rPr>
+      </w:pPr>
+      <w:hyperlink w:anchor="_Toc150097798" w:history="1">
+        <w:r>
+          <w:rPr>
+            <w:rStyle w:val="Hipervnculo"/>
+            <w:noProof/>
+          </w:rPr>
+          <w:t>break</w:t>
+        </w:r>
+        <w:r>
+          <w:rPr>
+            <w:noProof/>
+            <w:webHidden/>
+          </w:rPr>
+          <w:tab/>
+        </w:r>
+        <w:r>
+          <w:rPr>
+            <w:noProof/>
+            <w:webHidden/>
+          </w:rPr>
+          <w:fldChar w:fldCharType="begin"/>
+        </w:r>
+        <w:r>
+          <w:rPr>
+            <w:noProof/>
+            <w:webHidden/>
+          </w:rPr>
+          <w:instrText xml:space="preserve"> PAGEREF _Toc150097798 \h </w:instrText>
+        </w:r>
+        <w:r>
+          <w:rPr>
+            <w:noProof/>
+            <w:webHidden/>
+          </w:rPr>
+        </w:r>
+        <w:r>
+          <w:rPr>
+            <w:noProof/>
+            <w:webHidden/>
+          </w:rPr>
+          <w:fldChar w:fldCharType="separate"/>
+        </w:r>
+        <w:r>
+          <w:rPr>
+            <w:noProof/>
+            <w:webHidden/>
+          </w:rPr>
+          <w:t>3</w:t>
+        </w:r>
+        <w:r>
+          <w:rPr>
+            <w:noProof/>
+            <w:webHidden/>
+          </w:rPr>
+          <w:fldChar w:fldCharType="end"/>
+        </w:r>
+      </w:hyperlink>
+    </w:p>
+    <w:p>
+      <w:pPr>
+        <w:pStyle w:val="TDC2"/>
+        <w:tabs>
+          <w:tab w:val="right" w:leader="dot" w:pos="8494"/>
+        </w:tabs>
+        <w:rPr>
+          <w:rFonts w:eastAsiaTheme="minorEastAsia" w:cstheme="minorBidi"/>
+          <w:smallCaps w:val="0"/>
+          <w:noProof/>
+          <w:sz w:val="22"/>
+          <w:szCs w:val="22"/>
+          <w:lang w:eastAsia="es-ES"/>
+        </w:rPr>
+      </w:pPr>
+      <w:hyperlink w:anchor="_Toc150097799" w:history="1">
+        <w:r>
+          <w:rPr>
+            <w:rStyle w:val="Hipervnculo"/>
+            <w:noProof/>
+          </w:rPr>
+          <w:t>Clean</w:t>
+        </w:r>
+        <w:r>
+          <w:rPr>
+            <w:noProof/>
+            <w:webHidden/>
+          </w:rPr>
+          <w:tab/>
+        </w:r>
+        <w:r>
+          <w:rPr>
+            <w:noProof/>
+            <w:webHidden/>
+          </w:rPr>
+          <w:fldChar w:fldCharType="begin"/>
+        </w:r>
+        <w:r>
+          <w:rPr>
+            <w:noProof/>
+            <w:webHidden/>
+          </w:rPr>
+          <w:instrText xml:space="preserve"> PAGEREF _Toc150097799 \h </w:instrText>
+        </w:r>
+        <w:r>
+          <w:rPr>
+            <w:noProof/>
+            <w:webHidden/>
+          </w:rPr>
+        </w:r>
+        <w:r>
+          <w:rPr>
+            <w:noProof/>
+            <w:webHidden/>
+          </w:rPr>
+          <w:fldChar w:fldCharType="separate"/>
+        </w:r>
+        <w:r>
+          <w:rPr>
+            <w:noProof/>
+            <w:webHidden/>
+          </w:rPr>
+          <w:t>4</w:t>
+        </w:r>
+        <w:r>
+          <w:rPr>
+            <w:noProof/>
+            <w:webHidden/>
+          </w:rPr>
+          <w:fldChar w:fldCharType="end"/>
+        </w:r>
+      </w:hyperlink>
+    </w:p>
+    <w:p>
+      <w:pPr>
+        <w:pStyle w:val="TDC2"/>
+        <w:tabs>
+          <w:tab w:val="right" w:leader="dot" w:pos="8494"/>
+        </w:tabs>
+        <w:rPr>
+          <w:rFonts w:eastAsiaTheme="minorEastAsia" w:cstheme="minorBidi"/>
+          <w:smallCaps w:val="0"/>
+          <w:noProof/>
+          <w:sz w:val="22"/>
+          <w:szCs w:val="22"/>
+          <w:lang w:eastAsia="es-ES"/>
+        </w:rPr>
+      </w:pPr>
+      <w:hyperlink w:anchor="_Toc150097800" w:history="1">
+        <w:r>
+          <w:rPr>
+            <w:rStyle w:val="Hipervnculo"/>
+            <w:noProof/>
+          </w:rPr>
+          <w:t>Compact vdisk</w:t>
+        </w:r>
+        <w:r>
+          <w:rPr>
+            <w:noProof/>
+            <w:webHidden/>
+          </w:rPr>
+          <w:tab/>
+        </w:r>
+        <w:r>
+          <w:rPr>
+            <w:noProof/>
+            <w:webHidden/>
+          </w:rPr>
+          <w:fldChar w:fldCharType="begin"/>
+        </w:r>
+        <w:r>
+          <w:rPr>
+            <w:noProof/>
+            <w:webHidden/>
+          </w:rPr>
+          <w:instrText xml:space="preserve"> PAGEREF _Toc150097800 \h </w:instrText>
+        </w:r>
+        <w:r>
+          <w:rPr>
+            <w:noProof/>
+            <w:webHidden/>
+          </w:rPr>
+        </w:r>
+        <w:r>
+          <w:rPr>
+            <w:noProof/>
+            <w:webHidden/>
+          </w:rPr>
+          <w:fldChar w:fldCharType="separate"/>
+        </w:r>
+        <w:r>
+          <w:rPr>
+            <w:noProof/>
+            <w:webHidden/>
+          </w:rPr>
+          <w:t>4</w:t>
+        </w:r>
+        <w:r>
+          <w:rPr>
+            <w:noProof/>
+            <w:webHidden/>
+          </w:rPr>
+          <w:fldChar w:fldCharType="end"/>
+        </w:r>
+      </w:hyperlink>
+    </w:p>
+    <w:p>
+      <w:pPr>
+        <w:pStyle w:val="TDC2"/>
+        <w:tabs>
+          <w:tab w:val="right" w:leader="dot" w:pos="8494"/>
+        </w:tabs>
+        <w:rPr>
+          <w:rFonts w:eastAsiaTheme="minorEastAsia" w:cstheme="minorBidi"/>
+          <w:smallCaps w:val="0"/>
+          <w:noProof/>
+          <w:sz w:val="22"/>
+          <w:szCs w:val="22"/>
+          <w:lang w:eastAsia="es-ES"/>
+        </w:rPr>
+      </w:pPr>
+      <w:hyperlink w:anchor="_Toc150097801" w:history="1">
+        <w:r>
+          <w:rPr>
+            <w:rStyle w:val="Hipervnculo"/>
+            <w:noProof/>
+            <w:lang w:val="en-US"/>
+          </w:rPr>
+          <w:t>convert</w:t>
+        </w:r>
+        <w:r>
+          <w:rPr>
+            <w:noProof/>
+            <w:webHidden/>
+          </w:rPr>
+          <w:tab/>
+        </w:r>
+        <w:r>
+          <w:rPr>
+            <w:noProof/>
+            <w:webHidden/>
+          </w:rPr>
+          <w:fldChar w:fldCharType="begin"/>
+        </w:r>
+        <w:r>
+          <w:rPr>
+            <w:noProof/>
+            <w:webHidden/>
+          </w:rPr>
+          <w:instrText xml:space="preserve"> PAGEREF _Toc150097801 \h </w:instrText>
+        </w:r>
+        <w:r>
+          <w:rPr>
+            <w:noProof/>
+            <w:webHidden/>
+          </w:rPr>
+        </w:r>
+        <w:r>
+          <w:rPr>
+            <w:noProof/>
+            <w:webHidden/>
+          </w:rPr>
+          <w:fldChar w:fldCharType="separate"/>
+        </w:r>
+        <w:r>
+          <w:rPr>
+            <w:noProof/>
+            <w:webHidden/>
+          </w:rPr>
+          <w:t>4</w:t>
+        </w:r>
+        <w:r>
+          <w:rPr>
+            <w:noProof/>
+            <w:webHidden/>
+          </w:rPr>
+          <w:fldChar w:fldCharType="end"/>
+        </w:r>
+      </w:hyperlink>
+    </w:p>
+    <w:p>
+      <w:pPr>
+        <w:pStyle w:val="TDC2"/>
+        <w:tabs>
+          <w:tab w:val="right" w:leader="dot" w:pos="8494"/>
+        </w:tabs>
+        <w:rPr>
+          <w:rFonts w:eastAsiaTheme="minorEastAsia" w:cstheme="minorBidi"/>
+          <w:smallCaps w:val="0"/>
+          <w:noProof/>
+          <w:sz w:val="22"/>
+          <w:szCs w:val="22"/>
+          <w:lang w:eastAsia="es-ES"/>
+        </w:rPr>
+      </w:pPr>
+      <w:hyperlink w:anchor="_Toc150097802" w:history="1">
+        <w:r>
+          <w:rPr>
+            <w:rStyle w:val="Hipervnculo"/>
+            <w:noProof/>
+          </w:rPr>
+          <w:t>create</w:t>
+        </w:r>
+        <w:r>
+          <w:rPr>
+            <w:noProof/>
+            <w:webHidden/>
+          </w:rPr>
+          <w:tab/>
+        </w:r>
+        <w:r>
+          <w:rPr>
+            <w:noProof/>
+            <w:webHidden/>
+          </w:rPr>
+          <w:fldChar w:fldCharType="begin"/>
+        </w:r>
+        <w:r>
+          <w:rPr>
+            <w:noProof/>
+            <w:webHidden/>
+          </w:rPr>
+          <w:instrText xml:space="preserve"> PAGEREF _Toc150097802 \h </w:instrText>
+        </w:r>
+        <w:r>
+          <w:rPr>
+            <w:noProof/>
+            <w:webHidden/>
+          </w:rPr>
+        </w:r>
+        <w:r>
+          <w:rPr>
+            <w:noProof/>
+            <w:webHidden/>
+          </w:rPr>
+          <w:fldChar w:fldCharType="separate"/>
+        </w:r>
+        <w:r>
+          <w:rPr>
+            <w:noProof/>
+            <w:webHidden/>
+          </w:rPr>
+          <w:t>4</w:t>
+        </w:r>
+        <w:r>
+          <w:rPr>
+            <w:noProof/>
+            <w:webHidden/>
+          </w:rPr>
+          <w:fldChar w:fldCharType="end"/>
+        </w:r>
+      </w:hyperlink>
+    </w:p>
+    <w:p>
+      <w:pPr>
+        <w:pStyle w:val="TDC2"/>
+        <w:tabs>
+          <w:tab w:val="right" w:leader="dot" w:pos="8494"/>
+        </w:tabs>
+        <w:rPr>
+          <w:rFonts w:eastAsiaTheme="minorEastAsia" w:cstheme="minorBidi"/>
+          <w:smallCaps w:val="0"/>
+          <w:noProof/>
+          <w:sz w:val="22"/>
+          <w:szCs w:val="22"/>
+          <w:lang w:eastAsia="es-ES"/>
+        </w:rPr>
+      </w:pPr>
+      <w:hyperlink w:anchor="_Toc150097803" w:history="1">
+        <w:r>
+          <w:rPr>
+            <w:rStyle w:val="Hipervnculo"/>
+            <w:noProof/>
+          </w:rPr>
+          <w:t>delete</w:t>
+        </w:r>
+        <w:r>
+          <w:rPr>
+            <w:noProof/>
+            <w:webHidden/>
+          </w:rPr>
+          <w:tab/>
+        </w:r>
+        <w:r>
+          <w:rPr>
+            <w:noProof/>
+            <w:webHidden/>
+          </w:rPr>
+          <w:fldChar w:fldCharType="begin"/>
+        </w:r>
+        <w:r>
+          <w:rPr>
+            <w:noProof/>
+            <w:webHidden/>
+          </w:rPr>
+          <w:instrText xml:space="preserve"> PAGEREF _Toc150097803 \h </w:instrText>
+        </w:r>
+        <w:r>
+          <w:rPr>
+            <w:noProof/>
+            <w:webHidden/>
+          </w:rPr>
+        </w:r>
+        <w:r>
+          <w:rPr>
+            <w:noProof/>
+            <w:webHidden/>
+          </w:rPr>
+          <w:fldChar w:fldCharType="separate"/>
+        </w:r>
+        <w:r>
+          <w:rPr>
+            <w:noProof/>
+            <w:webHidden/>
+          </w:rPr>
+          <w:t>4</w:t>
+        </w:r>
+        <w:r>
+          <w:rPr>
+            <w:noProof/>
+            <w:webHidden/>
+          </w:rPr>
+          <w:fldChar w:fldCharType="end"/>
+        </w:r>
+      </w:hyperlink>
+    </w:p>
+    <w:p>
+      <w:pPr>
+        <w:pStyle w:val="TDC2"/>
+        <w:tabs>
+          <w:tab w:val="right" w:leader="dot" w:pos="8494"/>
+        </w:tabs>
+        <w:rPr>
+          <w:rFonts w:eastAsiaTheme="minorEastAsia" w:cstheme="minorBidi"/>
+          <w:smallCaps w:val="0"/>
+          <w:noProof/>
+          <w:sz w:val="22"/>
+          <w:szCs w:val="22"/>
+          <w:lang w:eastAsia="es-ES"/>
+        </w:rPr>
+      </w:pPr>
+      <w:hyperlink w:anchor="_Toc150097804" w:history="1">
+        <w:r>
+          <w:rPr>
+            <w:rStyle w:val="Hipervnculo"/>
+            <w:noProof/>
+          </w:rPr>
+          <w:t>detach vdisk</w:t>
+        </w:r>
+        <w:r>
+          <w:rPr>
+            <w:noProof/>
+            <w:webHidden/>
+          </w:rPr>
+          <w:tab/>
+        </w:r>
+        <w:r>
+          <w:rPr>
+            <w:noProof/>
+            <w:webHidden/>
+          </w:rPr>
+          <w:fldChar w:fldCharType="begin"/>
+        </w:r>
+        <w:r>
+          <w:rPr>
+            <w:noProof/>
+            <w:webHidden/>
+          </w:rPr>
+          <w:instrText xml:space="preserve"> PAGEREF _Toc150097804 \h </w:instrText>
+        </w:r>
+        <w:r>
+          <w:rPr>
+            <w:noProof/>
+            <w:webHidden/>
+          </w:rPr>
+        </w:r>
+        <w:r>
+          <w:rPr>
+            <w:noProof/>
+            <w:webHidden/>
+          </w:rPr>
+          <w:fldChar w:fldCharType="separate"/>
+        </w:r>
+        <w:r>
+          <w:rPr>
+            <w:noProof/>
+            <w:webHidden/>
+          </w:rPr>
+          <w:t>5</w:t>
+        </w:r>
+        <w:r>
+          <w:rPr>
+            <w:noProof/>
+            <w:webHidden/>
+          </w:rPr>
+          <w:fldChar w:fldCharType="end"/>
+        </w:r>
+      </w:hyperlink>
+    </w:p>
+    <w:p>
+      <w:pPr>
+        <w:pStyle w:val="TDC2"/>
+        <w:tabs>
+          <w:tab w:val="right" w:leader="dot" w:pos="8494"/>
+        </w:tabs>
+        <w:rPr>
+          <w:rFonts w:eastAsiaTheme="minorEastAsia" w:cstheme="minorBidi"/>
+          <w:smallCaps w:val="0"/>
+          <w:noProof/>
+          <w:sz w:val="22"/>
+          <w:szCs w:val="22"/>
+          <w:lang w:eastAsia="es-ES"/>
+        </w:rPr>
+      </w:pPr>
+      <w:hyperlink w:anchor="_Toc150097805" w:history="1">
+        <w:r>
+          <w:rPr>
+            <w:rStyle w:val="Hipervnculo"/>
+            <w:noProof/>
+          </w:rPr>
+          <w:t>detail</w:t>
+        </w:r>
+        <w:r>
+          <w:rPr>
+            <w:noProof/>
+            <w:webHidden/>
+          </w:rPr>
+          <w:tab/>
+        </w:r>
+        <w:r>
+          <w:rPr>
+            <w:noProof/>
+            <w:webHidden/>
+          </w:rPr>
+          <w:fldChar w:fldCharType="begin"/>
+        </w:r>
+        <w:r>
+          <w:rPr>
+            <w:noProof/>
+            <w:webHidden/>
+          </w:rPr>
+          <w:instrText xml:space="preserve"> PAGEREF _Toc150097805 \h </w:instrText>
+        </w:r>
+        <w:r>
+          <w:rPr>
+            <w:noProof/>
+            <w:webHidden/>
+          </w:rPr>
+        </w:r>
+        <w:r>
+          <w:rPr>
+            <w:noProof/>
+            <w:webHidden/>
+          </w:rPr>
+          <w:fldChar w:fldCharType="separate"/>
+        </w:r>
+        <w:r>
+          <w:rPr>
+            <w:noProof/>
+            <w:webHidden/>
+          </w:rPr>
+          <w:t>5</w:t>
+        </w:r>
+        <w:r>
+          <w:rPr>
+            <w:noProof/>
+            <w:webHidden/>
+          </w:rPr>
+          <w:fldChar w:fldCharType="end"/>
+        </w:r>
+      </w:hyperlink>
+    </w:p>
+    <w:p>
+      <w:pPr>
+        <w:pStyle w:val="TDC2"/>
+        <w:tabs>
+          <w:tab w:val="right" w:leader="dot" w:pos="8494"/>
+        </w:tabs>
+        <w:rPr>
+          <w:rFonts w:eastAsiaTheme="minorEastAsia" w:cstheme="minorBidi"/>
+          <w:smallCaps w:val="0"/>
+          <w:noProof/>
+          <w:sz w:val="22"/>
+          <w:szCs w:val="22"/>
+          <w:lang w:eastAsia="es-ES"/>
+        </w:rPr>
+      </w:pPr>
+      <w:hyperlink w:anchor="_Toc150097806" w:history="1">
+        <w:r>
+          <w:rPr>
+            <w:rStyle w:val="Hipervnculo"/>
+            <w:noProof/>
+          </w:rPr>
+          <w:t>exit</w:t>
+        </w:r>
+        <w:r>
+          <w:rPr>
+            <w:noProof/>
+            <w:webHidden/>
+          </w:rPr>
+          <w:tab/>
+        </w:r>
+        <w:r>
+          <w:rPr>
+            <w:noProof/>
+            <w:webHidden/>
+          </w:rPr>
+          <w:fldChar w:fldCharType="begin"/>
+        </w:r>
+        <w:r>
+          <w:rPr>
+            <w:noProof/>
+            <w:webHidden/>
+          </w:rPr>
+          <w:instrText xml:space="preserve"> PAGEREF _Toc150097806 \h </w:instrText>
+        </w:r>
+        <w:r>
+          <w:rPr>
+            <w:noProof/>
+            <w:webHidden/>
+          </w:rPr>
+        </w:r>
+        <w:r>
+          <w:rPr>
+            <w:noProof/>
+            <w:webHidden/>
+          </w:rPr>
+          <w:fldChar w:fldCharType="separate"/>
+        </w:r>
+        <w:r>
+          <w:rPr>
+            <w:noProof/>
+            <w:webHidden/>
+          </w:rPr>
+          <w:t>5</w:t>
+        </w:r>
+        <w:r>
+          <w:rPr>
+            <w:noProof/>
+            <w:webHidden/>
+          </w:rPr>
+          <w:fldChar w:fldCharType="end"/>
+        </w:r>
+      </w:hyperlink>
+    </w:p>
+    <w:p>
+      <w:pPr>
+        <w:pStyle w:val="TDC2"/>
+        <w:tabs>
+          <w:tab w:val="right" w:leader="dot" w:pos="8494"/>
+        </w:tabs>
+        <w:rPr>
+          <w:rFonts w:eastAsiaTheme="minorEastAsia" w:cstheme="minorBidi"/>
+          <w:smallCaps w:val="0"/>
+          <w:noProof/>
+          <w:sz w:val="22"/>
+          <w:szCs w:val="22"/>
+          <w:lang w:eastAsia="es-ES"/>
+        </w:rPr>
+      </w:pPr>
+      <w:hyperlink w:anchor="_Toc150097807" w:history="1">
+        <w:r>
+          <w:rPr>
+            <w:rStyle w:val="Hipervnculo"/>
+            <w:noProof/>
+          </w:rPr>
+          <w:t>expand vdisk</w:t>
+        </w:r>
+        <w:r>
+          <w:rPr>
+            <w:noProof/>
+            <w:webHidden/>
+          </w:rPr>
+          <w:tab/>
+        </w:r>
+        <w:r>
+          <w:rPr>
+            <w:noProof/>
+            <w:webHidden/>
+          </w:rPr>
+          <w:fldChar w:fldCharType="begin"/>
+        </w:r>
+        <w:r>
+          <w:rPr>
+            <w:noProof/>
+            <w:webHidden/>
+          </w:rPr>
+          <w:instrText xml:space="preserve"> PAGEREF _Toc150097807 \h </w:instrText>
+        </w:r>
+        <w:r>
+          <w:rPr>
+            <w:noProof/>
+            <w:webHidden/>
+          </w:rPr>
+        </w:r>
+        <w:r>
+          <w:rPr>
+            <w:noProof/>
+            <w:webHidden/>
+          </w:rPr>
+          <w:fldChar w:fldCharType="separate"/>
+        </w:r>
+        <w:r>
+          <w:rPr>
+            <w:noProof/>
+            <w:webHidden/>
+          </w:rPr>
+          <w:t>5</w:t>
+        </w:r>
+        <w:r>
+          <w:rPr>
+            <w:noProof/>
+            <w:webHidden/>
+          </w:rPr>
+          <w:fldChar w:fldCharType="end"/>
+        </w:r>
+      </w:hyperlink>
+    </w:p>
+    <w:p>
+      <w:pPr>
+        <w:pStyle w:val="TDC2"/>
+        <w:tabs>
+          <w:tab w:val="right" w:leader="dot" w:pos="8494"/>
+        </w:tabs>
+        <w:rPr>
+          <w:rFonts w:eastAsiaTheme="minorEastAsia" w:cstheme="minorBidi"/>
+          <w:smallCaps w:val="0"/>
+          <w:noProof/>
+          <w:sz w:val="22"/>
+          <w:szCs w:val="22"/>
+          <w:lang w:eastAsia="es-ES"/>
+        </w:rPr>
+      </w:pPr>
+      <w:hyperlink w:anchor="_Toc150097808" w:history="1">
+        <w:r>
+          <w:rPr>
+            <w:rStyle w:val="Hipervnculo"/>
+            <w:noProof/>
+          </w:rPr>
+          <w:t>extend</w:t>
+        </w:r>
+        <w:r>
+          <w:rPr>
+            <w:noProof/>
+            <w:webHidden/>
+          </w:rPr>
+          <w:tab/>
+        </w:r>
+        <w:r>
+          <w:rPr>
+            <w:noProof/>
+            <w:webHidden/>
+          </w:rPr>
+          <w:fldChar w:fldCharType="begin"/>
+        </w:r>
+        <w:r>
+          <w:rPr>
+            <w:noProof/>
+            <w:webHidden/>
+          </w:rPr>
+          <w:instrText xml:space="preserve"> PAGEREF _Toc150097808 \h </w:instrText>
+        </w:r>
+        <w:r>
+          <w:rPr>
+            <w:noProof/>
+            <w:webHidden/>
+          </w:rPr>
+        </w:r>
+        <w:r>
+          <w:rPr>
+            <w:noProof/>
+            <w:webHidden/>
+          </w:rPr>
+          <w:fldChar w:fldCharType="separate"/>
+        </w:r>
+        <w:r>
+          <w:rPr>
+            <w:noProof/>
+            <w:webHidden/>
+          </w:rPr>
+          <w:t>5</w:t>
+        </w:r>
+        <w:r>
+          <w:rPr>
+            <w:noProof/>
+            <w:webHidden/>
+          </w:rPr>
+          <w:fldChar w:fldCharType="end"/>
+        </w:r>
+      </w:hyperlink>
+    </w:p>
+    <w:p>
+      <w:pPr>
+        <w:pStyle w:val="TDC2"/>
+        <w:tabs>
+          <w:tab w:val="right" w:leader="dot" w:pos="8494"/>
+        </w:tabs>
+        <w:rPr>
+          <w:rFonts w:eastAsiaTheme="minorEastAsia" w:cstheme="minorBidi"/>
+          <w:smallCaps w:val="0"/>
+          <w:noProof/>
+          <w:sz w:val="22"/>
+          <w:szCs w:val="22"/>
+          <w:lang w:eastAsia="es-ES"/>
+        </w:rPr>
+      </w:pPr>
+      <w:hyperlink w:anchor="_Toc150097809" w:history="1">
+        <w:r>
+          <w:rPr>
+            <w:rStyle w:val="Hipervnculo"/>
+            <w:noProof/>
+          </w:rPr>
+          <w:t>Filesystems</w:t>
+        </w:r>
+        <w:r>
+          <w:rPr>
+            <w:noProof/>
+            <w:webHidden/>
+          </w:rPr>
+          <w:tab/>
+        </w:r>
+        <w:r>
+          <w:rPr>
+            <w:noProof/>
+            <w:webHidden/>
+          </w:rPr>
+          <w:fldChar w:fldCharType="begin"/>
+        </w:r>
+        <w:r>
+          <w:rPr>
+            <w:noProof/>
+            <w:webHidden/>
+          </w:rPr>
+          <w:instrText xml:space="preserve"> PAGEREF _Toc150097809 \h </w:instrText>
+        </w:r>
+        <w:r>
+          <w:rPr>
+            <w:noProof/>
+            <w:webHidden/>
+          </w:rPr>
+        </w:r>
+        <w:r>
+          <w:rPr>
+            <w:noProof/>
+            <w:webHidden/>
+          </w:rPr>
+          <w:fldChar w:fldCharType="separate"/>
+        </w:r>
+        <w:r>
+          <w:rPr>
+            <w:noProof/>
+            <w:webHidden/>
+          </w:rPr>
+          <w:t>6</w:t>
+        </w:r>
+        <w:r>
+          <w:rPr>
+            <w:noProof/>
+            <w:webHidden/>
+          </w:rPr>
+          <w:fldChar w:fldCharType="end"/>
+        </w:r>
+      </w:hyperlink>
+    </w:p>
+    <w:p>
+      <w:pPr>
+        <w:pStyle w:val="TDC2"/>
+        <w:tabs>
+          <w:tab w:val="right" w:leader="dot" w:pos="8494"/>
+        </w:tabs>
+        <w:rPr>
+          <w:rFonts w:eastAsiaTheme="minorEastAsia" w:cstheme="minorBidi"/>
+          <w:smallCaps w:val="0"/>
+          <w:noProof/>
+          <w:sz w:val="22"/>
+          <w:szCs w:val="22"/>
+          <w:lang w:eastAsia="es-ES"/>
+        </w:rPr>
+      </w:pPr>
+      <w:hyperlink w:anchor="_Toc150097810" w:history="1">
+        <w:r>
+          <w:rPr>
+            <w:rStyle w:val="Hipervnculo"/>
+            <w:noProof/>
+          </w:rPr>
+          <w:t>Format</w:t>
+        </w:r>
+        <w:r>
+          <w:rPr>
+            <w:noProof/>
+            <w:webHidden/>
+          </w:rPr>
+          <w:tab/>
+        </w:r>
+        <w:r>
+          <w:rPr>
+            <w:noProof/>
+            <w:webHidden/>
+          </w:rPr>
+          <w:fldChar w:fldCharType="begin"/>
+        </w:r>
+        <w:r>
+          <w:rPr>
+            <w:noProof/>
+            <w:webHidden/>
+          </w:rPr>
+          <w:instrText xml:space="preserve"> PAGEREF _Toc150097810 \h </w:instrText>
+        </w:r>
+        <w:r>
+          <w:rPr>
+            <w:noProof/>
+            <w:webHidden/>
+          </w:rPr>
+        </w:r>
+        <w:r>
+          <w:rPr>
+            <w:noProof/>
+            <w:webHidden/>
+          </w:rPr>
+          <w:fldChar w:fldCharType="separate"/>
+        </w:r>
+        <w:r>
+          <w:rPr>
+            <w:noProof/>
+            <w:webHidden/>
+          </w:rPr>
+          <w:t>6</w:t>
+        </w:r>
+        <w:r>
+          <w:rPr>
+            <w:noProof/>
+            <w:webHidden/>
+          </w:rPr>
+          <w:fldChar w:fldCharType="end"/>
+        </w:r>
+      </w:hyperlink>
+    </w:p>
+    <w:p>
+      <w:pPr>
+        <w:pStyle w:val="TDC2"/>
+        <w:tabs>
+          <w:tab w:val="right" w:leader="dot" w:pos="8494"/>
+        </w:tabs>
+        <w:rPr>
+          <w:rFonts w:eastAsiaTheme="minorEastAsia" w:cstheme="minorBidi"/>
+          <w:smallCaps w:val="0"/>
+          <w:noProof/>
+          <w:sz w:val="22"/>
+          <w:szCs w:val="22"/>
+          <w:lang w:eastAsia="es-ES"/>
+        </w:rPr>
+      </w:pPr>
+      <w:hyperlink w:anchor="_Toc150097811" w:history="1">
+        <w:r>
+          <w:rPr>
+            <w:rStyle w:val="Hipervnculo"/>
+            <w:noProof/>
+          </w:rPr>
+          <w:t>gpt</w:t>
+        </w:r>
+        <w:r>
+          <w:rPr>
+            <w:noProof/>
+            <w:webHidden/>
+          </w:rPr>
+          <w:tab/>
+        </w:r>
+        <w:r>
+          <w:rPr>
+            <w:noProof/>
+            <w:webHidden/>
+          </w:rPr>
+          <w:fldChar w:fldCharType="begin"/>
+        </w:r>
+        <w:r>
+          <w:rPr>
+            <w:noProof/>
+            <w:webHidden/>
+          </w:rPr>
+          <w:instrText xml:space="preserve"> PAGEREF _Toc150097811 \h </w:instrText>
+        </w:r>
+        <w:r>
+          <w:rPr>
+            <w:noProof/>
+            <w:webHidden/>
+          </w:rPr>
+        </w:r>
+        <w:r>
+          <w:rPr>
+            <w:noProof/>
+            <w:webHidden/>
+          </w:rPr>
+          <w:fldChar w:fldCharType="separate"/>
+        </w:r>
+        <w:r>
+          <w:rPr>
+            <w:noProof/>
+            <w:webHidden/>
+          </w:rPr>
+          <w:t>7</w:t>
+        </w:r>
+        <w:r>
+          <w:rPr>
+            <w:noProof/>
+            <w:webHidden/>
+          </w:rPr>
+          <w:fldChar w:fldCharType="end"/>
+        </w:r>
+      </w:hyperlink>
+    </w:p>
+    <w:p>
+      <w:pPr>
+        <w:pStyle w:val="TDC2"/>
+        <w:tabs>
+          <w:tab w:val="right" w:leader="dot" w:pos="8494"/>
+        </w:tabs>
+        <w:rPr>
+          <w:rFonts w:eastAsiaTheme="minorEastAsia" w:cstheme="minorBidi"/>
+          <w:smallCaps w:val="0"/>
+          <w:noProof/>
+          <w:sz w:val="22"/>
+          <w:szCs w:val="22"/>
+          <w:lang w:eastAsia="es-ES"/>
+        </w:rPr>
+      </w:pPr>
+      <w:hyperlink w:anchor="_Toc150097812" w:history="1">
+        <w:r>
+          <w:rPr>
+            <w:rStyle w:val="Hipervnculo"/>
+            <w:noProof/>
+          </w:rPr>
+          <w:t>help</w:t>
+        </w:r>
+        <w:r>
+          <w:rPr>
+            <w:noProof/>
+            <w:webHidden/>
+          </w:rPr>
+          <w:tab/>
+        </w:r>
+        <w:r>
+          <w:rPr>
+            <w:noProof/>
+            <w:webHidden/>
+          </w:rPr>
+          <w:fldChar w:fldCharType="begin"/>
+        </w:r>
+        <w:r>
+          <w:rPr>
+            <w:noProof/>
+            <w:webHidden/>
+          </w:rPr>
+          <w:instrText xml:space="preserve"> PAGEREF _Toc150097812 \h </w:instrText>
+        </w:r>
+        <w:r>
+          <w:rPr>
+            <w:noProof/>
+            <w:webHidden/>
+          </w:rPr>
+        </w:r>
+        <w:r>
+          <w:rPr>
+            <w:noProof/>
+            <w:webHidden/>
+          </w:rPr>
+          <w:fldChar w:fldCharType="separate"/>
+        </w:r>
+        <w:r>
+          <w:rPr>
+            <w:noProof/>
+            <w:webHidden/>
+          </w:rPr>
+          <w:t>7</w:t>
+        </w:r>
+        <w:r>
+          <w:rPr>
+            <w:noProof/>
+            <w:webHidden/>
+          </w:rPr>
+          <w:fldChar w:fldCharType="end"/>
+        </w:r>
+      </w:hyperlink>
+    </w:p>
+    <w:p>
+      <w:pPr>
+        <w:pStyle w:val="TDC2"/>
+        <w:tabs>
+          <w:tab w:val="right" w:leader="dot" w:pos="8494"/>
+        </w:tabs>
+        <w:rPr>
+          <w:rFonts w:eastAsiaTheme="minorEastAsia" w:cstheme="minorBidi"/>
+          <w:smallCaps w:val="0"/>
+          <w:noProof/>
+          <w:sz w:val="22"/>
+          <w:szCs w:val="22"/>
+          <w:lang w:eastAsia="es-ES"/>
+        </w:rPr>
+      </w:pPr>
+      <w:hyperlink w:anchor="_Toc150097813" w:history="1">
+        <w:r>
+          <w:rPr>
+            <w:rStyle w:val="Hipervnculo"/>
+            <w:noProof/>
+          </w:rPr>
+          <w:t>import</w:t>
+        </w:r>
+        <w:r>
+          <w:rPr>
+            <w:noProof/>
+            <w:webHidden/>
+          </w:rPr>
+          <w:tab/>
+        </w:r>
+        <w:r>
+          <w:rPr>
+            <w:noProof/>
+            <w:webHidden/>
+          </w:rPr>
+          <w:fldChar w:fldCharType="begin"/>
+        </w:r>
+        <w:r>
+          <w:rPr>
+            <w:noProof/>
+            <w:webHidden/>
+          </w:rPr>
+          <w:instrText xml:space="preserve"> PAGEREF _Toc150097813 \h </w:instrText>
+        </w:r>
+        <w:r>
+          <w:rPr>
+            <w:noProof/>
+            <w:webHidden/>
+          </w:rPr>
+        </w:r>
+        <w:r>
+          <w:rPr>
+            <w:noProof/>
+            <w:webHidden/>
+          </w:rPr>
+          <w:fldChar w:fldCharType="separate"/>
+        </w:r>
+        <w:r>
+          <w:rPr>
+            <w:noProof/>
+            <w:webHidden/>
+          </w:rPr>
+          <w:t>7</w:t>
+        </w:r>
+        <w:r>
+          <w:rPr>
+            <w:noProof/>
+            <w:webHidden/>
+          </w:rPr>
+          <w:fldChar w:fldCharType="end"/>
+        </w:r>
+      </w:hyperlink>
+    </w:p>
+    <w:p>
+      <w:pPr>
+        <w:pStyle w:val="TDC2"/>
+        <w:tabs>
+          <w:tab w:val="right" w:leader="dot" w:pos="8494"/>
+        </w:tabs>
+        <w:rPr>
+          <w:rFonts w:eastAsiaTheme="minorEastAsia" w:cstheme="minorBidi"/>
+          <w:smallCaps w:val="0"/>
+          <w:noProof/>
+          <w:sz w:val="22"/>
+          <w:szCs w:val="22"/>
+          <w:lang w:eastAsia="es-ES"/>
+        </w:rPr>
+      </w:pPr>
+      <w:hyperlink w:anchor="_Toc150097814" w:history="1">
+        <w:r>
+          <w:rPr>
+            <w:rStyle w:val="Hipervnculo"/>
+            <w:noProof/>
+          </w:rPr>
+          <w:t>inactive</w:t>
+        </w:r>
+        <w:r>
+          <w:rPr>
+            <w:noProof/>
+            <w:webHidden/>
+          </w:rPr>
+          <w:tab/>
+        </w:r>
+        <w:r>
+          <w:rPr>
+            <w:noProof/>
+            <w:webHidden/>
+          </w:rPr>
+          <w:fldChar w:fldCharType="begin"/>
+        </w:r>
+        <w:r>
+          <w:rPr>
+            <w:noProof/>
+            <w:webHidden/>
+          </w:rPr>
+          <w:instrText xml:space="preserve"> PAGEREF _Toc150097814 \h </w:instrText>
+        </w:r>
+        <w:r>
+          <w:rPr>
+            <w:noProof/>
+            <w:webHidden/>
+          </w:rPr>
+        </w:r>
+        <w:r>
+          <w:rPr>
+            <w:noProof/>
+            <w:webHidden/>
+          </w:rPr>
+          <w:fldChar w:fldCharType="separate"/>
+        </w:r>
+        <w:r>
+          <w:rPr>
+            <w:noProof/>
+            <w:webHidden/>
+          </w:rPr>
+          <w:t>7</w:t>
+        </w:r>
+        <w:r>
+          <w:rPr>
+            <w:noProof/>
+            <w:webHidden/>
+          </w:rPr>
+          <w:fldChar w:fldCharType="end"/>
+        </w:r>
+      </w:hyperlink>
+    </w:p>
+    <w:p>
+      <w:pPr>
+        <w:pStyle w:val="TDC2"/>
+        <w:tabs>
+          <w:tab w:val="right" w:leader="dot" w:pos="8494"/>
+        </w:tabs>
+        <w:rPr>
+          <w:rFonts w:eastAsiaTheme="minorEastAsia" w:cstheme="minorBidi"/>
+          <w:smallCaps w:val="0"/>
+          <w:noProof/>
+          <w:sz w:val="22"/>
+          <w:szCs w:val="22"/>
+          <w:lang w:eastAsia="es-ES"/>
+        </w:rPr>
+      </w:pPr>
+      <w:hyperlink w:anchor="_Toc150097815" w:history="1">
+        <w:r>
+          <w:rPr>
+            <w:rStyle w:val="Hipervnculo"/>
+            <w:noProof/>
+          </w:rPr>
+          <w:t>list</w:t>
+        </w:r>
+        <w:r>
+          <w:rPr>
+            <w:noProof/>
+            <w:webHidden/>
+          </w:rPr>
+          <w:tab/>
+        </w:r>
+        <w:r>
+          <w:rPr>
+            <w:noProof/>
+            <w:webHidden/>
+          </w:rPr>
+          <w:fldChar w:fldCharType="begin"/>
+        </w:r>
+        <w:r>
+          <w:rPr>
+            <w:noProof/>
+            <w:webHidden/>
+          </w:rPr>
+          <w:instrText xml:space="preserve"> PAGEREF _Toc150097815 \h </w:instrText>
+        </w:r>
+        <w:r>
+          <w:rPr>
+            <w:noProof/>
+            <w:webHidden/>
+          </w:rPr>
+        </w:r>
+        <w:r>
+          <w:rPr>
+            <w:noProof/>
+            <w:webHidden/>
+          </w:rPr>
+          <w:fldChar w:fldCharType="separate"/>
+        </w:r>
+        <w:r>
+          <w:rPr>
+            <w:noProof/>
+            <w:webHidden/>
+          </w:rPr>
+          <w:t>8</w:t>
+        </w:r>
+        <w:r>
+          <w:rPr>
+            <w:noProof/>
+            <w:webHidden/>
+          </w:rPr>
+          <w:fldChar w:fldCharType="end"/>
+        </w:r>
+      </w:hyperlink>
+    </w:p>
+    <w:p>
+      <w:pPr>
+        <w:pStyle w:val="TDC2"/>
+        <w:tabs>
+          <w:tab w:val="right" w:leader="dot" w:pos="8494"/>
+        </w:tabs>
+        <w:rPr>
+          <w:rFonts w:eastAsiaTheme="minorEastAsia" w:cstheme="minorBidi"/>
+          <w:smallCaps w:val="0"/>
+          <w:noProof/>
+          <w:sz w:val="22"/>
+          <w:szCs w:val="22"/>
+          <w:lang w:eastAsia="es-ES"/>
+        </w:rPr>
+      </w:pPr>
+      <w:hyperlink w:anchor="_Toc150097816" w:history="1">
+        <w:r>
+          <w:rPr>
+            <w:rStyle w:val="Hipervnculo"/>
+            <w:noProof/>
+          </w:rPr>
+          <w:t>merge vdisk</w:t>
+        </w:r>
+        <w:r>
+          <w:rPr>
+            <w:noProof/>
+            <w:webHidden/>
+          </w:rPr>
+          <w:tab/>
+        </w:r>
+        <w:r>
+          <w:rPr>
+            <w:noProof/>
+            <w:webHidden/>
+          </w:rPr>
+          <w:fldChar w:fldCharType="begin"/>
+        </w:r>
+        <w:r>
+          <w:rPr>
+            <w:noProof/>
+            <w:webHidden/>
+          </w:rPr>
+          <w:instrText xml:space="preserve"> PAGEREF _Toc150097816 \h </w:instrText>
+        </w:r>
+        <w:r>
+          <w:rPr>
+            <w:noProof/>
+            <w:webHidden/>
+          </w:rPr>
+        </w:r>
+        <w:r>
+          <w:rPr>
+            <w:noProof/>
+            <w:webHidden/>
+          </w:rPr>
+          <w:fldChar w:fldCharType="separate"/>
+        </w:r>
+        <w:r>
+          <w:rPr>
+            <w:noProof/>
+            <w:webHidden/>
+          </w:rPr>
+          <w:t>8</w:t>
+        </w:r>
+        <w:r>
+          <w:rPr>
+            <w:noProof/>
+            <w:webHidden/>
+          </w:rPr>
+          <w:fldChar w:fldCharType="end"/>
+        </w:r>
+      </w:hyperlink>
+    </w:p>
+    <w:p>
+      <w:pPr>
+        <w:pStyle w:val="TDC2"/>
+        <w:tabs>
+          <w:tab w:val="right" w:leader="dot" w:pos="8494"/>
+        </w:tabs>
+        <w:rPr>
+          <w:rFonts w:eastAsiaTheme="minorEastAsia" w:cstheme="minorBidi"/>
+          <w:smallCaps w:val="0"/>
+          <w:noProof/>
+          <w:sz w:val="22"/>
+          <w:szCs w:val="22"/>
+          <w:lang w:eastAsia="es-ES"/>
+        </w:rPr>
+      </w:pPr>
+      <w:hyperlink w:anchor="_Toc150097817" w:history="1">
+        <w:r>
+          <w:rPr>
+            <w:rStyle w:val="Hipervnculo"/>
+            <w:noProof/>
+          </w:rPr>
+          <w:t>offline</w:t>
+        </w:r>
+        <w:r>
+          <w:rPr>
+            <w:noProof/>
+            <w:webHidden/>
+          </w:rPr>
+          <w:tab/>
+        </w:r>
+        <w:r>
+          <w:rPr>
+            <w:noProof/>
+            <w:webHidden/>
+          </w:rPr>
+          <w:fldChar w:fldCharType="begin"/>
+        </w:r>
+        <w:r>
+          <w:rPr>
+            <w:noProof/>
+            <w:webHidden/>
+          </w:rPr>
+          <w:instrText xml:space="preserve"> PAGEREF _Toc150097817 \h </w:instrText>
+        </w:r>
+        <w:r>
+          <w:rPr>
+            <w:noProof/>
+            <w:webHidden/>
+          </w:rPr>
+        </w:r>
+        <w:r>
+          <w:rPr>
+            <w:noProof/>
+            <w:webHidden/>
+          </w:rPr>
+          <w:fldChar w:fldCharType="separate"/>
+        </w:r>
+        <w:r>
+          <w:rPr>
+            <w:noProof/>
+            <w:webHidden/>
+          </w:rPr>
+          <w:t>9</w:t>
+        </w:r>
+        <w:r>
+          <w:rPr>
+            <w:noProof/>
+            <w:webHidden/>
+          </w:rPr>
+          <w:fldChar w:fldCharType="end"/>
+        </w:r>
+      </w:hyperlink>
+    </w:p>
+    <w:p>
+      <w:pPr>
+        <w:pStyle w:val="TDC2"/>
+        <w:tabs>
+          <w:tab w:val="right" w:leader="dot" w:pos="8494"/>
+        </w:tabs>
+        <w:rPr>
+          <w:rFonts w:eastAsiaTheme="minorEastAsia" w:cstheme="minorBidi"/>
+          <w:smallCaps w:val="0"/>
+          <w:noProof/>
+          <w:sz w:val="22"/>
+          <w:szCs w:val="22"/>
+          <w:lang w:eastAsia="es-ES"/>
+        </w:rPr>
+      </w:pPr>
+      <w:hyperlink w:anchor="_Toc150097818" w:history="1">
+        <w:r>
+          <w:rPr>
+            <w:rStyle w:val="Hipervnculo"/>
+            <w:noProof/>
+          </w:rPr>
+          <w:t>online</w:t>
+        </w:r>
+        <w:r>
+          <w:rPr>
+            <w:noProof/>
+            <w:webHidden/>
+          </w:rPr>
+          <w:tab/>
+        </w:r>
+        <w:r>
+          <w:rPr>
+            <w:noProof/>
+            <w:webHidden/>
+          </w:rPr>
+          <w:fldChar w:fldCharType="begin"/>
+        </w:r>
+        <w:r>
+          <w:rPr>
+            <w:noProof/>
+            <w:webHidden/>
+          </w:rPr>
+          <w:instrText xml:space="preserve"> PAGEREF _Toc150097818 \h </w:instrText>
+        </w:r>
+        <w:r>
+          <w:rPr>
+            <w:noProof/>
+            <w:webHidden/>
+          </w:rPr>
+        </w:r>
+        <w:r>
+          <w:rPr>
+            <w:noProof/>
+            <w:webHidden/>
+          </w:rPr>
+          <w:fldChar w:fldCharType="separate"/>
+        </w:r>
+        <w:r>
+          <w:rPr>
+            <w:noProof/>
+            <w:webHidden/>
+          </w:rPr>
+          <w:t>9</w:t>
+        </w:r>
+        <w:r>
+          <w:rPr>
+            <w:noProof/>
+            <w:webHidden/>
+          </w:rPr>
+          <w:fldChar w:fldCharType="end"/>
+        </w:r>
+      </w:hyperlink>
+    </w:p>
+    <w:p>
+      <w:pPr>
+        <w:pStyle w:val="TDC2"/>
+        <w:tabs>
+          <w:tab w:val="right" w:leader="dot" w:pos="8494"/>
+        </w:tabs>
+        <w:rPr>
+          <w:rFonts w:eastAsiaTheme="minorEastAsia" w:cstheme="minorBidi"/>
+          <w:smallCaps w:val="0"/>
+          <w:noProof/>
+          <w:sz w:val="22"/>
+          <w:szCs w:val="22"/>
+          <w:lang w:eastAsia="es-ES"/>
+        </w:rPr>
+      </w:pPr>
+      <w:hyperlink w:anchor="_Toc150097819" w:history="1">
+        <w:r>
+          <w:rPr>
+            <w:rStyle w:val="Hipervnculo"/>
+            <w:noProof/>
+          </w:rPr>
+          <w:t>recover</w:t>
+        </w:r>
+        <w:r>
+          <w:rPr>
+            <w:noProof/>
+            <w:webHidden/>
+          </w:rPr>
+          <w:tab/>
+        </w:r>
+        <w:r>
+          <w:rPr>
+            <w:noProof/>
+            <w:webHidden/>
+          </w:rPr>
+          <w:fldChar w:fldCharType="begin"/>
+        </w:r>
+        <w:r>
+          <w:rPr>
+            <w:noProof/>
+            <w:webHidden/>
+          </w:rPr>
+          <w:instrText xml:space="preserve"> PAGEREF _Toc150097819 \h </w:instrText>
+        </w:r>
+        <w:r>
+          <w:rPr>
+            <w:noProof/>
+            <w:webHidden/>
+          </w:rPr>
+        </w:r>
+        <w:r>
+          <w:rPr>
+            <w:noProof/>
+            <w:webHidden/>
+          </w:rPr>
+          <w:fldChar w:fldCharType="separate"/>
+        </w:r>
+        <w:r>
+          <w:rPr>
+            <w:noProof/>
+            <w:webHidden/>
+          </w:rPr>
+          <w:t>9</w:t>
+        </w:r>
+        <w:r>
+          <w:rPr>
+            <w:noProof/>
+            <w:webHidden/>
+          </w:rPr>
+          <w:fldChar w:fldCharType="end"/>
+        </w:r>
+      </w:hyperlink>
+    </w:p>
+    <w:p>
+      <w:pPr>
+        <w:pStyle w:val="TDC2"/>
+        <w:tabs>
+          <w:tab w:val="right" w:leader="dot" w:pos="8494"/>
+        </w:tabs>
+        <w:rPr>
+          <w:rFonts w:eastAsiaTheme="minorEastAsia" w:cstheme="minorBidi"/>
+          <w:smallCaps w:val="0"/>
+          <w:noProof/>
+          <w:sz w:val="22"/>
+          <w:szCs w:val="22"/>
+          <w:lang w:eastAsia="es-ES"/>
+        </w:rPr>
+      </w:pPr>
+      <w:hyperlink w:anchor="_Toc150097820" w:history="1">
+        <w:r>
+          <w:rPr>
+            <w:rStyle w:val="Hipervnculo"/>
+            <w:noProof/>
+          </w:rPr>
+          <w:t>rem</w:t>
+        </w:r>
+        <w:r>
+          <w:rPr>
+            <w:noProof/>
+            <w:webHidden/>
+          </w:rPr>
+          <w:tab/>
+        </w:r>
+        <w:r>
+          <w:rPr>
+            <w:noProof/>
+            <w:webHidden/>
+          </w:rPr>
+          <w:fldChar w:fldCharType="begin"/>
+        </w:r>
+        <w:r>
+          <w:rPr>
+            <w:noProof/>
+            <w:webHidden/>
+          </w:rPr>
+          <w:instrText xml:space="preserve"> PAGEREF _Toc150097820 \h </w:instrText>
+        </w:r>
+        <w:r>
+          <w:rPr>
+            <w:noProof/>
+            <w:webHidden/>
+          </w:rPr>
+        </w:r>
+        <w:r>
+          <w:rPr>
+            <w:noProof/>
+            <w:webHidden/>
+          </w:rPr>
+          <w:fldChar w:fldCharType="separate"/>
+        </w:r>
+        <w:r>
+          <w:rPr>
+            <w:noProof/>
+            <w:webHidden/>
+          </w:rPr>
+          <w:t>9</w:t>
+        </w:r>
+        <w:r>
+          <w:rPr>
+            <w:noProof/>
+            <w:webHidden/>
+          </w:rPr>
+          <w:fldChar w:fldCharType="end"/>
+        </w:r>
+      </w:hyperlink>
+    </w:p>
+    <w:p>
+      <w:pPr>
+        <w:pStyle w:val="TDC2"/>
+        <w:tabs>
+          <w:tab w:val="right" w:leader="dot" w:pos="8494"/>
+        </w:tabs>
+        <w:rPr>
+          <w:rFonts w:eastAsiaTheme="minorEastAsia" w:cstheme="minorBidi"/>
+          <w:smallCaps w:val="0"/>
+          <w:noProof/>
+          <w:sz w:val="22"/>
+          <w:szCs w:val="22"/>
+          <w:lang w:eastAsia="es-ES"/>
+        </w:rPr>
+      </w:pPr>
+      <w:hyperlink w:anchor="_Toc150097821" w:history="1">
+        <w:r>
+          <w:rPr>
+            <w:rStyle w:val="Hipervnculo"/>
+            <w:noProof/>
+          </w:rPr>
+          <w:t>remove</w:t>
+        </w:r>
+        <w:r>
+          <w:rPr>
+            <w:noProof/>
+            <w:webHidden/>
+          </w:rPr>
+          <w:tab/>
+        </w:r>
+        <w:r>
+          <w:rPr>
+            <w:noProof/>
+            <w:webHidden/>
+          </w:rPr>
+          <w:fldChar w:fldCharType="begin"/>
+        </w:r>
+        <w:r>
+          <w:rPr>
+            <w:noProof/>
+            <w:webHidden/>
+          </w:rPr>
+          <w:instrText xml:space="preserve"> PAGEREF _Toc150097821 \h </w:instrText>
+        </w:r>
+        <w:r>
+          <w:rPr>
+            <w:noProof/>
+            <w:webHidden/>
+          </w:rPr>
+        </w:r>
+        <w:r>
+          <w:rPr>
+            <w:noProof/>
+            <w:webHidden/>
+          </w:rPr>
+          <w:fldChar w:fldCharType="separate"/>
+        </w:r>
+        <w:r>
+          <w:rPr>
+            <w:noProof/>
+            <w:webHidden/>
+          </w:rPr>
+          <w:t>9</w:t>
+        </w:r>
+        <w:r>
+          <w:rPr>
+            <w:noProof/>
+            <w:webHidden/>
+          </w:rPr>
+          <w:fldChar w:fldCharType="end"/>
+        </w:r>
+      </w:hyperlink>
+    </w:p>
+    <w:p>
+      <w:pPr>
+        <w:pStyle w:val="TDC2"/>
+        <w:tabs>
+          <w:tab w:val="right" w:leader="dot" w:pos="8494"/>
+        </w:tabs>
+        <w:rPr>
+          <w:rFonts w:eastAsiaTheme="minorEastAsia" w:cstheme="minorBidi"/>
+          <w:smallCaps w:val="0"/>
+          <w:noProof/>
+          <w:sz w:val="22"/>
+          <w:szCs w:val="22"/>
+          <w:lang w:eastAsia="es-ES"/>
+        </w:rPr>
+      </w:pPr>
+      <w:hyperlink w:anchor="_Toc150097822" w:history="1">
+        <w:r>
+          <w:rPr>
+            <w:rStyle w:val="Hipervnculo"/>
+            <w:noProof/>
+          </w:rPr>
+          <w:t>repair</w:t>
+        </w:r>
+        <w:r>
+          <w:rPr>
+            <w:noProof/>
+            <w:webHidden/>
+          </w:rPr>
+          <w:tab/>
+        </w:r>
+        <w:r>
+          <w:rPr>
+            <w:noProof/>
+            <w:webHidden/>
+          </w:rPr>
+          <w:fldChar w:fldCharType="begin"/>
+        </w:r>
+        <w:r>
+          <w:rPr>
+            <w:noProof/>
+            <w:webHidden/>
+          </w:rPr>
+          <w:instrText xml:space="preserve"> PAGEREF _Toc150097822 \h </w:instrText>
+        </w:r>
+        <w:r>
+          <w:rPr>
+            <w:noProof/>
+            <w:webHidden/>
+          </w:rPr>
+        </w:r>
+        <w:r>
+          <w:rPr>
+            <w:noProof/>
+            <w:webHidden/>
+          </w:rPr>
+          <w:fldChar w:fldCharType="separate"/>
+        </w:r>
+        <w:r>
+          <w:rPr>
+            <w:noProof/>
+            <w:webHidden/>
+          </w:rPr>
+          <w:t>9</w:t>
+        </w:r>
+        <w:r>
+          <w:rPr>
+            <w:noProof/>
+            <w:webHidden/>
+          </w:rPr>
+          <w:fldChar w:fldCharType="end"/>
+        </w:r>
+      </w:hyperlink>
+    </w:p>
+    <w:p>
+      <w:pPr>
+        <w:pStyle w:val="TDC2"/>
+        <w:tabs>
+          <w:tab w:val="right" w:leader="dot" w:pos="8494"/>
+        </w:tabs>
+        <w:rPr>
+          <w:rFonts w:eastAsiaTheme="minorEastAsia" w:cstheme="minorBidi"/>
+          <w:smallCaps w:val="0"/>
+          <w:noProof/>
+          <w:sz w:val="22"/>
+          <w:szCs w:val="22"/>
+          <w:lang w:eastAsia="es-ES"/>
+        </w:rPr>
+      </w:pPr>
+      <w:hyperlink w:anchor="_Toc150097823" w:history="1">
+        <w:r>
+          <w:rPr>
+            <w:rStyle w:val="Hipervnculo"/>
+            <w:noProof/>
+          </w:rPr>
+          <w:t>rescan</w:t>
+        </w:r>
+        <w:r>
+          <w:rPr>
+            <w:noProof/>
+            <w:webHidden/>
+          </w:rPr>
+          <w:tab/>
+        </w:r>
+        <w:r>
+          <w:rPr>
+            <w:noProof/>
+            <w:webHidden/>
+          </w:rPr>
+          <w:fldChar w:fldCharType="begin"/>
+        </w:r>
+        <w:r>
+          <w:rPr>
+            <w:noProof/>
+            <w:webHidden/>
+          </w:rPr>
+          <w:instrText xml:space="preserve"> PAGEREF _Toc150097823 \h </w:instrText>
+        </w:r>
+        <w:r>
+          <w:rPr>
+            <w:noProof/>
+            <w:webHidden/>
+          </w:rPr>
+        </w:r>
+        <w:r>
+          <w:rPr>
+            <w:noProof/>
+            <w:webHidden/>
+          </w:rPr>
+          <w:fldChar w:fldCharType="separate"/>
+        </w:r>
+        <w:r>
+          <w:rPr>
+            <w:noProof/>
+            <w:webHidden/>
+          </w:rPr>
+          <w:t>9</w:t>
+        </w:r>
+        <w:r>
+          <w:rPr>
+            <w:noProof/>
+            <w:webHidden/>
+          </w:rPr>
+          <w:fldChar w:fldCharType="end"/>
+        </w:r>
+      </w:hyperlink>
+    </w:p>
+    <w:p>
+      <w:pPr>
+        <w:pStyle w:val="TDC2"/>
+        <w:tabs>
+          <w:tab w:val="right" w:leader="dot" w:pos="8494"/>
+        </w:tabs>
+        <w:rPr>
+          <w:rFonts w:eastAsiaTheme="minorEastAsia" w:cstheme="minorBidi"/>
+          <w:smallCaps w:val="0"/>
+          <w:noProof/>
+          <w:sz w:val="22"/>
+          <w:szCs w:val="22"/>
+          <w:lang w:eastAsia="es-ES"/>
+        </w:rPr>
+      </w:pPr>
+      <w:hyperlink w:anchor="_Toc150097824" w:history="1">
+        <w:r>
+          <w:rPr>
+            <w:rStyle w:val="Hipervnculo"/>
+            <w:noProof/>
+          </w:rPr>
+          <w:t>retain</w:t>
+        </w:r>
+        <w:r>
+          <w:rPr>
+            <w:noProof/>
+            <w:webHidden/>
+          </w:rPr>
+          <w:tab/>
+        </w:r>
+        <w:r>
+          <w:rPr>
+            <w:noProof/>
+            <w:webHidden/>
+          </w:rPr>
+          <w:fldChar w:fldCharType="begin"/>
+        </w:r>
+        <w:r>
+          <w:rPr>
+            <w:noProof/>
+            <w:webHidden/>
+          </w:rPr>
+          <w:instrText xml:space="preserve"> PAGEREF _Toc150097824 \h </w:instrText>
+        </w:r>
+        <w:r>
+          <w:rPr>
+            <w:noProof/>
+            <w:webHidden/>
+          </w:rPr>
+        </w:r>
+        <w:r>
+          <w:rPr>
+            <w:noProof/>
+            <w:webHidden/>
+          </w:rPr>
+          <w:fldChar w:fldCharType="separate"/>
+        </w:r>
+        <w:r>
+          <w:rPr>
+            <w:noProof/>
+            <w:webHidden/>
+          </w:rPr>
+          <w:t>10</w:t>
+        </w:r>
+        <w:r>
+          <w:rPr>
+            <w:noProof/>
+            <w:webHidden/>
+          </w:rPr>
+          <w:fldChar w:fldCharType="end"/>
+        </w:r>
+      </w:hyperlink>
+    </w:p>
+    <w:p>
+      <w:pPr>
+        <w:pStyle w:val="TDC2"/>
+        <w:tabs>
+          <w:tab w:val="right" w:leader="dot" w:pos="8494"/>
+        </w:tabs>
+        <w:rPr>
+          <w:rFonts w:eastAsiaTheme="minorEastAsia" w:cstheme="minorBidi"/>
+          <w:smallCaps w:val="0"/>
+          <w:noProof/>
+          <w:sz w:val="22"/>
+          <w:szCs w:val="22"/>
+          <w:lang w:eastAsia="es-ES"/>
+        </w:rPr>
+      </w:pPr>
+      <w:hyperlink w:anchor="_Toc150097825" w:history="1">
+        <w:r>
+          <w:rPr>
+            <w:rStyle w:val="Hipervnculo"/>
+            <w:noProof/>
+          </w:rPr>
+          <w:t>scan</w:t>
+        </w:r>
+        <w:r>
+          <w:rPr>
+            <w:noProof/>
+            <w:webHidden/>
+          </w:rPr>
+          <w:tab/>
+        </w:r>
+        <w:r>
+          <w:rPr>
+            <w:noProof/>
+            <w:webHidden/>
+          </w:rPr>
+          <w:fldChar w:fldCharType="begin"/>
+        </w:r>
+        <w:r>
+          <w:rPr>
+            <w:noProof/>
+            <w:webHidden/>
+          </w:rPr>
+          <w:instrText xml:space="preserve"> PAGEREF _Toc150097825 \h </w:instrText>
+        </w:r>
+        <w:r>
+          <w:rPr>
+            <w:noProof/>
+            <w:webHidden/>
+          </w:rPr>
+        </w:r>
+        <w:r>
+          <w:rPr>
+            <w:noProof/>
+            <w:webHidden/>
+          </w:rPr>
+          <w:fldChar w:fldCharType="separate"/>
+        </w:r>
+        <w:r>
+          <w:rPr>
+            <w:noProof/>
+            <w:webHidden/>
+          </w:rPr>
+          <w:t>10</w:t>
+        </w:r>
+        <w:r>
+          <w:rPr>
+            <w:noProof/>
+            <w:webHidden/>
+          </w:rPr>
+          <w:fldChar w:fldCharType="end"/>
+        </w:r>
+      </w:hyperlink>
+    </w:p>
+    <w:p>
+      <w:pPr>
+        <w:pStyle w:val="TDC2"/>
+        <w:tabs>
+          <w:tab w:val="right" w:leader="dot" w:pos="8494"/>
+        </w:tabs>
+        <w:rPr>
+          <w:rFonts w:eastAsiaTheme="minorEastAsia" w:cstheme="minorBidi"/>
+          <w:smallCaps w:val="0"/>
+          <w:noProof/>
+          <w:sz w:val="22"/>
+          <w:szCs w:val="22"/>
+          <w:lang w:eastAsia="es-ES"/>
+        </w:rPr>
+      </w:pPr>
+      <w:hyperlink w:anchor="_Toc150097826" w:history="1">
+        <w:r>
+          <w:rPr>
+            <w:rStyle w:val="Hipervnculo"/>
+            <w:noProof/>
+          </w:rPr>
+          <w:t>select</w:t>
+        </w:r>
+        <w:r>
+          <w:rPr>
+            <w:noProof/>
+            <w:webHidden/>
+          </w:rPr>
+          <w:tab/>
+        </w:r>
+        <w:r>
+          <w:rPr>
+            <w:noProof/>
+            <w:webHidden/>
+          </w:rPr>
+          <w:fldChar w:fldCharType="begin"/>
+        </w:r>
+        <w:r>
+          <w:rPr>
+            <w:noProof/>
+            <w:webHidden/>
+          </w:rPr>
+          <w:instrText xml:space="preserve"> PAGEREF _Toc150097826 \h </w:instrText>
+        </w:r>
+        <w:r>
+          <w:rPr>
+            <w:noProof/>
+            <w:webHidden/>
+          </w:rPr>
+        </w:r>
+        <w:r>
+          <w:rPr>
+            <w:noProof/>
+            <w:webHidden/>
+          </w:rPr>
+          <w:fldChar w:fldCharType="separate"/>
+        </w:r>
+        <w:r>
+          <w:rPr>
+            <w:noProof/>
+            <w:webHidden/>
+          </w:rPr>
+          <w:t>10</w:t>
+        </w:r>
+        <w:r>
+          <w:rPr>
+            <w:noProof/>
+            <w:webHidden/>
+          </w:rPr>
+          <w:fldChar w:fldCharType="end"/>
+        </w:r>
+      </w:hyperlink>
+    </w:p>
+    <w:p>
+      <w:pPr>
+        <w:pStyle w:val="TDC2"/>
+        <w:tabs>
+          <w:tab w:val="right" w:leader="dot" w:pos="8494"/>
+        </w:tabs>
+        <w:rPr>
+          <w:rFonts w:eastAsiaTheme="minorEastAsia" w:cstheme="minorBidi"/>
+          <w:smallCaps w:val="0"/>
+          <w:noProof/>
+          <w:sz w:val="22"/>
+          <w:szCs w:val="22"/>
+          <w:lang w:eastAsia="es-ES"/>
+        </w:rPr>
+      </w:pPr>
+      <w:hyperlink w:anchor="_Toc150097827" w:history="1">
+        <w:r>
+          <w:rPr>
+            <w:rStyle w:val="Hipervnculo"/>
+            <w:noProof/>
+          </w:rPr>
+          <w:t>setid</w:t>
+        </w:r>
+        <w:r>
+          <w:rPr>
+            <w:noProof/>
+            <w:webHidden/>
+          </w:rPr>
+          <w:tab/>
+        </w:r>
+        <w:r>
+          <w:rPr>
+            <w:noProof/>
+            <w:webHidden/>
+          </w:rPr>
+          <w:fldChar w:fldCharType="begin"/>
+        </w:r>
+        <w:r>
+          <w:rPr>
+            <w:noProof/>
+            <w:webHidden/>
+          </w:rPr>
+          <w:instrText xml:space="preserve"> PAGEREF _Toc150097827 \h </w:instrText>
+        </w:r>
+        <w:r>
+          <w:rPr>
+            <w:noProof/>
+            <w:webHidden/>
+          </w:rPr>
+        </w:r>
+        <w:r>
+          <w:rPr>
+            <w:noProof/>
+            <w:webHidden/>
+          </w:rPr>
+          <w:fldChar w:fldCharType="separate"/>
+        </w:r>
+        <w:r>
+          <w:rPr>
+            <w:noProof/>
+            <w:webHidden/>
+          </w:rPr>
+          <w:t>10</w:t>
+        </w:r>
+        <w:r>
+          <w:rPr>
+            <w:noProof/>
+            <w:webHidden/>
+          </w:rPr>
+          <w:fldChar w:fldCharType="end"/>
+        </w:r>
+      </w:hyperlink>
+    </w:p>
+    <w:p>
+      <w:pPr>
+        <w:pStyle w:val="TDC2"/>
+        <w:tabs>
+          <w:tab w:val="right" w:leader="dot" w:pos="8494"/>
+        </w:tabs>
+        <w:rPr>
+          <w:rFonts w:eastAsiaTheme="minorEastAsia" w:cstheme="minorBidi"/>
+          <w:smallCaps w:val="0"/>
+          <w:noProof/>
+          <w:sz w:val="22"/>
+          <w:szCs w:val="22"/>
+          <w:lang w:eastAsia="es-ES"/>
+        </w:rPr>
+      </w:pPr>
+      <w:hyperlink w:anchor="_Toc150097828" w:history="1">
+        <w:r>
+          <w:rPr>
+            <w:rStyle w:val="Hipervnculo"/>
+            <w:noProof/>
+          </w:rPr>
+          <w:t>shrink</w:t>
+        </w:r>
+        <w:r>
+          <w:rPr>
+            <w:noProof/>
+            <w:webHidden/>
+          </w:rPr>
+          <w:tab/>
+        </w:r>
+        <w:r>
+          <w:rPr>
+            <w:noProof/>
+            <w:webHidden/>
+          </w:rPr>
+          <w:fldChar w:fldCharType="begin"/>
+        </w:r>
+        <w:r>
+          <w:rPr>
+            <w:noProof/>
+            <w:webHidden/>
+          </w:rPr>
+          <w:instrText xml:space="preserve"> PAGEREF _Toc150097828 \h </w:instrText>
+        </w:r>
+        <w:r>
+          <w:rPr>
+            <w:noProof/>
+            <w:webHidden/>
+          </w:rPr>
+        </w:r>
+        <w:r>
+          <w:rPr>
+            <w:noProof/>
+            <w:webHidden/>
+          </w:rPr>
+          <w:fldChar w:fldCharType="separate"/>
+        </w:r>
+        <w:r>
+          <w:rPr>
+            <w:noProof/>
+            <w:webHidden/>
+          </w:rPr>
+          <w:t>10</w:t>
+        </w:r>
+        <w:r>
+          <w:rPr>
+            <w:noProof/>
+            <w:webHidden/>
+          </w:rPr>
+          <w:fldChar w:fldCharType="end"/>
+        </w:r>
+      </w:hyperlink>
+    </w:p>
+    <w:p>
+      <w:pPr>
+        <w:pStyle w:val="TDC2"/>
+        <w:tabs>
+          <w:tab w:val="right" w:leader="dot" w:pos="8494"/>
+        </w:tabs>
+        <w:rPr>
+          <w:rFonts w:eastAsiaTheme="minorEastAsia" w:cstheme="minorBidi"/>
+          <w:smallCaps w:val="0"/>
+          <w:noProof/>
+          <w:sz w:val="22"/>
+          <w:szCs w:val="22"/>
+          <w:lang w:eastAsia="es-ES"/>
+        </w:rPr>
+      </w:pPr>
+      <w:hyperlink w:anchor="_Toc150097829" w:history="1">
+        <w:r>
+          <w:rPr>
+            <w:rStyle w:val="Hipervnculo"/>
+            <w:noProof/>
+          </w:rPr>
+          <w:t>uniqueid</w:t>
+        </w:r>
+        <w:r>
+          <w:rPr>
+            <w:noProof/>
+            <w:webHidden/>
+          </w:rPr>
+          <w:tab/>
+        </w:r>
+        <w:r>
+          <w:rPr>
+            <w:noProof/>
+            <w:webHidden/>
+          </w:rPr>
+          <w:fldChar w:fldCharType="begin"/>
+        </w:r>
+        <w:r>
+          <w:rPr>
+            <w:noProof/>
+            <w:webHidden/>
+          </w:rPr>
+          <w:instrText xml:space="preserve"> PAGEREF _Toc150097829 \h </w:instrText>
+        </w:r>
+        <w:r>
+          <w:rPr>
+            <w:noProof/>
+            <w:webHidden/>
+          </w:rPr>
+        </w:r>
+        <w:r>
+          <w:rPr>
+            <w:noProof/>
+            <w:webHidden/>
+          </w:rPr>
+          <w:fldChar w:fldCharType="separate"/>
+        </w:r>
+        <w:r>
+          <w:rPr>
+            <w:noProof/>
+            <w:webHidden/>
+          </w:rPr>
+          <w:t>11</w:t>
+        </w:r>
+        <w:r>
+          <w:rPr>
+            <w:noProof/>
+            <w:webHidden/>
+          </w:rPr>
+          <w:fldChar w:fldCharType="end"/>
+        </w:r>
+      </w:hyperlink>
+    </w:p>
+    <w:p>
+      <w:pPr>
+        <w:rPr>
+          <w:lang w:eastAsia="es-ES"/>
+        </w:rPr>
+      </w:pPr>
+      <w:r>
+        <w:rPr>
+          <w:lang w:eastAsia="es-ES"/>
+        </w:rPr>
         <w:fldChar w:fldCharType="end"/>
       </w:r>
     </w:p>
@@ -1455,21 +4204,25 @@
         </w:rPr>
         <w:br w:type="page"/>
       </w:r>
+      <w:bookmarkStart w:id="0" w:name="_Toc150097790"/>
       <w:r>
         <w:lastRenderedPageBreak/>
         <w:t>Diskpart</w:t>
       </w:r>
+      <w:bookmarkEnd w:id="0"/>
     </w:p>
     <w:p>
       <w:pPr>
         <w:pStyle w:val="Ttulo2"/>
       </w:pPr>
+      <w:bookmarkStart w:id="1" w:name="_Toc150097791"/>
       <w:r>
         <w:t>Resumen</w:t>
       </w:r>
       <w:r>
         <w:t xml:space="preserve"> De Uso de Diskpart</w:t>
       </w:r>
+      <w:bookmarkEnd w:id="1"/>
     </w:p>
     <w:p>
       <w:r>
@@ -1597,9 +4350,11 @@
       <w:pPr>
         <w:pStyle w:val="Ttulo2"/>
       </w:pPr>
+      <w:bookmarkStart w:id="2" w:name="_Toc150097792"/>
       <w:r>
         <w:t>active</w:t>
       </w:r>
+      <w:bookmarkEnd w:id="2"/>
     </w:p>
     <w:p>
       <w:r>
@@ -1666,9 +4421,11 @@
       <w:pPr>
         <w:pStyle w:val="Ttulo2"/>
       </w:pPr>
+      <w:bookmarkStart w:id="3" w:name="_Toc150097793"/>
       <w:r>
         <w:t>add</w:t>
       </w:r>
+      <w:bookmarkEnd w:id="3"/>
     </w:p>
     <w:p>
       <w:r>
@@ -1695,19 +4452,7 @@
         <w:rPr>
           <w:b/>
         </w:rPr>
-        <w:t>“</w:t>
-      </w:r>
-      <w:r>
-        <w:rPr>
-          <w:b/>
-        </w:rPr>
-        <w:t>list disk</w:t>
-      </w:r>
-      <w:r>
-        <w:rPr>
-          <w:b/>
-        </w:rPr>
-        <w:t>”</w:t>
+        <w:t>“list disk”</w:t>
       </w:r>
       <w:r>
         <w:t xml:space="preserve"> para ver todos los discos disponibles.</w:t>
@@ -1728,19 +4473,7 @@
         <w:rPr>
           <w:b/>
         </w:rPr>
-        <w:t>“</w:t>
-      </w:r>
-      <w:r>
-        <w:rPr>
-          <w:b/>
-        </w:rPr>
-        <w:t>select disk X</w:t>
-      </w:r>
-      <w:r>
-        <w:rPr>
-          <w:b/>
-        </w:rPr>
-        <w:t>”</w:t>
+        <w:t>“select disk X”</w:t>
       </w:r>
       <w:r>
         <w:t xml:space="preserve"> </w:t>
@@ -1764,19 +4497,7 @@
         <w:rPr>
           <w:b/>
         </w:rPr>
-        <w:t>“</w:t>
-      </w:r>
-      <w:r>
-        <w:rPr>
-          <w:b/>
-        </w:rPr>
-        <w:t>list volume</w:t>
-      </w:r>
-      <w:r>
-        <w:rPr>
-          <w:b/>
-        </w:rPr>
-        <w:t>”</w:t>
+        <w:t>“list volume”</w:t>
       </w:r>
     </w:p>
     <w:p>
@@ -1794,19 +4515,7 @@
         <w:rPr>
           <w:b/>
         </w:rPr>
-        <w:t>“</w:t>
-      </w:r>
-      <w:r>
-        <w:rPr>
-          <w:b/>
-        </w:rPr>
-        <w:t>volume Y</w:t>
-      </w:r>
-      <w:r>
-        <w:rPr>
-          <w:b/>
-        </w:rPr>
-        <w:t>”</w:t>
+        <w:t>“volume Y”</w:t>
       </w:r>
       <w:r>
         <w:t xml:space="preserve"> </w:t>
@@ -1854,10 +4563,12 @@
       <w:pPr>
         <w:pStyle w:val="Ttulo2"/>
       </w:pPr>
+      <w:bookmarkStart w:id="4" w:name="_Toc150097794"/>
       <w:r>
         <w:lastRenderedPageBreak/>
         <w:t>assign</w:t>
       </w:r>
+      <w:bookmarkEnd w:id="4"/>
     </w:p>
     <w:p>
       <w:r>
@@ -1932,6 +4643,7 @@
       <w:pPr>
         <w:pStyle w:val="Ttulo2"/>
       </w:pPr>
+      <w:bookmarkStart w:id="5" w:name="_Toc150097795"/>
       <w:proofErr w:type="spellStart"/>
       <w:r>
         <w:t>a</w:t>
@@ -1943,6 +4655,7 @@
       <w:r>
         <w:t xml:space="preserve"> vdisk</w:t>
       </w:r>
+      <w:bookmarkEnd w:id="5"/>
     </w:p>
     <w:p>
       <w:r>
@@ -1998,9 +4711,11 @@
       <w:pPr>
         <w:pStyle w:val="Ttulo2"/>
       </w:pPr>
+      <w:bookmarkStart w:id="6" w:name="_Toc150097796"/>
       <w:r>
         <w:t>atribute</w:t>
       </w:r>
+      <w:bookmarkEnd w:id="6"/>
     </w:p>
     <w:p>
       <w:r>
@@ -2128,13 +4843,7 @@
         <w:rPr>
           <w:b/>
         </w:rPr>
-        <w:t>shadowcopy</w:t>
-      </w:r>
-      <w:r>
-        <w:rPr>
-          <w:b/>
-        </w:rPr>
-        <w:t>:</w:t>
+        <w:t>shadowcopy:</w:t>
       </w:r>
       <w:r>
         <w:t xml:space="preserve"> volumen de instantánea</w:t>
@@ -2144,12 +4853,14 @@
       <w:pPr>
         <w:pStyle w:val="Ttulo2"/>
       </w:pPr>
+      <w:bookmarkStart w:id="7" w:name="_Toc150097797"/>
       <w:r>
         <w:t>a</w:t>
       </w:r>
       <w:r>
         <w:t>utomount</w:t>
       </w:r>
+      <w:bookmarkEnd w:id="7"/>
     </w:p>
     <w:p>
       <w:r>
@@ -2226,12 +4937,14 @@
       <w:pPr>
         <w:pStyle w:val="Ttulo2"/>
       </w:pPr>
+      <w:bookmarkStart w:id="8" w:name="_Toc150097798"/>
       <w:r>
         <w:t>b</w:t>
       </w:r>
       <w:r>
         <w:t>reak</w:t>
       </w:r>
+      <w:bookmarkEnd w:id="8"/>
     </w:p>
     <w:p>
       <w:r>
@@ -2296,10 +5009,12 @@
       <w:pPr>
         <w:pStyle w:val="Ttulo2"/>
       </w:pPr>
+      <w:bookmarkStart w:id="9" w:name="_Toc150097799"/>
       <w:r>
         <w:lastRenderedPageBreak/>
         <w:t>Clean</w:t>
       </w:r>
+      <w:bookmarkEnd w:id="9"/>
     </w:p>
     <w:p>
       <w:pPr>
@@ -2357,9 +5072,11 @@
       <w:pPr>
         <w:pStyle w:val="Ttulo2"/>
       </w:pPr>
+      <w:bookmarkStart w:id="10" w:name="_Toc150097800"/>
       <w:r>
         <w:t>Compact vdisk</w:t>
       </w:r>
+      <w:bookmarkEnd w:id="10"/>
     </w:p>
     <w:p>
       <w:r>
@@ -2429,12 +5146,14 @@
           <w:lang w:val="en-US"/>
         </w:rPr>
       </w:pPr>
+      <w:bookmarkStart w:id="11" w:name="_Toc150097801"/>
       <w:r>
         <w:rPr>
           <w:lang w:val="en-US"/>
         </w:rPr>
         <w:t>convert</w:t>
       </w:r>
+      <w:bookmarkEnd w:id="11"/>
     </w:p>
     <w:p>
       <w:r>
@@ -2492,9 +5211,11 @@
       <w:pPr>
         <w:pStyle w:val="Ttulo2"/>
       </w:pPr>
+      <w:bookmarkStart w:id="12" w:name="_Toc150097802"/>
       <w:r>
         <w:t>create</w:t>
       </w:r>
+      <w:bookmarkEnd w:id="12"/>
     </w:p>
     <w:p>
       <w:r>
@@ -2604,46 +5325,30 @@
         <w:rPr>
           <w:b/>
         </w:rPr>
-        <w:t>create volume raid size=1000</w:t>
-      </w:r>
-      <w:r>
-        <w:rPr>
-          <w:b/>
-        </w:rPr>
+        <w:t xml:space="preserve">create volume raid size=1000 disk=1,2,3 </w:t>
+      </w:r>
+      <w:r>
+        <w:t>y se crearía un raid con e</w:t>
+      </w:r>
+      <w:r>
+        <w:t>sos 3 discos</w:t>
+      </w:r>
+      <w:r>
         <w:t xml:space="preserve"> </w:t>
       </w:r>
-      <w:r>
-        <w:rPr>
-          <w:b/>
-        </w:rPr>
-        <w:t>disk=1,2,3</w:t>
-      </w:r>
-      <w:r>
-        <w:rPr>
-          <w:b/>
-        </w:rPr>
-        <w:t xml:space="preserve"> </w:t>
-      </w:r>
-      <w:r>
-        <w:t>y se crearía un raid con e</w:t>
-      </w:r>
-      <w:r>
-        <w:t>sos 3 discos</w:t>
-      </w:r>
-      <w:r>
-        <w:t xml:space="preserve"> </w:t>
-      </w:r>
     </w:p>
     <w:p>
       <w:pPr>
         <w:pStyle w:val="Ttulo2"/>
       </w:pPr>
+      <w:bookmarkStart w:id="13" w:name="_Toc150097803"/>
       <w:r>
         <w:t>d</w:t>
       </w:r>
       <w:r>
         <w:t>elete</w:t>
       </w:r>
+      <w:bookmarkEnd w:id="13"/>
     </w:p>
     <w:p>
       <w:r>
@@ -2718,6 +5423,7 @@
       <w:pPr>
         <w:pStyle w:val="Ttulo2"/>
       </w:pPr>
+      <w:bookmarkStart w:id="14" w:name="_Toc150097804"/>
       <w:r>
         <w:lastRenderedPageBreak/>
         <w:t>d</w:t>
@@ -2731,6 +5437,7 @@
       <w:r>
         <w:t>isk</w:t>
       </w:r>
+      <w:bookmarkEnd w:id="14"/>
     </w:p>
     <w:p>
       <w:r>
@@ -2782,12 +5489,14 @@
       <w:pPr>
         <w:pStyle w:val="Ttulo2"/>
       </w:pPr>
+      <w:bookmarkStart w:id="15" w:name="_Toc150097805"/>
       <w:r>
         <w:t>d</w:t>
       </w:r>
       <w:r>
         <w:t>etail</w:t>
       </w:r>
+      <w:bookmarkEnd w:id="15"/>
     </w:p>
     <w:p>
       <w:r>
@@ -2842,9 +5551,11 @@
       <w:pPr>
         <w:pStyle w:val="Ttulo2"/>
       </w:pPr>
+      <w:bookmarkStart w:id="16" w:name="_Toc150097806"/>
       <w:r>
         <w:t>exit</w:t>
       </w:r>
+      <w:bookmarkEnd w:id="16"/>
     </w:p>
     <w:p>
       <w:r>
@@ -2855,12 +5566,14 @@
       <w:pPr>
         <w:pStyle w:val="Ttulo2"/>
       </w:pPr>
+      <w:bookmarkStart w:id="17" w:name="_Toc150097807"/>
       <w:r>
         <w:t>e</w:t>
       </w:r>
       <w:r>
         <w:t>xpand vdisk</w:t>
       </w:r>
+      <w:bookmarkEnd w:id="17"/>
     </w:p>
     <w:p>
       <w:r>
@@ -2945,12 +5658,12 @@
       <w:pPr>
         <w:pStyle w:val="Ttulo2"/>
       </w:pPr>
-      <w:bookmarkStart w:id="0" w:name="_GoBack"/>
+      <w:bookmarkStart w:id="18" w:name="_Toc150097808"/>
       <w:r>
         <w:t>extend</w:t>
       </w:r>
-    </w:p>
-    <w:bookmarkEnd w:id="0"/>
+      <w:bookmarkEnd w:id="18"/>
+    </w:p>
     <w:p>
       <w:r>
         <w:t>Permite extender un volumen o partición de un disco</w:t>
@@ -3062,9 +5775,1743 @@
         <w:t xml:space="preserve"> </w:t>
       </w:r>
     </w:p>
+    <w:p>
+      <w:r>
+        <w:br w:type="page"/>
+      </w:r>
+    </w:p>
+    <w:p>
+      <w:pPr>
+        <w:pStyle w:val="Ttulo2"/>
+      </w:pPr>
+      <w:bookmarkStart w:id="19" w:name="_Toc150097809"/>
+      <w:proofErr w:type="spellStart"/>
+      <w:r>
+        <w:lastRenderedPageBreak/>
+        <w:t>Filesystems</w:t>
+      </w:r>
+      <w:bookmarkEnd w:id="19"/>
+      <w:proofErr w:type="spellEnd"/>
+    </w:p>
+    <w:p>
+      <w:r>
+        <w:t xml:space="preserve">Permite mostrar la información del </w:t>
+      </w:r>
+      <w:r>
+        <w:t>sistema de archivos que tenemos actualmente en el volumen que hayamos seleccionado</w:t>
+      </w:r>
+    </w:p>
+    <w:p>
+      <w:r>
+        <w:rPr>
+          <w:noProof/>
+        </w:rPr>
+        <w:drawing>
+          <wp:inline distT="0" distB="0" distL="0" distR="0" wp14:anchorId="1B173A36" wp14:editId="30DF7A93">
+            <wp:extent cx="5391150" cy="2265680"/>
+            <wp:effectExtent l="0" t="0" r="0" b="1270"/>
+            <wp:docPr id="4" name="Imagen 4"/>
+            <wp:cNvGraphicFramePr>
+              <a:graphicFrameLocks xmlns:a="http://schemas.openxmlformats.org/drawingml/2006/main" noChangeAspect="1"/>
+            </wp:cNvGraphicFramePr>
+            <a:graphic xmlns:a="http://schemas.openxmlformats.org/drawingml/2006/main">
+              <a:graphicData uri="http://schemas.openxmlformats.org/drawingml/2006/picture">
+                <pic:pic xmlns:pic="http://schemas.openxmlformats.org/drawingml/2006/picture">
+                  <pic:nvPicPr>
+                    <pic:cNvPr id="0" name="Picture 1"/>
+                    <pic:cNvPicPr>
+                      <a:picLocks noChangeAspect="1" noChangeArrowheads="1"/>
+                    </pic:cNvPicPr>
+                  </pic:nvPicPr>
+                  <pic:blipFill>
+                    <a:blip r:embed="rId14">
+                      <a:extLst>
+                        <a:ext uri="{28A0092B-C50C-407E-A947-70E740481C1C}">
+                          <a14:useLocalDpi xmlns:a14="http://schemas.microsoft.com/office/drawing/2010/main" val="0"/>
+                        </a:ext>
+                      </a:extLst>
+                    </a:blip>
+                    <a:srcRect/>
+                    <a:stretch>
+                      <a:fillRect/>
+                    </a:stretch>
+                  </pic:blipFill>
+                  <pic:spPr bwMode="auto">
+                    <a:xfrm>
+                      <a:off x="0" y="0"/>
+                      <a:ext cx="5391150" cy="2265680"/>
+                    </a:xfrm>
+                    <a:prstGeom prst="rect">
+                      <a:avLst/>
+                    </a:prstGeom>
+                    <a:noFill/>
+                    <a:ln>
+                      <a:noFill/>
+                    </a:ln>
+                  </pic:spPr>
+                </pic:pic>
+              </a:graphicData>
+            </a:graphic>
+          </wp:inline>
+        </w:drawing>
+      </w:r>
+    </w:p>
+    <w:p>
+      <w:pPr>
+        <w:pStyle w:val="Ttulo2"/>
+      </w:pPr>
+      <w:bookmarkStart w:id="20" w:name="_Toc150097810"/>
+      <w:r>
+        <w:t>Format</w:t>
+      </w:r>
+      <w:bookmarkEnd w:id="20"/>
+    </w:p>
+    <w:p>
+      <w:r>
+        <w:t>Con este comando se pueden formatear volúmenes hasta comprobar si hay sectores defectuosos en el disco</w:t>
+      </w:r>
+    </w:p>
+    <w:p>
+      <w:r>
+        <w:t>Ejemplos de uso:</w:t>
+      </w:r>
+    </w:p>
+    <w:p>
+      <w:pPr>
+        <w:pStyle w:val="Prrafodelista"/>
+        <w:numPr>
+          <w:ilvl w:val="0"/>
+          <w:numId w:val="1"/>
+        </w:numPr>
+      </w:pPr>
+      <w:r>
+        <w:rPr>
+          <w:b/>
+          <w:bCs/>
+        </w:rPr>
+        <w:t xml:space="preserve">select </w:t>
+      </w:r>
+      <w:proofErr w:type="spellStart"/>
+      <w:r>
+        <w:rPr>
+          <w:b/>
+          <w:bCs/>
+        </w:rPr>
+        <w:t>vol</w:t>
+      </w:r>
+      <w:proofErr w:type="spellEnd"/>
+      <w:r>
+        <w:rPr>
+          <w:b/>
+          <w:bCs/>
+        </w:rPr>
+        <w:t xml:space="preserve"> X</w:t>
+      </w:r>
+      <w:r>
+        <w:t xml:space="preserve"> //También podemos elegir un disco para darle el formato</w:t>
+      </w:r>
+    </w:p>
+    <w:p>
+      <w:pPr>
+        <w:pStyle w:val="Prrafodelista"/>
+        <w:numPr>
+          <w:ilvl w:val="0"/>
+          <w:numId w:val="1"/>
+        </w:numPr>
+        <w:rPr>
+          <w:b/>
+          <w:bCs/>
+        </w:rPr>
+      </w:pPr>
+      <w:r>
+        <w:rPr>
+          <w:b/>
+          <w:bCs/>
+        </w:rPr>
+        <w:t>format fs=X quick</w:t>
+      </w:r>
+      <w:r>
+        <w:rPr>
+          <w:b/>
+          <w:bCs/>
+        </w:rPr>
+        <w:t xml:space="preserve"> LABEL=Y </w:t>
+      </w:r>
+    </w:p>
+    <w:p>
+      <w:pPr>
+        <w:ind w:left="360"/>
+      </w:pPr>
+      <w:r>
+        <w:t xml:space="preserve">donde va X es para darle un formato a lo que se va a formatear como: </w:t>
+      </w:r>
+      <w:proofErr w:type="spellStart"/>
+      <w:r>
+        <w:t>ntfs</w:t>
+      </w:r>
+      <w:proofErr w:type="spellEnd"/>
+      <w:r>
+        <w:t xml:space="preserve">, </w:t>
+      </w:r>
+      <w:proofErr w:type="spellStart"/>
+      <w:r>
+        <w:t>exfat</w:t>
+      </w:r>
+      <w:proofErr w:type="spellEnd"/>
+      <w:r>
+        <w:t xml:space="preserve"> y fat32</w:t>
+      </w:r>
+    </w:p>
+    <w:p>
+      <w:pPr>
+        <w:ind w:left="360"/>
+      </w:pPr>
+      <w:r>
+        <w:t>donde va la Y es para darle una “etiqueta” a el volumen o disco formateado (como la C)</w:t>
+      </w:r>
+    </w:p>
+    <w:p>
+      <w:pPr>
+        <w:ind w:left="360"/>
+      </w:pPr>
+      <w:r>
+        <w:t xml:space="preserve">Y quick es </w:t>
+      </w:r>
+      <w:r>
+        <w:t>opcional</w:t>
+      </w:r>
+      <w:r>
+        <w:t>, pero sirve para darle formato de manera más rápida.</w:t>
+      </w:r>
+    </w:p>
+    <w:p>
+      <w:pPr>
+        <w:pStyle w:val="Prrafodelista"/>
+        <w:numPr>
+          <w:ilvl w:val="0"/>
+          <w:numId w:val="1"/>
+        </w:numPr>
+      </w:pPr>
+      <w:r>
+        <w:t xml:space="preserve">COMPRESS solo es válido en NTFS y sirve para que los archivos de este volumen o partición </w:t>
+      </w:r>
+    </w:p>
+    <w:p>
+      <w:pPr>
+        <w:pStyle w:val="Prrafodelista"/>
+        <w:numPr>
+          <w:ilvl w:val="0"/>
+          <w:numId w:val="1"/>
+        </w:numPr>
+      </w:pPr>
+      <w:r>
+        <w:t>OVERRIDE</w:t>
+      </w:r>
+      <w:r>
+        <w:t xml:space="preserve"> es para que, si es necesario, que se desmonte el disco o partición para ser desmontada</w:t>
+      </w:r>
+    </w:p>
+    <w:p>
+      <w:pPr>
+        <w:pStyle w:val="Prrafodelista"/>
+        <w:numPr>
+          <w:ilvl w:val="0"/>
+          <w:numId w:val="1"/>
+        </w:numPr>
+      </w:pPr>
+      <w:r>
+        <w:t>NOWAIT es para que no muestre el porcentaje mientras se esté formateando, lo que permite usar otros comandos mientras se realiza el formateo.</w:t>
+      </w:r>
+    </w:p>
+    <w:p>
+      <w:r>
+        <w:br w:type="page"/>
+      </w:r>
+    </w:p>
+    <w:p>
+      <w:pPr>
+        <w:pStyle w:val="Ttulo2"/>
+      </w:pPr>
+      <w:bookmarkStart w:id="21" w:name="_Toc150097811"/>
+      <w:r>
+        <w:lastRenderedPageBreak/>
+        <w:t>g</w:t>
+      </w:r>
+      <w:r>
+        <w:t>pt</w:t>
+      </w:r>
+      <w:bookmarkEnd w:id="21"/>
+    </w:p>
+    <w:p>
+      <w:r>
+        <w:t>S</w:t>
+      </w:r>
+      <w:r>
+        <w:t>e utiliza para asignar el atributo GPT a una partición en un disco duro.</w:t>
+      </w:r>
+    </w:p>
+    <w:p>
+      <w:r>
+        <w:t>Ejemplos de uso:</w:t>
+      </w:r>
+    </w:p>
+    <w:p>
+      <w:pPr>
+        <w:pStyle w:val="Prrafodelista"/>
+        <w:numPr>
+          <w:ilvl w:val="0"/>
+          <w:numId w:val="1"/>
+        </w:numPr>
+        <w:rPr>
+          <w:b/>
+          <w:bCs/>
+        </w:rPr>
+      </w:pPr>
+      <w:r>
+        <w:rPr>
+          <w:b/>
+          <w:bCs/>
+        </w:rPr>
+        <w:t>select partition</w:t>
+      </w:r>
+    </w:p>
+    <w:p>
+      <w:pPr>
+        <w:pStyle w:val="Prrafodelista"/>
+        <w:numPr>
+          <w:ilvl w:val="0"/>
+          <w:numId w:val="1"/>
+        </w:numPr>
+        <w:rPr>
+          <w:b/>
+          <w:bCs/>
+        </w:rPr>
+      </w:pPr>
+      <w:r>
+        <w:rPr>
+          <w:b/>
+          <w:bCs/>
+        </w:rPr>
+        <w:t>gpt</w:t>
+      </w:r>
+    </w:p>
+    <w:p>
+      <w:pPr>
+        <w:ind w:left="360"/>
+        <w:rPr>
+          <w:b/>
+          <w:bCs/>
+        </w:rPr>
+      </w:pPr>
+      <w:r>
+        <w:rPr>
+          <w:noProof/>
+        </w:rPr>
+        <w:drawing>
+          <wp:inline distT="0" distB="0" distL="0" distR="0" wp14:anchorId="7B4E09F7" wp14:editId="71557F80">
+            <wp:extent cx="5399864" cy="2258786"/>
+            <wp:effectExtent l="0" t="0" r="0" b="8255"/>
+            <wp:docPr id="5" name="Imagen 5" descr="Todo sobre los comandos DiskPart en Windows 10"/>
+            <wp:cNvGraphicFramePr>
+              <a:graphicFrameLocks xmlns:a="http://schemas.openxmlformats.org/drawingml/2006/main" noChangeAspect="1"/>
+            </wp:cNvGraphicFramePr>
+            <a:graphic xmlns:a="http://schemas.openxmlformats.org/drawingml/2006/main">
+              <a:graphicData uri="http://schemas.openxmlformats.org/drawingml/2006/picture">
+                <pic:pic xmlns:pic="http://schemas.openxmlformats.org/drawingml/2006/picture">
+                  <pic:nvPicPr>
+                    <pic:cNvPr id="0" name="Picture 2" descr="Todo sobre los comandos DiskPart en Windows 10"/>
+                    <pic:cNvPicPr>
+                      <a:picLocks noChangeAspect="1" noChangeArrowheads="1"/>
+                    </pic:cNvPicPr>
+                  </pic:nvPicPr>
+                  <pic:blipFill rotWithShape="1">
+                    <a:blip r:embed="rId15">
+                      <a:extLst>
+                        <a:ext uri="{28A0092B-C50C-407E-A947-70E740481C1C}">
+                          <a14:useLocalDpi xmlns:a14="http://schemas.microsoft.com/office/drawing/2010/main" val="0"/>
+                        </a:ext>
+                      </a:extLst>
+                    </a:blip>
+                    <a:srcRect t="22202" b="14253"/>
+                    <a:stretch/>
+                  </pic:blipFill>
+                  <pic:spPr bwMode="auto">
+                    <a:xfrm>
+                      <a:off x="0" y="0"/>
+                      <a:ext cx="5400040" cy="2258860"/>
+                    </a:xfrm>
+                    <a:prstGeom prst="rect">
+                      <a:avLst/>
+                    </a:prstGeom>
+                    <a:noFill/>
+                    <a:ln>
+                      <a:noFill/>
+                    </a:ln>
+                    <a:extLst>
+                      <a:ext uri="{53640926-AAD7-44D8-BBD7-CCE9431645EC}">
+                        <a14:shadowObscured xmlns:a14="http://schemas.microsoft.com/office/drawing/2010/main"/>
+                      </a:ext>
+                    </a:extLst>
+                  </pic:spPr>
+                </pic:pic>
+              </a:graphicData>
+            </a:graphic>
+          </wp:inline>
+        </w:drawing>
+      </w:r>
+    </w:p>
+    <w:p>
+      <w:pPr>
+        <w:pStyle w:val="Ttulo2"/>
+      </w:pPr>
+      <w:bookmarkStart w:id="22" w:name="_Toc150097812"/>
+      <w:r>
+        <w:t>h</w:t>
+      </w:r>
+      <w:r>
+        <w:t>elp</w:t>
+      </w:r>
+      <w:bookmarkEnd w:id="22"/>
+    </w:p>
+    <w:p>
+      <w:r>
+        <w:t>Este comando sirve para mostrar una ayuda de el comando a usar o mostrar una lista de todos ellos</w:t>
+      </w:r>
+    </w:p>
+    <w:p>
+      <w:r>
+        <w:t>Ejemplo de uso:</w:t>
+      </w:r>
+    </w:p>
+    <w:p>
+      <w:pPr>
+        <w:pStyle w:val="Prrafodelista"/>
+        <w:numPr>
+          <w:ilvl w:val="0"/>
+          <w:numId w:val="1"/>
+        </w:numPr>
+        <w:rPr>
+          <w:b/>
+          <w:bCs/>
+        </w:rPr>
+      </w:pPr>
+      <w:r>
+        <w:rPr>
+          <w:b/>
+          <w:bCs/>
+        </w:rPr>
+        <w:t>help gpt</w:t>
+      </w:r>
+    </w:p>
+    <w:p>
+      <w:pPr>
+        <w:pStyle w:val="Ttulo2"/>
+      </w:pPr>
+      <w:bookmarkStart w:id="23" w:name="_Toc150097813"/>
+      <w:r>
+        <w:t>import</w:t>
+      </w:r>
+      <w:bookmarkEnd w:id="23"/>
+    </w:p>
+    <w:p>
+      <w:r>
+        <w:t xml:space="preserve">Este comando sirve </w:t>
+      </w:r>
+      <w:r>
+        <w:t>para importar un grupo de discos externos en el grupo de discos del equipo local</w:t>
+      </w:r>
+    </w:p>
+    <w:p>
+      <w:r>
+        <w:t>Ejemplo de uso:</w:t>
+      </w:r>
+    </w:p>
+    <w:p>
+      <w:pPr>
+        <w:pStyle w:val="Prrafodelista"/>
+        <w:numPr>
+          <w:ilvl w:val="0"/>
+          <w:numId w:val="1"/>
+        </w:numPr>
+        <w:rPr>
+          <w:b/>
+          <w:bCs/>
+        </w:rPr>
+      </w:pPr>
+      <w:r>
+        <w:rPr>
+          <w:b/>
+          <w:bCs/>
+        </w:rPr>
+        <w:t>select disk 1</w:t>
+      </w:r>
+    </w:p>
+    <w:p>
+      <w:pPr>
+        <w:pStyle w:val="Prrafodelista"/>
+        <w:numPr>
+          <w:ilvl w:val="0"/>
+          <w:numId w:val="1"/>
+        </w:numPr>
+        <w:rPr>
+          <w:b/>
+          <w:bCs/>
+        </w:rPr>
+      </w:pPr>
+      <w:r>
+        <w:rPr>
+          <w:b/>
+          <w:bCs/>
+        </w:rPr>
+        <w:t>import</w:t>
+      </w:r>
+    </w:p>
+    <w:p>
+      <w:pPr>
+        <w:pStyle w:val="Ttulo2"/>
+      </w:pPr>
+      <w:bookmarkStart w:id="24" w:name="_Toc150097814"/>
+      <w:r>
+        <w:t>inactive</w:t>
+      </w:r>
+      <w:bookmarkEnd w:id="24"/>
+    </w:p>
+    <w:p>
+      <w:r>
+        <w:t>Este comando sirve para marcar una partición del sistema como inactiva (solo funciona sobre discos con partición MBR)</w:t>
+      </w:r>
+    </w:p>
+    <w:p>
+      <w:r>
+        <w:t>Ejemplo de uso:</w:t>
+      </w:r>
+    </w:p>
+    <w:p>
+      <w:pPr>
+        <w:pStyle w:val="Prrafodelista"/>
+        <w:numPr>
+          <w:ilvl w:val="0"/>
+          <w:numId w:val="1"/>
+        </w:numPr>
+        <w:rPr>
+          <w:b/>
+          <w:bCs/>
+        </w:rPr>
+      </w:pPr>
+      <w:r>
+        <w:rPr>
+          <w:b/>
+          <w:bCs/>
+        </w:rPr>
+        <w:t>select disk 1</w:t>
+      </w:r>
+    </w:p>
+    <w:p>
+      <w:pPr>
+        <w:pStyle w:val="Prrafodelista"/>
+        <w:numPr>
+          <w:ilvl w:val="0"/>
+          <w:numId w:val="1"/>
+        </w:numPr>
+        <w:rPr>
+          <w:b/>
+          <w:bCs/>
+        </w:rPr>
+      </w:pPr>
+      <w:r>
+        <w:rPr>
+          <w:b/>
+          <w:bCs/>
+        </w:rPr>
+        <w:t>inactive</w:t>
+      </w:r>
+    </w:p>
+    <w:p>
+      <w:pPr>
+        <w:rPr>
+          <w:rFonts w:asciiTheme="majorHAnsi" w:eastAsiaTheme="majorEastAsia" w:hAnsiTheme="majorHAnsi" w:cstheme="majorBidi"/>
+          <w:color w:val="2F5496" w:themeColor="accent1" w:themeShade="BF"/>
+          <w:sz w:val="26"/>
+          <w:szCs w:val="26"/>
+          <w:u w:val="single"/>
+        </w:rPr>
+      </w:pPr>
+      <w:r>
+        <w:br w:type="page"/>
+      </w:r>
+    </w:p>
+    <w:p>
+      <w:pPr>
+        <w:pStyle w:val="Ttulo2"/>
+      </w:pPr>
+      <w:bookmarkStart w:id="25" w:name="_Toc150097815"/>
+      <w:r>
+        <w:lastRenderedPageBreak/>
+        <w:t>list</w:t>
+      </w:r>
+      <w:bookmarkEnd w:id="25"/>
+    </w:p>
+    <w:p>
+      <w:r>
+        <w:t>Este comando sirve para mostrar una lista, dependiendo de lo que se le coloque posteriormente, mostrará los discos o las particiones.</w:t>
+      </w:r>
+    </w:p>
+    <w:p>
+      <w:r>
+        <w:t>Ejemplo de uso:</w:t>
+      </w:r>
+    </w:p>
+    <w:p>
+      <w:pPr>
+        <w:pStyle w:val="Prrafodelista"/>
+        <w:numPr>
+          <w:ilvl w:val="0"/>
+          <w:numId w:val="1"/>
+        </w:numPr>
+      </w:pPr>
+      <w:r>
+        <w:rPr>
+          <w:b/>
+          <w:bCs/>
+        </w:rPr>
+        <w:t>list disk</w:t>
+      </w:r>
+      <w:r>
+        <w:t xml:space="preserve"> //discos</w:t>
+      </w:r>
+    </w:p>
+    <w:p>
+      <w:pPr>
+        <w:pStyle w:val="Prrafodelista"/>
+        <w:numPr>
+          <w:ilvl w:val="0"/>
+          <w:numId w:val="1"/>
+        </w:numPr>
+      </w:pPr>
+      <w:r>
+        <w:rPr>
+          <w:b/>
+          <w:bCs/>
+        </w:rPr>
+        <w:t>list volumen</w:t>
+      </w:r>
+      <w:r>
+        <w:t xml:space="preserve"> //volúmenes</w:t>
+      </w:r>
+    </w:p>
+    <w:p>
+      <w:pPr>
+        <w:pStyle w:val="Prrafodelista"/>
+        <w:numPr>
+          <w:ilvl w:val="0"/>
+          <w:numId w:val="1"/>
+        </w:numPr>
+      </w:pPr>
+      <w:r>
+        <w:rPr>
+          <w:b/>
+          <w:bCs/>
+        </w:rPr>
+        <w:t>list partition</w:t>
+      </w:r>
+      <w:r>
+        <w:t xml:space="preserve"> //particiones</w:t>
+      </w:r>
+    </w:p>
+    <w:p>
+      <w:pPr>
+        <w:pStyle w:val="Prrafodelista"/>
+        <w:numPr>
+          <w:ilvl w:val="0"/>
+          <w:numId w:val="1"/>
+        </w:numPr>
+      </w:pPr>
+      <w:r>
+        <w:rPr>
+          <w:b/>
+          <w:bCs/>
+        </w:rPr>
+        <w:t>list vdisk</w:t>
+      </w:r>
+      <w:r>
+        <w:t xml:space="preserve"> //discos virtuales</w:t>
+      </w:r>
+    </w:p>
+    <w:p>
+      <w:pPr>
+        <w:pStyle w:val="Ttulo2"/>
+      </w:pPr>
+      <w:bookmarkStart w:id="26" w:name="_Toc150097816"/>
+      <w:r>
+        <w:t>merge vdisk</w:t>
+      </w:r>
+      <w:bookmarkEnd w:id="26"/>
+    </w:p>
+    <w:p>
+      <w:r>
+        <w:t>Este comando se utiliza para fusionar dos o más discos virtuales en uno</w:t>
+      </w:r>
+    </w:p>
+    <w:p>
+      <w:r>
+        <w:t>Ejemplo de uso:</w:t>
+      </w:r>
+    </w:p>
+    <w:p>
+      <w:pPr>
+        <w:pStyle w:val="Prrafodelista"/>
+        <w:numPr>
+          <w:ilvl w:val="0"/>
+          <w:numId w:val="2"/>
+        </w:numPr>
+        <w:rPr>
+          <w:b/>
+          <w:bCs/>
+          <w:lang w:val="en-US"/>
+        </w:rPr>
+      </w:pPr>
+      <w:r>
+        <w:rPr>
+          <w:b/>
+          <w:bCs/>
+        </w:rPr>
+        <w:t>select vdisk</w:t>
+      </w:r>
+      <w:r>
+        <w:rPr>
+          <w:b/>
+          <w:bCs/>
+        </w:rPr>
+        <w:t xml:space="preserve"> </w:t>
+      </w:r>
+      <w:r>
+        <w:rPr>
+          <w:b/>
+          <w:bCs/>
+          <w:lang w:val="en-US"/>
+        </w:rPr>
+        <w:t>file="ruta\archivo.vhd"</w:t>
+      </w:r>
+    </w:p>
+    <w:p>
+      <w:pPr>
+        <w:pStyle w:val="Prrafodelista"/>
+        <w:numPr>
+          <w:ilvl w:val="0"/>
+          <w:numId w:val="1"/>
+        </w:numPr>
+        <w:rPr>
+          <w:b/>
+          <w:bCs/>
+        </w:rPr>
+      </w:pPr>
+      <w:r>
+        <w:rPr>
+          <w:b/>
+          <w:bCs/>
+        </w:rPr>
+        <w:t xml:space="preserve">merge vdisk=&lt;ruta del archivo de disco virtual&gt; </w:t>
+      </w:r>
+      <w:r>
+        <w:rPr>
+          <w:b/>
+          <w:bCs/>
+        </w:rPr>
+        <w:t>(</w:t>
+      </w:r>
+      <w:proofErr w:type="spellStart"/>
+      <w:r>
+        <w:rPr>
+          <w:b/>
+          <w:bCs/>
+        </w:rPr>
+        <w:t>fixed|expandable</w:t>
+      </w:r>
+      <w:proofErr w:type="spellEnd"/>
+      <w:r>
+        <w:rPr>
+          <w:b/>
+          <w:bCs/>
+        </w:rPr>
+        <w:t>)</w:t>
+      </w:r>
+    </w:p>
+    <w:p>
+      <w:r>
+        <w:br w:type="page"/>
+      </w:r>
+    </w:p>
+    <w:p>
+      <w:pPr>
+        <w:pStyle w:val="Ttulo2"/>
+      </w:pPr>
+      <w:bookmarkStart w:id="27" w:name="_Toc150097817"/>
+      <w:r>
+        <w:lastRenderedPageBreak/>
+        <w:t>offline</w:t>
+      </w:r>
+      <w:bookmarkEnd w:id="27"/>
+    </w:p>
+    <w:p>
+      <w:r>
+        <w:t>Este comando se utiliza para poner un disco en línea fuera de línea</w:t>
+      </w:r>
+    </w:p>
+    <w:p>
+      <w:r>
+        <w:t>Ejemplo de uso:</w:t>
+      </w:r>
+    </w:p>
+    <w:p>
+      <w:pPr>
+        <w:pStyle w:val="Prrafodelista"/>
+        <w:numPr>
+          <w:ilvl w:val="0"/>
+          <w:numId w:val="1"/>
+        </w:numPr>
+        <w:rPr>
+          <w:b/>
+          <w:bCs/>
+        </w:rPr>
+      </w:pPr>
+      <w:r>
+        <w:rPr>
+          <w:b/>
+          <w:bCs/>
+        </w:rPr>
+        <w:t>select disk 1</w:t>
+      </w:r>
+    </w:p>
+    <w:p>
+      <w:pPr>
+        <w:pStyle w:val="Prrafodelista"/>
+        <w:numPr>
+          <w:ilvl w:val="0"/>
+          <w:numId w:val="1"/>
+        </w:numPr>
+        <w:rPr>
+          <w:b/>
+          <w:bCs/>
+        </w:rPr>
+      </w:pPr>
+      <w:r>
+        <w:rPr>
+          <w:b/>
+          <w:bCs/>
+        </w:rPr>
+        <w:t>offline</w:t>
+      </w:r>
+    </w:p>
+    <w:p>
+      <w:pPr>
+        <w:pStyle w:val="Ttulo2"/>
+      </w:pPr>
+      <w:bookmarkStart w:id="28" w:name="_Toc150097818"/>
+      <w:r>
+        <w:t>online</w:t>
+      </w:r>
+      <w:bookmarkEnd w:id="28"/>
+    </w:p>
+    <w:p>
+      <w:r>
+        <w:t>Este comando se utiliza para activar un disco que este fuera de línea</w:t>
+      </w:r>
+    </w:p>
+    <w:p>
+      <w:r>
+        <w:t>Ejemplo de uso:</w:t>
+      </w:r>
+    </w:p>
+    <w:p>
+      <w:pPr>
+        <w:pStyle w:val="Prrafodelista"/>
+        <w:numPr>
+          <w:ilvl w:val="0"/>
+          <w:numId w:val="1"/>
+        </w:numPr>
+        <w:rPr>
+          <w:b/>
+          <w:bCs/>
+        </w:rPr>
+      </w:pPr>
+      <w:r>
+        <w:rPr>
+          <w:b/>
+          <w:bCs/>
+        </w:rPr>
+        <w:t>select disk 1</w:t>
+      </w:r>
+    </w:p>
+    <w:p>
+      <w:pPr>
+        <w:pStyle w:val="Prrafodelista"/>
+        <w:numPr>
+          <w:ilvl w:val="0"/>
+          <w:numId w:val="1"/>
+        </w:numPr>
+        <w:rPr>
+          <w:b/>
+          <w:bCs/>
+        </w:rPr>
+      </w:pPr>
+      <w:r>
+        <w:rPr>
+          <w:b/>
+          <w:bCs/>
+        </w:rPr>
+        <w:t>online</w:t>
+      </w:r>
+    </w:p>
+    <w:p>
+      <w:pPr>
+        <w:pStyle w:val="Ttulo2"/>
+      </w:pPr>
+      <w:bookmarkStart w:id="29" w:name="_Toc150097819"/>
+      <w:r>
+        <w:t>recover</w:t>
+      </w:r>
+      <w:bookmarkEnd w:id="29"/>
+    </w:p>
+    <w:p>
+      <w:r>
+        <w:t>Este comando se utiliza para recuperar información de un disco dañado</w:t>
+      </w:r>
+    </w:p>
+    <w:p>
+      <w:r>
+        <w:t>Ejemplo de uso:</w:t>
+      </w:r>
+    </w:p>
+    <w:p>
+      <w:pPr>
+        <w:pStyle w:val="Prrafodelista"/>
+        <w:numPr>
+          <w:ilvl w:val="0"/>
+          <w:numId w:val="1"/>
+        </w:numPr>
+        <w:rPr>
+          <w:b/>
+          <w:bCs/>
+        </w:rPr>
+      </w:pPr>
+      <w:r>
+        <w:rPr>
+          <w:b/>
+          <w:bCs/>
+        </w:rPr>
+        <w:t>select disk 1</w:t>
+      </w:r>
+    </w:p>
+    <w:p>
+      <w:pPr>
+        <w:pStyle w:val="Prrafodelista"/>
+        <w:numPr>
+          <w:ilvl w:val="0"/>
+          <w:numId w:val="1"/>
+        </w:numPr>
+        <w:rPr>
+          <w:b/>
+          <w:bCs/>
+        </w:rPr>
+      </w:pPr>
+      <w:r>
+        <w:rPr>
+          <w:b/>
+          <w:bCs/>
+        </w:rPr>
+        <w:t>recover</w:t>
+      </w:r>
+    </w:p>
+    <w:p>
+      <w:r>
+        <w:t>Hay un parámetro opcional [noerr] solo es usado con scripts, cuando se ejecuta un script y da un error, continúa la ejecución del comando</w:t>
+      </w:r>
+    </w:p>
+    <w:p>
+      <w:pPr>
+        <w:pStyle w:val="Ttulo2"/>
+      </w:pPr>
+      <w:bookmarkStart w:id="30" w:name="_Toc150097820"/>
+      <w:r>
+        <w:t>rem</w:t>
+      </w:r>
+      <w:bookmarkEnd w:id="30"/>
+    </w:p>
+    <w:p>
+      <w:r>
+        <w:t>Este comando se utiliza para</w:t>
+      </w:r>
+      <w:r>
+        <w:t xml:space="preserve"> colocar</w:t>
+      </w:r>
+      <w:r>
+        <w:t xml:space="preserve"> comentario</w:t>
+      </w:r>
+      <w:r>
+        <w:t>s</w:t>
+      </w:r>
+      <w:r>
+        <w:t xml:space="preserve"> en un script de </w:t>
+      </w:r>
+      <w:proofErr w:type="spellStart"/>
+      <w:r>
+        <w:t>DiskPart</w:t>
+      </w:r>
+      <w:proofErr w:type="spellEnd"/>
+      <w:r>
+        <w:t>.</w:t>
+      </w:r>
+    </w:p>
+    <w:p>
+      <w:r>
+        <w:t>Ejemplo de uso:</w:t>
+      </w:r>
+    </w:p>
+    <w:p>
+      <w:pPr>
+        <w:pStyle w:val="Prrafodelista"/>
+        <w:numPr>
+          <w:ilvl w:val="0"/>
+          <w:numId w:val="1"/>
+        </w:numPr>
+        <w:rPr>
+          <w:b/>
+          <w:bCs/>
+        </w:rPr>
+      </w:pPr>
+      <w:r>
+        <w:rPr>
+          <w:b/>
+          <w:bCs/>
+        </w:rPr>
+        <w:t>rem comentario</w:t>
+      </w:r>
+    </w:p>
+    <w:p>
+      <w:pPr>
+        <w:pStyle w:val="Ttulo2"/>
+      </w:pPr>
+      <w:bookmarkStart w:id="31" w:name="_Toc150097821"/>
+      <w:r>
+        <w:t>remov</w:t>
+      </w:r>
+      <w:r>
+        <w:t>e</w:t>
+      </w:r>
+      <w:bookmarkEnd w:id="31"/>
+    </w:p>
+    <w:p>
+      <w:r>
+        <w:t>Este comando se utiliza para eliminar una partición o un volumen de un disco</w:t>
+      </w:r>
+    </w:p>
+    <w:p>
+      <w:r>
+        <w:t>Ejemplo de uso:</w:t>
+      </w:r>
+    </w:p>
+    <w:p>
+      <w:pPr>
+        <w:pStyle w:val="Prrafodelista"/>
+        <w:numPr>
+          <w:ilvl w:val="0"/>
+          <w:numId w:val="1"/>
+        </w:numPr>
+        <w:rPr>
+          <w:b/>
+          <w:bCs/>
+        </w:rPr>
+      </w:pPr>
+      <w:r>
+        <w:rPr>
+          <w:b/>
+          <w:bCs/>
+        </w:rPr>
+        <w:t xml:space="preserve">remove </w:t>
+      </w:r>
+      <w:proofErr w:type="spellStart"/>
+      <w:r>
+        <w:rPr>
+          <w:b/>
+          <w:bCs/>
+        </w:rPr>
+        <w:t>partition|volume</w:t>
+      </w:r>
+      <w:proofErr w:type="spellEnd"/>
+    </w:p>
+    <w:p>
+      <w:pPr>
+        <w:pStyle w:val="Ttulo2"/>
+      </w:pPr>
+      <w:bookmarkStart w:id="32" w:name="_Toc150097822"/>
+      <w:r>
+        <w:t>repair</w:t>
+      </w:r>
+      <w:bookmarkEnd w:id="32"/>
+    </w:p>
+    <w:p>
+      <w:r>
+        <w:t>Este comando se utiliza para reparar un sistema de archivos en un volumen</w:t>
+      </w:r>
+    </w:p>
+    <w:p>
+      <w:r>
+        <w:t>Ejemplo de uso:</w:t>
+      </w:r>
+    </w:p>
+    <w:p>
+      <w:pPr>
+        <w:pStyle w:val="Prrafodelista"/>
+        <w:numPr>
+          <w:ilvl w:val="0"/>
+          <w:numId w:val="1"/>
+        </w:numPr>
+        <w:rPr>
+          <w:b/>
+          <w:bCs/>
+        </w:rPr>
+      </w:pPr>
+      <w:r>
+        <w:rPr>
+          <w:b/>
+          <w:bCs/>
+        </w:rPr>
+        <w:t xml:space="preserve">select </w:t>
+      </w:r>
+      <w:r>
+        <w:rPr>
+          <w:b/>
+          <w:bCs/>
+        </w:rPr>
+        <w:t>volume</w:t>
+      </w:r>
+      <w:r>
+        <w:rPr>
+          <w:b/>
+          <w:bCs/>
+        </w:rPr>
+        <w:t xml:space="preserve"> 1</w:t>
+      </w:r>
+    </w:p>
+    <w:p>
+      <w:pPr>
+        <w:pStyle w:val="Prrafodelista"/>
+        <w:numPr>
+          <w:ilvl w:val="0"/>
+          <w:numId w:val="1"/>
+        </w:numPr>
+        <w:rPr>
+          <w:b/>
+          <w:bCs/>
+        </w:rPr>
+      </w:pPr>
+      <w:r>
+        <w:rPr>
+          <w:b/>
+          <w:bCs/>
+        </w:rPr>
+        <w:t>repair</w:t>
+      </w:r>
+      <w:r>
+        <w:rPr>
+          <w:b/>
+          <w:bCs/>
+        </w:rPr>
+        <w:t xml:space="preserve"> volume</w:t>
+      </w:r>
+    </w:p>
+    <w:p>
+      <w:pPr>
+        <w:pStyle w:val="Ttulo2"/>
+      </w:pPr>
+      <w:bookmarkStart w:id="33" w:name="_Toc150097823"/>
+      <w:r>
+        <w:t>rescan</w:t>
+      </w:r>
+      <w:bookmarkEnd w:id="33"/>
+    </w:p>
+    <w:p>
+      <w:r>
+        <w:t xml:space="preserve">Este comando </w:t>
+      </w:r>
+      <w:r>
+        <w:t>se utiliza para volver a escanear los discos en busca de cambios en la configuración del disco</w:t>
+      </w:r>
+    </w:p>
+    <w:p>
+      <w:r>
+        <w:t>Ejemplo de uso:</w:t>
+      </w:r>
+    </w:p>
+    <w:p>
+      <w:pPr>
+        <w:pStyle w:val="Prrafodelista"/>
+        <w:numPr>
+          <w:ilvl w:val="0"/>
+          <w:numId w:val="1"/>
+        </w:numPr>
+        <w:rPr>
+          <w:b/>
+          <w:bCs/>
+        </w:rPr>
+      </w:pPr>
+      <w:r>
+        <w:rPr>
+          <w:b/>
+          <w:bCs/>
+        </w:rPr>
+        <w:t>rescan</w:t>
+      </w:r>
+    </w:p>
+    <w:p>
+      <w:pPr>
+        <w:pStyle w:val="Ttulo2"/>
+      </w:pPr>
+      <w:bookmarkStart w:id="34" w:name="_Toc150097824"/>
+      <w:r>
+        <w:lastRenderedPageBreak/>
+        <w:t>retain</w:t>
+      </w:r>
+      <w:bookmarkEnd w:id="34"/>
+    </w:p>
+    <w:p>
+      <w:r>
+        <w:t>Este comando se utiliza para retener una partición o un volumen en un disco</w:t>
+      </w:r>
+    </w:p>
+    <w:p>
+      <w:r>
+        <w:t>Ejemplo de uso:</w:t>
+      </w:r>
+    </w:p>
+    <w:p>
+      <w:pPr>
+        <w:pStyle w:val="Prrafodelista"/>
+        <w:numPr>
+          <w:ilvl w:val="0"/>
+          <w:numId w:val="1"/>
+        </w:numPr>
+        <w:rPr>
+          <w:b/>
+          <w:bCs/>
+        </w:rPr>
+      </w:pPr>
+      <w:r>
+        <w:rPr>
+          <w:b/>
+          <w:bCs/>
+        </w:rPr>
+        <w:t xml:space="preserve">select </w:t>
+      </w:r>
+      <w:proofErr w:type="spellStart"/>
+      <w:r>
+        <w:rPr>
+          <w:b/>
+          <w:bCs/>
+        </w:rPr>
+        <w:t>partition|volume</w:t>
+      </w:r>
+      <w:proofErr w:type="spellEnd"/>
+    </w:p>
+    <w:p>
+      <w:pPr>
+        <w:pStyle w:val="Prrafodelista"/>
+        <w:numPr>
+          <w:ilvl w:val="0"/>
+          <w:numId w:val="1"/>
+        </w:numPr>
+        <w:rPr>
+          <w:b/>
+          <w:bCs/>
+        </w:rPr>
+      </w:pPr>
+      <w:r>
+        <w:rPr>
+          <w:b/>
+          <w:bCs/>
+        </w:rPr>
+        <w:t>retain</w:t>
+      </w:r>
+    </w:p>
+    <w:p>
+      <w:pPr>
+        <w:pStyle w:val="Ttulo2"/>
+      </w:pPr>
+      <w:bookmarkStart w:id="35" w:name="_Toc150097825"/>
+      <w:r>
+        <w:t>scan</w:t>
+      </w:r>
+      <w:bookmarkEnd w:id="35"/>
+    </w:p>
+    <w:p>
+      <w:r>
+        <w:t>Este comando se utiliza para escanear los discos en busca de cambios en la configuración del disco</w:t>
+      </w:r>
+    </w:p>
+    <w:p>
+      <w:r>
+        <w:t>Ejemplo de uso:</w:t>
+      </w:r>
+    </w:p>
+    <w:p>
+      <w:pPr>
+        <w:pStyle w:val="Prrafodelista"/>
+        <w:numPr>
+          <w:ilvl w:val="0"/>
+          <w:numId w:val="1"/>
+        </w:numPr>
+        <w:rPr>
+          <w:b/>
+          <w:bCs/>
+        </w:rPr>
+      </w:pPr>
+      <w:r>
+        <w:rPr>
+          <w:b/>
+          <w:bCs/>
+        </w:rPr>
+        <w:t>scan</w:t>
+      </w:r>
+    </w:p>
+    <w:p>
+      <w:pPr>
+        <w:pStyle w:val="Ttulo2"/>
+      </w:pPr>
+      <w:bookmarkStart w:id="36" w:name="_Toc150097826"/>
+      <w:r>
+        <w:t>select</w:t>
+      </w:r>
+      <w:bookmarkEnd w:id="36"/>
+    </w:p>
+    <w:p>
+      <w:r>
+        <w:t xml:space="preserve">Este comando se utiliza para seleccionar un objeto en </w:t>
+      </w:r>
+      <w:proofErr w:type="spellStart"/>
+      <w:r>
+        <w:t>DiskPart</w:t>
+      </w:r>
+      <w:proofErr w:type="spellEnd"/>
+    </w:p>
+    <w:p>
+      <w:r>
+        <w:t>Ejemplo de uso:</w:t>
+      </w:r>
+    </w:p>
+    <w:p>
+      <w:pPr>
+        <w:pStyle w:val="Prrafodelista"/>
+        <w:numPr>
+          <w:ilvl w:val="0"/>
+          <w:numId w:val="1"/>
+        </w:numPr>
+        <w:rPr>
+          <w:b/>
+          <w:bCs/>
+        </w:rPr>
+      </w:pPr>
+      <w:r>
+        <w:rPr>
+          <w:b/>
+          <w:bCs/>
+        </w:rPr>
+        <w:t xml:space="preserve">select </w:t>
+      </w:r>
+      <w:proofErr w:type="spellStart"/>
+      <w:r>
+        <w:rPr>
+          <w:b/>
+          <w:bCs/>
+        </w:rPr>
+        <w:t>disk|partition|volume|vdisk</w:t>
+      </w:r>
+      <w:proofErr w:type="spellEnd"/>
+      <w:r>
+        <w:rPr>
+          <w:b/>
+          <w:bCs/>
+        </w:rPr>
+        <w:t xml:space="preserve"> &lt;número&gt;</w:t>
+      </w:r>
+    </w:p>
+    <w:p>
+      <w:pPr>
+        <w:pStyle w:val="Ttulo2"/>
+      </w:pPr>
+      <w:bookmarkStart w:id="37" w:name="_Toc150097827"/>
+      <w:r>
+        <w:t>setid</w:t>
+      </w:r>
+      <w:bookmarkEnd w:id="37"/>
+    </w:p>
+    <w:p>
+      <w:r>
+        <w:t>Este comando se utiliza para establecer el identificador de tipo de partición de una partición</w:t>
+      </w:r>
+    </w:p>
+    <w:p>
+      <w:r>
+        <w:t>Ejemplo de uso:</w:t>
+      </w:r>
+    </w:p>
+    <w:p>
+      <w:pPr>
+        <w:pStyle w:val="Prrafodelista"/>
+        <w:numPr>
+          <w:ilvl w:val="0"/>
+          <w:numId w:val="1"/>
+        </w:numPr>
+        <w:rPr>
+          <w:b/>
+          <w:bCs/>
+        </w:rPr>
+      </w:pPr>
+      <w:r>
+        <w:rPr>
+          <w:b/>
+          <w:bCs/>
+        </w:rPr>
+        <w:t>select partition</w:t>
+      </w:r>
+    </w:p>
+    <w:p>
+      <w:pPr>
+        <w:pStyle w:val="Prrafodelista"/>
+        <w:numPr>
+          <w:ilvl w:val="0"/>
+          <w:numId w:val="1"/>
+        </w:numPr>
+        <w:rPr>
+          <w:b/>
+          <w:bCs/>
+        </w:rPr>
+      </w:pPr>
+      <w:r>
+        <w:rPr>
+          <w:b/>
+          <w:bCs/>
+        </w:rPr>
+        <w:t>setid &lt;identificador&gt;</w:t>
+      </w:r>
+    </w:p>
+    <w:p>
+      <w:pPr>
+        <w:pStyle w:val="Ttulo2"/>
+      </w:pPr>
+      <w:bookmarkStart w:id="38" w:name="_Toc150097828"/>
+      <w:r>
+        <w:t>shrink</w:t>
+      </w:r>
+      <w:bookmarkEnd w:id="38"/>
+    </w:p>
+    <w:p>
+      <w:r>
+        <w:t>Este comando se utiliza para reducir el tamaño de una partición</w:t>
+      </w:r>
+    </w:p>
+    <w:p>
+      <w:r>
+        <w:t>Ejemplo de uso:</w:t>
+      </w:r>
+    </w:p>
+    <w:p>
+      <w:pPr>
+        <w:pStyle w:val="Prrafodelista"/>
+        <w:numPr>
+          <w:ilvl w:val="0"/>
+          <w:numId w:val="1"/>
+        </w:numPr>
+        <w:rPr>
+          <w:b/>
+          <w:bCs/>
+        </w:rPr>
+      </w:pPr>
+      <w:r>
+        <w:rPr>
+          <w:b/>
+          <w:bCs/>
+        </w:rPr>
+        <w:t>select partition</w:t>
+      </w:r>
+    </w:p>
+    <w:p>
+      <w:pPr>
+        <w:pStyle w:val="Prrafodelista"/>
+        <w:numPr>
+          <w:ilvl w:val="0"/>
+          <w:numId w:val="1"/>
+        </w:numPr>
+        <w:rPr>
+          <w:b/>
+          <w:bCs/>
+        </w:rPr>
+      </w:pPr>
+      <w:r>
+        <w:rPr>
+          <w:b/>
+          <w:bCs/>
+        </w:rPr>
+        <w:t>shrink desired=&lt;tamaño</w:t>
+      </w:r>
+      <w:r>
+        <w:rPr>
+          <w:b/>
+          <w:bCs/>
+        </w:rPr>
+        <w:t>&gt;</w:t>
+      </w:r>
+      <w:r>
+        <w:rPr>
+          <w:b/>
+          <w:bCs/>
+        </w:rPr>
+        <w:t xml:space="preserve"> </w:t>
+      </w:r>
+      <w:r>
+        <w:rPr>
+          <w:b/>
+          <w:bCs/>
+        </w:rPr>
+        <w:t>(</w:t>
+      </w:r>
+      <w:r>
+        <w:rPr>
+          <w:b/>
+          <w:bCs/>
+        </w:rPr>
+        <w:t>minimum=&lt;tamaño mínimo&gt;</w:t>
+      </w:r>
+      <w:r>
+        <w:rPr>
+          <w:b/>
+          <w:bCs/>
+        </w:rPr>
+        <w:t>)</w:t>
+      </w:r>
+      <w:r>
+        <w:rPr>
+          <w:b/>
+          <w:bCs/>
+        </w:rPr>
+        <w:t xml:space="preserve"> </w:t>
+      </w:r>
+      <w:r>
+        <w:rPr>
+          <w:b/>
+          <w:bCs/>
+        </w:rPr>
+        <w:t>(</w:t>
+      </w:r>
+      <w:r>
+        <w:rPr>
+          <w:b/>
+          <w:bCs/>
+        </w:rPr>
+        <w:t>querymax</w:t>
+      </w:r>
+      <w:r>
+        <w:rPr>
+          <w:b/>
+          <w:bCs/>
+        </w:rPr>
+        <w:t>)</w:t>
+      </w:r>
+      <w:r>
+        <w:rPr>
+          <w:b/>
+          <w:bCs/>
+        </w:rPr>
+        <w:t xml:space="preserve"> </w:t>
+      </w:r>
+      <w:r>
+        <w:rPr>
+          <w:b/>
+          <w:bCs/>
+        </w:rPr>
+        <w:t>(</w:t>
+      </w:r>
+      <w:r>
+        <w:rPr>
+          <w:b/>
+          <w:bCs/>
+        </w:rPr>
+        <w:t>nowait</w:t>
+      </w:r>
+      <w:r>
+        <w:rPr>
+          <w:b/>
+          <w:bCs/>
+        </w:rPr>
+        <w:t>)</w:t>
+      </w:r>
+    </w:p>
+    <w:p>
+      <w:pPr>
+        <w:ind w:left="360"/>
+      </w:pPr>
+      <w:r>
+        <w:t>minimum: es el tamaño mínimo a reducir como mínimo</w:t>
+      </w:r>
+    </w:p>
+    <w:p>
+      <w:pPr>
+        <w:ind w:left="360"/>
+      </w:pPr>
+      <w:r>
+        <w:t>querymax: Devuelve la cantidad máxima de espacio en MB por el que se puede reducir el volumen</w:t>
+      </w:r>
+    </w:p>
+    <w:p>
+      <w:pPr>
+        <w:ind w:left="360"/>
+      </w:pPr>
+      <w:r>
+        <w:t>nowait: Fuerza la vuelta inmediata del comando mientras se está realizando la reducción</w:t>
+      </w:r>
+    </w:p>
+    <w:p>
+      <w:pPr>
+        <w:jc w:val="center"/>
+      </w:pPr>
+      <w:r>
+        <w:rPr>
+          <w:noProof/>
+        </w:rPr>
+        <w:drawing>
+          <wp:inline distT="0" distB="0" distL="0" distR="0" wp14:anchorId="5629475F" wp14:editId="61B39435">
+            <wp:extent cx="4515567" cy="1300208"/>
+            <wp:effectExtent l="0" t="0" r="0" b="0"/>
+            <wp:docPr id="6" name="Imagen 6"/>
+            <wp:cNvGraphicFramePr>
+              <a:graphicFrameLocks xmlns:a="http://schemas.openxmlformats.org/drawingml/2006/main" noChangeAspect="1"/>
+            </wp:cNvGraphicFramePr>
+            <a:graphic xmlns:a="http://schemas.openxmlformats.org/drawingml/2006/main">
+              <a:graphicData uri="http://schemas.openxmlformats.org/drawingml/2006/picture">
+                <pic:pic xmlns:pic="http://schemas.openxmlformats.org/drawingml/2006/picture">
+                  <pic:nvPicPr>
+                    <pic:cNvPr id="0" name="Picture 4"/>
+                    <pic:cNvPicPr>
+                      <a:picLocks noChangeAspect="1" noChangeArrowheads="1"/>
+                    </pic:cNvPicPr>
+                  </pic:nvPicPr>
+                  <pic:blipFill rotWithShape="1">
+                    <a:blip r:embed="rId16">
+                      <a:extLst>
+                        <a:ext uri="{28A0092B-C50C-407E-A947-70E740481C1C}">
+                          <a14:useLocalDpi xmlns:a14="http://schemas.microsoft.com/office/drawing/2010/main" val="0"/>
+                        </a:ext>
+                      </a:extLst>
+                    </a:blip>
+                    <a:srcRect t="10052" b="32778"/>
+                    <a:stretch/>
+                  </pic:blipFill>
+                  <pic:spPr bwMode="auto">
+                    <a:xfrm>
+                      <a:off x="0" y="0"/>
+                      <a:ext cx="4517390" cy="1300733"/>
+                    </a:xfrm>
+                    <a:prstGeom prst="rect">
+                      <a:avLst/>
+                    </a:prstGeom>
+                    <a:noFill/>
+                    <a:ln>
+                      <a:noFill/>
+                    </a:ln>
+                    <a:extLst>
+                      <a:ext uri="{53640926-AAD7-44D8-BBD7-CCE9431645EC}">
+                        <a14:shadowObscured xmlns:a14="http://schemas.microsoft.com/office/drawing/2010/main"/>
+                      </a:ext>
+                    </a:extLst>
+                  </pic:spPr>
+                </pic:pic>
+              </a:graphicData>
+            </a:graphic>
+          </wp:inline>
+        </w:drawing>
+      </w:r>
+    </w:p>
+    <w:p>
+      <w:r>
+        <w:br w:type="page"/>
+      </w:r>
+    </w:p>
+    <w:p>
+      <w:pPr>
+        <w:pStyle w:val="Ttulo2"/>
+      </w:pPr>
+      <w:bookmarkStart w:id="39" w:name="_Toc150097829"/>
+      <w:r>
+        <w:lastRenderedPageBreak/>
+        <w:t>uniqueid</w:t>
+      </w:r>
+      <w:bookmarkEnd w:id="39"/>
+    </w:p>
+    <w:p>
+      <w:r>
+        <w:t>Este c</w:t>
+      </w:r>
+      <w:r>
+        <w:t xml:space="preserve">omando </w:t>
+      </w:r>
+      <w:r>
+        <w:t>nos permite mostrar o cambiar, del disco que tengamos seleccionado, el identificador de la tabla de particiones (GUID) o</w:t>
+      </w:r>
+      <w:r>
+        <w:t xml:space="preserve"> </w:t>
+      </w:r>
+      <w:r>
+        <w:t>la firma del registro de arranque maestro (MBR)</w:t>
+      </w:r>
+    </w:p>
+    <w:p>
+      <w:r>
+        <w:t>Ejemplo uso:</w:t>
+      </w:r>
+    </w:p>
+    <w:p>
+      <w:pPr>
+        <w:pStyle w:val="Prrafodelista"/>
+        <w:numPr>
+          <w:ilvl w:val="0"/>
+          <w:numId w:val="1"/>
+        </w:numPr>
+      </w:pPr>
+      <w:r>
+        <w:t>select disk 1</w:t>
+      </w:r>
+    </w:p>
+    <w:p>
+      <w:pPr>
+        <w:pStyle w:val="Prrafodelista"/>
+        <w:numPr>
+          <w:ilvl w:val="0"/>
+          <w:numId w:val="1"/>
+        </w:numPr>
+      </w:pPr>
+      <w:r>
+        <w:t>uniqueid disk</w:t>
+      </w:r>
+    </w:p>
+    <w:p>
+      <w:r>
+        <w:br w:type="page"/>
+      </w:r>
+    </w:p>
+    <w:p>
+      <w:pPr>
+        <w:pStyle w:val="Ttulo1"/>
+      </w:pPr>
+      <w:proofErr w:type="spellStart"/>
+      <w:r>
+        <w:lastRenderedPageBreak/>
+        <w:t>fdisk</w:t>
+      </w:r>
+      <w:proofErr w:type="spellEnd"/>
+    </w:p>
+    <w:p/>
     <w:sectPr>
-      <w:headerReference w:type="default" r:id="rId14"/>
-      <w:footerReference w:type="default" r:id="rId15"/>
+      <w:headerReference w:type="default" r:id="rId17"/>
+      <w:footerReference w:type="default" r:id="rId18"/>
       <w:pgSz w:w="11906" w:h="16838"/>
       <w:pgMar w:top="1417" w:right="1701" w:bottom="1417" w:left="1701" w:header="708" w:footer="708" w:gutter="0"/>
       <w:pgNumType w:start="1"/>
@@ -3076,7 +7523,7 @@
 </file>
 
 <file path=word/endnotes.xml><?xml version="1.0" encoding="utf-8"?>
-<w:endnotes xmlns:wpc="http://schemas.microsoft.com/office/word/2010/wordprocessingCanvas" xmlns:cx="http://schemas.microsoft.com/office/drawing/2014/chartex" xmlns:cx1="http://schemas.microsoft.com/office/drawing/2015/9/8/chartex" xmlns:cx2="http://schemas.microsoft.com/office/drawing/2015/10/21/chartex" xmlns:cx3="http://schemas.microsoft.com/office/drawing/2016/5/9/chartex" xmlns:cx4="http://schemas.microsoft.com/office/drawing/2016/5/10/chartex" xmlns:cx5="http://schemas.microsoft.com/office/drawing/2016/5/11/chartex" xmlns:cx6="http://schemas.microsoft.com/office/drawing/2016/5/12/chartex" xmlns:cx7="http://schemas.microsoft.com/office/drawing/2016/5/13/chartex" xmlns:cx8="http://schemas.microsoft.com/office/drawing/2016/5/14/chartex" xmlns:mc="http://schemas.openxmlformats.org/markup-compatibility/2006" xmlns:aink="http://schemas.microsoft.com/office/drawing/2016/ink" xmlns:am3d="http://schemas.microsoft.com/office/drawing/2017/model3d" xmlns:o="urn:schemas-microsoft-com:office:office" xmlns:r="http://schemas.openxmlformats.org/officeDocument/2006/relationships" xmlns:m="http://schemas.openxmlformats.org/officeDocument/2006/math" xmlns:v="urn:schemas-microsoft-com:vml" xmlns:wp14="http://schemas.microsoft.com/office/word/2010/wordprocessingDrawing" xmlns:wp="http://schemas.openxmlformats.org/drawingml/2006/wordprocessingDrawing" xmlns:w10="urn:schemas-microsoft-com:office:word" xmlns:w="http://schemas.openxmlformats.org/wordprocessingml/2006/main" xmlns:w14="http://schemas.microsoft.com/office/word/2010/wordml" xmlns:w15="http://schemas.microsoft.com/office/word/2012/wordml" xmlns:w16cid="http://schemas.microsoft.com/office/word/2016/wordml/cid" xmlns:w16se="http://schemas.microsoft.com/office/word/2015/wordml/symex" xmlns:wpg="http://schemas.microsoft.com/office/word/2010/wordprocessingGroup" xmlns:wpi="http://schemas.microsoft.com/office/word/2010/wordprocessingInk" xmlns:wne="http://schemas.microsoft.com/office/word/2006/wordml" xmlns:wps="http://schemas.microsoft.com/office/word/2010/wordprocessingShape" mc:Ignorable="w14 w15 w16se w16cid wp14">
+<w:endnotes xmlns:wpc="http://schemas.microsoft.com/office/word/2010/wordprocessingCanvas" xmlns:cx="http://schemas.microsoft.com/office/drawing/2014/chartex" xmlns:cx1="http://schemas.microsoft.com/office/drawing/2015/9/8/chartex" xmlns:cx2="http://schemas.microsoft.com/office/drawing/2015/10/21/chartex" xmlns:cx3="http://schemas.microsoft.com/office/drawing/2016/5/9/chartex" xmlns:cx4="http://schemas.microsoft.com/office/drawing/2016/5/10/chartex" xmlns:cx5="http://schemas.microsoft.com/office/drawing/2016/5/11/chartex" xmlns:cx6="http://schemas.microsoft.com/office/drawing/2016/5/12/chartex" xmlns:cx7="http://schemas.microsoft.com/office/drawing/2016/5/13/chartex" xmlns:cx8="http://schemas.microsoft.com/office/drawing/2016/5/14/chartex" xmlns:mc="http://schemas.openxmlformats.org/markup-compatibility/2006" xmlns:aink="http://schemas.microsoft.com/office/drawing/2016/ink" xmlns:am3d="http://schemas.microsoft.com/office/drawing/2017/model3d" xmlns:o="urn:schemas-microsoft-com:office:office" xmlns:r="http://schemas.openxmlformats.org/officeDocument/2006/relationships" xmlns:m="http://schemas.openxmlformats.org/officeDocument/2006/math" xmlns:v="urn:schemas-microsoft-com:vml" xmlns:wp14="http://schemas.microsoft.com/office/word/2010/wordprocessingDrawing" xmlns:wp="http://schemas.openxmlformats.org/drawingml/2006/wordprocessingDrawing" xmlns:w10="urn:schemas-microsoft-com:office:word" xmlns:w="http://schemas.openxmlformats.org/wordprocessingml/2006/main" xmlns:w14="http://schemas.microsoft.com/office/word/2010/wordml" xmlns:w15="http://schemas.microsoft.com/office/word/2012/wordml" xmlns:w16cex="http://schemas.microsoft.com/office/word/2018/wordml/cex" xmlns:w16cid="http://schemas.microsoft.com/office/word/2016/wordml/cid" xmlns:w16="http://schemas.microsoft.com/office/word/2018/wordml" xmlns:w16se="http://schemas.microsoft.com/office/word/2015/wordml/symex" xmlns:wpg="http://schemas.microsoft.com/office/word/2010/wordprocessingGroup" xmlns:wpi="http://schemas.microsoft.com/office/word/2010/wordprocessingInk" xmlns:wne="http://schemas.microsoft.com/office/word/2006/wordml" xmlns:wps="http://schemas.microsoft.com/office/word/2010/wordprocessingShape" mc:Ignorable="w14 w15 w16se w16cid w16 w16cex wp14">
   <w:endnote w:type="separator" w:id="-1">
     <w:p>
       <w:pPr>
@@ -3101,7 +7548,7 @@
 </file>
 
 <file path=word/footer1.xml><?xml version="1.0" encoding="utf-8"?>
-<w:ftr xmlns:wpc="http://schemas.microsoft.com/office/word/2010/wordprocessingCanvas" xmlns:cx="http://schemas.microsoft.com/office/drawing/2014/chartex" xmlns:cx1="http://schemas.microsoft.com/office/drawing/2015/9/8/chartex" xmlns:cx2="http://schemas.microsoft.com/office/drawing/2015/10/21/chartex" xmlns:cx3="http://schemas.microsoft.com/office/drawing/2016/5/9/chartex" xmlns:cx4="http://schemas.microsoft.com/office/drawing/2016/5/10/chartex" xmlns:cx5="http://schemas.microsoft.com/office/drawing/2016/5/11/chartex" xmlns:cx6="http://schemas.microsoft.com/office/drawing/2016/5/12/chartex" xmlns:cx7="http://schemas.microsoft.com/office/drawing/2016/5/13/chartex" xmlns:cx8="http://schemas.microsoft.com/office/drawing/2016/5/14/chartex" xmlns:mc="http://schemas.openxmlformats.org/markup-compatibility/2006" xmlns:aink="http://schemas.microsoft.com/office/drawing/2016/ink" xmlns:am3d="http://schemas.microsoft.com/office/drawing/2017/model3d" xmlns:o="urn:schemas-microsoft-com:office:office" xmlns:r="http://schemas.openxmlformats.org/officeDocument/2006/relationships" xmlns:m="http://schemas.openxmlformats.org/officeDocument/2006/math" xmlns:v="urn:schemas-microsoft-com:vml" xmlns:wp14="http://schemas.microsoft.com/office/word/2010/wordprocessingDrawing" xmlns:wp="http://schemas.openxmlformats.org/drawingml/2006/wordprocessingDrawing" xmlns:w10="urn:schemas-microsoft-com:office:word" xmlns:w="http://schemas.openxmlformats.org/wordprocessingml/2006/main" xmlns:w14="http://schemas.microsoft.com/office/word/2010/wordml" xmlns:w15="http://schemas.microsoft.com/office/word/2012/wordml" xmlns:w16cid="http://schemas.microsoft.com/office/word/2016/wordml/cid" xmlns:w16se="http://schemas.microsoft.com/office/word/2015/wordml/symex" xmlns:wpg="http://schemas.microsoft.com/office/word/2010/wordprocessingGroup" xmlns:wpi="http://schemas.microsoft.com/office/word/2010/wordprocessingInk" xmlns:wne="http://schemas.microsoft.com/office/word/2006/wordml" xmlns:wps="http://schemas.microsoft.com/office/word/2010/wordprocessingShape" mc:Ignorable="w14 w15 w16se w16cid wp14">
+<w:ftr xmlns:wpc="http://schemas.microsoft.com/office/word/2010/wordprocessingCanvas" xmlns:cx="http://schemas.microsoft.com/office/drawing/2014/chartex" xmlns:cx1="http://schemas.microsoft.com/office/drawing/2015/9/8/chartex" xmlns:cx2="http://schemas.microsoft.com/office/drawing/2015/10/21/chartex" xmlns:cx3="http://schemas.microsoft.com/office/drawing/2016/5/9/chartex" xmlns:cx4="http://schemas.microsoft.com/office/drawing/2016/5/10/chartex" xmlns:cx5="http://schemas.microsoft.com/office/drawing/2016/5/11/chartex" xmlns:cx6="http://schemas.microsoft.com/office/drawing/2016/5/12/chartex" xmlns:cx7="http://schemas.microsoft.com/office/drawing/2016/5/13/chartex" xmlns:cx8="http://schemas.microsoft.com/office/drawing/2016/5/14/chartex" xmlns:mc="http://schemas.openxmlformats.org/markup-compatibility/2006" xmlns:aink="http://schemas.microsoft.com/office/drawing/2016/ink" xmlns:am3d="http://schemas.microsoft.com/office/drawing/2017/model3d" xmlns:o="urn:schemas-microsoft-com:office:office" xmlns:r="http://schemas.openxmlformats.org/officeDocument/2006/relationships" xmlns:m="http://schemas.openxmlformats.org/officeDocument/2006/math" xmlns:v="urn:schemas-microsoft-com:vml" xmlns:wp14="http://schemas.microsoft.com/office/word/2010/wordprocessingDrawing" xmlns:wp="http://schemas.openxmlformats.org/drawingml/2006/wordprocessingDrawing" xmlns:w10="urn:schemas-microsoft-com:office:word" xmlns:w="http://schemas.openxmlformats.org/wordprocessingml/2006/main" xmlns:w14="http://schemas.microsoft.com/office/word/2010/wordml" xmlns:w15="http://schemas.microsoft.com/office/word/2012/wordml" xmlns:w16cex="http://schemas.microsoft.com/office/word/2018/wordml/cex" xmlns:w16cid="http://schemas.microsoft.com/office/word/2016/wordml/cid" xmlns:w16="http://schemas.microsoft.com/office/word/2018/wordml" xmlns:w16se="http://schemas.microsoft.com/office/word/2015/wordml/symex" xmlns:wpg="http://schemas.microsoft.com/office/word/2010/wordprocessingGroup" xmlns:wpi="http://schemas.microsoft.com/office/word/2010/wordprocessingInk" xmlns:wne="http://schemas.microsoft.com/office/word/2006/wordml" xmlns:wps="http://schemas.microsoft.com/office/word/2010/wordprocessingShape" mc:Ignorable="w14 w15 w16se w16cid w16 w16cex wp14">
   <w:p>
     <w:pPr>
       <w:pStyle w:val="Piedepgina"/>
@@ -3111,7 +7558,7 @@
 </file>
 
 <file path=word/footer2.xml><?xml version="1.0" encoding="utf-8"?>
-<w:ftr xmlns:wpc="http://schemas.microsoft.com/office/word/2010/wordprocessingCanvas" xmlns:cx="http://schemas.microsoft.com/office/drawing/2014/chartex" xmlns:cx1="http://schemas.microsoft.com/office/drawing/2015/9/8/chartex" xmlns:cx2="http://schemas.microsoft.com/office/drawing/2015/10/21/chartex" xmlns:cx3="http://schemas.microsoft.com/office/drawing/2016/5/9/chartex" xmlns:cx4="http://schemas.microsoft.com/office/drawing/2016/5/10/chartex" xmlns:cx5="http://schemas.microsoft.com/office/drawing/2016/5/11/chartex" xmlns:cx6="http://schemas.microsoft.com/office/drawing/2016/5/12/chartex" xmlns:cx7="http://schemas.microsoft.com/office/drawing/2016/5/13/chartex" xmlns:cx8="http://schemas.microsoft.com/office/drawing/2016/5/14/chartex" xmlns:mc="http://schemas.openxmlformats.org/markup-compatibility/2006" xmlns:aink="http://schemas.microsoft.com/office/drawing/2016/ink" xmlns:am3d="http://schemas.microsoft.com/office/drawing/2017/model3d" xmlns:o="urn:schemas-microsoft-com:office:office" xmlns:r="http://schemas.openxmlformats.org/officeDocument/2006/relationships" xmlns:m="http://schemas.openxmlformats.org/officeDocument/2006/math" xmlns:v="urn:schemas-microsoft-com:vml" xmlns:wp14="http://schemas.microsoft.com/office/word/2010/wordprocessingDrawing" xmlns:wp="http://schemas.openxmlformats.org/drawingml/2006/wordprocessingDrawing" xmlns:w10="urn:schemas-microsoft-com:office:word" xmlns:w="http://schemas.openxmlformats.org/wordprocessingml/2006/main" xmlns:w14="http://schemas.microsoft.com/office/word/2010/wordml" xmlns:w15="http://schemas.microsoft.com/office/word/2012/wordml" xmlns:w16cid="http://schemas.microsoft.com/office/word/2016/wordml/cid" xmlns:w16se="http://schemas.microsoft.com/office/word/2015/wordml/symex" xmlns:wpg="http://schemas.microsoft.com/office/word/2010/wordprocessingGroup" xmlns:wpi="http://schemas.microsoft.com/office/word/2010/wordprocessingInk" xmlns:wne="http://schemas.microsoft.com/office/word/2006/wordml" xmlns:wps="http://schemas.microsoft.com/office/word/2010/wordprocessingShape" mc:Ignorable="w14 w15 w16se w16cid wp14">
+<w:ftr xmlns:wpc="http://schemas.microsoft.com/office/word/2010/wordprocessingCanvas" xmlns:cx="http://schemas.microsoft.com/office/drawing/2014/chartex" xmlns:cx1="http://schemas.microsoft.com/office/drawing/2015/9/8/chartex" xmlns:cx2="http://schemas.microsoft.com/office/drawing/2015/10/21/chartex" xmlns:cx3="http://schemas.microsoft.com/office/drawing/2016/5/9/chartex" xmlns:cx4="http://schemas.microsoft.com/office/drawing/2016/5/10/chartex" xmlns:cx5="http://schemas.microsoft.com/office/drawing/2016/5/11/chartex" xmlns:cx6="http://schemas.microsoft.com/office/drawing/2016/5/12/chartex" xmlns:cx7="http://schemas.microsoft.com/office/drawing/2016/5/13/chartex" xmlns:cx8="http://schemas.microsoft.com/office/drawing/2016/5/14/chartex" xmlns:mc="http://schemas.openxmlformats.org/markup-compatibility/2006" xmlns:aink="http://schemas.microsoft.com/office/drawing/2016/ink" xmlns:am3d="http://schemas.microsoft.com/office/drawing/2017/model3d" xmlns:o="urn:schemas-microsoft-com:office:office" xmlns:r="http://schemas.openxmlformats.org/officeDocument/2006/relationships" xmlns:m="http://schemas.openxmlformats.org/officeDocument/2006/math" xmlns:v="urn:schemas-microsoft-com:vml" xmlns:wp14="http://schemas.microsoft.com/office/word/2010/wordprocessingDrawing" xmlns:wp="http://schemas.openxmlformats.org/drawingml/2006/wordprocessingDrawing" xmlns:w10="urn:schemas-microsoft-com:office:word" xmlns:w="http://schemas.openxmlformats.org/wordprocessingml/2006/main" xmlns:w14="http://schemas.microsoft.com/office/word/2010/wordml" xmlns:w15="http://schemas.microsoft.com/office/word/2012/wordml" xmlns:w16cex="http://schemas.microsoft.com/office/word/2018/wordml/cex" xmlns:w16cid="http://schemas.microsoft.com/office/word/2016/wordml/cid" xmlns:w16="http://schemas.microsoft.com/office/word/2018/wordml" xmlns:w16se="http://schemas.microsoft.com/office/word/2015/wordml/symex" xmlns:wpg="http://schemas.microsoft.com/office/word/2010/wordprocessingGroup" xmlns:wpi="http://schemas.microsoft.com/office/word/2010/wordprocessingInk" xmlns:wne="http://schemas.microsoft.com/office/word/2006/wordml" xmlns:wps="http://schemas.microsoft.com/office/word/2010/wordprocessingShape" mc:Ignorable="w14 w15 w16se w16cid w16 w16cex wp14">
   <w:p>
     <w:pPr>
       <w:pStyle w:val="Piedepgina"/>
@@ -3136,7 +7583,7 @@
 </file>
 
 <file path=word/footer3.xml><?xml version="1.0" encoding="utf-8"?>
-<w:ftr xmlns:wpc="http://schemas.microsoft.com/office/word/2010/wordprocessingCanvas" xmlns:cx="http://schemas.microsoft.com/office/drawing/2014/chartex" xmlns:cx1="http://schemas.microsoft.com/office/drawing/2015/9/8/chartex" xmlns:cx2="http://schemas.microsoft.com/office/drawing/2015/10/21/chartex" xmlns:cx3="http://schemas.microsoft.com/office/drawing/2016/5/9/chartex" xmlns:cx4="http://schemas.microsoft.com/office/drawing/2016/5/10/chartex" xmlns:cx5="http://schemas.microsoft.com/office/drawing/2016/5/11/chartex" xmlns:cx6="http://schemas.microsoft.com/office/drawing/2016/5/12/chartex" xmlns:cx7="http://schemas.microsoft.com/office/drawing/2016/5/13/chartex" xmlns:cx8="http://schemas.microsoft.com/office/drawing/2016/5/14/chartex" xmlns:mc="http://schemas.openxmlformats.org/markup-compatibility/2006" xmlns:aink="http://schemas.microsoft.com/office/drawing/2016/ink" xmlns:am3d="http://schemas.microsoft.com/office/drawing/2017/model3d" xmlns:o="urn:schemas-microsoft-com:office:office" xmlns:r="http://schemas.openxmlformats.org/officeDocument/2006/relationships" xmlns:m="http://schemas.openxmlformats.org/officeDocument/2006/math" xmlns:v="urn:schemas-microsoft-com:vml" xmlns:wp14="http://schemas.microsoft.com/office/word/2010/wordprocessingDrawing" xmlns:wp="http://schemas.openxmlformats.org/drawingml/2006/wordprocessingDrawing" xmlns:w10="urn:schemas-microsoft-com:office:word" xmlns:w="http://schemas.openxmlformats.org/wordprocessingml/2006/main" xmlns:w14="http://schemas.microsoft.com/office/word/2010/wordml" xmlns:w15="http://schemas.microsoft.com/office/word/2012/wordml" xmlns:w16cid="http://schemas.microsoft.com/office/word/2016/wordml/cid" xmlns:w16se="http://schemas.microsoft.com/office/word/2015/wordml/symex" xmlns:wpg="http://schemas.microsoft.com/office/word/2010/wordprocessingGroup" xmlns:wpi="http://schemas.microsoft.com/office/word/2010/wordprocessingInk" xmlns:wne="http://schemas.microsoft.com/office/word/2006/wordml" xmlns:wps="http://schemas.microsoft.com/office/word/2010/wordprocessingShape" mc:Ignorable="w14 w15 w16se w16cid wp14">
+<w:ftr xmlns:wpc="http://schemas.microsoft.com/office/word/2010/wordprocessingCanvas" xmlns:cx="http://schemas.microsoft.com/office/drawing/2014/chartex" xmlns:cx1="http://schemas.microsoft.com/office/drawing/2015/9/8/chartex" xmlns:cx2="http://schemas.microsoft.com/office/drawing/2015/10/21/chartex" xmlns:cx3="http://schemas.microsoft.com/office/drawing/2016/5/9/chartex" xmlns:cx4="http://schemas.microsoft.com/office/drawing/2016/5/10/chartex" xmlns:cx5="http://schemas.microsoft.com/office/drawing/2016/5/11/chartex" xmlns:cx6="http://schemas.microsoft.com/office/drawing/2016/5/12/chartex" xmlns:cx7="http://schemas.microsoft.com/office/drawing/2016/5/13/chartex" xmlns:cx8="http://schemas.microsoft.com/office/drawing/2016/5/14/chartex" xmlns:mc="http://schemas.openxmlformats.org/markup-compatibility/2006" xmlns:aink="http://schemas.microsoft.com/office/drawing/2016/ink" xmlns:am3d="http://schemas.microsoft.com/office/drawing/2017/model3d" xmlns:o="urn:schemas-microsoft-com:office:office" xmlns:r="http://schemas.openxmlformats.org/officeDocument/2006/relationships" xmlns:m="http://schemas.openxmlformats.org/officeDocument/2006/math" xmlns:v="urn:schemas-microsoft-com:vml" xmlns:wp14="http://schemas.microsoft.com/office/word/2010/wordprocessingDrawing" xmlns:wp="http://schemas.openxmlformats.org/drawingml/2006/wordprocessingDrawing" xmlns:w10="urn:schemas-microsoft-com:office:word" xmlns:w="http://schemas.openxmlformats.org/wordprocessingml/2006/main" xmlns:w14="http://schemas.microsoft.com/office/word/2010/wordml" xmlns:w15="http://schemas.microsoft.com/office/word/2012/wordml" xmlns:w16cex="http://schemas.microsoft.com/office/word/2018/wordml/cex" xmlns:w16cid="http://schemas.microsoft.com/office/word/2016/wordml/cid" xmlns:w16="http://schemas.microsoft.com/office/word/2018/wordml" xmlns:w16se="http://schemas.microsoft.com/office/word/2015/wordml/symex" xmlns:wpg="http://schemas.microsoft.com/office/word/2010/wordprocessingGroup" xmlns:wpi="http://schemas.microsoft.com/office/word/2010/wordprocessingInk" xmlns:wne="http://schemas.microsoft.com/office/word/2006/wordml" xmlns:wps="http://schemas.microsoft.com/office/word/2010/wordprocessingShape" mc:Ignorable="w14 w15 w16se w16cid w16 w16cex wp14">
   <w:p>
     <w:pPr>
       <w:pStyle w:val="Encabezado"/>
@@ -3180,7 +7627,7 @@
 </file>
 
 <file path=word/footer4.xml><?xml version="1.0" encoding="utf-8"?>
-<w:ftr xmlns:wpc="http://schemas.microsoft.com/office/word/2010/wordprocessingCanvas" xmlns:cx="http://schemas.microsoft.com/office/drawing/2014/chartex" xmlns:cx1="http://schemas.microsoft.com/office/drawing/2015/9/8/chartex" xmlns:cx2="http://schemas.microsoft.com/office/drawing/2015/10/21/chartex" xmlns:cx3="http://schemas.microsoft.com/office/drawing/2016/5/9/chartex" xmlns:cx4="http://schemas.microsoft.com/office/drawing/2016/5/10/chartex" xmlns:cx5="http://schemas.microsoft.com/office/drawing/2016/5/11/chartex" xmlns:cx6="http://schemas.microsoft.com/office/drawing/2016/5/12/chartex" xmlns:cx7="http://schemas.microsoft.com/office/drawing/2016/5/13/chartex" xmlns:cx8="http://schemas.microsoft.com/office/drawing/2016/5/14/chartex" xmlns:mc="http://schemas.openxmlformats.org/markup-compatibility/2006" xmlns:aink="http://schemas.microsoft.com/office/drawing/2016/ink" xmlns:am3d="http://schemas.microsoft.com/office/drawing/2017/model3d" xmlns:o="urn:schemas-microsoft-com:office:office" xmlns:r="http://schemas.openxmlformats.org/officeDocument/2006/relationships" xmlns:m="http://schemas.openxmlformats.org/officeDocument/2006/math" xmlns:v="urn:schemas-microsoft-com:vml" xmlns:wp14="http://schemas.microsoft.com/office/word/2010/wordprocessingDrawing" xmlns:wp="http://schemas.openxmlformats.org/drawingml/2006/wordprocessingDrawing" xmlns:w10="urn:schemas-microsoft-com:office:word" xmlns:w="http://schemas.openxmlformats.org/wordprocessingml/2006/main" xmlns:w14="http://schemas.microsoft.com/office/word/2010/wordml" xmlns:w15="http://schemas.microsoft.com/office/word/2012/wordml" xmlns:w16cid="http://schemas.microsoft.com/office/word/2016/wordml/cid" xmlns:w16se="http://schemas.microsoft.com/office/word/2015/wordml/symex" xmlns:wpg="http://schemas.microsoft.com/office/word/2010/wordprocessingGroup" xmlns:wpi="http://schemas.microsoft.com/office/word/2010/wordprocessingInk" xmlns:wne="http://schemas.microsoft.com/office/word/2006/wordml" xmlns:wps="http://schemas.microsoft.com/office/word/2010/wordprocessingShape" mc:Ignorable="w14 w15 w16se w16cid wp14">
+<w:ftr xmlns:wpc="http://schemas.microsoft.com/office/word/2010/wordprocessingCanvas" xmlns:cx="http://schemas.microsoft.com/office/drawing/2014/chartex" xmlns:cx1="http://schemas.microsoft.com/office/drawing/2015/9/8/chartex" xmlns:cx2="http://schemas.microsoft.com/office/drawing/2015/10/21/chartex" xmlns:cx3="http://schemas.microsoft.com/office/drawing/2016/5/9/chartex" xmlns:cx4="http://schemas.microsoft.com/office/drawing/2016/5/10/chartex" xmlns:cx5="http://schemas.microsoft.com/office/drawing/2016/5/11/chartex" xmlns:cx6="http://schemas.microsoft.com/office/drawing/2016/5/12/chartex" xmlns:cx7="http://schemas.microsoft.com/office/drawing/2016/5/13/chartex" xmlns:cx8="http://schemas.microsoft.com/office/drawing/2016/5/14/chartex" xmlns:mc="http://schemas.openxmlformats.org/markup-compatibility/2006" xmlns:aink="http://schemas.microsoft.com/office/drawing/2016/ink" xmlns:am3d="http://schemas.microsoft.com/office/drawing/2017/model3d" xmlns:o="urn:schemas-microsoft-com:office:office" xmlns:r="http://schemas.openxmlformats.org/officeDocument/2006/relationships" xmlns:m="http://schemas.openxmlformats.org/officeDocument/2006/math" xmlns:v="urn:schemas-microsoft-com:vml" xmlns:wp14="http://schemas.microsoft.com/office/word/2010/wordprocessingDrawing" xmlns:wp="http://schemas.openxmlformats.org/drawingml/2006/wordprocessingDrawing" xmlns:w10="urn:schemas-microsoft-com:office:word" xmlns:w="http://schemas.openxmlformats.org/wordprocessingml/2006/main" xmlns:w14="http://schemas.microsoft.com/office/word/2010/wordml" xmlns:w15="http://schemas.microsoft.com/office/word/2012/wordml" xmlns:w16cex="http://schemas.microsoft.com/office/word/2018/wordml/cex" xmlns:w16cid="http://schemas.microsoft.com/office/word/2016/wordml/cid" xmlns:w16="http://schemas.microsoft.com/office/word/2018/wordml" xmlns:w16se="http://schemas.microsoft.com/office/word/2015/wordml/symex" xmlns:wpg="http://schemas.microsoft.com/office/word/2010/wordprocessingGroup" xmlns:wpi="http://schemas.microsoft.com/office/word/2010/wordprocessingInk" xmlns:wne="http://schemas.microsoft.com/office/word/2006/wordml" xmlns:wps="http://schemas.microsoft.com/office/word/2010/wordprocessingShape" mc:Ignorable="w14 w15 w16se w16cid w16 w16cex wp14">
   <w:p>
     <w:pPr>
       <w:pStyle w:val="Piedepgina"/>
@@ -3249,7 +7696,7 @@
 </file>
 
 <file path=word/footnotes.xml><?xml version="1.0" encoding="utf-8"?>
-<w:footnotes xmlns:wpc="http://schemas.microsoft.com/office/word/2010/wordprocessingCanvas" xmlns:cx="http://schemas.microsoft.com/office/drawing/2014/chartex" xmlns:cx1="http://schemas.microsoft.com/office/drawing/2015/9/8/chartex" xmlns:cx2="http://schemas.microsoft.com/office/drawing/2015/10/21/chartex" xmlns:cx3="http://schemas.microsoft.com/office/drawing/2016/5/9/chartex" xmlns:cx4="http://schemas.microsoft.com/office/drawing/2016/5/10/chartex" xmlns:cx5="http://schemas.microsoft.com/office/drawing/2016/5/11/chartex" xmlns:cx6="http://schemas.microsoft.com/office/drawing/2016/5/12/chartex" xmlns:cx7="http://schemas.microsoft.com/office/drawing/2016/5/13/chartex" xmlns:cx8="http://schemas.microsoft.com/office/drawing/2016/5/14/chartex" xmlns:mc="http://schemas.openxmlformats.org/markup-compatibility/2006" xmlns:aink="http://schemas.microsoft.com/office/drawing/2016/ink" xmlns:am3d="http://schemas.microsoft.com/office/drawing/2017/model3d" xmlns:o="urn:schemas-microsoft-com:office:office" xmlns:r="http://schemas.openxmlformats.org/officeDocument/2006/relationships" xmlns:m="http://schemas.openxmlformats.org/officeDocument/2006/math" xmlns:v="urn:schemas-microsoft-com:vml" xmlns:wp14="http://schemas.microsoft.com/office/word/2010/wordprocessingDrawing" xmlns:wp="http://schemas.openxmlformats.org/drawingml/2006/wordprocessingDrawing" xmlns:w10="urn:schemas-microsoft-com:office:word" xmlns:w="http://schemas.openxmlformats.org/wordprocessingml/2006/main" xmlns:w14="http://schemas.microsoft.com/office/word/2010/wordml" xmlns:w15="http://schemas.microsoft.com/office/word/2012/wordml" xmlns:w16cid="http://schemas.microsoft.com/office/word/2016/wordml/cid" xmlns:w16se="http://schemas.microsoft.com/office/word/2015/wordml/symex" xmlns:wpg="http://schemas.microsoft.com/office/word/2010/wordprocessingGroup" xmlns:wpi="http://schemas.microsoft.com/office/word/2010/wordprocessingInk" xmlns:wne="http://schemas.microsoft.com/office/word/2006/wordml" xmlns:wps="http://schemas.microsoft.com/office/word/2010/wordprocessingShape" mc:Ignorable="w14 w15 w16se w16cid wp14">
+<w:footnotes xmlns:wpc="http://schemas.microsoft.com/office/word/2010/wordprocessingCanvas" xmlns:cx="http://schemas.microsoft.com/office/drawing/2014/chartex" xmlns:cx1="http://schemas.microsoft.com/office/drawing/2015/9/8/chartex" xmlns:cx2="http://schemas.microsoft.com/office/drawing/2015/10/21/chartex" xmlns:cx3="http://schemas.microsoft.com/office/drawing/2016/5/9/chartex" xmlns:cx4="http://schemas.microsoft.com/office/drawing/2016/5/10/chartex" xmlns:cx5="http://schemas.microsoft.com/office/drawing/2016/5/11/chartex" xmlns:cx6="http://schemas.microsoft.com/office/drawing/2016/5/12/chartex" xmlns:cx7="http://schemas.microsoft.com/office/drawing/2016/5/13/chartex" xmlns:cx8="http://schemas.microsoft.com/office/drawing/2016/5/14/chartex" xmlns:mc="http://schemas.openxmlformats.org/markup-compatibility/2006" xmlns:aink="http://schemas.microsoft.com/office/drawing/2016/ink" xmlns:am3d="http://schemas.microsoft.com/office/drawing/2017/model3d" xmlns:o="urn:schemas-microsoft-com:office:office" xmlns:r="http://schemas.openxmlformats.org/officeDocument/2006/relationships" xmlns:m="http://schemas.openxmlformats.org/officeDocument/2006/math" xmlns:v="urn:schemas-microsoft-com:vml" xmlns:wp14="http://schemas.microsoft.com/office/word/2010/wordprocessingDrawing" xmlns:wp="http://schemas.openxmlformats.org/drawingml/2006/wordprocessingDrawing" xmlns:w10="urn:schemas-microsoft-com:office:word" xmlns:w="http://schemas.openxmlformats.org/wordprocessingml/2006/main" xmlns:w14="http://schemas.microsoft.com/office/word/2010/wordml" xmlns:w15="http://schemas.microsoft.com/office/word/2012/wordml" xmlns:w16cex="http://schemas.microsoft.com/office/word/2018/wordml/cex" xmlns:w16cid="http://schemas.microsoft.com/office/word/2016/wordml/cid" xmlns:w16="http://schemas.microsoft.com/office/word/2018/wordml" xmlns:w16se="http://schemas.microsoft.com/office/word/2015/wordml/symex" xmlns:wpg="http://schemas.microsoft.com/office/word/2010/wordprocessingGroup" xmlns:wpi="http://schemas.microsoft.com/office/word/2010/wordprocessingInk" xmlns:wne="http://schemas.microsoft.com/office/word/2006/wordml" xmlns:wps="http://schemas.microsoft.com/office/word/2010/wordprocessingShape" mc:Ignorable="w14 w15 w16se w16cid w16 w16cex wp14">
   <w:footnote w:type="separator" w:id="-1">
     <w:p>
       <w:pPr>
@@ -3274,7 +7721,7 @@
 </file>
 
 <file path=word/header1.xml><?xml version="1.0" encoding="utf-8"?>
-<w:hdr xmlns:wpc="http://schemas.microsoft.com/office/word/2010/wordprocessingCanvas" xmlns:cx="http://schemas.microsoft.com/office/drawing/2014/chartex" xmlns:cx1="http://schemas.microsoft.com/office/drawing/2015/9/8/chartex" xmlns:cx2="http://schemas.microsoft.com/office/drawing/2015/10/21/chartex" xmlns:cx3="http://schemas.microsoft.com/office/drawing/2016/5/9/chartex" xmlns:cx4="http://schemas.microsoft.com/office/drawing/2016/5/10/chartex" xmlns:cx5="http://schemas.microsoft.com/office/drawing/2016/5/11/chartex" xmlns:cx6="http://schemas.microsoft.com/office/drawing/2016/5/12/chartex" xmlns:cx7="http://schemas.microsoft.com/office/drawing/2016/5/13/chartex" xmlns:cx8="http://schemas.microsoft.com/office/drawing/2016/5/14/chartex" xmlns:mc="http://schemas.openxmlformats.org/markup-compatibility/2006" xmlns:aink="http://schemas.microsoft.com/office/drawing/2016/ink" xmlns:am3d="http://schemas.microsoft.com/office/drawing/2017/model3d" xmlns:o="urn:schemas-microsoft-com:office:office" xmlns:r="http://schemas.openxmlformats.org/officeDocument/2006/relationships" xmlns:m="http://schemas.openxmlformats.org/officeDocument/2006/math" xmlns:v="urn:schemas-microsoft-com:vml" xmlns:wp14="http://schemas.microsoft.com/office/word/2010/wordprocessingDrawing" xmlns:wp="http://schemas.openxmlformats.org/drawingml/2006/wordprocessingDrawing" xmlns:w10="urn:schemas-microsoft-com:office:word" xmlns:w="http://schemas.openxmlformats.org/wordprocessingml/2006/main" xmlns:w14="http://schemas.microsoft.com/office/word/2010/wordml" xmlns:w15="http://schemas.microsoft.com/office/word/2012/wordml" xmlns:w16cid="http://schemas.microsoft.com/office/word/2016/wordml/cid" xmlns:w16se="http://schemas.microsoft.com/office/word/2015/wordml/symex" xmlns:wpg="http://schemas.microsoft.com/office/word/2010/wordprocessingGroup" xmlns:wpi="http://schemas.microsoft.com/office/word/2010/wordprocessingInk" xmlns:wne="http://schemas.microsoft.com/office/word/2006/wordml" xmlns:wps="http://schemas.microsoft.com/office/word/2010/wordprocessingShape" mc:Ignorable="w14 w15 w16se w16cid wp14">
+<w:hdr xmlns:wpc="http://schemas.microsoft.com/office/word/2010/wordprocessingCanvas" xmlns:cx="http://schemas.microsoft.com/office/drawing/2014/chartex" xmlns:cx1="http://schemas.microsoft.com/office/drawing/2015/9/8/chartex" xmlns:cx2="http://schemas.microsoft.com/office/drawing/2015/10/21/chartex" xmlns:cx3="http://schemas.microsoft.com/office/drawing/2016/5/9/chartex" xmlns:cx4="http://schemas.microsoft.com/office/drawing/2016/5/10/chartex" xmlns:cx5="http://schemas.microsoft.com/office/drawing/2016/5/11/chartex" xmlns:cx6="http://schemas.microsoft.com/office/drawing/2016/5/12/chartex" xmlns:cx7="http://schemas.microsoft.com/office/drawing/2016/5/13/chartex" xmlns:cx8="http://schemas.microsoft.com/office/drawing/2016/5/14/chartex" xmlns:mc="http://schemas.openxmlformats.org/markup-compatibility/2006" xmlns:aink="http://schemas.microsoft.com/office/drawing/2016/ink" xmlns:am3d="http://schemas.microsoft.com/office/drawing/2017/model3d" xmlns:o="urn:schemas-microsoft-com:office:office" xmlns:r="http://schemas.openxmlformats.org/officeDocument/2006/relationships" xmlns:m="http://schemas.openxmlformats.org/officeDocument/2006/math" xmlns:v="urn:schemas-microsoft-com:vml" xmlns:wp14="http://schemas.microsoft.com/office/word/2010/wordprocessingDrawing" xmlns:wp="http://schemas.openxmlformats.org/drawingml/2006/wordprocessingDrawing" xmlns:w10="urn:schemas-microsoft-com:office:word" xmlns:w="http://schemas.openxmlformats.org/wordprocessingml/2006/main" xmlns:w14="http://schemas.microsoft.com/office/word/2010/wordml" xmlns:w15="http://schemas.microsoft.com/office/word/2012/wordml" xmlns:w16cex="http://schemas.microsoft.com/office/word/2018/wordml/cex" xmlns:w16cid="http://schemas.microsoft.com/office/word/2016/wordml/cid" xmlns:w16="http://schemas.microsoft.com/office/word/2018/wordml" xmlns:w16se="http://schemas.microsoft.com/office/word/2015/wordml/symex" xmlns:wpg="http://schemas.microsoft.com/office/word/2010/wordprocessingGroup" xmlns:wpi="http://schemas.microsoft.com/office/word/2010/wordprocessingInk" xmlns:wne="http://schemas.microsoft.com/office/word/2006/wordml" xmlns:wps="http://schemas.microsoft.com/office/word/2010/wordprocessingShape" mc:Ignorable="w14 w15 w16se w16cid w16 w16cex wp14">
   <w:p>
     <w:pPr>
       <w:pStyle w:val="Encabezado"/>
@@ -3284,7 +7731,7 @@
 </file>
 
 <file path=word/header2.xml><?xml version="1.0" encoding="utf-8"?>
-<w:hdr xmlns:wpc="http://schemas.microsoft.com/office/word/2010/wordprocessingCanvas" xmlns:cx="http://schemas.microsoft.com/office/drawing/2014/chartex" xmlns:cx1="http://schemas.microsoft.com/office/drawing/2015/9/8/chartex" xmlns:cx2="http://schemas.microsoft.com/office/drawing/2015/10/21/chartex" xmlns:cx3="http://schemas.microsoft.com/office/drawing/2016/5/9/chartex" xmlns:cx4="http://schemas.microsoft.com/office/drawing/2016/5/10/chartex" xmlns:cx5="http://schemas.microsoft.com/office/drawing/2016/5/11/chartex" xmlns:cx6="http://schemas.microsoft.com/office/drawing/2016/5/12/chartex" xmlns:cx7="http://schemas.microsoft.com/office/drawing/2016/5/13/chartex" xmlns:cx8="http://schemas.microsoft.com/office/drawing/2016/5/14/chartex" xmlns:mc="http://schemas.openxmlformats.org/markup-compatibility/2006" xmlns:aink="http://schemas.microsoft.com/office/drawing/2016/ink" xmlns:am3d="http://schemas.microsoft.com/office/drawing/2017/model3d" xmlns:o="urn:schemas-microsoft-com:office:office" xmlns:r="http://schemas.openxmlformats.org/officeDocument/2006/relationships" xmlns:m="http://schemas.openxmlformats.org/officeDocument/2006/math" xmlns:v="urn:schemas-microsoft-com:vml" xmlns:wp14="http://schemas.microsoft.com/office/word/2010/wordprocessingDrawing" xmlns:wp="http://schemas.openxmlformats.org/drawingml/2006/wordprocessingDrawing" xmlns:w10="urn:schemas-microsoft-com:office:word" xmlns:w="http://schemas.openxmlformats.org/wordprocessingml/2006/main" xmlns:w14="http://schemas.microsoft.com/office/word/2010/wordml" xmlns:w15="http://schemas.microsoft.com/office/word/2012/wordml" xmlns:w16cid="http://schemas.microsoft.com/office/word/2016/wordml/cid" xmlns:w16se="http://schemas.microsoft.com/office/word/2015/wordml/symex" xmlns:wpg="http://schemas.microsoft.com/office/word/2010/wordprocessingGroup" xmlns:wpi="http://schemas.microsoft.com/office/word/2010/wordprocessingInk" xmlns:wne="http://schemas.microsoft.com/office/word/2006/wordml" xmlns:wps="http://schemas.microsoft.com/office/word/2010/wordprocessingShape" mc:Ignorable="w14 w15 w16se w16cid wp14">
+<w:hdr xmlns:wpc="http://schemas.microsoft.com/office/word/2010/wordprocessingCanvas" xmlns:cx="http://schemas.microsoft.com/office/drawing/2014/chartex" xmlns:cx1="http://schemas.microsoft.com/office/drawing/2015/9/8/chartex" xmlns:cx2="http://schemas.microsoft.com/office/drawing/2015/10/21/chartex" xmlns:cx3="http://schemas.microsoft.com/office/drawing/2016/5/9/chartex" xmlns:cx4="http://schemas.microsoft.com/office/drawing/2016/5/10/chartex" xmlns:cx5="http://schemas.microsoft.com/office/drawing/2016/5/11/chartex" xmlns:cx6="http://schemas.microsoft.com/office/drawing/2016/5/12/chartex" xmlns:cx7="http://schemas.microsoft.com/office/drawing/2016/5/13/chartex" xmlns:cx8="http://schemas.microsoft.com/office/drawing/2016/5/14/chartex" xmlns:mc="http://schemas.openxmlformats.org/markup-compatibility/2006" xmlns:aink="http://schemas.microsoft.com/office/drawing/2016/ink" xmlns:am3d="http://schemas.microsoft.com/office/drawing/2017/model3d" xmlns:o="urn:schemas-microsoft-com:office:office" xmlns:r="http://schemas.openxmlformats.org/officeDocument/2006/relationships" xmlns:m="http://schemas.openxmlformats.org/officeDocument/2006/math" xmlns:v="urn:schemas-microsoft-com:vml" xmlns:wp14="http://schemas.microsoft.com/office/word/2010/wordprocessingDrawing" xmlns:wp="http://schemas.openxmlformats.org/drawingml/2006/wordprocessingDrawing" xmlns:w10="urn:schemas-microsoft-com:office:word" xmlns:w="http://schemas.openxmlformats.org/wordprocessingml/2006/main" xmlns:w14="http://schemas.microsoft.com/office/word/2010/wordml" xmlns:w15="http://schemas.microsoft.com/office/word/2012/wordml" xmlns:w16cex="http://schemas.microsoft.com/office/word/2018/wordml/cex" xmlns:w16cid="http://schemas.microsoft.com/office/word/2016/wordml/cid" xmlns:w16="http://schemas.microsoft.com/office/word/2018/wordml" xmlns:w16se="http://schemas.microsoft.com/office/word/2015/wordml/symex" xmlns:wpg="http://schemas.microsoft.com/office/word/2010/wordprocessingGroup" xmlns:wpi="http://schemas.microsoft.com/office/word/2010/wordprocessingInk" xmlns:wne="http://schemas.microsoft.com/office/word/2006/wordml" xmlns:wps="http://schemas.microsoft.com/office/word/2010/wordprocessingShape" mc:Ignorable="w14 w15 w16se w16cid w16 w16cex wp14">
   <w:p>
     <w:pPr>
       <w:pStyle w:val="Encabezado"/>
@@ -3294,7 +7741,7 @@
 </file>
 
 <file path=word/header3.xml><?xml version="1.0" encoding="utf-8"?>
-<w:hdr xmlns:wpc="http://schemas.microsoft.com/office/word/2010/wordprocessingCanvas" xmlns:cx="http://schemas.microsoft.com/office/drawing/2014/chartex" xmlns:cx1="http://schemas.microsoft.com/office/drawing/2015/9/8/chartex" xmlns:cx2="http://schemas.microsoft.com/office/drawing/2015/10/21/chartex" xmlns:cx3="http://schemas.microsoft.com/office/drawing/2016/5/9/chartex" xmlns:cx4="http://schemas.microsoft.com/office/drawing/2016/5/10/chartex" xmlns:cx5="http://schemas.microsoft.com/office/drawing/2016/5/11/chartex" xmlns:cx6="http://schemas.microsoft.com/office/drawing/2016/5/12/chartex" xmlns:cx7="http://schemas.microsoft.com/office/drawing/2016/5/13/chartex" xmlns:cx8="http://schemas.microsoft.com/office/drawing/2016/5/14/chartex" xmlns:mc="http://schemas.openxmlformats.org/markup-compatibility/2006" xmlns:aink="http://schemas.microsoft.com/office/drawing/2016/ink" xmlns:am3d="http://schemas.microsoft.com/office/drawing/2017/model3d" xmlns:o="urn:schemas-microsoft-com:office:office" xmlns:r="http://schemas.openxmlformats.org/officeDocument/2006/relationships" xmlns:m="http://schemas.openxmlformats.org/officeDocument/2006/math" xmlns:v="urn:schemas-microsoft-com:vml" xmlns:wp14="http://schemas.microsoft.com/office/word/2010/wordprocessingDrawing" xmlns:wp="http://schemas.openxmlformats.org/drawingml/2006/wordprocessingDrawing" xmlns:w10="urn:schemas-microsoft-com:office:word" xmlns:w="http://schemas.openxmlformats.org/wordprocessingml/2006/main" xmlns:w14="http://schemas.microsoft.com/office/word/2010/wordml" xmlns:w15="http://schemas.microsoft.com/office/word/2012/wordml" xmlns:w16cid="http://schemas.microsoft.com/office/word/2016/wordml/cid" xmlns:w16se="http://schemas.microsoft.com/office/word/2015/wordml/symex" xmlns:wpg="http://schemas.microsoft.com/office/word/2010/wordprocessingGroup" xmlns:wpi="http://schemas.microsoft.com/office/word/2010/wordprocessingInk" xmlns:wne="http://schemas.microsoft.com/office/word/2006/wordml" xmlns:wps="http://schemas.microsoft.com/office/word/2010/wordprocessingShape" mc:Ignorable="w14 w15 w16se w16cid wp14">
+<w:hdr xmlns:wpc="http://schemas.microsoft.com/office/word/2010/wordprocessingCanvas" xmlns:cx="http://schemas.microsoft.com/office/drawing/2014/chartex" xmlns:cx1="http://schemas.microsoft.com/office/drawing/2015/9/8/chartex" xmlns:cx2="http://schemas.microsoft.com/office/drawing/2015/10/21/chartex" xmlns:cx3="http://schemas.microsoft.com/office/drawing/2016/5/9/chartex" xmlns:cx4="http://schemas.microsoft.com/office/drawing/2016/5/10/chartex" xmlns:cx5="http://schemas.microsoft.com/office/drawing/2016/5/11/chartex" xmlns:cx6="http://schemas.microsoft.com/office/drawing/2016/5/12/chartex" xmlns:cx7="http://schemas.microsoft.com/office/drawing/2016/5/13/chartex" xmlns:cx8="http://schemas.microsoft.com/office/drawing/2016/5/14/chartex" xmlns:mc="http://schemas.openxmlformats.org/markup-compatibility/2006" xmlns:aink="http://schemas.microsoft.com/office/drawing/2016/ink" xmlns:am3d="http://schemas.microsoft.com/office/drawing/2017/model3d" xmlns:o="urn:schemas-microsoft-com:office:office" xmlns:r="http://schemas.openxmlformats.org/officeDocument/2006/relationships" xmlns:m="http://schemas.openxmlformats.org/officeDocument/2006/math" xmlns:v="urn:schemas-microsoft-com:vml" xmlns:wp14="http://schemas.microsoft.com/office/word/2010/wordprocessingDrawing" xmlns:wp="http://schemas.openxmlformats.org/drawingml/2006/wordprocessingDrawing" xmlns:w10="urn:schemas-microsoft-com:office:word" xmlns:w="http://schemas.openxmlformats.org/wordprocessingml/2006/main" xmlns:w14="http://schemas.microsoft.com/office/word/2010/wordml" xmlns:w15="http://schemas.microsoft.com/office/word/2012/wordml" xmlns:w16cex="http://schemas.microsoft.com/office/word/2018/wordml/cex" xmlns:w16cid="http://schemas.microsoft.com/office/word/2016/wordml/cid" xmlns:w16="http://schemas.microsoft.com/office/word/2018/wordml" xmlns:w16se="http://schemas.microsoft.com/office/word/2015/wordml/symex" xmlns:wpg="http://schemas.microsoft.com/office/word/2010/wordprocessingGroup" xmlns:wpi="http://schemas.microsoft.com/office/word/2010/wordprocessingInk" xmlns:wne="http://schemas.microsoft.com/office/word/2006/wordml" xmlns:wps="http://schemas.microsoft.com/office/word/2010/wordprocessingShape" mc:Ignorable="w14 w15 w16se w16cid w16 w16cex wp14">
   <w:p>
     <w:pPr>
       <w:pStyle w:val="Encabezado"/>
@@ -3314,7 +7761,7 @@
 </file>
 
 <file path=word/header4.xml><?xml version="1.0" encoding="utf-8"?>
-<w:hdr xmlns:wpc="http://schemas.microsoft.com/office/word/2010/wordprocessingCanvas" xmlns:cx="http://schemas.microsoft.com/office/drawing/2014/chartex" xmlns:cx1="http://schemas.microsoft.com/office/drawing/2015/9/8/chartex" xmlns:cx2="http://schemas.microsoft.com/office/drawing/2015/10/21/chartex" xmlns:cx3="http://schemas.microsoft.com/office/drawing/2016/5/9/chartex" xmlns:cx4="http://schemas.microsoft.com/office/drawing/2016/5/10/chartex" xmlns:cx5="http://schemas.microsoft.com/office/drawing/2016/5/11/chartex" xmlns:cx6="http://schemas.microsoft.com/office/drawing/2016/5/12/chartex" xmlns:cx7="http://schemas.microsoft.com/office/drawing/2016/5/13/chartex" xmlns:cx8="http://schemas.microsoft.com/office/drawing/2016/5/14/chartex" xmlns:mc="http://schemas.openxmlformats.org/markup-compatibility/2006" xmlns:aink="http://schemas.microsoft.com/office/drawing/2016/ink" xmlns:am3d="http://schemas.microsoft.com/office/drawing/2017/model3d" xmlns:o="urn:schemas-microsoft-com:office:office" xmlns:r="http://schemas.openxmlformats.org/officeDocument/2006/relationships" xmlns:m="http://schemas.openxmlformats.org/officeDocument/2006/math" xmlns:v="urn:schemas-microsoft-com:vml" xmlns:wp14="http://schemas.microsoft.com/office/word/2010/wordprocessingDrawing" xmlns:wp="http://schemas.openxmlformats.org/drawingml/2006/wordprocessingDrawing" xmlns:w10="urn:schemas-microsoft-com:office:word" xmlns:w="http://schemas.openxmlformats.org/wordprocessingml/2006/main" xmlns:w14="http://schemas.microsoft.com/office/word/2010/wordml" xmlns:w15="http://schemas.microsoft.com/office/word/2012/wordml" xmlns:w16cid="http://schemas.microsoft.com/office/word/2016/wordml/cid" xmlns:w16se="http://schemas.microsoft.com/office/word/2015/wordml/symex" xmlns:wpg="http://schemas.microsoft.com/office/word/2010/wordprocessingGroup" xmlns:wpi="http://schemas.microsoft.com/office/word/2010/wordprocessingInk" xmlns:wne="http://schemas.microsoft.com/office/word/2006/wordml" xmlns:wps="http://schemas.microsoft.com/office/word/2010/wordprocessingShape" mc:Ignorable="w14 w15 w16se w16cid wp14">
+<w:hdr xmlns:wpc="http://schemas.microsoft.com/office/word/2010/wordprocessingCanvas" xmlns:cx="http://schemas.microsoft.com/office/drawing/2014/chartex" xmlns:cx1="http://schemas.microsoft.com/office/drawing/2015/9/8/chartex" xmlns:cx2="http://schemas.microsoft.com/office/drawing/2015/10/21/chartex" xmlns:cx3="http://schemas.microsoft.com/office/drawing/2016/5/9/chartex" xmlns:cx4="http://schemas.microsoft.com/office/drawing/2016/5/10/chartex" xmlns:cx5="http://schemas.microsoft.com/office/drawing/2016/5/11/chartex" xmlns:cx6="http://schemas.microsoft.com/office/drawing/2016/5/12/chartex" xmlns:cx7="http://schemas.microsoft.com/office/drawing/2016/5/13/chartex" xmlns:cx8="http://schemas.microsoft.com/office/drawing/2016/5/14/chartex" xmlns:mc="http://schemas.openxmlformats.org/markup-compatibility/2006" xmlns:aink="http://schemas.microsoft.com/office/drawing/2016/ink" xmlns:am3d="http://schemas.microsoft.com/office/drawing/2017/model3d" xmlns:o="urn:schemas-microsoft-com:office:office" xmlns:r="http://schemas.openxmlformats.org/officeDocument/2006/relationships" xmlns:m="http://schemas.openxmlformats.org/officeDocument/2006/math" xmlns:v="urn:schemas-microsoft-com:vml" xmlns:wp14="http://schemas.microsoft.com/office/word/2010/wordprocessingDrawing" xmlns:wp="http://schemas.openxmlformats.org/drawingml/2006/wordprocessingDrawing" xmlns:w10="urn:schemas-microsoft-com:office:word" xmlns:w="http://schemas.openxmlformats.org/wordprocessingml/2006/main" xmlns:w14="http://schemas.microsoft.com/office/word/2010/wordml" xmlns:w15="http://schemas.microsoft.com/office/word/2012/wordml" xmlns:w16cex="http://schemas.microsoft.com/office/word/2018/wordml/cex" xmlns:w16cid="http://schemas.microsoft.com/office/word/2016/wordml/cid" xmlns:w16="http://schemas.microsoft.com/office/word/2018/wordml" xmlns:w16se="http://schemas.microsoft.com/office/word/2015/wordml/symex" xmlns:wpg="http://schemas.microsoft.com/office/word/2010/wordprocessingGroup" xmlns:wpi="http://schemas.microsoft.com/office/word/2010/wordprocessingInk" xmlns:wne="http://schemas.microsoft.com/office/word/2006/wordml" xmlns:wps="http://schemas.microsoft.com/office/word/2010/wordprocessingShape" mc:Ignorable="w14 w15 w16se w16cid w16 w16cex wp14">
   <w:p>
     <w:pPr>
       <w:pStyle w:val="Encabezado"/>
@@ -3359,7 +7806,7 @@
 </file>
 
 <file path=word/numbering.xml><?xml version="1.0" encoding="utf-8"?>
-<w:numbering xmlns:wpc="http://schemas.microsoft.com/office/word/2010/wordprocessingCanvas" xmlns:cx="http://schemas.microsoft.com/office/drawing/2014/chartex" xmlns:cx1="http://schemas.microsoft.com/office/drawing/2015/9/8/chartex" xmlns:cx2="http://schemas.microsoft.com/office/drawing/2015/10/21/chartex" xmlns:cx3="http://schemas.microsoft.com/office/drawing/2016/5/9/chartex" xmlns:cx4="http://schemas.microsoft.com/office/drawing/2016/5/10/chartex" xmlns:cx5="http://schemas.microsoft.com/office/drawing/2016/5/11/chartex" xmlns:cx6="http://schemas.microsoft.com/office/drawing/2016/5/12/chartex" xmlns:cx7="http://schemas.microsoft.com/office/drawing/2016/5/13/chartex" xmlns:cx8="http://schemas.microsoft.com/office/drawing/2016/5/14/chartex" xmlns:mc="http://schemas.openxmlformats.org/markup-compatibility/2006" xmlns:aink="http://schemas.microsoft.com/office/drawing/2016/ink" xmlns:am3d="http://schemas.microsoft.com/office/drawing/2017/model3d" xmlns:o="urn:schemas-microsoft-com:office:office" xmlns:r="http://schemas.openxmlformats.org/officeDocument/2006/relationships" xmlns:m="http://schemas.openxmlformats.org/officeDocument/2006/math" xmlns:v="urn:schemas-microsoft-com:vml" xmlns:wp14="http://schemas.microsoft.com/office/word/2010/wordprocessingDrawing" xmlns:wp="http://schemas.openxmlformats.org/drawingml/2006/wordprocessingDrawing" xmlns:w10="urn:schemas-microsoft-com:office:word" xmlns:w="http://schemas.openxmlformats.org/wordprocessingml/2006/main" xmlns:w14="http://schemas.microsoft.com/office/word/2010/wordml" xmlns:w15="http://schemas.microsoft.com/office/word/2012/wordml" xmlns:w16cid="http://schemas.microsoft.com/office/word/2016/wordml/cid" xmlns:w16se="http://schemas.microsoft.com/office/word/2015/wordml/symex" xmlns:wpg="http://schemas.microsoft.com/office/word/2010/wordprocessingGroup" xmlns:wpi="http://schemas.microsoft.com/office/word/2010/wordprocessingInk" xmlns:wne="http://schemas.microsoft.com/office/word/2006/wordml" xmlns:wps="http://schemas.microsoft.com/office/word/2010/wordprocessingShape" mc:Ignorable="w14 w15 w16se w16cid wp14">
+<w:numbering xmlns:wpc="http://schemas.microsoft.com/office/word/2010/wordprocessingCanvas" xmlns:cx="http://schemas.microsoft.com/office/drawing/2014/chartex" xmlns:cx1="http://schemas.microsoft.com/office/drawing/2015/9/8/chartex" xmlns:cx2="http://schemas.microsoft.com/office/drawing/2015/10/21/chartex" xmlns:cx3="http://schemas.microsoft.com/office/drawing/2016/5/9/chartex" xmlns:cx4="http://schemas.microsoft.com/office/drawing/2016/5/10/chartex" xmlns:cx5="http://schemas.microsoft.com/office/drawing/2016/5/11/chartex" xmlns:cx6="http://schemas.microsoft.com/office/drawing/2016/5/12/chartex" xmlns:cx7="http://schemas.microsoft.com/office/drawing/2016/5/13/chartex" xmlns:cx8="http://schemas.microsoft.com/office/drawing/2016/5/14/chartex" xmlns:mc="http://schemas.openxmlformats.org/markup-compatibility/2006" xmlns:aink="http://schemas.microsoft.com/office/drawing/2016/ink" xmlns:am3d="http://schemas.microsoft.com/office/drawing/2017/model3d" xmlns:o="urn:schemas-microsoft-com:office:office" xmlns:r="http://schemas.openxmlformats.org/officeDocument/2006/relationships" xmlns:m="http://schemas.openxmlformats.org/officeDocument/2006/math" xmlns:v="urn:schemas-microsoft-com:vml" xmlns:wp14="http://schemas.microsoft.com/office/word/2010/wordprocessingDrawing" xmlns:wp="http://schemas.openxmlformats.org/drawingml/2006/wordprocessingDrawing" xmlns:w10="urn:schemas-microsoft-com:office:word" xmlns:w="http://schemas.openxmlformats.org/wordprocessingml/2006/main" xmlns:w14="http://schemas.microsoft.com/office/word/2010/wordml" xmlns:w15="http://schemas.microsoft.com/office/word/2012/wordml" xmlns:w16cex="http://schemas.microsoft.com/office/word/2018/wordml/cex" xmlns:w16cid="http://schemas.microsoft.com/office/word/2016/wordml/cid" xmlns:w16="http://schemas.microsoft.com/office/word/2018/wordml" xmlns:w16se="http://schemas.microsoft.com/office/word/2015/wordml/symex" xmlns:wpg="http://schemas.microsoft.com/office/word/2010/wordprocessingGroup" xmlns:wpi="http://schemas.microsoft.com/office/word/2010/wordprocessingInk" xmlns:wne="http://schemas.microsoft.com/office/word/2006/wordml" xmlns:wps="http://schemas.microsoft.com/office/word/2010/wordprocessingShape" mc:Ignorable="w14 w15 w16se w16cid w16 w16cex wp14">
   <w:abstractNum w:abstractNumId="0" w15:restartNumberingAfterBreak="0">
     <w:nsid w:val="610C4D19"/>
     <w:multiLevelType w:val="hybridMultilevel"/>
@@ -3375,7 +7822,7 @@
         <w:rFonts w:ascii="Calibri" w:eastAsiaTheme="minorHAnsi" w:hAnsi="Calibri" w:cs="Calibri" w:hint="default"/>
       </w:rPr>
     </w:lvl>
-    <w:lvl w:ilvl="1" w:tplc="0C0A0003" w:tentative="1">
+    <w:lvl w:ilvl="1" w:tplc="0C0A0003">
       <w:start w:val="1"/>
       <w:numFmt w:val="bullet"/>
       <w:lvlText w:val="o"/>
@@ -3709,7 +8156,7 @@
 </file>
 
 <file path=word/styles.xml><?xml version="1.0" encoding="utf-8"?>
-<w:styles xmlns:mc="http://schemas.openxmlformats.org/markup-compatibility/2006" xmlns:r="http://schemas.openxmlformats.org/officeDocument/2006/relationships" xmlns:w="http://schemas.openxmlformats.org/wordprocessingml/2006/main" xmlns:w14="http://schemas.microsoft.com/office/word/2010/wordml" xmlns:w15="http://schemas.microsoft.com/office/word/2012/wordml" xmlns:w16cid="http://schemas.microsoft.com/office/word/2016/wordml/cid" xmlns:w16se="http://schemas.microsoft.com/office/word/2015/wordml/symex" mc:Ignorable="w14 w15 w16se w16cid">
+<w:styles xmlns:mc="http://schemas.openxmlformats.org/markup-compatibility/2006" xmlns:r="http://schemas.openxmlformats.org/officeDocument/2006/relationships" xmlns:w="http://schemas.openxmlformats.org/wordprocessingml/2006/main" xmlns:w14="http://schemas.microsoft.com/office/word/2010/wordml" xmlns:w15="http://schemas.microsoft.com/office/word/2012/wordml" xmlns:w16cex="http://schemas.microsoft.com/office/word/2018/wordml/cex" xmlns:w16cid="http://schemas.microsoft.com/office/word/2016/wordml/cid" xmlns:w16="http://schemas.microsoft.com/office/word/2018/wordml" xmlns:w16se="http://schemas.microsoft.com/office/word/2015/wordml/symex" mc:Ignorable="w14 w15 w16se w16cid w16 w16cex">
   <w:docDefaults>
     <w:rPrDefault>
       <w:rPr>
@@ -3725,7 +8172,7 @@
       </w:pPr>
     </w:pPrDefault>
   </w:docDefaults>
-  <w:latentStyles w:defLockedState="0" w:defUIPriority="99" w:defSemiHidden="0" w:defUnhideWhenUsed="0" w:defQFormat="0" w:count="375">
+  <w:latentStyles w:defLockedState="0" w:defUIPriority="99" w:defSemiHidden="0" w:defUnhideWhenUsed="0" w:defQFormat="0" w:count="376">
     <w:lsdException w:name="Normal" w:uiPriority="0" w:qFormat="1"/>
     <w:lsdException w:name="heading 1" w:uiPriority="9" w:qFormat="1"/>
     <w:lsdException w:name="heading 2" w:semiHidden="1" w:uiPriority="9" w:unhideWhenUsed="1" w:qFormat="1"/>
@@ -3831,7 +8278,6 @@
     <w:lsdException w:name="HTML Sample" w:semiHidden="1" w:unhideWhenUsed="1"/>
     <w:lsdException w:name="HTML Typewriter" w:semiHidden="1" w:unhideWhenUsed="1"/>
     <w:lsdException w:name="HTML Variable" w:semiHidden="1" w:unhideWhenUsed="1"/>
-    <w:lsdException w:name="Normal Table" w:semiHidden="1" w:unhideWhenUsed="1"/>
     <w:lsdException w:name="annotation subject" w:semiHidden="1" w:unhideWhenUsed="1"/>
     <w:lsdException w:name="No List" w:semiHidden="1" w:unhideWhenUsed="1"/>
     <w:lsdException w:name="Outline List 1" w:semiHidden="1" w:unhideWhenUsed="1"/>
@@ -3878,10 +8324,8 @@
     <w:lsdException w:name="Table Subtle 2" w:semiHidden="1" w:unhideWhenUsed="1"/>
     <w:lsdException w:name="Table Web 1" w:semiHidden="1" w:unhideWhenUsed="1"/>
     <w:lsdException w:name="Table Web 2" w:semiHidden="1" w:unhideWhenUsed="1"/>
-    <w:lsdException w:name="Table Web 3" w:semiHidden="1" w:unhideWhenUsed="1"/>
     <w:lsdException w:name="Balloon Text" w:semiHidden="1" w:unhideWhenUsed="1"/>
     <w:lsdException w:name="Table Grid" w:uiPriority="39"/>
-    <w:lsdException w:name="Table Theme" w:semiHidden="1" w:unhideWhenUsed="1"/>
     <w:lsdException w:name="Placeholder Text" w:semiHidden="1"/>
     <w:lsdException w:name="No Spacing" w:uiPriority="1" w:qFormat="1"/>
     <w:lsdException w:name="Light Shading" w:uiPriority="60"/>
@@ -4101,6 +8545,7 @@
     <w:lsdException w:name="Smart Hyperlink" w:semiHidden="1" w:unhideWhenUsed="1"/>
     <w:lsdException w:name="Hashtag" w:semiHidden="1" w:unhideWhenUsed="1"/>
     <w:lsdException w:name="Unresolved Mention" w:semiHidden="1" w:unhideWhenUsed="1"/>
+    <w:lsdException w:name="Smart Link" w:semiHidden="1" w:unhideWhenUsed="1"/>
   </w:latentStyles>
   <w:style w:type="paragraph" w:default="1" w:styleId="Normal">
     <w:name w:val="Normal"/>

--- a/sistema_informatico/DISKPART-FDISK-GUID-AdriánTirado.docx
+++ b/sistema_informatico/DISKPART-FDISK-GUID-AdriánTirado.docx
@@ -1,6 +1,6 @@
 
 <file path=word/document.xml><?xml version="1.0" encoding="utf-8"?>
-<w:document xmlns:wpc="http://schemas.microsoft.com/office/word/2010/wordprocessingCanvas" xmlns:cx="http://schemas.microsoft.com/office/drawing/2014/chartex" xmlns:cx1="http://schemas.microsoft.com/office/drawing/2015/9/8/chartex" xmlns:cx2="http://schemas.microsoft.com/office/drawing/2015/10/21/chartex" xmlns:cx3="http://schemas.microsoft.com/office/drawing/2016/5/9/chartex" xmlns:cx4="http://schemas.microsoft.com/office/drawing/2016/5/10/chartex" xmlns:cx5="http://schemas.microsoft.com/office/drawing/2016/5/11/chartex" xmlns:cx6="http://schemas.microsoft.com/office/drawing/2016/5/12/chartex" xmlns:cx7="http://schemas.microsoft.com/office/drawing/2016/5/13/chartex" xmlns:cx8="http://schemas.microsoft.com/office/drawing/2016/5/14/chartex" xmlns:mc="http://schemas.openxmlformats.org/markup-compatibility/2006" xmlns:aink="http://schemas.microsoft.com/office/drawing/2016/ink" xmlns:am3d="http://schemas.microsoft.com/office/drawing/2017/model3d" xmlns:o="urn:schemas-microsoft-com:office:office" xmlns:r="http://schemas.openxmlformats.org/officeDocument/2006/relationships" xmlns:m="http://schemas.openxmlformats.org/officeDocument/2006/math" xmlns:v="urn:schemas-microsoft-com:vml" xmlns:wp14="http://schemas.microsoft.com/office/word/2010/wordprocessingDrawing" xmlns:wp="http://schemas.openxmlformats.org/drawingml/2006/wordprocessingDrawing" xmlns:w10="urn:schemas-microsoft-com:office:word" xmlns:w="http://schemas.openxmlformats.org/wordprocessingml/2006/main" xmlns:w14="http://schemas.microsoft.com/office/word/2010/wordml" xmlns:w15="http://schemas.microsoft.com/office/word/2012/wordml" xmlns:w16cex="http://schemas.microsoft.com/office/word/2018/wordml/cex" xmlns:w16cid="http://schemas.microsoft.com/office/word/2016/wordml/cid" xmlns:w16="http://schemas.microsoft.com/office/word/2018/wordml" xmlns:w16se="http://schemas.microsoft.com/office/word/2015/wordml/symex" xmlns:wpg="http://schemas.microsoft.com/office/word/2010/wordprocessingGroup" xmlns:wpi="http://schemas.microsoft.com/office/word/2010/wordprocessingInk" xmlns:wne="http://schemas.microsoft.com/office/word/2006/wordml" xmlns:wps="http://schemas.microsoft.com/office/word/2010/wordprocessingShape" mc:Ignorable="w14 w15 w16se w16cid w16 w16cex wp14">
+<w:document xmlns:wpc="http://schemas.microsoft.com/office/word/2010/wordprocessingCanvas" xmlns:cx="http://schemas.microsoft.com/office/drawing/2014/chartex" xmlns:cx1="http://schemas.microsoft.com/office/drawing/2015/9/8/chartex" xmlns:cx2="http://schemas.microsoft.com/office/drawing/2015/10/21/chartex" xmlns:cx3="http://schemas.microsoft.com/office/drawing/2016/5/9/chartex" xmlns:cx4="http://schemas.microsoft.com/office/drawing/2016/5/10/chartex" xmlns:cx5="http://schemas.microsoft.com/office/drawing/2016/5/11/chartex" xmlns:cx6="http://schemas.microsoft.com/office/drawing/2016/5/12/chartex" xmlns:cx7="http://schemas.microsoft.com/office/drawing/2016/5/13/chartex" xmlns:cx8="http://schemas.microsoft.com/office/drawing/2016/5/14/chartex" xmlns:mc="http://schemas.openxmlformats.org/markup-compatibility/2006" xmlns:aink="http://schemas.microsoft.com/office/drawing/2016/ink" xmlns:am3d="http://schemas.microsoft.com/office/drawing/2017/model3d" xmlns:o="urn:schemas-microsoft-com:office:office" xmlns:r="http://schemas.openxmlformats.org/officeDocument/2006/relationships" xmlns:m="http://schemas.openxmlformats.org/officeDocument/2006/math" xmlns:v="urn:schemas-microsoft-com:vml" xmlns:wp14="http://schemas.microsoft.com/office/word/2010/wordprocessingDrawing" xmlns:wp="http://schemas.openxmlformats.org/drawingml/2006/wordprocessingDrawing" xmlns:w10="urn:schemas-microsoft-com:office:word" xmlns:w="http://schemas.openxmlformats.org/wordprocessingml/2006/main" xmlns:w14="http://schemas.microsoft.com/office/word/2010/wordml" xmlns:w15="http://schemas.microsoft.com/office/word/2012/wordml" xmlns:w16cid="http://schemas.microsoft.com/office/word/2016/wordml/cid" xmlns:w16se="http://schemas.microsoft.com/office/word/2015/wordml/symex" xmlns:wpg="http://schemas.microsoft.com/office/word/2010/wordprocessingGroup" xmlns:wpi="http://schemas.microsoft.com/office/word/2010/wordprocessingInk" xmlns:wne="http://schemas.microsoft.com/office/word/2006/wordml" xmlns:wps="http://schemas.microsoft.com/office/word/2010/wordprocessingShape" mc:Ignorable="w14 w15 w16se w16cid wp14">
   <w:body>
     <w:p>
       <w:r>
@@ -379,7 +379,6 @@
             <w:docPartUnique/>
           </w:docPartObj>
         </w:sdtPr>
-        <w:sdtEndPr/>
         <w:sdtContent>
           <w:r>
             <w:rPr>
@@ -1069,7 +1068,7 @@
               </mc:Choice>
               <mc:Fallback>
                 <w:pict>
-                  <v:group w14:anchorId="75CC3305" id="Grupo 48" o:spid="_x0000_s1029" style="position:absolute;margin-left:0;margin-top:0;width:540pt;height:10in;z-index:-251657216;mso-width-percent:882;mso-height-percent:909;mso-position-horizontal:center;mso-position-horizontal-relative:page;mso-position-vertical:center;mso-position-vertical-relative:page;mso-width-percent:882;mso-height-percent:909" coordsize="68580,91440" o:gfxdata="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">
+                  <v:group w14:anchorId="75CC3305" id="Grupo 48" o:spid="_x0000_s1029" style="position:absolute;margin-left:0;margin-top:0;width:540pt;height:10in;z-index:-251657216;mso-width-percent:882;mso-height-percent:909;mso-position-horizontal:center;mso-position-horizontal-relative:page;mso-position-vertical:center;mso-position-vertical-relative:page;mso-width-percent:882;mso-height-percent:909" coordsize="68580,91440" o:gfxdata="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">
                     <v:group id="Grupo 49" o:spid="_x0000_s1030" style="position:absolute;width:68580;height:91440" coordsize="68580,91440" o:gfxdata="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">
                       <v:rect id="Rectángulo 54" o:spid="_x0000_s1031" style="position:absolute;width:68580;height:91440;visibility:visible;mso-wrap-style:square;v-text-anchor:top" o:gfxdata="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" fillcolor="#485870 [3122]" stroked="f" strokeweight="1pt">
                         <v:fill color2="#3d4b5f [2882]" angle="348" colors="0 #88acbb;6554f #88acbb" focus="100%" type="gradient"/>
@@ -1240,6 +1239,8 @@
         <w:t>ÍNDICE</w:t>
       </w:r>
     </w:p>
+    <w:bookmarkStart w:id="0" w:name="_GoBack"/>
+    <w:bookmarkEnd w:id="0"/>
     <w:p>
       <w:pPr>
         <w:pStyle w:val="TDC1"/>
@@ -1275,7 +1276,7 @@
         </w:rPr>
         <w:fldChar w:fldCharType="separate"/>
       </w:r>
-      <w:hyperlink w:anchor="_Toc150097790" w:history="1">
+      <w:hyperlink w:anchor="_Toc150198298" w:history="1">
         <w:r>
           <w:rPr>
             <w:rStyle w:val="Hipervnculo"/>
@@ -1302,7 +1303,7 @@
             <w:noProof/>
             <w:webHidden/>
           </w:rPr>
-          <w:instrText xml:space="preserve"> PAGEREF _Toc150097790 \h </w:instrText>
+          <w:instrText xml:space="preserve"> PAGEREF _Toc150198298 \h </w:instrText>
         </w:r>
         <w:r>
           <w:rPr>
@@ -1322,7 +1323,7 @@
             <w:noProof/>
             <w:webHidden/>
           </w:rPr>
-          <w:t>2</w:t>
+          <w:t>3</w:t>
         </w:r>
         <w:r>
           <w:rPr>
@@ -1348,7 +1349,7 @@
           <w:lang w:eastAsia="es-ES"/>
         </w:rPr>
       </w:pPr>
-      <w:hyperlink w:anchor="_Toc150097791" w:history="1">
+      <w:hyperlink w:anchor="_Toc150198299" w:history="1">
         <w:r>
           <w:rPr>
             <w:rStyle w:val="Hipervnculo"/>
@@ -1375,7 +1376,7 @@
             <w:noProof/>
             <w:webHidden/>
           </w:rPr>
-          <w:instrText xml:space="preserve"> PAGEREF _Toc150097791 \h </w:instrText>
+          <w:instrText xml:space="preserve"> PAGEREF _Toc150198299 \h </w:instrText>
         </w:r>
         <w:r>
           <w:rPr>
@@ -1395,7 +1396,7 @@
             <w:noProof/>
             <w:webHidden/>
           </w:rPr>
-          <w:t>2</w:t>
+          <w:t>3</w:t>
         </w:r>
         <w:r>
           <w:rPr>
@@ -1421,7 +1422,7 @@
           <w:lang w:eastAsia="es-ES"/>
         </w:rPr>
       </w:pPr>
-      <w:hyperlink w:anchor="_Toc150097792" w:history="1">
+      <w:hyperlink w:anchor="_Toc150198300" w:history="1">
         <w:r>
           <w:rPr>
             <w:rStyle w:val="Hipervnculo"/>
@@ -1448,7 +1449,7 @@
             <w:noProof/>
             <w:webHidden/>
           </w:rPr>
-          <w:instrText xml:space="preserve"> PAGEREF _Toc150097792 \h </w:instrText>
+          <w:instrText xml:space="preserve"> PAGEREF _Toc150198300 \h </w:instrText>
         </w:r>
         <w:r>
           <w:rPr>
@@ -1468,7 +1469,7 @@
             <w:noProof/>
             <w:webHidden/>
           </w:rPr>
-          <w:t>2</w:t>
+          <w:t>3</w:t>
         </w:r>
         <w:r>
           <w:rPr>
@@ -1494,7 +1495,7 @@
           <w:lang w:eastAsia="es-ES"/>
         </w:rPr>
       </w:pPr>
-      <w:hyperlink w:anchor="_Toc150097793" w:history="1">
+      <w:hyperlink w:anchor="_Toc150198301" w:history="1">
         <w:r>
           <w:rPr>
             <w:rStyle w:val="Hipervnculo"/>
@@ -1521,7 +1522,7 @@
             <w:noProof/>
             <w:webHidden/>
           </w:rPr>
-          <w:instrText xml:space="preserve"> PAGEREF _Toc150097793 \h </w:instrText>
+          <w:instrText xml:space="preserve"> PAGEREF _Toc150198301 \h </w:instrText>
         </w:r>
         <w:r>
           <w:rPr>
@@ -1541,7 +1542,7 @@
             <w:noProof/>
             <w:webHidden/>
           </w:rPr>
-          <w:t>2</w:t>
+          <w:t>3</w:t>
         </w:r>
         <w:r>
           <w:rPr>
@@ -1567,7 +1568,7 @@
           <w:lang w:eastAsia="es-ES"/>
         </w:rPr>
       </w:pPr>
-      <w:hyperlink w:anchor="_Toc150097794" w:history="1">
+      <w:hyperlink w:anchor="_Toc150198302" w:history="1">
         <w:r>
           <w:rPr>
             <w:rStyle w:val="Hipervnculo"/>
@@ -1594,7 +1595,7 @@
             <w:noProof/>
             <w:webHidden/>
           </w:rPr>
-          <w:instrText xml:space="preserve"> PAGEREF _Toc150097794 \h </w:instrText>
+          <w:instrText xml:space="preserve"> PAGEREF _Toc150198302 \h </w:instrText>
         </w:r>
         <w:r>
           <w:rPr>
@@ -1614,7 +1615,7 @@
             <w:noProof/>
             <w:webHidden/>
           </w:rPr>
-          <w:t>3</w:t>
+          <w:t>4</w:t>
         </w:r>
         <w:r>
           <w:rPr>
@@ -1640,7 +1641,7 @@
           <w:lang w:eastAsia="es-ES"/>
         </w:rPr>
       </w:pPr>
-      <w:hyperlink w:anchor="_Toc150097795" w:history="1">
+      <w:hyperlink w:anchor="_Toc150198303" w:history="1">
         <w:r>
           <w:rPr>
             <w:rStyle w:val="Hipervnculo"/>
@@ -1667,7 +1668,7 @@
             <w:noProof/>
             <w:webHidden/>
           </w:rPr>
-          <w:instrText xml:space="preserve"> PAGEREF _Toc150097795 \h </w:instrText>
+          <w:instrText xml:space="preserve"> PAGEREF _Toc150198303 \h </w:instrText>
         </w:r>
         <w:r>
           <w:rPr>
@@ -1687,7 +1688,7 @@
             <w:noProof/>
             <w:webHidden/>
           </w:rPr>
-          <w:t>3</w:t>
+          <w:t>4</w:t>
         </w:r>
         <w:r>
           <w:rPr>
@@ -1713,7 +1714,7 @@
           <w:lang w:eastAsia="es-ES"/>
         </w:rPr>
       </w:pPr>
-      <w:hyperlink w:anchor="_Toc150097796" w:history="1">
+      <w:hyperlink w:anchor="_Toc150198304" w:history="1">
         <w:r>
           <w:rPr>
             <w:rStyle w:val="Hipervnculo"/>
@@ -1740,7 +1741,7 @@
             <w:noProof/>
             <w:webHidden/>
           </w:rPr>
-          <w:instrText xml:space="preserve"> PAGEREF _Toc150097796 \h </w:instrText>
+          <w:instrText xml:space="preserve"> PAGEREF _Toc150198304 \h </w:instrText>
         </w:r>
         <w:r>
           <w:rPr>
@@ -1760,7 +1761,7 @@
             <w:noProof/>
             <w:webHidden/>
           </w:rPr>
-          <w:t>3</w:t>
+          <w:t>5</w:t>
         </w:r>
         <w:r>
           <w:rPr>
@@ -1786,7 +1787,7 @@
           <w:lang w:eastAsia="es-ES"/>
         </w:rPr>
       </w:pPr>
-      <w:hyperlink w:anchor="_Toc150097797" w:history="1">
+      <w:hyperlink w:anchor="_Toc150198305" w:history="1">
         <w:r>
           <w:rPr>
             <w:rStyle w:val="Hipervnculo"/>
@@ -1813,7 +1814,7 @@
             <w:noProof/>
             <w:webHidden/>
           </w:rPr>
-          <w:instrText xml:space="preserve"> PAGEREF _Toc150097797 \h </w:instrText>
+          <w:instrText xml:space="preserve"> PAGEREF _Toc150198305 \h </w:instrText>
         </w:r>
         <w:r>
           <w:rPr>
@@ -1833,7 +1834,7 @@
             <w:noProof/>
             <w:webHidden/>
           </w:rPr>
-          <w:t>3</w:t>
+          <w:t>5</w:t>
         </w:r>
         <w:r>
           <w:rPr>
@@ -1859,7 +1860,7 @@
           <w:lang w:eastAsia="es-ES"/>
         </w:rPr>
       </w:pPr>
-      <w:hyperlink w:anchor="_Toc150097798" w:history="1">
+      <w:hyperlink w:anchor="_Toc150198306" w:history="1">
         <w:r>
           <w:rPr>
             <w:rStyle w:val="Hipervnculo"/>
@@ -1886,7 +1887,7 @@
             <w:noProof/>
             <w:webHidden/>
           </w:rPr>
-          <w:instrText xml:space="preserve"> PAGEREF _Toc150097798 \h </w:instrText>
+          <w:instrText xml:space="preserve"> PAGEREF _Toc150198306 \h </w:instrText>
         </w:r>
         <w:r>
           <w:rPr>
@@ -1906,7 +1907,7 @@
             <w:noProof/>
             <w:webHidden/>
           </w:rPr>
-          <w:t>3</w:t>
+          <w:t>5</w:t>
         </w:r>
         <w:r>
           <w:rPr>
@@ -1932,7 +1933,7 @@
           <w:lang w:eastAsia="es-ES"/>
         </w:rPr>
       </w:pPr>
-      <w:hyperlink w:anchor="_Toc150097799" w:history="1">
+      <w:hyperlink w:anchor="_Toc150198307" w:history="1">
         <w:r>
           <w:rPr>
             <w:rStyle w:val="Hipervnculo"/>
@@ -1959,7 +1960,7 @@
             <w:noProof/>
             <w:webHidden/>
           </w:rPr>
-          <w:instrText xml:space="preserve"> PAGEREF _Toc150097799 \h </w:instrText>
+          <w:instrText xml:space="preserve"> PAGEREF _Toc150198307 \h </w:instrText>
         </w:r>
         <w:r>
           <w:rPr>
@@ -1979,7 +1980,7 @@
             <w:noProof/>
             <w:webHidden/>
           </w:rPr>
-          <w:t>4</w:t>
+          <w:t>6</w:t>
         </w:r>
         <w:r>
           <w:rPr>
@@ -2005,7 +2006,7 @@
           <w:lang w:eastAsia="es-ES"/>
         </w:rPr>
       </w:pPr>
-      <w:hyperlink w:anchor="_Toc150097800" w:history="1">
+      <w:hyperlink w:anchor="_Toc150198308" w:history="1">
         <w:r>
           <w:rPr>
             <w:rStyle w:val="Hipervnculo"/>
@@ -2032,7 +2033,7 @@
             <w:noProof/>
             <w:webHidden/>
           </w:rPr>
-          <w:instrText xml:space="preserve"> PAGEREF _Toc150097800 \h </w:instrText>
+          <w:instrText xml:space="preserve"> PAGEREF _Toc150198308 \h </w:instrText>
         </w:r>
         <w:r>
           <w:rPr>
@@ -2052,7 +2053,7 @@
             <w:noProof/>
             <w:webHidden/>
           </w:rPr>
-          <w:t>4</w:t>
+          <w:t>6</w:t>
         </w:r>
         <w:r>
           <w:rPr>
@@ -2078,7 +2079,7 @@
           <w:lang w:eastAsia="es-ES"/>
         </w:rPr>
       </w:pPr>
-      <w:hyperlink w:anchor="_Toc150097801" w:history="1">
+      <w:hyperlink w:anchor="_Toc150198309" w:history="1">
         <w:r>
           <w:rPr>
             <w:rStyle w:val="Hipervnculo"/>
@@ -2106,7 +2107,7 @@
             <w:noProof/>
             <w:webHidden/>
           </w:rPr>
-          <w:instrText xml:space="preserve"> PAGEREF _Toc150097801 \h </w:instrText>
+          <w:instrText xml:space="preserve"> PAGEREF _Toc150198309 \h </w:instrText>
         </w:r>
         <w:r>
           <w:rPr>
@@ -2126,7 +2127,7 @@
             <w:noProof/>
             <w:webHidden/>
           </w:rPr>
-          <w:t>4</w:t>
+          <w:t>6</w:t>
         </w:r>
         <w:r>
           <w:rPr>
@@ -2152,7 +2153,7 @@
           <w:lang w:eastAsia="es-ES"/>
         </w:rPr>
       </w:pPr>
-      <w:hyperlink w:anchor="_Toc150097802" w:history="1">
+      <w:hyperlink w:anchor="_Toc150198310" w:history="1">
         <w:r>
           <w:rPr>
             <w:rStyle w:val="Hipervnculo"/>
@@ -2179,7 +2180,7 @@
             <w:noProof/>
             <w:webHidden/>
           </w:rPr>
-          <w:instrText xml:space="preserve"> PAGEREF _Toc150097802 \h </w:instrText>
+          <w:instrText xml:space="preserve"> PAGEREF _Toc150198310 \h </w:instrText>
         </w:r>
         <w:r>
           <w:rPr>
@@ -2199,7 +2200,7 @@
             <w:noProof/>
             <w:webHidden/>
           </w:rPr>
-          <w:t>4</w:t>
+          <w:t>7</w:t>
         </w:r>
         <w:r>
           <w:rPr>
@@ -2225,7 +2226,7 @@
           <w:lang w:eastAsia="es-ES"/>
         </w:rPr>
       </w:pPr>
-      <w:hyperlink w:anchor="_Toc150097803" w:history="1">
+      <w:hyperlink w:anchor="_Toc150198311" w:history="1">
         <w:r>
           <w:rPr>
             <w:rStyle w:val="Hipervnculo"/>
@@ -2252,7 +2253,7 @@
             <w:noProof/>
             <w:webHidden/>
           </w:rPr>
-          <w:instrText xml:space="preserve"> PAGEREF _Toc150097803 \h </w:instrText>
+          <w:instrText xml:space="preserve"> PAGEREF _Toc150198311 \h </w:instrText>
         </w:r>
         <w:r>
           <w:rPr>
@@ -2272,7 +2273,7 @@
             <w:noProof/>
             <w:webHidden/>
           </w:rPr>
-          <w:t>4</w:t>
+          <w:t>7</w:t>
         </w:r>
         <w:r>
           <w:rPr>
@@ -2298,7 +2299,7 @@
           <w:lang w:eastAsia="es-ES"/>
         </w:rPr>
       </w:pPr>
-      <w:hyperlink w:anchor="_Toc150097804" w:history="1">
+      <w:hyperlink w:anchor="_Toc150198312" w:history="1">
         <w:r>
           <w:rPr>
             <w:rStyle w:val="Hipervnculo"/>
@@ -2325,7 +2326,7 @@
             <w:noProof/>
             <w:webHidden/>
           </w:rPr>
-          <w:instrText xml:space="preserve"> PAGEREF _Toc150097804 \h </w:instrText>
+          <w:instrText xml:space="preserve"> PAGEREF _Toc150198312 \h </w:instrText>
         </w:r>
         <w:r>
           <w:rPr>
@@ -2345,7 +2346,7 @@
             <w:noProof/>
             <w:webHidden/>
           </w:rPr>
-          <w:t>5</w:t>
+          <w:t>8</w:t>
         </w:r>
         <w:r>
           <w:rPr>
@@ -2371,7 +2372,7 @@
           <w:lang w:eastAsia="es-ES"/>
         </w:rPr>
       </w:pPr>
-      <w:hyperlink w:anchor="_Toc150097805" w:history="1">
+      <w:hyperlink w:anchor="_Toc150198313" w:history="1">
         <w:r>
           <w:rPr>
             <w:rStyle w:val="Hipervnculo"/>
@@ -2398,7 +2399,7 @@
             <w:noProof/>
             <w:webHidden/>
           </w:rPr>
-          <w:instrText xml:space="preserve"> PAGEREF _Toc150097805 \h </w:instrText>
+          <w:instrText xml:space="preserve"> PAGEREF _Toc150198313 \h </w:instrText>
         </w:r>
         <w:r>
           <w:rPr>
@@ -2418,7 +2419,7 @@
             <w:noProof/>
             <w:webHidden/>
           </w:rPr>
-          <w:t>5</w:t>
+          <w:t>8</w:t>
         </w:r>
         <w:r>
           <w:rPr>
@@ -2444,7 +2445,7 @@
           <w:lang w:eastAsia="es-ES"/>
         </w:rPr>
       </w:pPr>
-      <w:hyperlink w:anchor="_Toc150097806" w:history="1">
+      <w:hyperlink w:anchor="_Toc150198314" w:history="1">
         <w:r>
           <w:rPr>
             <w:rStyle w:val="Hipervnculo"/>
@@ -2471,7 +2472,7 @@
             <w:noProof/>
             <w:webHidden/>
           </w:rPr>
-          <w:instrText xml:space="preserve"> PAGEREF _Toc150097806 \h </w:instrText>
+          <w:instrText xml:space="preserve"> PAGEREF _Toc150198314 \h </w:instrText>
         </w:r>
         <w:r>
           <w:rPr>
@@ -2491,7 +2492,7 @@
             <w:noProof/>
             <w:webHidden/>
           </w:rPr>
-          <w:t>5</w:t>
+          <w:t>8</w:t>
         </w:r>
         <w:r>
           <w:rPr>
@@ -2517,7 +2518,7 @@
           <w:lang w:eastAsia="es-ES"/>
         </w:rPr>
       </w:pPr>
-      <w:hyperlink w:anchor="_Toc150097807" w:history="1">
+      <w:hyperlink w:anchor="_Toc150198315" w:history="1">
         <w:r>
           <w:rPr>
             <w:rStyle w:val="Hipervnculo"/>
@@ -2544,7 +2545,7 @@
             <w:noProof/>
             <w:webHidden/>
           </w:rPr>
-          <w:instrText xml:space="preserve"> PAGEREF _Toc150097807 \h </w:instrText>
+          <w:instrText xml:space="preserve"> PAGEREF _Toc150198315 \h </w:instrText>
         </w:r>
         <w:r>
           <w:rPr>
@@ -2564,7 +2565,7 @@
             <w:noProof/>
             <w:webHidden/>
           </w:rPr>
-          <w:t>5</w:t>
+          <w:t>8</w:t>
         </w:r>
         <w:r>
           <w:rPr>
@@ -2590,7 +2591,7 @@
           <w:lang w:eastAsia="es-ES"/>
         </w:rPr>
       </w:pPr>
-      <w:hyperlink w:anchor="_Toc150097808" w:history="1">
+      <w:hyperlink w:anchor="_Toc150198316" w:history="1">
         <w:r>
           <w:rPr>
             <w:rStyle w:val="Hipervnculo"/>
@@ -2617,7 +2618,7 @@
             <w:noProof/>
             <w:webHidden/>
           </w:rPr>
-          <w:instrText xml:space="preserve"> PAGEREF _Toc150097808 \h </w:instrText>
+          <w:instrText xml:space="preserve"> PAGEREF _Toc150198316 \h </w:instrText>
         </w:r>
         <w:r>
           <w:rPr>
@@ -2637,7 +2638,7 @@
             <w:noProof/>
             <w:webHidden/>
           </w:rPr>
-          <w:t>5</w:t>
+          <w:t>9</w:t>
         </w:r>
         <w:r>
           <w:rPr>
@@ -2663,13 +2664,13 @@
           <w:lang w:eastAsia="es-ES"/>
         </w:rPr>
       </w:pPr>
-      <w:hyperlink w:anchor="_Toc150097809" w:history="1">
+      <w:hyperlink w:anchor="_Toc150198317" w:history="1">
         <w:r>
           <w:rPr>
             <w:rStyle w:val="Hipervnculo"/>
             <w:noProof/>
           </w:rPr>
-          <w:t>Filesystems</w:t>
+          <w:t>filesystems</w:t>
         </w:r>
         <w:r>
           <w:rPr>
@@ -2690,7 +2691,7 @@
             <w:noProof/>
             <w:webHidden/>
           </w:rPr>
-          <w:instrText xml:space="preserve"> PAGEREF _Toc150097809 \h </w:instrText>
+          <w:instrText xml:space="preserve"> PAGEREF _Toc150198317 \h </w:instrText>
         </w:r>
         <w:r>
           <w:rPr>
@@ -2710,7 +2711,7 @@
             <w:noProof/>
             <w:webHidden/>
           </w:rPr>
-          <w:t>6</w:t>
+          <w:t>10</w:t>
         </w:r>
         <w:r>
           <w:rPr>
@@ -2736,13 +2737,13 @@
           <w:lang w:eastAsia="es-ES"/>
         </w:rPr>
       </w:pPr>
-      <w:hyperlink w:anchor="_Toc150097810" w:history="1">
+      <w:hyperlink w:anchor="_Toc150198318" w:history="1">
         <w:r>
           <w:rPr>
             <w:rStyle w:val="Hipervnculo"/>
             <w:noProof/>
           </w:rPr>
-          <w:t>Format</w:t>
+          <w:t>format</w:t>
         </w:r>
         <w:r>
           <w:rPr>
@@ -2763,7 +2764,7 @@
             <w:noProof/>
             <w:webHidden/>
           </w:rPr>
-          <w:instrText xml:space="preserve"> PAGEREF _Toc150097810 \h </w:instrText>
+          <w:instrText xml:space="preserve"> PAGEREF _Toc150198318 \h </w:instrText>
         </w:r>
         <w:r>
           <w:rPr>
@@ -2783,7 +2784,7 @@
             <w:noProof/>
             <w:webHidden/>
           </w:rPr>
-          <w:t>6</w:t>
+          <w:t>10</w:t>
         </w:r>
         <w:r>
           <w:rPr>
@@ -2809,7 +2810,7 @@
           <w:lang w:eastAsia="es-ES"/>
         </w:rPr>
       </w:pPr>
-      <w:hyperlink w:anchor="_Toc150097811" w:history="1">
+      <w:hyperlink w:anchor="_Toc150198319" w:history="1">
         <w:r>
           <w:rPr>
             <w:rStyle w:val="Hipervnculo"/>
@@ -2836,7 +2837,7 @@
             <w:noProof/>
             <w:webHidden/>
           </w:rPr>
-          <w:instrText xml:space="preserve"> PAGEREF _Toc150097811 \h </w:instrText>
+          <w:instrText xml:space="preserve"> PAGEREF _Toc150198319 \h </w:instrText>
         </w:r>
         <w:r>
           <w:rPr>
@@ -2856,7 +2857,7 @@
             <w:noProof/>
             <w:webHidden/>
           </w:rPr>
-          <w:t>7</w:t>
+          <w:t>11</w:t>
         </w:r>
         <w:r>
           <w:rPr>
@@ -2882,7 +2883,7 @@
           <w:lang w:eastAsia="es-ES"/>
         </w:rPr>
       </w:pPr>
-      <w:hyperlink w:anchor="_Toc150097812" w:history="1">
+      <w:hyperlink w:anchor="_Toc150198320" w:history="1">
         <w:r>
           <w:rPr>
             <w:rStyle w:val="Hipervnculo"/>
@@ -2909,7 +2910,7 @@
             <w:noProof/>
             <w:webHidden/>
           </w:rPr>
-          <w:instrText xml:space="preserve"> PAGEREF _Toc150097812 \h </w:instrText>
+          <w:instrText xml:space="preserve"> PAGEREF _Toc150198320 \h </w:instrText>
         </w:r>
         <w:r>
           <w:rPr>
@@ -2929,7 +2930,7 @@
             <w:noProof/>
             <w:webHidden/>
           </w:rPr>
-          <w:t>7</w:t>
+          <w:t>11</w:t>
         </w:r>
         <w:r>
           <w:rPr>
@@ -2955,7 +2956,7 @@
           <w:lang w:eastAsia="es-ES"/>
         </w:rPr>
       </w:pPr>
-      <w:hyperlink w:anchor="_Toc150097813" w:history="1">
+      <w:hyperlink w:anchor="_Toc150198321" w:history="1">
         <w:r>
           <w:rPr>
             <w:rStyle w:val="Hipervnculo"/>
@@ -2982,7 +2983,7 @@
             <w:noProof/>
             <w:webHidden/>
           </w:rPr>
-          <w:instrText xml:space="preserve"> PAGEREF _Toc150097813 \h </w:instrText>
+          <w:instrText xml:space="preserve"> PAGEREF _Toc150198321 \h </w:instrText>
         </w:r>
         <w:r>
           <w:rPr>
@@ -3002,7 +3003,7 @@
             <w:noProof/>
             <w:webHidden/>
           </w:rPr>
-          <w:t>7</w:t>
+          <w:t>12</w:t>
         </w:r>
         <w:r>
           <w:rPr>
@@ -3028,7 +3029,7 @@
           <w:lang w:eastAsia="es-ES"/>
         </w:rPr>
       </w:pPr>
-      <w:hyperlink w:anchor="_Toc150097814" w:history="1">
+      <w:hyperlink w:anchor="_Toc150198322" w:history="1">
         <w:r>
           <w:rPr>
             <w:rStyle w:val="Hipervnculo"/>
@@ -3055,7 +3056,7 @@
             <w:noProof/>
             <w:webHidden/>
           </w:rPr>
-          <w:instrText xml:space="preserve"> PAGEREF _Toc150097814 \h </w:instrText>
+          <w:instrText xml:space="preserve"> PAGEREF _Toc150198322 \h </w:instrText>
         </w:r>
         <w:r>
           <w:rPr>
@@ -3075,7 +3076,7 @@
             <w:noProof/>
             <w:webHidden/>
           </w:rPr>
-          <w:t>7</w:t>
+          <w:t>12</w:t>
         </w:r>
         <w:r>
           <w:rPr>
@@ -3101,7 +3102,7 @@
           <w:lang w:eastAsia="es-ES"/>
         </w:rPr>
       </w:pPr>
-      <w:hyperlink w:anchor="_Toc150097815" w:history="1">
+      <w:hyperlink w:anchor="_Toc150198323" w:history="1">
         <w:r>
           <w:rPr>
             <w:rStyle w:val="Hipervnculo"/>
@@ -3128,7 +3129,7 @@
             <w:noProof/>
             <w:webHidden/>
           </w:rPr>
-          <w:instrText xml:space="preserve"> PAGEREF _Toc150097815 \h </w:instrText>
+          <w:instrText xml:space="preserve"> PAGEREF _Toc150198323 \h </w:instrText>
         </w:r>
         <w:r>
           <w:rPr>
@@ -3148,7 +3149,7 @@
             <w:noProof/>
             <w:webHidden/>
           </w:rPr>
-          <w:t>8</w:t>
+          <w:t>12</w:t>
         </w:r>
         <w:r>
           <w:rPr>
@@ -3174,7 +3175,7 @@
           <w:lang w:eastAsia="es-ES"/>
         </w:rPr>
       </w:pPr>
-      <w:hyperlink w:anchor="_Toc150097816" w:history="1">
+      <w:hyperlink w:anchor="_Toc150198324" w:history="1">
         <w:r>
           <w:rPr>
             <w:rStyle w:val="Hipervnculo"/>
@@ -3201,7 +3202,7 @@
             <w:noProof/>
             <w:webHidden/>
           </w:rPr>
-          <w:instrText xml:space="preserve"> PAGEREF _Toc150097816 \h </w:instrText>
+          <w:instrText xml:space="preserve"> PAGEREF _Toc150198324 \h </w:instrText>
         </w:r>
         <w:r>
           <w:rPr>
@@ -3221,7 +3222,7 @@
             <w:noProof/>
             <w:webHidden/>
           </w:rPr>
-          <w:t>8</w:t>
+          <w:t>12</w:t>
         </w:r>
         <w:r>
           <w:rPr>
@@ -3247,7 +3248,7 @@
           <w:lang w:eastAsia="es-ES"/>
         </w:rPr>
       </w:pPr>
-      <w:hyperlink w:anchor="_Toc150097817" w:history="1">
+      <w:hyperlink w:anchor="_Toc150198325" w:history="1">
         <w:r>
           <w:rPr>
             <w:rStyle w:val="Hipervnculo"/>
@@ -3274,7 +3275,7 @@
             <w:noProof/>
             <w:webHidden/>
           </w:rPr>
-          <w:instrText xml:space="preserve"> PAGEREF _Toc150097817 \h </w:instrText>
+          <w:instrText xml:space="preserve"> PAGEREF _Toc150198325 \h </w:instrText>
         </w:r>
         <w:r>
           <w:rPr>
@@ -3294,7 +3295,7 @@
             <w:noProof/>
             <w:webHidden/>
           </w:rPr>
-          <w:t>9</w:t>
+          <w:t>12</w:t>
         </w:r>
         <w:r>
           <w:rPr>
@@ -3320,7 +3321,7 @@
           <w:lang w:eastAsia="es-ES"/>
         </w:rPr>
       </w:pPr>
-      <w:hyperlink w:anchor="_Toc150097818" w:history="1">
+      <w:hyperlink w:anchor="_Toc150198326" w:history="1">
         <w:r>
           <w:rPr>
             <w:rStyle w:val="Hipervnculo"/>
@@ -3347,7 +3348,7 @@
             <w:noProof/>
             <w:webHidden/>
           </w:rPr>
-          <w:instrText xml:space="preserve"> PAGEREF _Toc150097818 \h </w:instrText>
+          <w:instrText xml:space="preserve"> PAGEREF _Toc150198326 \h </w:instrText>
         </w:r>
         <w:r>
           <w:rPr>
@@ -3367,7 +3368,7 @@
             <w:noProof/>
             <w:webHidden/>
           </w:rPr>
-          <w:t>9</w:t>
+          <w:t>13</w:t>
         </w:r>
         <w:r>
           <w:rPr>
@@ -3393,7 +3394,7 @@
           <w:lang w:eastAsia="es-ES"/>
         </w:rPr>
       </w:pPr>
-      <w:hyperlink w:anchor="_Toc150097819" w:history="1">
+      <w:hyperlink w:anchor="_Toc150198327" w:history="1">
         <w:r>
           <w:rPr>
             <w:rStyle w:val="Hipervnculo"/>
@@ -3420,7 +3421,7 @@
             <w:noProof/>
             <w:webHidden/>
           </w:rPr>
-          <w:instrText xml:space="preserve"> PAGEREF _Toc150097819 \h </w:instrText>
+          <w:instrText xml:space="preserve"> PAGEREF _Toc150198327 \h </w:instrText>
         </w:r>
         <w:r>
           <w:rPr>
@@ -3440,7 +3441,7 @@
             <w:noProof/>
             <w:webHidden/>
           </w:rPr>
-          <w:t>9</w:t>
+          <w:t>13</w:t>
         </w:r>
         <w:r>
           <w:rPr>
@@ -3466,7 +3467,7 @@
           <w:lang w:eastAsia="es-ES"/>
         </w:rPr>
       </w:pPr>
-      <w:hyperlink w:anchor="_Toc150097820" w:history="1">
+      <w:hyperlink w:anchor="_Toc150198328" w:history="1">
         <w:r>
           <w:rPr>
             <w:rStyle w:val="Hipervnculo"/>
@@ -3493,7 +3494,7 @@
             <w:noProof/>
             <w:webHidden/>
           </w:rPr>
-          <w:instrText xml:space="preserve"> PAGEREF _Toc150097820 \h </w:instrText>
+          <w:instrText xml:space="preserve"> PAGEREF _Toc150198328 \h </w:instrText>
         </w:r>
         <w:r>
           <w:rPr>
@@ -3513,7 +3514,7 @@
             <w:noProof/>
             <w:webHidden/>
           </w:rPr>
-          <w:t>9</w:t>
+          <w:t>13</w:t>
         </w:r>
         <w:r>
           <w:rPr>
@@ -3539,7 +3540,7 @@
           <w:lang w:eastAsia="es-ES"/>
         </w:rPr>
       </w:pPr>
-      <w:hyperlink w:anchor="_Toc150097821" w:history="1">
+      <w:hyperlink w:anchor="_Toc150198329" w:history="1">
         <w:r>
           <w:rPr>
             <w:rStyle w:val="Hipervnculo"/>
@@ -3566,7 +3567,7 @@
             <w:noProof/>
             <w:webHidden/>
           </w:rPr>
-          <w:instrText xml:space="preserve"> PAGEREF _Toc150097821 \h </w:instrText>
+          <w:instrText xml:space="preserve"> PAGEREF _Toc150198329 \h </w:instrText>
         </w:r>
         <w:r>
           <w:rPr>
@@ -3586,7 +3587,7 @@
             <w:noProof/>
             <w:webHidden/>
           </w:rPr>
-          <w:t>9</w:t>
+          <w:t>13</w:t>
         </w:r>
         <w:r>
           <w:rPr>
@@ -3612,7 +3613,7 @@
           <w:lang w:eastAsia="es-ES"/>
         </w:rPr>
       </w:pPr>
-      <w:hyperlink w:anchor="_Toc150097822" w:history="1">
+      <w:hyperlink w:anchor="_Toc150198330" w:history="1">
         <w:r>
           <w:rPr>
             <w:rStyle w:val="Hipervnculo"/>
@@ -3639,7 +3640,7 @@
             <w:noProof/>
             <w:webHidden/>
           </w:rPr>
-          <w:instrText xml:space="preserve"> PAGEREF _Toc150097822 \h </w:instrText>
+          <w:instrText xml:space="preserve"> PAGEREF _Toc150198330 \h </w:instrText>
         </w:r>
         <w:r>
           <w:rPr>
@@ -3659,7 +3660,7 @@
             <w:noProof/>
             <w:webHidden/>
           </w:rPr>
-          <w:t>9</w:t>
+          <w:t>13</w:t>
         </w:r>
         <w:r>
           <w:rPr>
@@ -3685,7 +3686,7 @@
           <w:lang w:eastAsia="es-ES"/>
         </w:rPr>
       </w:pPr>
-      <w:hyperlink w:anchor="_Toc150097823" w:history="1">
+      <w:hyperlink w:anchor="_Toc150198331" w:history="1">
         <w:r>
           <w:rPr>
             <w:rStyle w:val="Hipervnculo"/>
@@ -3712,7 +3713,7 @@
             <w:noProof/>
             <w:webHidden/>
           </w:rPr>
-          <w:instrText xml:space="preserve"> PAGEREF _Toc150097823 \h </w:instrText>
+          <w:instrText xml:space="preserve"> PAGEREF _Toc150198331 \h </w:instrText>
         </w:r>
         <w:r>
           <w:rPr>
@@ -3732,7 +3733,7 @@
             <w:noProof/>
             <w:webHidden/>
           </w:rPr>
-          <w:t>9</w:t>
+          <w:t>14</w:t>
         </w:r>
         <w:r>
           <w:rPr>
@@ -3758,7 +3759,7 @@
           <w:lang w:eastAsia="es-ES"/>
         </w:rPr>
       </w:pPr>
-      <w:hyperlink w:anchor="_Toc150097824" w:history="1">
+      <w:hyperlink w:anchor="_Toc150198332" w:history="1">
         <w:r>
           <w:rPr>
             <w:rStyle w:val="Hipervnculo"/>
@@ -3785,7 +3786,7 @@
             <w:noProof/>
             <w:webHidden/>
           </w:rPr>
-          <w:instrText xml:space="preserve"> PAGEREF _Toc150097824 \h </w:instrText>
+          <w:instrText xml:space="preserve"> PAGEREF _Toc150198332 \h </w:instrText>
         </w:r>
         <w:r>
           <w:rPr>
@@ -3805,7 +3806,7 @@
             <w:noProof/>
             <w:webHidden/>
           </w:rPr>
-          <w:t>10</w:t>
+          <w:t>14</w:t>
         </w:r>
         <w:r>
           <w:rPr>
@@ -3831,13 +3832,13 @@
           <w:lang w:eastAsia="es-ES"/>
         </w:rPr>
       </w:pPr>
-      <w:hyperlink w:anchor="_Toc150097825" w:history="1">
+      <w:hyperlink w:anchor="_Toc150198333" w:history="1">
         <w:r>
           <w:rPr>
             <w:rStyle w:val="Hipervnculo"/>
             <w:noProof/>
           </w:rPr>
-          <w:t>scan</w:t>
+          <w:t>select</w:t>
         </w:r>
         <w:r>
           <w:rPr>
@@ -3858,7 +3859,7 @@
             <w:noProof/>
             <w:webHidden/>
           </w:rPr>
-          <w:instrText xml:space="preserve"> PAGEREF _Toc150097825 \h </w:instrText>
+          <w:instrText xml:space="preserve"> PAGEREF _Toc150198333 \h </w:instrText>
         </w:r>
         <w:r>
           <w:rPr>
@@ -3878,7 +3879,7 @@
             <w:noProof/>
             <w:webHidden/>
           </w:rPr>
-          <w:t>10</w:t>
+          <w:t>14</w:t>
         </w:r>
         <w:r>
           <w:rPr>
@@ -3904,13 +3905,13 @@
           <w:lang w:eastAsia="es-ES"/>
         </w:rPr>
       </w:pPr>
-      <w:hyperlink w:anchor="_Toc150097826" w:history="1">
+      <w:hyperlink w:anchor="_Toc150198334" w:history="1">
         <w:r>
           <w:rPr>
             <w:rStyle w:val="Hipervnculo"/>
             <w:noProof/>
           </w:rPr>
-          <w:t>select</w:t>
+          <w:t>setid</w:t>
         </w:r>
         <w:r>
           <w:rPr>
@@ -3931,7 +3932,7 @@
             <w:noProof/>
             <w:webHidden/>
           </w:rPr>
-          <w:instrText xml:space="preserve"> PAGEREF _Toc150097826 \h </w:instrText>
+          <w:instrText xml:space="preserve"> PAGEREF _Toc150198334 \h </w:instrText>
         </w:r>
         <w:r>
           <w:rPr>
@@ -3951,7 +3952,7 @@
             <w:noProof/>
             <w:webHidden/>
           </w:rPr>
-          <w:t>10</w:t>
+          <w:t>14</w:t>
         </w:r>
         <w:r>
           <w:rPr>
@@ -3977,13 +3978,13 @@
           <w:lang w:eastAsia="es-ES"/>
         </w:rPr>
       </w:pPr>
-      <w:hyperlink w:anchor="_Toc150097827" w:history="1">
+      <w:hyperlink w:anchor="_Toc150198335" w:history="1">
         <w:r>
           <w:rPr>
             <w:rStyle w:val="Hipervnculo"/>
             <w:noProof/>
           </w:rPr>
-          <w:t>setid</w:t>
+          <w:t>shrink</w:t>
         </w:r>
         <w:r>
           <w:rPr>
@@ -4004,7 +4005,7 @@
             <w:noProof/>
             <w:webHidden/>
           </w:rPr>
-          <w:instrText xml:space="preserve"> PAGEREF _Toc150097827 \h </w:instrText>
+          <w:instrText xml:space="preserve"> PAGEREF _Toc150198335 \h </w:instrText>
         </w:r>
         <w:r>
           <w:rPr>
@@ -4024,7 +4025,7 @@
             <w:noProof/>
             <w:webHidden/>
           </w:rPr>
-          <w:t>10</w:t>
+          <w:t>15</w:t>
         </w:r>
         <w:r>
           <w:rPr>
@@ -4050,13 +4051,13 @@
           <w:lang w:eastAsia="es-ES"/>
         </w:rPr>
       </w:pPr>
-      <w:hyperlink w:anchor="_Toc150097828" w:history="1">
+      <w:hyperlink w:anchor="_Toc150198336" w:history="1">
         <w:r>
           <w:rPr>
             <w:rStyle w:val="Hipervnculo"/>
             <w:noProof/>
           </w:rPr>
-          <w:t>shrink</w:t>
+          <w:t>uniqueid</w:t>
         </w:r>
         <w:r>
           <w:rPr>
@@ -4077,7 +4078,7 @@
             <w:noProof/>
             <w:webHidden/>
           </w:rPr>
-          <w:instrText xml:space="preserve"> PAGEREF _Toc150097828 \h </w:instrText>
+          <w:instrText xml:space="preserve"> PAGEREF _Toc150198336 \h </w:instrText>
         </w:r>
         <w:r>
           <w:rPr>
@@ -4097,7 +4098,82 @@
             <w:noProof/>
             <w:webHidden/>
           </w:rPr>
-          <w:t>10</w:t>
+          <w:t>15</w:t>
+        </w:r>
+        <w:r>
+          <w:rPr>
+            <w:noProof/>
+            <w:webHidden/>
+          </w:rPr>
+          <w:fldChar w:fldCharType="end"/>
+        </w:r>
+      </w:hyperlink>
+    </w:p>
+    <w:p>
+      <w:pPr>
+        <w:pStyle w:val="TDC1"/>
+        <w:tabs>
+          <w:tab w:val="right" w:leader="dot" w:pos="8494"/>
+        </w:tabs>
+        <w:rPr>
+          <w:rFonts w:eastAsiaTheme="minorEastAsia" w:cstheme="minorBidi"/>
+          <w:b w:val="0"/>
+          <w:bCs w:val="0"/>
+          <w:caps w:val="0"/>
+          <w:noProof/>
+          <w:sz w:val="22"/>
+          <w:szCs w:val="22"/>
+          <w:lang w:eastAsia="es-ES"/>
+        </w:rPr>
+      </w:pPr>
+      <w:hyperlink w:anchor="_Toc150198337" w:history="1">
+        <w:r>
+          <w:rPr>
+            <w:rStyle w:val="Hipervnculo"/>
+            <w:noProof/>
+          </w:rPr>
+          <w:t>fdisk</w:t>
+        </w:r>
+        <w:r>
+          <w:rPr>
+            <w:noProof/>
+            <w:webHidden/>
+          </w:rPr>
+          <w:tab/>
+        </w:r>
+        <w:r>
+          <w:rPr>
+            <w:noProof/>
+            <w:webHidden/>
+          </w:rPr>
+          <w:fldChar w:fldCharType="begin"/>
+        </w:r>
+        <w:r>
+          <w:rPr>
+            <w:noProof/>
+            <w:webHidden/>
+          </w:rPr>
+          <w:instrText xml:space="preserve"> PAGEREF _Toc150198337 \h </w:instrText>
+        </w:r>
+        <w:r>
+          <w:rPr>
+            <w:noProof/>
+            <w:webHidden/>
+          </w:rPr>
+        </w:r>
+        <w:r>
+          <w:rPr>
+            <w:noProof/>
+            <w:webHidden/>
+          </w:rPr>
+          <w:fldChar w:fldCharType="separate"/>
+        </w:r>
+        <w:r>
+          <w:rPr>
+            <w:noProof/>
+            <w:webHidden/>
+          </w:rPr>
+          <w:t>16</w:t>
         </w:r>
         <w:r>
           <w:rPr>
@@ -4123,13 +4199,13 @@
           <w:lang w:eastAsia="es-ES"/>
         </w:rPr>
       </w:pPr>
-      <w:hyperlink w:anchor="_Toc150097829" w:history="1">
+      <w:hyperlink w:anchor="_Toc150198338" w:history="1">
         <w:r>
           <w:rPr>
             <w:rStyle w:val="Hipervnculo"/>
             <w:noProof/>
           </w:rPr>
-          <w:t>uniqueid</w:t>
+          <w:t>Fdisk en linux</w:t>
         </w:r>
         <w:r>
           <w:rPr>
@@ -4150,7 +4226,7 @@
             <w:noProof/>
             <w:webHidden/>
           </w:rPr>
-          <w:instrText xml:space="preserve"> PAGEREF _Toc150097829 \h </w:instrText>
+          <w:instrText xml:space="preserve"> PAGEREF _Toc150198338 \h </w:instrText>
         </w:r>
         <w:r>
           <w:rPr>
@@ -4170,7 +4246,7 @@
             <w:noProof/>
             <w:webHidden/>
           </w:rPr>
-          <w:t>11</w:t>
+          <w:t>16</w:t>
         </w:r>
         <w:r>
           <w:rPr>
@@ -4183,14 +4259,977 @@
     </w:p>
     <w:p>
       <w:pPr>
-        <w:rPr>
+        <w:pStyle w:val="TDC3"/>
+        <w:tabs>
+          <w:tab w:val="right" w:leader="dot" w:pos="8494"/>
+        </w:tabs>
+        <w:rPr>
+          <w:rFonts w:eastAsiaTheme="minorEastAsia" w:cstheme="minorBidi"/>
+          <w:i w:val="0"/>
+          <w:iCs w:val="0"/>
+          <w:noProof/>
+          <w:sz w:val="22"/>
+          <w:szCs w:val="22"/>
           <w:lang w:eastAsia="es-ES"/>
         </w:rPr>
       </w:pPr>
-      <w:r>
-        <w:rPr>
+      <w:hyperlink w:anchor="_Toc150198339" w:history="1">
+        <w:r>
+          <w:rPr>
+            <w:rStyle w:val="Hipervnculo"/>
+            <w:noProof/>
+          </w:rPr>
+          <w:t>fdisk -l</w:t>
+        </w:r>
+        <w:r>
+          <w:rPr>
+            <w:noProof/>
+            <w:webHidden/>
+          </w:rPr>
+          <w:tab/>
+        </w:r>
+        <w:r>
+          <w:rPr>
+            <w:noProof/>
+            <w:webHidden/>
+          </w:rPr>
+          <w:fldChar w:fldCharType="begin"/>
+        </w:r>
+        <w:r>
+          <w:rPr>
+            <w:noProof/>
+            <w:webHidden/>
+          </w:rPr>
+          <w:instrText xml:space="preserve"> PAGEREF _Toc150198339 \h </w:instrText>
+        </w:r>
+        <w:r>
+          <w:rPr>
+            <w:noProof/>
+            <w:webHidden/>
+          </w:rPr>
+        </w:r>
+        <w:r>
+          <w:rPr>
+            <w:noProof/>
+            <w:webHidden/>
+          </w:rPr>
+          <w:fldChar w:fldCharType="separate"/>
+        </w:r>
+        <w:r>
+          <w:rPr>
+            <w:noProof/>
+            <w:webHidden/>
+          </w:rPr>
+          <w:t>16</w:t>
+        </w:r>
+        <w:r>
+          <w:rPr>
+            <w:noProof/>
+            <w:webHidden/>
+          </w:rPr>
+          <w:fldChar w:fldCharType="end"/>
+        </w:r>
+      </w:hyperlink>
+    </w:p>
+    <w:p>
+      <w:pPr>
+        <w:pStyle w:val="TDC3"/>
+        <w:tabs>
+          <w:tab w:val="right" w:leader="dot" w:pos="8494"/>
+        </w:tabs>
+        <w:rPr>
+          <w:rFonts w:eastAsiaTheme="minorEastAsia" w:cstheme="minorBidi"/>
+          <w:i w:val="0"/>
+          <w:iCs w:val="0"/>
+          <w:noProof/>
+          <w:sz w:val="22"/>
+          <w:szCs w:val="22"/>
           <w:lang w:eastAsia="es-ES"/>
         </w:rPr>
+      </w:pPr>
+      <w:hyperlink w:anchor="_Toc150198340" w:history="1">
+        <w:r>
+          <w:rPr>
+            <w:rStyle w:val="Hipervnculo"/>
+            <w:noProof/>
+          </w:rPr>
+          <w:t>fdisk /dev/sda</w:t>
+        </w:r>
+        <w:r>
+          <w:rPr>
+            <w:noProof/>
+            <w:webHidden/>
+          </w:rPr>
+          <w:tab/>
+        </w:r>
+        <w:r>
+          <w:rPr>
+            <w:noProof/>
+            <w:webHidden/>
+          </w:rPr>
+          <w:fldChar w:fldCharType="begin"/>
+        </w:r>
+        <w:r>
+          <w:rPr>
+            <w:noProof/>
+            <w:webHidden/>
+          </w:rPr>
+          <w:instrText xml:space="preserve"> PAGEREF _Toc150198340 \h </w:instrText>
+        </w:r>
+        <w:r>
+          <w:rPr>
+            <w:noProof/>
+            <w:webHidden/>
+          </w:rPr>
+        </w:r>
+        <w:r>
+          <w:rPr>
+            <w:noProof/>
+            <w:webHidden/>
+          </w:rPr>
+          <w:fldChar w:fldCharType="separate"/>
+        </w:r>
+        <w:r>
+          <w:rPr>
+            <w:noProof/>
+            <w:webHidden/>
+          </w:rPr>
+          <w:t>16</w:t>
+        </w:r>
+        <w:r>
+          <w:rPr>
+            <w:noProof/>
+            <w:webHidden/>
+          </w:rPr>
+          <w:fldChar w:fldCharType="end"/>
+        </w:r>
+      </w:hyperlink>
+    </w:p>
+    <w:p>
+      <w:pPr>
+        <w:pStyle w:val="TDC3"/>
+        <w:tabs>
+          <w:tab w:val="right" w:leader="dot" w:pos="8494"/>
+        </w:tabs>
+        <w:rPr>
+          <w:rFonts w:eastAsiaTheme="minorEastAsia" w:cstheme="minorBidi"/>
+          <w:i w:val="0"/>
+          <w:iCs w:val="0"/>
+          <w:noProof/>
+          <w:sz w:val="22"/>
+          <w:szCs w:val="22"/>
+          <w:lang w:eastAsia="es-ES"/>
+        </w:rPr>
+      </w:pPr>
+      <w:hyperlink w:anchor="_Toc150198341" w:history="1">
+        <w:r>
+          <w:rPr>
+            <w:rStyle w:val="Hipervnculo"/>
+            <w:noProof/>
+          </w:rPr>
+          <w:t>p</w:t>
+        </w:r>
+        <w:r>
+          <w:rPr>
+            <w:noProof/>
+            <w:webHidden/>
+          </w:rPr>
+          <w:tab/>
+        </w:r>
+        <w:r>
+          <w:rPr>
+            <w:noProof/>
+            <w:webHidden/>
+          </w:rPr>
+          <w:fldChar w:fldCharType="begin"/>
+        </w:r>
+        <w:r>
+          <w:rPr>
+            <w:noProof/>
+            <w:webHidden/>
+          </w:rPr>
+          <w:instrText xml:space="preserve"> PAGEREF _Toc150198341 \h </w:instrText>
+        </w:r>
+        <w:r>
+          <w:rPr>
+            <w:noProof/>
+            <w:webHidden/>
+          </w:rPr>
+        </w:r>
+        <w:r>
+          <w:rPr>
+            <w:noProof/>
+            <w:webHidden/>
+          </w:rPr>
+          <w:fldChar w:fldCharType="separate"/>
+        </w:r>
+        <w:r>
+          <w:rPr>
+            <w:noProof/>
+            <w:webHidden/>
+          </w:rPr>
+          <w:t>17</w:t>
+        </w:r>
+        <w:r>
+          <w:rPr>
+            <w:noProof/>
+            <w:webHidden/>
+          </w:rPr>
+          <w:fldChar w:fldCharType="end"/>
+        </w:r>
+      </w:hyperlink>
+    </w:p>
+    <w:p>
+      <w:pPr>
+        <w:pStyle w:val="TDC3"/>
+        <w:tabs>
+          <w:tab w:val="right" w:leader="dot" w:pos="8494"/>
+        </w:tabs>
+        <w:rPr>
+          <w:rFonts w:eastAsiaTheme="minorEastAsia" w:cstheme="minorBidi"/>
+          <w:i w:val="0"/>
+          <w:iCs w:val="0"/>
+          <w:noProof/>
+          <w:sz w:val="22"/>
+          <w:szCs w:val="22"/>
+          <w:lang w:eastAsia="es-ES"/>
+        </w:rPr>
+      </w:pPr>
+      <w:hyperlink w:anchor="_Toc150198342" w:history="1">
+        <w:r>
+          <w:rPr>
+            <w:rStyle w:val="Hipervnculo"/>
+            <w:noProof/>
+          </w:rPr>
+          <w:t>n</w:t>
+        </w:r>
+        <w:r>
+          <w:rPr>
+            <w:noProof/>
+            <w:webHidden/>
+          </w:rPr>
+          <w:tab/>
+        </w:r>
+        <w:r>
+          <w:rPr>
+            <w:noProof/>
+            <w:webHidden/>
+          </w:rPr>
+          <w:fldChar w:fldCharType="begin"/>
+        </w:r>
+        <w:r>
+          <w:rPr>
+            <w:noProof/>
+            <w:webHidden/>
+          </w:rPr>
+          <w:instrText xml:space="preserve"> PAGEREF _Toc150198342 \h </w:instrText>
+        </w:r>
+        <w:r>
+          <w:rPr>
+            <w:noProof/>
+            <w:webHidden/>
+          </w:rPr>
+        </w:r>
+        <w:r>
+          <w:rPr>
+            <w:noProof/>
+            <w:webHidden/>
+          </w:rPr>
+          <w:fldChar w:fldCharType="separate"/>
+        </w:r>
+        <w:r>
+          <w:rPr>
+            <w:noProof/>
+            <w:webHidden/>
+          </w:rPr>
+          <w:t>17</w:t>
+        </w:r>
+        <w:r>
+          <w:rPr>
+            <w:noProof/>
+            <w:webHidden/>
+          </w:rPr>
+          <w:fldChar w:fldCharType="end"/>
+        </w:r>
+      </w:hyperlink>
+    </w:p>
+    <w:p>
+      <w:pPr>
+        <w:pStyle w:val="TDC3"/>
+        <w:tabs>
+          <w:tab w:val="right" w:leader="dot" w:pos="8494"/>
+        </w:tabs>
+        <w:rPr>
+          <w:rFonts w:eastAsiaTheme="minorEastAsia" w:cstheme="minorBidi"/>
+          <w:i w:val="0"/>
+          <w:iCs w:val="0"/>
+          <w:noProof/>
+          <w:sz w:val="22"/>
+          <w:szCs w:val="22"/>
+          <w:lang w:eastAsia="es-ES"/>
+        </w:rPr>
+      </w:pPr>
+      <w:hyperlink w:anchor="_Toc150198343" w:history="1">
+        <w:r>
+          <w:rPr>
+            <w:rStyle w:val="Hipervnculo"/>
+            <w:noProof/>
+          </w:rPr>
+          <w:t>d</w:t>
+        </w:r>
+        <w:r>
+          <w:rPr>
+            <w:noProof/>
+            <w:webHidden/>
+          </w:rPr>
+          <w:tab/>
+        </w:r>
+        <w:r>
+          <w:rPr>
+            <w:noProof/>
+            <w:webHidden/>
+          </w:rPr>
+          <w:fldChar w:fldCharType="begin"/>
+        </w:r>
+        <w:r>
+          <w:rPr>
+            <w:noProof/>
+            <w:webHidden/>
+          </w:rPr>
+          <w:instrText xml:space="preserve"> PAGEREF _Toc150198343 \h </w:instrText>
+        </w:r>
+        <w:r>
+          <w:rPr>
+            <w:noProof/>
+            <w:webHidden/>
+          </w:rPr>
+        </w:r>
+        <w:r>
+          <w:rPr>
+            <w:noProof/>
+            <w:webHidden/>
+          </w:rPr>
+          <w:fldChar w:fldCharType="separate"/>
+        </w:r>
+        <w:r>
+          <w:rPr>
+            <w:noProof/>
+            <w:webHidden/>
+          </w:rPr>
+          <w:t>17</w:t>
+        </w:r>
+        <w:r>
+          <w:rPr>
+            <w:noProof/>
+            <w:webHidden/>
+          </w:rPr>
+          <w:fldChar w:fldCharType="end"/>
+        </w:r>
+      </w:hyperlink>
+    </w:p>
+    <w:p>
+      <w:pPr>
+        <w:pStyle w:val="TDC3"/>
+        <w:tabs>
+          <w:tab w:val="right" w:leader="dot" w:pos="8494"/>
+        </w:tabs>
+        <w:rPr>
+          <w:rFonts w:eastAsiaTheme="minorEastAsia" w:cstheme="minorBidi"/>
+          <w:i w:val="0"/>
+          <w:iCs w:val="0"/>
+          <w:noProof/>
+          <w:sz w:val="22"/>
+          <w:szCs w:val="22"/>
+          <w:lang w:eastAsia="es-ES"/>
+        </w:rPr>
+      </w:pPr>
+      <w:hyperlink w:anchor="_Toc150198344" w:history="1">
+        <w:r>
+          <w:rPr>
+            <w:rStyle w:val="Hipervnculo"/>
+            <w:noProof/>
+          </w:rPr>
+          <w:t>t</w:t>
+        </w:r>
+        <w:r>
+          <w:rPr>
+            <w:noProof/>
+            <w:webHidden/>
+          </w:rPr>
+          <w:tab/>
+        </w:r>
+        <w:r>
+          <w:rPr>
+            <w:noProof/>
+            <w:webHidden/>
+          </w:rPr>
+          <w:fldChar w:fldCharType="begin"/>
+        </w:r>
+        <w:r>
+          <w:rPr>
+            <w:noProof/>
+            <w:webHidden/>
+          </w:rPr>
+          <w:instrText xml:space="preserve"> PAGEREF _Toc150198344 \h </w:instrText>
+        </w:r>
+        <w:r>
+          <w:rPr>
+            <w:noProof/>
+            <w:webHidden/>
+          </w:rPr>
+        </w:r>
+        <w:r>
+          <w:rPr>
+            <w:noProof/>
+            <w:webHidden/>
+          </w:rPr>
+          <w:fldChar w:fldCharType="separate"/>
+        </w:r>
+        <w:r>
+          <w:rPr>
+            <w:noProof/>
+            <w:webHidden/>
+          </w:rPr>
+          <w:t>17</w:t>
+        </w:r>
+        <w:r>
+          <w:rPr>
+            <w:noProof/>
+            <w:webHidden/>
+          </w:rPr>
+          <w:fldChar w:fldCharType="end"/>
+        </w:r>
+      </w:hyperlink>
+    </w:p>
+    <w:p>
+      <w:pPr>
+        <w:pStyle w:val="TDC3"/>
+        <w:tabs>
+          <w:tab w:val="right" w:leader="dot" w:pos="8494"/>
+        </w:tabs>
+        <w:rPr>
+          <w:rFonts w:eastAsiaTheme="minorEastAsia" w:cstheme="minorBidi"/>
+          <w:i w:val="0"/>
+          <w:iCs w:val="0"/>
+          <w:noProof/>
+          <w:sz w:val="22"/>
+          <w:szCs w:val="22"/>
+          <w:lang w:eastAsia="es-ES"/>
+        </w:rPr>
+      </w:pPr>
+      <w:hyperlink w:anchor="_Toc150198345" w:history="1">
+        <w:r>
+          <w:rPr>
+            <w:rStyle w:val="Hipervnculo"/>
+            <w:noProof/>
+          </w:rPr>
+          <w:t>a</w:t>
+        </w:r>
+        <w:r>
+          <w:rPr>
+            <w:noProof/>
+            <w:webHidden/>
+          </w:rPr>
+          <w:tab/>
+        </w:r>
+        <w:r>
+          <w:rPr>
+            <w:noProof/>
+            <w:webHidden/>
+          </w:rPr>
+          <w:fldChar w:fldCharType="begin"/>
+        </w:r>
+        <w:r>
+          <w:rPr>
+            <w:noProof/>
+            <w:webHidden/>
+          </w:rPr>
+          <w:instrText xml:space="preserve"> PAGEREF _Toc150198345 \h </w:instrText>
+        </w:r>
+        <w:r>
+          <w:rPr>
+            <w:noProof/>
+            <w:webHidden/>
+          </w:rPr>
+        </w:r>
+        <w:r>
+          <w:rPr>
+            <w:noProof/>
+            <w:webHidden/>
+          </w:rPr>
+          <w:fldChar w:fldCharType="separate"/>
+        </w:r>
+        <w:r>
+          <w:rPr>
+            <w:noProof/>
+            <w:webHidden/>
+          </w:rPr>
+          <w:t>17</w:t>
+        </w:r>
+        <w:r>
+          <w:rPr>
+            <w:noProof/>
+            <w:webHidden/>
+          </w:rPr>
+          <w:fldChar w:fldCharType="end"/>
+        </w:r>
+      </w:hyperlink>
+    </w:p>
+    <w:p>
+      <w:pPr>
+        <w:pStyle w:val="TDC3"/>
+        <w:tabs>
+          <w:tab w:val="right" w:leader="dot" w:pos="8494"/>
+        </w:tabs>
+        <w:rPr>
+          <w:rFonts w:eastAsiaTheme="minorEastAsia" w:cstheme="minorBidi"/>
+          <w:i w:val="0"/>
+          <w:iCs w:val="0"/>
+          <w:noProof/>
+          <w:sz w:val="22"/>
+          <w:szCs w:val="22"/>
+          <w:lang w:eastAsia="es-ES"/>
+        </w:rPr>
+      </w:pPr>
+      <w:hyperlink w:anchor="_Toc150198346" w:history="1">
+        <w:r>
+          <w:rPr>
+            <w:rStyle w:val="Hipervnculo"/>
+            <w:noProof/>
+          </w:rPr>
+          <w:t>q</w:t>
+        </w:r>
+        <w:r>
+          <w:rPr>
+            <w:noProof/>
+            <w:webHidden/>
+          </w:rPr>
+          <w:tab/>
+        </w:r>
+        <w:r>
+          <w:rPr>
+            <w:noProof/>
+            <w:webHidden/>
+          </w:rPr>
+          <w:fldChar w:fldCharType="begin"/>
+        </w:r>
+        <w:r>
+          <w:rPr>
+            <w:noProof/>
+            <w:webHidden/>
+          </w:rPr>
+          <w:instrText xml:space="preserve"> PAGEREF _Toc150198346 \h </w:instrText>
+        </w:r>
+        <w:r>
+          <w:rPr>
+            <w:noProof/>
+            <w:webHidden/>
+          </w:rPr>
+        </w:r>
+        <w:r>
+          <w:rPr>
+            <w:noProof/>
+            <w:webHidden/>
+          </w:rPr>
+          <w:fldChar w:fldCharType="separate"/>
+        </w:r>
+        <w:r>
+          <w:rPr>
+            <w:noProof/>
+            <w:webHidden/>
+          </w:rPr>
+          <w:t>17</w:t>
+        </w:r>
+        <w:r>
+          <w:rPr>
+            <w:noProof/>
+            <w:webHidden/>
+          </w:rPr>
+          <w:fldChar w:fldCharType="end"/>
+        </w:r>
+      </w:hyperlink>
+    </w:p>
+    <w:p>
+      <w:pPr>
+        <w:pStyle w:val="TDC3"/>
+        <w:tabs>
+          <w:tab w:val="right" w:leader="dot" w:pos="8494"/>
+        </w:tabs>
+        <w:rPr>
+          <w:rFonts w:eastAsiaTheme="minorEastAsia" w:cstheme="minorBidi"/>
+          <w:i w:val="0"/>
+          <w:iCs w:val="0"/>
+          <w:noProof/>
+          <w:sz w:val="22"/>
+          <w:szCs w:val="22"/>
+          <w:lang w:eastAsia="es-ES"/>
+        </w:rPr>
+      </w:pPr>
+      <w:hyperlink w:anchor="_Toc150198347" w:history="1">
+        <w:r>
+          <w:rPr>
+            <w:rStyle w:val="Hipervnculo"/>
+            <w:noProof/>
+          </w:rPr>
+          <w:t>w</w:t>
+        </w:r>
+        <w:r>
+          <w:rPr>
+            <w:noProof/>
+            <w:webHidden/>
+          </w:rPr>
+          <w:tab/>
+        </w:r>
+        <w:r>
+          <w:rPr>
+            <w:noProof/>
+            <w:webHidden/>
+          </w:rPr>
+          <w:fldChar w:fldCharType="begin"/>
+        </w:r>
+        <w:r>
+          <w:rPr>
+            <w:noProof/>
+            <w:webHidden/>
+          </w:rPr>
+          <w:instrText xml:space="preserve"> PAGEREF _Toc150198347 \h </w:instrText>
+        </w:r>
+        <w:r>
+          <w:rPr>
+            <w:noProof/>
+            <w:webHidden/>
+          </w:rPr>
+        </w:r>
+        <w:r>
+          <w:rPr>
+            <w:noProof/>
+            <w:webHidden/>
+          </w:rPr>
+          <w:fldChar w:fldCharType="separate"/>
+        </w:r>
+        <w:r>
+          <w:rPr>
+            <w:noProof/>
+            <w:webHidden/>
+          </w:rPr>
+          <w:t>17</w:t>
+        </w:r>
+        <w:r>
+          <w:rPr>
+            <w:noProof/>
+            <w:webHidden/>
+          </w:rPr>
+          <w:fldChar w:fldCharType="end"/>
+        </w:r>
+      </w:hyperlink>
+    </w:p>
+    <w:p>
+      <w:pPr>
+        <w:pStyle w:val="TDC3"/>
+        <w:tabs>
+          <w:tab w:val="right" w:leader="dot" w:pos="8494"/>
+        </w:tabs>
+        <w:rPr>
+          <w:rFonts w:eastAsiaTheme="minorEastAsia" w:cstheme="minorBidi"/>
+          <w:i w:val="0"/>
+          <w:iCs w:val="0"/>
+          <w:noProof/>
+          <w:sz w:val="22"/>
+          <w:szCs w:val="22"/>
+          <w:lang w:eastAsia="es-ES"/>
+        </w:rPr>
+      </w:pPr>
+      <w:hyperlink w:anchor="_Toc150198348" w:history="1">
+        <w:r>
+          <w:rPr>
+            <w:rStyle w:val="Hipervnculo"/>
+            <w:noProof/>
+          </w:rPr>
+          <w:t>m</w:t>
+        </w:r>
+        <w:r>
+          <w:rPr>
+            <w:noProof/>
+            <w:webHidden/>
+          </w:rPr>
+          <w:tab/>
+        </w:r>
+        <w:r>
+          <w:rPr>
+            <w:noProof/>
+            <w:webHidden/>
+          </w:rPr>
+          <w:fldChar w:fldCharType="begin"/>
+        </w:r>
+        <w:r>
+          <w:rPr>
+            <w:noProof/>
+            <w:webHidden/>
+          </w:rPr>
+          <w:instrText xml:space="preserve"> PAGEREF _Toc150198348 \h </w:instrText>
+        </w:r>
+        <w:r>
+          <w:rPr>
+            <w:noProof/>
+            <w:webHidden/>
+          </w:rPr>
+        </w:r>
+        <w:r>
+          <w:rPr>
+            <w:noProof/>
+            <w:webHidden/>
+          </w:rPr>
+          <w:fldChar w:fldCharType="separate"/>
+        </w:r>
+        <w:r>
+          <w:rPr>
+            <w:noProof/>
+            <w:webHidden/>
+          </w:rPr>
+          <w:t>17</w:t>
+        </w:r>
+        <w:r>
+          <w:rPr>
+            <w:noProof/>
+            <w:webHidden/>
+          </w:rPr>
+          <w:fldChar w:fldCharType="end"/>
+        </w:r>
+      </w:hyperlink>
+    </w:p>
+    <w:p>
+      <w:pPr>
+        <w:pStyle w:val="TDC3"/>
+        <w:tabs>
+          <w:tab w:val="right" w:leader="dot" w:pos="8494"/>
+        </w:tabs>
+        <w:rPr>
+          <w:rFonts w:eastAsiaTheme="minorEastAsia" w:cstheme="minorBidi"/>
+          <w:i w:val="0"/>
+          <w:iCs w:val="0"/>
+          <w:noProof/>
+          <w:sz w:val="22"/>
+          <w:szCs w:val="22"/>
+          <w:lang w:eastAsia="es-ES"/>
+        </w:rPr>
+      </w:pPr>
+      <w:hyperlink w:anchor="_Toc150198349" w:history="1">
+        <w:r>
+          <w:rPr>
+            <w:rStyle w:val="Hipervnculo"/>
+            <w:noProof/>
+          </w:rPr>
+          <w:t>partprobe</w:t>
+        </w:r>
+        <w:r>
+          <w:rPr>
+            <w:noProof/>
+            <w:webHidden/>
+          </w:rPr>
+          <w:tab/>
+        </w:r>
+        <w:r>
+          <w:rPr>
+            <w:noProof/>
+            <w:webHidden/>
+          </w:rPr>
+          <w:fldChar w:fldCharType="begin"/>
+        </w:r>
+        <w:r>
+          <w:rPr>
+            <w:noProof/>
+            <w:webHidden/>
+          </w:rPr>
+          <w:instrText xml:space="preserve"> PAGEREF _Toc150198349 \h </w:instrText>
+        </w:r>
+        <w:r>
+          <w:rPr>
+            <w:noProof/>
+            <w:webHidden/>
+          </w:rPr>
+        </w:r>
+        <w:r>
+          <w:rPr>
+            <w:noProof/>
+            <w:webHidden/>
+          </w:rPr>
+          <w:fldChar w:fldCharType="separate"/>
+        </w:r>
+        <w:r>
+          <w:rPr>
+            <w:noProof/>
+            <w:webHidden/>
+          </w:rPr>
+          <w:t>17</w:t>
+        </w:r>
+        <w:r>
+          <w:rPr>
+            <w:noProof/>
+            <w:webHidden/>
+          </w:rPr>
+          <w:fldChar w:fldCharType="end"/>
+        </w:r>
+      </w:hyperlink>
+    </w:p>
+    <w:p>
+      <w:pPr>
+        <w:pStyle w:val="TDC3"/>
+        <w:tabs>
+          <w:tab w:val="right" w:leader="dot" w:pos="8494"/>
+        </w:tabs>
+        <w:rPr>
+          <w:rFonts w:eastAsiaTheme="minorEastAsia" w:cstheme="minorBidi"/>
+          <w:i w:val="0"/>
+          <w:iCs w:val="0"/>
+          <w:noProof/>
+          <w:sz w:val="22"/>
+          <w:szCs w:val="22"/>
+          <w:lang w:eastAsia="es-ES"/>
+        </w:rPr>
+      </w:pPr>
+      <w:hyperlink w:anchor="_Toc150198350" w:history="1">
+        <w:r>
+          <w:rPr>
+            <w:rStyle w:val="Hipervnculo"/>
+            <w:noProof/>
+          </w:rPr>
+          <w:t>Ejemplo de uso (crear partición disco duro):</w:t>
+        </w:r>
+        <w:r>
+          <w:rPr>
+            <w:noProof/>
+            <w:webHidden/>
+          </w:rPr>
+          <w:tab/>
+        </w:r>
+        <w:r>
+          <w:rPr>
+            <w:noProof/>
+            <w:webHidden/>
+          </w:rPr>
+          <w:fldChar w:fldCharType="begin"/>
+        </w:r>
+        <w:r>
+          <w:rPr>
+            <w:noProof/>
+            <w:webHidden/>
+          </w:rPr>
+          <w:instrText xml:space="preserve"> PAGEREF _Toc150198350 \h </w:instrText>
+        </w:r>
+        <w:r>
+          <w:rPr>
+            <w:noProof/>
+            <w:webHidden/>
+          </w:rPr>
+        </w:r>
+        <w:r>
+          <w:rPr>
+            <w:noProof/>
+            <w:webHidden/>
+          </w:rPr>
+          <w:fldChar w:fldCharType="separate"/>
+        </w:r>
+        <w:r>
+          <w:rPr>
+            <w:noProof/>
+            <w:webHidden/>
+          </w:rPr>
+          <w:t>18</w:t>
+        </w:r>
+        <w:r>
+          <w:rPr>
+            <w:noProof/>
+            <w:webHidden/>
+          </w:rPr>
+          <w:fldChar w:fldCharType="end"/>
+        </w:r>
+      </w:hyperlink>
+    </w:p>
+    <w:p>
+      <w:pPr>
+        <w:pStyle w:val="TDC1"/>
+        <w:tabs>
+          <w:tab w:val="right" w:leader="dot" w:pos="8494"/>
+        </w:tabs>
+        <w:rPr>
+          <w:rFonts w:eastAsiaTheme="minorEastAsia" w:cstheme="minorBidi"/>
+          <w:b w:val="0"/>
+          <w:bCs w:val="0"/>
+          <w:caps w:val="0"/>
+          <w:noProof/>
+          <w:sz w:val="22"/>
+          <w:szCs w:val="22"/>
+          <w:lang w:eastAsia="es-ES"/>
+        </w:rPr>
+      </w:pPr>
+      <w:hyperlink w:anchor="_Toc150198351" w:history="1">
+        <w:r>
+          <w:rPr>
+            <w:rStyle w:val="Hipervnculo"/>
+            <w:noProof/>
+          </w:rPr>
+          <w:t>Diferencias entre FDISK y DISKPART</w:t>
+        </w:r>
+        <w:r>
+          <w:rPr>
+            <w:noProof/>
+            <w:webHidden/>
+          </w:rPr>
+          <w:tab/>
+        </w:r>
+        <w:r>
+          <w:rPr>
+            <w:noProof/>
+            <w:webHidden/>
+          </w:rPr>
+          <w:fldChar w:fldCharType="begin"/>
+        </w:r>
+        <w:r>
+          <w:rPr>
+            <w:noProof/>
+            <w:webHidden/>
+          </w:rPr>
+          <w:instrText xml:space="preserve"> PAGEREF _Toc150198351 \h </w:instrText>
+        </w:r>
+        <w:r>
+          <w:rPr>
+            <w:noProof/>
+            <w:webHidden/>
+          </w:rPr>
+        </w:r>
+        <w:r>
+          <w:rPr>
+            <w:noProof/>
+            <w:webHidden/>
+          </w:rPr>
+          <w:fldChar w:fldCharType="separate"/>
+        </w:r>
+        <w:r>
+          <w:rPr>
+            <w:noProof/>
+            <w:webHidden/>
+          </w:rPr>
+          <w:t>19</w:t>
+        </w:r>
+        <w:r>
+          <w:rPr>
+            <w:noProof/>
+            <w:webHidden/>
+          </w:rPr>
+          <w:fldChar w:fldCharType="end"/>
+        </w:r>
+      </w:hyperlink>
+    </w:p>
+    <w:p>
+      <w:pPr>
+        <w:rPr>
+          <w:lang w:eastAsia="es-ES"/>
+        </w:rPr>
+      </w:pPr>
+      <w:r>
+        <w:rPr>
+          <w:lang w:eastAsia="es-ES"/>
+        </w:rPr>
         <w:fldChar w:fldCharType="end"/>
       </w:r>
     </w:p>
@@ -4204,25 +5243,33 @@
         </w:rPr>
         <w:br w:type="page"/>
       </w:r>
-      <w:bookmarkStart w:id="0" w:name="_Toc150097790"/>
+      <w:bookmarkStart w:id="1" w:name="_Toc150198298"/>
       <w:r>
         <w:lastRenderedPageBreak/>
         <w:t>Diskpart</w:t>
       </w:r>
-      <w:bookmarkEnd w:id="0"/>
+      <w:bookmarkEnd w:id="1"/>
+    </w:p>
+    <w:p>
+      <w:r>
+        <w:t>Diskpart es una herramienta de línea de comandos diseñada para gestionar nuestras unidades de disco y sus particiones de forma directa, sin interfaz gráfica</w:t>
+      </w:r>
+      <w:r>
+        <w:t>, disponible en Windows.</w:t>
+      </w:r>
     </w:p>
     <w:p>
       <w:pPr>
         <w:pStyle w:val="Ttulo2"/>
       </w:pPr>
-      <w:bookmarkStart w:id="1" w:name="_Toc150097791"/>
+      <w:bookmarkStart w:id="2" w:name="_Toc150198299"/>
       <w:r>
         <w:t>Resumen</w:t>
       </w:r>
       <w:r>
         <w:t xml:space="preserve"> De Uso de Diskpart</w:t>
       </w:r>
-      <w:bookmarkEnd w:id="1"/>
+      <w:bookmarkEnd w:id="2"/>
     </w:p>
     <w:p>
       <w:r>
@@ -4350,11 +5397,11 @@
       <w:pPr>
         <w:pStyle w:val="Ttulo2"/>
       </w:pPr>
-      <w:bookmarkStart w:id="2" w:name="_Toc150097792"/>
+      <w:bookmarkStart w:id="3" w:name="_Toc150198300"/>
       <w:r>
         <w:t>active</w:t>
       </w:r>
-      <w:bookmarkEnd w:id="2"/>
+      <w:bookmarkEnd w:id="3"/>
     </w:p>
     <w:p>
       <w:r>
@@ -4419,13 +5466,77 @@
     </w:p>
     <w:p>
       <w:pPr>
+        <w:ind w:left="360"/>
+        <w:rPr>
+          <w:b/>
+        </w:rPr>
+      </w:pPr>
+      <w:r>
+        <w:rPr>
+          <w:noProof/>
+        </w:rPr>
+        <w:drawing>
+          <wp:inline distT="0" distB="0" distL="0" distR="0" wp14:anchorId="39B84F66" wp14:editId="0F15CA86">
+            <wp:extent cx="5399405" cy="1382572"/>
+            <wp:effectExtent l="0" t="0" r="0" b="8255"/>
+            <wp:docPr id="7" name="Imagen 7" descr="How to use diskpart cmd to set active partition in Windows 7"/>
+            <wp:cNvGraphicFramePr>
+              <a:graphicFrameLocks xmlns:a="http://schemas.openxmlformats.org/drawingml/2006/main" noChangeAspect="1"/>
+            </wp:cNvGraphicFramePr>
+            <a:graphic xmlns:a="http://schemas.openxmlformats.org/drawingml/2006/main">
+              <a:graphicData uri="http://schemas.openxmlformats.org/drawingml/2006/picture">
+                <pic:pic xmlns:pic="http://schemas.openxmlformats.org/drawingml/2006/picture">
+                  <pic:nvPicPr>
+                    <pic:cNvPr id="0" name="Picture 1" descr="How to use diskpart cmd to set active partition in Windows 7"/>
+                    <pic:cNvPicPr>
+                      <a:picLocks noChangeAspect="1" noChangeArrowheads="1"/>
+                    </pic:cNvPicPr>
+                  </pic:nvPicPr>
+                  <pic:blipFill rotWithShape="1">
+                    <a:blip r:embed="rId14">
+                      <a:extLst>
+                        <a:ext uri="{28A0092B-C50C-407E-A947-70E740481C1C}">
+                          <a14:useLocalDpi xmlns:a14="http://schemas.microsoft.com/office/drawing/2010/main" val="0"/>
+                        </a:ext>
+                      </a:extLst>
+                    </a:blip>
+                    <a:srcRect t="54393" b="10155"/>
+                    <a:stretch/>
+                  </pic:blipFill>
+                  <pic:spPr bwMode="auto">
+                    <a:xfrm>
+                      <a:off x="0" y="0"/>
+                      <a:ext cx="5400040" cy="1382735"/>
+                    </a:xfrm>
+                    <a:prstGeom prst="rect">
+                      <a:avLst/>
+                    </a:prstGeom>
+                    <a:noFill/>
+                    <a:ln>
+                      <a:noFill/>
+                    </a:ln>
+                    <a:extLst>
+                      <a:ext uri="{53640926-AAD7-44D8-BBD7-CCE9431645EC}">
+                        <a14:shadowObscured xmlns:a14="http://schemas.microsoft.com/office/drawing/2010/main"/>
+                      </a:ext>
+                    </a:extLst>
+                  </pic:spPr>
+                </pic:pic>
+              </a:graphicData>
+            </a:graphic>
+          </wp:inline>
+        </w:drawing>
+      </w:r>
+    </w:p>
+    <w:p>
+      <w:pPr>
         <w:pStyle w:val="Ttulo2"/>
       </w:pPr>
-      <w:bookmarkStart w:id="3" w:name="_Toc150097793"/>
+      <w:bookmarkStart w:id="4" w:name="_Toc150198301"/>
       <w:r>
         <w:t>add</w:t>
       </w:r>
-      <w:bookmarkEnd w:id="3"/>
+      <w:bookmarkEnd w:id="4"/>
     </w:p>
     <w:p>
       <w:r>
@@ -4542,7 +5653,13 @@
         <w:t>“add disk Z”</w:t>
       </w:r>
       <w:r>
-        <w:t xml:space="preserve"> (Z es el numero de disco en el que se desea mostrar esa partición)</w:t>
+        <w:t xml:space="preserve"> (Z es el </w:t>
+      </w:r>
+      <w:r>
+        <w:t>número</w:t>
+      </w:r>
+      <w:r>
+        <w:t xml:space="preserve"> de disco en el que se desea mostrar esa partición)</w:t>
       </w:r>
     </w:p>
     <w:p>
@@ -4563,12 +5680,12 @@
       <w:pPr>
         <w:pStyle w:val="Ttulo2"/>
       </w:pPr>
-      <w:bookmarkStart w:id="4" w:name="_Toc150097794"/>
+      <w:bookmarkStart w:id="5" w:name="_Toc150198302"/>
       <w:r>
         <w:lastRenderedPageBreak/>
         <w:t>assign</w:t>
       </w:r>
-      <w:bookmarkEnd w:id="4"/>
+      <w:bookmarkEnd w:id="5"/>
     </w:p>
     <w:p>
       <w:r>
@@ -4599,13 +5716,19 @@
         <w:rPr>
           <w:b/>
         </w:rPr>
-        <w:t>“create partition</w:t>
-      </w:r>
-      <w:r>
-        <w:rPr>
-          <w:b/>
-        </w:rPr>
-        <w:t xml:space="preserve">  primary</w:t>
+        <w:t xml:space="preserve">“create </w:t>
+      </w:r>
+      <w:r>
+        <w:rPr>
+          <w:b/>
+        </w:rPr>
+        <w:t>partition</w:t>
+      </w:r>
+      <w:r>
+        <w:rPr>
+          <w:b/>
+        </w:rPr>
+        <w:t xml:space="preserve"> primary</w:t>
       </w:r>
       <w:r>
         <w:rPr>
@@ -4641,21 +5764,77 @@
     </w:p>
     <w:p>
       <w:pPr>
+        <w:rPr>
+          <w:b/>
+        </w:rPr>
+      </w:pPr>
+      <w:r>
+        <w:rPr>
+          <w:b/>
+          <w:noProof/>
+        </w:rPr>
+        <w:drawing>
+          <wp:inline distT="0" distB="0" distL="0" distR="0" wp14:anchorId="506B4830" wp14:editId="5685B9BE">
+            <wp:extent cx="5384165" cy="3255010"/>
+            <wp:effectExtent l="0" t="0" r="6985" b="2540"/>
+            <wp:docPr id="9" name="Imagen 9"/>
+            <wp:cNvGraphicFramePr>
+              <a:graphicFrameLocks xmlns:a="http://schemas.openxmlformats.org/drawingml/2006/main" noChangeAspect="1"/>
+            </wp:cNvGraphicFramePr>
+            <a:graphic xmlns:a="http://schemas.openxmlformats.org/drawingml/2006/main">
+              <a:graphicData uri="http://schemas.openxmlformats.org/drawingml/2006/picture">
+                <pic:pic xmlns:pic="http://schemas.openxmlformats.org/drawingml/2006/picture">
+                  <pic:nvPicPr>
+                    <pic:cNvPr id="0" name="Picture 4"/>
+                    <pic:cNvPicPr>
+                      <a:picLocks noChangeAspect="1" noChangeArrowheads="1"/>
+                    </pic:cNvPicPr>
+                  </pic:nvPicPr>
+                  <pic:blipFill>
+                    <a:blip r:embed="rId15" cstate="print">
+                      <a:extLst>
+                        <a:ext uri="{28A0092B-C50C-407E-A947-70E740481C1C}">
+                          <a14:useLocalDpi xmlns:a14="http://schemas.microsoft.com/office/drawing/2010/main" val="0"/>
+                        </a:ext>
+                      </a:extLst>
+                    </a:blip>
+                    <a:srcRect/>
+                    <a:stretch>
+                      <a:fillRect/>
+                    </a:stretch>
+                  </pic:blipFill>
+                  <pic:spPr bwMode="auto">
+                    <a:xfrm>
+                      <a:off x="0" y="0"/>
+                      <a:ext cx="5384165" cy="3255010"/>
+                    </a:xfrm>
+                    <a:prstGeom prst="rect">
+                      <a:avLst/>
+                    </a:prstGeom>
+                    <a:noFill/>
+                    <a:ln>
+                      <a:noFill/>
+                    </a:ln>
+                  </pic:spPr>
+                </pic:pic>
+              </a:graphicData>
+            </a:graphic>
+          </wp:inline>
+        </w:drawing>
+      </w:r>
+    </w:p>
+    <w:p>
+      <w:pPr>
         <w:pStyle w:val="Ttulo2"/>
       </w:pPr>
-      <w:bookmarkStart w:id="5" w:name="_Toc150097795"/>
-      <w:proofErr w:type="spellStart"/>
+      <w:bookmarkStart w:id="6" w:name="_Toc150198303"/>
       <w:r>
         <w:t>a</w:t>
       </w:r>
       <w:r>
-        <w:t>ttach</w:t>
-      </w:r>
-      <w:proofErr w:type="spellEnd"/>
-      <w:r>
-        <w:t xml:space="preserve"> vdisk</w:t>
-      </w:r>
-      <w:bookmarkEnd w:id="5"/>
+        <w:t>ttach vdisk</w:t>
+      </w:r>
+      <w:bookmarkEnd w:id="6"/>
     </w:p>
     <w:p>
       <w:r>
@@ -4684,7 +5863,7 @@
           <w:b/>
           <w:lang w:val="en-US"/>
         </w:rPr>
-        <w:t>select vdisk file="ruta\archivo.vhd"</w:t>
+        <w:t>list vdisk</w:t>
       </w:r>
     </w:p>
     <w:p>
@@ -4704,18 +5883,53 @@
           <w:b/>
           <w:lang w:val="en-US"/>
         </w:rPr>
+        <w:t>select vdisk file="ruta\archivo.vhd"</w:t>
+      </w:r>
+    </w:p>
+    <w:p>
+      <w:pPr>
+        <w:pStyle w:val="Prrafodelista"/>
+        <w:numPr>
+          <w:ilvl w:val="0"/>
+          <w:numId w:val="2"/>
+        </w:numPr>
+        <w:rPr>
+          <w:b/>
+          <w:lang w:val="en-US"/>
+        </w:rPr>
+      </w:pPr>
+      <w:r>
+        <w:rPr>
+          <w:b/>
+          <w:lang w:val="en-US"/>
+        </w:rPr>
         <w:t>attach vdisk</w:t>
       </w:r>
     </w:p>
     <w:p>
       <w:pPr>
+        <w:rPr>
+          <w:rFonts w:asciiTheme="majorHAnsi" w:eastAsiaTheme="majorEastAsia" w:hAnsiTheme="majorHAnsi" w:cstheme="majorBidi"/>
+          <w:color w:val="2F5496" w:themeColor="accent1" w:themeShade="BF"/>
+          <w:sz w:val="26"/>
+          <w:szCs w:val="26"/>
+          <w:u w:val="single"/>
+        </w:rPr>
+      </w:pPr>
+      <w:r>
+        <w:br w:type="page"/>
+      </w:r>
+    </w:p>
+    <w:p>
+      <w:pPr>
         <w:pStyle w:val="Ttulo2"/>
       </w:pPr>
-      <w:bookmarkStart w:id="6" w:name="_Toc150097796"/>
-      <w:r>
+      <w:bookmarkStart w:id="7" w:name="_Toc150198304"/>
+      <w:r>
+        <w:lastRenderedPageBreak/>
         <w:t>atribute</w:t>
       </w:r>
-      <w:bookmarkEnd w:id="6"/>
+      <w:bookmarkEnd w:id="7"/>
     </w:p>
     <w:p>
       <w:r>
@@ -4853,14 +6067,14 @@
       <w:pPr>
         <w:pStyle w:val="Ttulo2"/>
       </w:pPr>
-      <w:bookmarkStart w:id="7" w:name="_Toc150097797"/>
+      <w:bookmarkStart w:id="8" w:name="_Toc150198305"/>
       <w:r>
         <w:t>a</w:t>
       </w:r>
       <w:r>
         <w:t>utomount</w:t>
       </w:r>
-      <w:bookmarkEnd w:id="7"/>
+      <w:bookmarkEnd w:id="8"/>
     </w:p>
     <w:p>
       <w:r>
@@ -4935,16 +6149,77 @@
     </w:p>
     <w:p>
       <w:pPr>
+        <w:rPr>
+          <w:b/>
+        </w:rPr>
+      </w:pPr>
+      <w:r>
+        <w:rPr>
+          <w:b/>
+          <w:noProof/>
+        </w:rPr>
+        <w:drawing>
+          <wp:inline distT="0" distB="0" distL="0" distR="0" wp14:anchorId="01DAA1DC" wp14:editId="1FDEBE12">
+            <wp:extent cx="5391150" cy="1682750"/>
+            <wp:effectExtent l="0" t="0" r="0" b="0"/>
+            <wp:docPr id="11" name="Imagen 11"/>
+            <wp:cNvGraphicFramePr>
+              <a:graphicFrameLocks xmlns:a="http://schemas.openxmlformats.org/drawingml/2006/main" noChangeAspect="1"/>
+            </wp:cNvGraphicFramePr>
+            <a:graphic xmlns:a="http://schemas.openxmlformats.org/drawingml/2006/main">
+              <a:graphicData uri="http://schemas.openxmlformats.org/drawingml/2006/picture">
+                <pic:pic xmlns:pic="http://schemas.openxmlformats.org/drawingml/2006/picture">
+                  <pic:nvPicPr>
+                    <pic:cNvPr id="0" name="Picture 6"/>
+                    <pic:cNvPicPr>
+                      <a:picLocks noChangeAspect="1" noChangeArrowheads="1"/>
+                    </pic:cNvPicPr>
+                  </pic:nvPicPr>
+                  <pic:blipFill>
+                    <a:blip r:embed="rId16">
+                      <a:extLst>
+                        <a:ext uri="{28A0092B-C50C-407E-A947-70E740481C1C}">
+                          <a14:useLocalDpi xmlns:a14="http://schemas.microsoft.com/office/drawing/2010/main" val="0"/>
+                        </a:ext>
+                      </a:extLst>
+                    </a:blip>
+                    <a:srcRect/>
+                    <a:stretch>
+                      <a:fillRect/>
+                    </a:stretch>
+                  </pic:blipFill>
+                  <pic:spPr bwMode="auto">
+                    <a:xfrm>
+                      <a:off x="0" y="0"/>
+                      <a:ext cx="5391150" cy="1682750"/>
+                    </a:xfrm>
+                    <a:prstGeom prst="rect">
+                      <a:avLst/>
+                    </a:prstGeom>
+                    <a:noFill/>
+                    <a:ln>
+                      <a:noFill/>
+                    </a:ln>
+                  </pic:spPr>
+                </pic:pic>
+              </a:graphicData>
+            </a:graphic>
+          </wp:inline>
+        </w:drawing>
+      </w:r>
+    </w:p>
+    <w:p>
+      <w:pPr>
         <w:pStyle w:val="Ttulo2"/>
       </w:pPr>
-      <w:bookmarkStart w:id="8" w:name="_Toc150097798"/>
+      <w:bookmarkStart w:id="9" w:name="_Toc150198306"/>
       <w:r>
         <w:t>b</w:t>
       </w:r>
       <w:r>
         <w:t>reak</w:t>
       </w:r>
-      <w:bookmarkEnd w:id="8"/>
+      <w:bookmarkEnd w:id="9"/>
     </w:p>
     <w:p>
       <w:r>
@@ -5009,12 +6284,12 @@
       <w:pPr>
         <w:pStyle w:val="Ttulo2"/>
       </w:pPr>
-      <w:bookmarkStart w:id="9" w:name="_Toc150097799"/>
+      <w:bookmarkStart w:id="10" w:name="_Toc150198307"/>
       <w:r>
         <w:lastRenderedPageBreak/>
         <w:t>Clean</w:t>
       </w:r>
-      <w:bookmarkEnd w:id="9"/>
+      <w:bookmarkEnd w:id="10"/>
     </w:p>
     <w:p>
       <w:pPr>
@@ -5070,13 +6345,74 @@
     </w:p>
     <w:p>
       <w:pPr>
+        <w:rPr>
+          <w:b/>
+        </w:rPr>
+      </w:pPr>
+      <w:r>
+        <w:rPr>
+          <w:b/>
+          <w:noProof/>
+        </w:rPr>
+        <w:drawing>
+          <wp:inline distT="0" distB="0" distL="0" distR="0" wp14:anchorId="05F0F3DC" wp14:editId="4853E7F6">
+            <wp:extent cx="5391150" cy="2889250"/>
+            <wp:effectExtent l="0" t="0" r="0" b="6350"/>
+            <wp:docPr id="12" name="Imagen 12"/>
+            <wp:cNvGraphicFramePr>
+              <a:graphicFrameLocks xmlns:a="http://schemas.openxmlformats.org/drawingml/2006/main" noChangeAspect="1"/>
+            </wp:cNvGraphicFramePr>
+            <a:graphic xmlns:a="http://schemas.openxmlformats.org/drawingml/2006/main">
+              <a:graphicData uri="http://schemas.openxmlformats.org/drawingml/2006/picture">
+                <pic:pic xmlns:pic="http://schemas.openxmlformats.org/drawingml/2006/picture">
+                  <pic:nvPicPr>
+                    <pic:cNvPr id="0" name="Picture 7"/>
+                    <pic:cNvPicPr>
+                      <a:picLocks noChangeAspect="1" noChangeArrowheads="1"/>
+                    </pic:cNvPicPr>
+                  </pic:nvPicPr>
+                  <pic:blipFill>
+                    <a:blip r:embed="rId17">
+                      <a:extLst>
+                        <a:ext uri="{28A0092B-C50C-407E-A947-70E740481C1C}">
+                          <a14:useLocalDpi xmlns:a14="http://schemas.microsoft.com/office/drawing/2010/main" val="0"/>
+                        </a:ext>
+                      </a:extLst>
+                    </a:blip>
+                    <a:srcRect/>
+                    <a:stretch>
+                      <a:fillRect/>
+                    </a:stretch>
+                  </pic:blipFill>
+                  <pic:spPr bwMode="auto">
+                    <a:xfrm>
+                      <a:off x="0" y="0"/>
+                      <a:ext cx="5391150" cy="2889250"/>
+                    </a:xfrm>
+                    <a:prstGeom prst="rect">
+                      <a:avLst/>
+                    </a:prstGeom>
+                    <a:noFill/>
+                    <a:ln>
+                      <a:noFill/>
+                    </a:ln>
+                  </pic:spPr>
+                </pic:pic>
+              </a:graphicData>
+            </a:graphic>
+          </wp:inline>
+        </w:drawing>
+      </w:r>
+    </w:p>
+    <w:p>
+      <w:pPr>
         <w:pStyle w:val="Ttulo2"/>
       </w:pPr>
-      <w:bookmarkStart w:id="10" w:name="_Toc150097800"/>
+      <w:bookmarkStart w:id="11" w:name="_Toc150198308"/>
       <w:r>
         <w:t>Compact vdisk</w:t>
       </w:r>
-      <w:bookmarkEnd w:id="10"/>
+      <w:bookmarkEnd w:id="11"/>
     </w:p>
     <w:p>
       <w:r>
@@ -5085,11 +6421,9 @@
       <w:r>
         <w:t xml:space="preserve">, es decir, un disco virtual dinámico es aquel al que se le asigna un </w:t>
       </w:r>
-      <w:proofErr w:type="gramStart"/>
-      <w:r>
-        <w:t>espacio</w:t>
-      </w:r>
-      <w:proofErr w:type="gramEnd"/>
+      <w:r>
+        <w:t>espacio,</w:t>
+      </w:r>
       <w:r>
         <w:t xml:space="preserve"> pero toma lo que tenga a dentro de él, pero hay veces que toma más que lo que tiene, por lo que podemos usar este comando para evitar esto.</w:t>
       </w:r>
@@ -5146,14 +6480,14 @@
           <w:lang w:val="en-US"/>
         </w:rPr>
       </w:pPr>
-      <w:bookmarkStart w:id="11" w:name="_Toc150097801"/>
+      <w:bookmarkStart w:id="12" w:name="_Toc150198309"/>
       <w:r>
         <w:rPr>
           <w:lang w:val="en-US"/>
         </w:rPr>
         <w:t>convert</w:t>
       </w:r>
-      <w:bookmarkEnd w:id="11"/>
+      <w:bookmarkEnd w:id="12"/>
     </w:p>
     <w:p>
       <w:r>
@@ -5209,13 +6543,75 @@
     </w:p>
     <w:p>
       <w:pPr>
+        <w:jc w:val="center"/>
+      </w:pPr>
+      <w:r>
+        <w:rPr>
+          <w:noProof/>
+        </w:rPr>
+        <w:drawing>
+          <wp:inline distT="0" distB="0" distL="0" distR="0" wp14:anchorId="56912347" wp14:editId="297945EA">
+            <wp:extent cx="3269895" cy="1698271"/>
+            <wp:effectExtent l="0" t="0" r="6985" b="0"/>
+            <wp:docPr id="14" name="Imagen 14"/>
+            <wp:cNvGraphicFramePr>
+              <a:graphicFrameLocks xmlns:a="http://schemas.openxmlformats.org/drawingml/2006/main" noChangeAspect="1"/>
+            </wp:cNvGraphicFramePr>
+            <a:graphic xmlns:a="http://schemas.openxmlformats.org/drawingml/2006/main">
+              <a:graphicData uri="http://schemas.openxmlformats.org/drawingml/2006/picture">
+                <pic:pic xmlns:pic="http://schemas.openxmlformats.org/drawingml/2006/picture">
+                  <pic:nvPicPr>
+                    <pic:cNvPr id="0" name="Picture 10"/>
+                    <pic:cNvPicPr>
+                      <a:picLocks noChangeAspect="1" noChangeArrowheads="1"/>
+                    </pic:cNvPicPr>
+                  </pic:nvPicPr>
+                  <pic:blipFill rotWithShape="1">
+                    <a:blip r:embed="rId18">
+                      <a:extLst>
+                        <a:ext uri="{28A0092B-C50C-407E-A947-70E740481C1C}">
+                          <a14:useLocalDpi xmlns:a14="http://schemas.microsoft.com/office/drawing/2010/main" val="0"/>
+                        </a:ext>
+                      </a:extLst>
+                    </a:blip>
+                    <a:srcRect r="75475" b="77349"/>
+                    <a:stretch/>
+                  </pic:blipFill>
+                  <pic:spPr bwMode="auto">
+                    <a:xfrm>
+                      <a:off x="0" y="0"/>
+                      <a:ext cx="3332210" cy="1730635"/>
+                    </a:xfrm>
+                    <a:prstGeom prst="rect">
+                      <a:avLst/>
+                    </a:prstGeom>
+                    <a:noFill/>
+                    <a:ln>
+                      <a:noFill/>
+                    </a:ln>
+                    <a:extLst>
+                      <a:ext uri="{53640926-AAD7-44D8-BBD7-CCE9431645EC}">
+                        <a14:shadowObscured xmlns:a14="http://schemas.microsoft.com/office/drawing/2010/main"/>
+                      </a:ext>
+                    </a:extLst>
+                  </pic:spPr>
+                </pic:pic>
+              </a:graphicData>
+            </a:graphic>
+          </wp:inline>
+        </w:drawing>
+      </w:r>
+    </w:p>
+    <w:p>
+      <w:pPr>
         <w:pStyle w:val="Ttulo2"/>
       </w:pPr>
-      <w:bookmarkStart w:id="12" w:name="_Toc150097802"/>
-      <w:r>
+      <w:bookmarkStart w:id="13" w:name="_Toc150198310"/>
+      <w:r>
+        <w:lastRenderedPageBreak/>
         <w:t>create</w:t>
       </w:r>
-      <w:bookmarkEnd w:id="12"/>
+      <w:bookmarkEnd w:id="13"/>
     </w:p>
     <w:p>
       <w:r>
@@ -5339,16 +6735,76 @@
     </w:p>
     <w:p>
       <w:pPr>
+        <w:ind w:left="360"/>
+        <w:jc w:val="center"/>
+      </w:pPr>
+      <w:r>
+        <w:rPr>
+          <w:b/>
+          <w:noProof/>
+        </w:rPr>
+        <w:drawing>
+          <wp:inline distT="0" distB="0" distL="0" distR="0" wp14:anchorId="799C82A9" wp14:editId="6EC08B65">
+            <wp:extent cx="4250055" cy="1521460"/>
+            <wp:effectExtent l="0" t="0" r="0" b="2540"/>
+            <wp:docPr id="15" name="Imagen 15"/>
+            <wp:cNvGraphicFramePr>
+              <a:graphicFrameLocks xmlns:a="http://schemas.openxmlformats.org/drawingml/2006/main" noChangeAspect="1"/>
+            </wp:cNvGraphicFramePr>
+            <a:graphic xmlns:a="http://schemas.openxmlformats.org/drawingml/2006/main">
+              <a:graphicData uri="http://schemas.openxmlformats.org/drawingml/2006/picture">
+                <pic:pic xmlns:pic="http://schemas.openxmlformats.org/drawingml/2006/picture">
+                  <pic:nvPicPr>
+                    <pic:cNvPr id="0" name="Picture 11"/>
+                    <pic:cNvPicPr>
+                      <a:picLocks noChangeAspect="1" noChangeArrowheads="1"/>
+                    </pic:cNvPicPr>
+                  </pic:nvPicPr>
+                  <pic:blipFill>
+                    <a:blip r:embed="rId19">
+                      <a:extLst>
+                        <a:ext uri="{28A0092B-C50C-407E-A947-70E740481C1C}">
+                          <a14:useLocalDpi xmlns:a14="http://schemas.microsoft.com/office/drawing/2010/main" val="0"/>
+                        </a:ext>
+                      </a:extLst>
+                    </a:blip>
+                    <a:srcRect/>
+                    <a:stretch>
+                      <a:fillRect/>
+                    </a:stretch>
+                  </pic:blipFill>
+                  <pic:spPr bwMode="auto">
+                    <a:xfrm>
+                      <a:off x="0" y="0"/>
+                      <a:ext cx="4250055" cy="1521460"/>
+                    </a:xfrm>
+                    <a:prstGeom prst="rect">
+                      <a:avLst/>
+                    </a:prstGeom>
+                    <a:noFill/>
+                    <a:ln>
+                      <a:noFill/>
+                    </a:ln>
+                  </pic:spPr>
+                </pic:pic>
+              </a:graphicData>
+            </a:graphic>
+          </wp:inline>
+        </w:drawing>
+      </w:r>
+    </w:p>
+    <w:p>
+      <w:pPr>
         <w:pStyle w:val="Ttulo2"/>
       </w:pPr>
-      <w:bookmarkStart w:id="13" w:name="_Toc150097803"/>
+      <w:bookmarkStart w:id="14" w:name="_Toc150198311"/>
       <w:r>
         <w:t>d</w:t>
       </w:r>
       <w:r>
         <w:t>elete</w:t>
       </w:r>
-      <w:bookmarkEnd w:id="13"/>
+      <w:bookmarkEnd w:id="14"/>
     </w:p>
     <w:p>
       <w:r>
@@ -5415,6 +6871,62 @@
       </w:r>
     </w:p>
     <w:p>
+      <w:pPr>
+        <w:jc w:val="center"/>
+      </w:pPr>
+      <w:r>
+        <w:rPr>
+          <w:noProof/>
+        </w:rPr>
+        <w:drawing>
+          <wp:inline distT="0" distB="0" distL="0" distR="0" wp14:anchorId="388992E1" wp14:editId="4DE30912">
+            <wp:extent cx="4616359" cy="3006090"/>
+            <wp:effectExtent l="0" t="0" r="0" b="3810"/>
+            <wp:docPr id="16" name="Imagen 16"/>
+            <wp:cNvGraphicFramePr>
+              <a:graphicFrameLocks xmlns:a="http://schemas.openxmlformats.org/drawingml/2006/main" noChangeAspect="1"/>
+            </wp:cNvGraphicFramePr>
+            <a:graphic xmlns:a="http://schemas.openxmlformats.org/drawingml/2006/main">
+              <a:graphicData uri="http://schemas.openxmlformats.org/drawingml/2006/picture">
+                <pic:pic xmlns:pic="http://schemas.openxmlformats.org/drawingml/2006/picture">
+                  <pic:nvPicPr>
+                    <pic:cNvPr id="0" name="Picture 12"/>
+                    <pic:cNvPicPr>
+                      <a:picLocks noChangeAspect="1" noChangeArrowheads="1"/>
+                    </pic:cNvPicPr>
+                  </pic:nvPicPr>
+                  <pic:blipFill>
+                    <a:blip r:embed="rId20" cstate="print">
+                      <a:extLst>
+                        <a:ext uri="{28A0092B-C50C-407E-A947-70E740481C1C}">
+                          <a14:useLocalDpi xmlns:a14="http://schemas.microsoft.com/office/drawing/2010/main" val="0"/>
+                        </a:ext>
+                      </a:extLst>
+                    </a:blip>
+                    <a:srcRect/>
+                    <a:stretch>
+                      <a:fillRect/>
+                    </a:stretch>
+                  </pic:blipFill>
+                  <pic:spPr bwMode="auto">
+                    <a:xfrm>
+                      <a:off x="0" y="0"/>
+                      <a:ext cx="4653129" cy="3030034"/>
+                    </a:xfrm>
+                    <a:prstGeom prst="rect">
+                      <a:avLst/>
+                    </a:prstGeom>
+                    <a:noFill/>
+                    <a:ln>
+                      <a:noFill/>
+                    </a:ln>
+                  </pic:spPr>
+                </pic:pic>
+              </a:graphicData>
+            </a:graphic>
+          </wp:inline>
+        </w:drawing>
+      </w:r>
       <w:r>
         <w:br w:type="page"/>
       </w:r>
@@ -5423,7 +6935,7 @@
       <w:pPr>
         <w:pStyle w:val="Ttulo2"/>
       </w:pPr>
-      <w:bookmarkStart w:id="14" w:name="_Toc150097804"/>
+      <w:bookmarkStart w:id="15" w:name="_Toc150198312"/>
       <w:r>
         <w:lastRenderedPageBreak/>
         <w:t>d</w:t>
@@ -5437,7 +6949,7 @@
       <w:r>
         <w:t>isk</w:t>
       </w:r>
-      <w:bookmarkEnd w:id="14"/>
+      <w:bookmarkEnd w:id="15"/>
     </w:p>
     <w:p>
       <w:r>
@@ -5489,14 +7001,14 @@
       <w:pPr>
         <w:pStyle w:val="Ttulo2"/>
       </w:pPr>
-      <w:bookmarkStart w:id="15" w:name="_Toc150097805"/>
+      <w:bookmarkStart w:id="16" w:name="_Toc150198313"/>
       <w:r>
         <w:t>d</w:t>
       </w:r>
       <w:r>
         <w:t>etail</w:t>
       </w:r>
-      <w:bookmarkEnd w:id="15"/>
+      <w:bookmarkEnd w:id="16"/>
     </w:p>
     <w:p>
       <w:r>
@@ -5549,13 +7061,74 @@
     </w:p>
     <w:p>
       <w:pPr>
+        <w:rPr>
+          <w:b/>
+        </w:rPr>
+      </w:pPr>
+      <w:r>
+        <w:rPr>
+          <w:b/>
+          <w:noProof/>
+        </w:rPr>
+        <w:drawing>
+          <wp:inline distT="0" distB="0" distL="0" distR="0" wp14:anchorId="1624B63B" wp14:editId="5BC3E744">
+            <wp:extent cx="5391150" cy="2582545"/>
+            <wp:effectExtent l="0" t="0" r="0" b="8255"/>
+            <wp:docPr id="17" name="Imagen 17"/>
+            <wp:cNvGraphicFramePr>
+              <a:graphicFrameLocks xmlns:a="http://schemas.openxmlformats.org/drawingml/2006/main" noChangeAspect="1"/>
+            </wp:cNvGraphicFramePr>
+            <a:graphic xmlns:a="http://schemas.openxmlformats.org/drawingml/2006/main">
+              <a:graphicData uri="http://schemas.openxmlformats.org/drawingml/2006/picture">
+                <pic:pic xmlns:pic="http://schemas.openxmlformats.org/drawingml/2006/picture">
+                  <pic:nvPicPr>
+                    <pic:cNvPr id="0" name="Picture 13"/>
+                    <pic:cNvPicPr>
+                      <a:picLocks noChangeAspect="1" noChangeArrowheads="1"/>
+                    </pic:cNvPicPr>
+                  </pic:nvPicPr>
+                  <pic:blipFill>
+                    <a:blip r:embed="rId21">
+                      <a:extLst>
+                        <a:ext uri="{28A0092B-C50C-407E-A947-70E740481C1C}">
+                          <a14:useLocalDpi xmlns:a14="http://schemas.microsoft.com/office/drawing/2010/main" val="0"/>
+                        </a:ext>
+                      </a:extLst>
+                    </a:blip>
+                    <a:srcRect/>
+                    <a:stretch>
+                      <a:fillRect/>
+                    </a:stretch>
+                  </pic:blipFill>
+                  <pic:spPr bwMode="auto">
+                    <a:xfrm>
+                      <a:off x="0" y="0"/>
+                      <a:ext cx="5391150" cy="2582545"/>
+                    </a:xfrm>
+                    <a:prstGeom prst="rect">
+                      <a:avLst/>
+                    </a:prstGeom>
+                    <a:noFill/>
+                    <a:ln>
+                      <a:noFill/>
+                    </a:ln>
+                  </pic:spPr>
+                </pic:pic>
+              </a:graphicData>
+            </a:graphic>
+          </wp:inline>
+        </w:drawing>
+      </w:r>
+    </w:p>
+    <w:p>
+      <w:pPr>
         <w:pStyle w:val="Ttulo2"/>
       </w:pPr>
-      <w:bookmarkStart w:id="16" w:name="_Toc150097806"/>
+      <w:bookmarkStart w:id="17" w:name="_Toc150198314"/>
       <w:r>
         <w:t>exit</w:t>
       </w:r>
-      <w:bookmarkEnd w:id="16"/>
+      <w:bookmarkEnd w:id="17"/>
     </w:p>
     <w:p>
       <w:r>
@@ -5566,14 +7139,14 @@
       <w:pPr>
         <w:pStyle w:val="Ttulo2"/>
       </w:pPr>
-      <w:bookmarkStart w:id="17" w:name="_Toc150097807"/>
+      <w:bookmarkStart w:id="18" w:name="_Toc150198315"/>
       <w:r>
         <w:t>e</w:t>
       </w:r>
       <w:r>
         <w:t>xpand vdisk</w:t>
       </w:r>
-      <w:bookmarkEnd w:id="17"/>
+      <w:bookmarkEnd w:id="18"/>
     </w:p>
     <w:p>
       <w:r>
@@ -5656,13 +7229,28 @@
     </w:p>
     <w:p>
       <w:pPr>
+        <w:rPr>
+          <w:rFonts w:asciiTheme="majorHAnsi" w:eastAsiaTheme="majorEastAsia" w:hAnsiTheme="majorHAnsi" w:cstheme="majorBidi"/>
+          <w:color w:val="2F5496" w:themeColor="accent1" w:themeShade="BF"/>
+          <w:sz w:val="26"/>
+          <w:szCs w:val="26"/>
+          <w:u w:val="single"/>
+        </w:rPr>
+      </w:pPr>
+      <w:r>
+        <w:br w:type="page"/>
+      </w:r>
+    </w:p>
+    <w:p>
+      <w:pPr>
         <w:pStyle w:val="Ttulo2"/>
       </w:pPr>
-      <w:bookmarkStart w:id="18" w:name="_Toc150097808"/>
-      <w:r>
+      <w:bookmarkStart w:id="19" w:name="_Toc150198316"/>
+      <w:r>
+        <w:lastRenderedPageBreak/>
         <w:t>extend</w:t>
       </w:r>
-      <w:bookmarkEnd w:id="18"/>
+      <w:bookmarkEnd w:id="19"/>
     </w:p>
     <w:p>
       <w:r>
@@ -5777,6 +7365,59 @@
     </w:p>
     <w:p>
       <w:r>
+        <w:rPr>
+          <w:noProof/>
+        </w:rPr>
+        <w:drawing>
+          <wp:inline distT="0" distB="0" distL="0" distR="0" wp14:anchorId="62144A23" wp14:editId="7A6BFA7B">
+            <wp:extent cx="5398770" cy="3518535"/>
+            <wp:effectExtent l="0" t="0" r="0" b="5715"/>
+            <wp:docPr id="18" name="Imagen 18"/>
+            <wp:cNvGraphicFramePr>
+              <a:graphicFrameLocks xmlns:a="http://schemas.openxmlformats.org/drawingml/2006/main" noChangeAspect="1"/>
+            </wp:cNvGraphicFramePr>
+            <a:graphic xmlns:a="http://schemas.openxmlformats.org/drawingml/2006/main">
+              <a:graphicData uri="http://schemas.openxmlformats.org/drawingml/2006/picture">
+                <pic:pic xmlns:pic="http://schemas.openxmlformats.org/drawingml/2006/picture">
+                  <pic:nvPicPr>
+                    <pic:cNvPr id="0" name="Picture 14"/>
+                    <pic:cNvPicPr>
+                      <a:picLocks noChangeAspect="1" noChangeArrowheads="1"/>
+                    </pic:cNvPicPr>
+                  </pic:nvPicPr>
+                  <pic:blipFill>
+                    <a:blip r:embed="rId22">
+                      <a:extLst>
+                        <a:ext uri="{28A0092B-C50C-407E-A947-70E740481C1C}">
+                          <a14:useLocalDpi xmlns:a14="http://schemas.microsoft.com/office/drawing/2010/main" val="0"/>
+                        </a:ext>
+                      </a:extLst>
+                    </a:blip>
+                    <a:srcRect/>
+                    <a:stretch>
+                      <a:fillRect/>
+                    </a:stretch>
+                  </pic:blipFill>
+                  <pic:spPr bwMode="auto">
+                    <a:xfrm>
+                      <a:off x="0" y="0"/>
+                      <a:ext cx="5398770" cy="3518535"/>
+                    </a:xfrm>
+                    <a:prstGeom prst="rect">
+                      <a:avLst/>
+                    </a:prstGeom>
+                    <a:noFill/>
+                    <a:ln>
+                      <a:noFill/>
+                    </a:ln>
+                  </pic:spPr>
+                </pic:pic>
+              </a:graphicData>
+            </a:graphic>
+          </wp:inline>
+        </w:drawing>
+      </w:r>
+      <w:r>
         <w:br w:type="page"/>
       </w:r>
     </w:p>
@@ -5784,14 +7425,15 @@
       <w:pPr>
         <w:pStyle w:val="Ttulo2"/>
       </w:pPr>
-      <w:bookmarkStart w:id="19" w:name="_Toc150097809"/>
-      <w:proofErr w:type="spellStart"/>
+      <w:bookmarkStart w:id="20" w:name="_Toc150198317"/>
       <w:r>
         <w:lastRenderedPageBreak/>
-        <w:t>Filesystems</w:t>
-      </w:r>
-      <w:bookmarkEnd w:id="19"/>
-      <w:proofErr w:type="spellEnd"/>
+        <w:t>f</w:t>
+      </w:r>
+      <w:r>
+        <w:t>ilesystems</w:t>
+      </w:r>
+      <w:bookmarkEnd w:id="20"/>
     </w:p>
     <w:p>
       <w:r>
@@ -5824,7 +7466,7 @@
                     </pic:cNvPicPr>
                   </pic:nvPicPr>
                   <pic:blipFill>
-                    <a:blip r:embed="rId14">
+                    <a:blip r:embed="rId23">
                       <a:extLst>
                         <a:ext uri="{28A0092B-C50C-407E-A947-70E740481C1C}">
                           <a14:useLocalDpi xmlns:a14="http://schemas.microsoft.com/office/drawing/2010/main" val="0"/>
@@ -5860,11 +7502,14 @@
       <w:pPr>
         <w:pStyle w:val="Ttulo2"/>
       </w:pPr>
-      <w:bookmarkStart w:id="20" w:name="_Toc150097810"/>
-      <w:r>
-        <w:t>Format</w:t>
-      </w:r>
-      <w:bookmarkEnd w:id="20"/>
+      <w:bookmarkStart w:id="21" w:name="_Toc150198318"/>
+      <w:r>
+        <w:t>f</w:t>
+      </w:r>
+      <w:r>
+        <w:t>ormat</w:t>
+      </w:r>
+      <w:bookmarkEnd w:id="21"/>
     </w:p>
     <w:p>
       <w:r>
@@ -5889,23 +7534,7 @@
           <w:b/>
           <w:bCs/>
         </w:rPr>
-        <w:t xml:space="preserve">select </w:t>
-      </w:r>
-      <w:proofErr w:type="spellStart"/>
-      <w:r>
-        <w:rPr>
-          <w:b/>
-          <w:bCs/>
-        </w:rPr>
-        <w:t>vol</w:t>
-      </w:r>
-      <w:proofErr w:type="spellEnd"/>
-      <w:r>
-        <w:rPr>
-          <w:b/>
-          <w:bCs/>
-        </w:rPr>
-        <w:t xml:space="preserve"> X</w:t>
+        <w:t>select vol X</w:t>
       </w:r>
       <w:r>
         <w:t xml:space="preserve"> //También podemos elegir un disco para darle el formato</w:t>
@@ -5943,23 +7572,7 @@
         <w:ind w:left="360"/>
       </w:pPr>
       <w:r>
-        <w:t xml:space="preserve">donde va X es para darle un formato a lo que se va a formatear como: </w:t>
-      </w:r>
-      <w:proofErr w:type="spellStart"/>
-      <w:r>
-        <w:t>ntfs</w:t>
-      </w:r>
-      <w:proofErr w:type="spellEnd"/>
-      <w:r>
-        <w:t xml:space="preserve">, </w:t>
-      </w:r>
-      <w:proofErr w:type="spellStart"/>
-      <w:r>
-        <w:t>exfat</w:t>
-      </w:r>
-      <w:proofErr w:type="spellEnd"/>
-      <w:r>
-        <w:t xml:space="preserve"> y fat32</w:t>
+        <w:t>donde va X es para darle un formato a lo que se va a formatear como: ntfs, exfat y fat32</w:t>
       </w:r>
     </w:p>
     <w:p>
@@ -5967,7 +7580,7 @@
         <w:ind w:left="360"/>
       </w:pPr>
       <w:r>
-        <w:t>donde va la Y es para darle una “etiqueta” a el volumen o disco formateado (como la C)</w:t>
+        <w:t>donde va la Y es para darle una “etiqueta” al volumen o disco formateado (como la C)</w:t>
       </w:r>
     </w:p>
     <w:p>
@@ -6025,6 +7638,59 @@
     </w:p>
     <w:p>
       <w:r>
+        <w:rPr>
+          <w:noProof/>
+        </w:rPr>
+        <w:drawing>
+          <wp:inline distT="0" distB="0" distL="0" distR="0" wp14:anchorId="43A2F77A" wp14:editId="7C1E3897">
+            <wp:extent cx="5398770" cy="1448435"/>
+            <wp:effectExtent l="0" t="0" r="0" b="0"/>
+            <wp:docPr id="19" name="Imagen 19"/>
+            <wp:cNvGraphicFramePr>
+              <a:graphicFrameLocks xmlns:a="http://schemas.openxmlformats.org/drawingml/2006/main" noChangeAspect="1"/>
+            </wp:cNvGraphicFramePr>
+            <a:graphic xmlns:a="http://schemas.openxmlformats.org/drawingml/2006/main">
+              <a:graphicData uri="http://schemas.openxmlformats.org/drawingml/2006/picture">
+                <pic:pic xmlns:pic="http://schemas.openxmlformats.org/drawingml/2006/picture">
+                  <pic:nvPicPr>
+                    <pic:cNvPr id="0" name="Picture 15"/>
+                    <pic:cNvPicPr>
+                      <a:picLocks noChangeAspect="1" noChangeArrowheads="1"/>
+                    </pic:cNvPicPr>
+                  </pic:nvPicPr>
+                  <pic:blipFill>
+                    <a:blip r:embed="rId24">
+                      <a:extLst>
+                        <a:ext uri="{28A0092B-C50C-407E-A947-70E740481C1C}">
+                          <a14:useLocalDpi xmlns:a14="http://schemas.microsoft.com/office/drawing/2010/main" val="0"/>
+                        </a:ext>
+                      </a:extLst>
+                    </a:blip>
+                    <a:srcRect/>
+                    <a:stretch>
+                      <a:fillRect/>
+                    </a:stretch>
+                  </pic:blipFill>
+                  <pic:spPr bwMode="auto">
+                    <a:xfrm>
+                      <a:off x="0" y="0"/>
+                      <a:ext cx="5398770" cy="1448435"/>
+                    </a:xfrm>
+                    <a:prstGeom prst="rect">
+                      <a:avLst/>
+                    </a:prstGeom>
+                    <a:noFill/>
+                    <a:ln>
+                      <a:noFill/>
+                    </a:ln>
+                  </pic:spPr>
+                </pic:pic>
+              </a:graphicData>
+            </a:graphic>
+          </wp:inline>
+        </w:drawing>
+      </w:r>
+      <w:r>
         <w:br w:type="page"/>
       </w:r>
     </w:p>
@@ -6032,7 +7698,7 @@
       <w:pPr>
         <w:pStyle w:val="Ttulo2"/>
       </w:pPr>
-      <w:bookmarkStart w:id="21" w:name="_Toc150097811"/>
+      <w:bookmarkStart w:id="22" w:name="_Toc150198319"/>
       <w:r>
         <w:lastRenderedPageBreak/>
         <w:t>g</w:t>
@@ -6040,7 +7706,7 @@
       <w:r>
         <w:t>pt</w:t>
       </w:r>
-      <w:bookmarkEnd w:id="21"/>
+      <w:bookmarkEnd w:id="22"/>
     </w:p>
     <w:p>
       <w:r>
@@ -6125,7 +7791,7 @@
                     </pic:cNvPicPr>
                   </pic:nvPicPr>
                   <pic:blipFill rotWithShape="1">
-                    <a:blip r:embed="rId15">
+                    <a:blip r:embed="rId25">
                       <a:extLst>
                         <a:ext uri="{28A0092B-C50C-407E-A947-70E740481C1C}">
                           <a14:useLocalDpi xmlns:a14="http://schemas.microsoft.com/office/drawing/2010/main" val="0"/>
@@ -6164,14 +7830,14 @@
       <w:pPr>
         <w:pStyle w:val="Ttulo2"/>
       </w:pPr>
-      <w:bookmarkStart w:id="22" w:name="_Toc150097812"/>
+      <w:bookmarkStart w:id="23" w:name="_Toc150198320"/>
       <w:r>
         <w:t>h</w:t>
       </w:r>
       <w:r>
         <w:t>elp</w:t>
       </w:r>
-      <w:bookmarkEnd w:id="22"/>
+      <w:bookmarkEnd w:id="23"/>
     </w:p>
     <w:p>
       <w:r>
@@ -6205,13 +7871,154 @@
     </w:p>
     <w:p>
       <w:pPr>
+        <w:rPr>
+          <w:b/>
+          <w:bCs/>
+        </w:rPr>
+      </w:pPr>
+      <w:r>
+        <w:rPr>
+          <w:b/>
+          <w:bCs/>
+          <w:noProof/>
+        </w:rPr>
+        <w:drawing>
+          <wp:inline distT="0" distB="0" distL="0" distR="0" wp14:anchorId="58EA93EC" wp14:editId="171081CF">
+            <wp:extent cx="5384165" cy="1250950"/>
+            <wp:effectExtent l="0" t="0" r="6985" b="6350"/>
+            <wp:docPr id="20" name="Imagen 20"/>
+            <wp:cNvGraphicFramePr>
+              <a:graphicFrameLocks xmlns:a="http://schemas.openxmlformats.org/drawingml/2006/main" noChangeAspect="1"/>
+            </wp:cNvGraphicFramePr>
+            <a:graphic xmlns:a="http://schemas.openxmlformats.org/drawingml/2006/main">
+              <a:graphicData uri="http://schemas.openxmlformats.org/drawingml/2006/picture">
+                <pic:pic xmlns:pic="http://schemas.openxmlformats.org/drawingml/2006/picture">
+                  <pic:nvPicPr>
+                    <pic:cNvPr id="0" name="Picture 16"/>
+                    <pic:cNvPicPr>
+                      <a:picLocks noChangeAspect="1" noChangeArrowheads="1"/>
+                    </pic:cNvPicPr>
+                  </pic:nvPicPr>
+                  <pic:blipFill>
+                    <a:blip r:embed="rId26" cstate="print">
+                      <a:extLst>
+                        <a:ext uri="{28A0092B-C50C-407E-A947-70E740481C1C}">
+                          <a14:useLocalDpi xmlns:a14="http://schemas.microsoft.com/office/drawing/2010/main" val="0"/>
+                        </a:ext>
+                      </a:extLst>
+                    </a:blip>
+                    <a:srcRect/>
+                    <a:stretch>
+                      <a:fillRect/>
+                    </a:stretch>
+                  </pic:blipFill>
+                  <pic:spPr bwMode="auto">
+                    <a:xfrm>
+                      <a:off x="0" y="0"/>
+                      <a:ext cx="5384165" cy="1250950"/>
+                    </a:xfrm>
+                    <a:prstGeom prst="rect">
+                      <a:avLst/>
+                    </a:prstGeom>
+                    <a:noFill/>
+                    <a:ln>
+                      <a:noFill/>
+                    </a:ln>
+                  </pic:spPr>
+                </pic:pic>
+              </a:graphicData>
+            </a:graphic>
+          </wp:inline>
+        </w:drawing>
+      </w:r>
+    </w:p>
+    <w:p>
+      <w:pPr>
+        <w:rPr>
+          <w:b/>
+          <w:bCs/>
+        </w:rPr>
+      </w:pPr>
+      <w:r>
+        <w:rPr>
+          <w:b/>
+          <w:bCs/>
+          <w:noProof/>
+        </w:rPr>
+        <w:drawing>
+          <wp:inline distT="0" distB="0" distL="0" distR="0" wp14:anchorId="0F14A9B6" wp14:editId="46E30A8B">
+            <wp:extent cx="5398770" cy="1199515"/>
+            <wp:effectExtent l="0" t="0" r="0" b="635"/>
+            <wp:docPr id="21" name="Imagen 21"/>
+            <wp:cNvGraphicFramePr>
+              <a:graphicFrameLocks xmlns:a="http://schemas.openxmlformats.org/drawingml/2006/main" noChangeAspect="1"/>
+            </wp:cNvGraphicFramePr>
+            <a:graphic xmlns:a="http://schemas.openxmlformats.org/drawingml/2006/main">
+              <a:graphicData uri="http://schemas.openxmlformats.org/drawingml/2006/picture">
+                <pic:pic xmlns:pic="http://schemas.openxmlformats.org/drawingml/2006/picture">
+                  <pic:nvPicPr>
+                    <pic:cNvPr id="0" name="Picture 17"/>
+                    <pic:cNvPicPr>
+                      <a:picLocks noChangeAspect="1" noChangeArrowheads="1"/>
+                    </pic:cNvPicPr>
+                  </pic:nvPicPr>
+                  <pic:blipFill>
+                    <a:blip r:embed="rId27">
+                      <a:extLst>
+                        <a:ext uri="{28A0092B-C50C-407E-A947-70E740481C1C}">
+                          <a14:useLocalDpi xmlns:a14="http://schemas.microsoft.com/office/drawing/2010/main" val="0"/>
+                        </a:ext>
+                      </a:extLst>
+                    </a:blip>
+                    <a:srcRect/>
+                    <a:stretch>
+                      <a:fillRect/>
+                    </a:stretch>
+                  </pic:blipFill>
+                  <pic:spPr bwMode="auto">
+                    <a:xfrm>
+                      <a:off x="0" y="0"/>
+                      <a:ext cx="5398770" cy="1199515"/>
+                    </a:xfrm>
+                    <a:prstGeom prst="rect">
+                      <a:avLst/>
+                    </a:prstGeom>
+                    <a:noFill/>
+                    <a:ln>
+                      <a:noFill/>
+                    </a:ln>
+                  </pic:spPr>
+                </pic:pic>
+              </a:graphicData>
+            </a:graphic>
+          </wp:inline>
+        </w:drawing>
+      </w:r>
+    </w:p>
+    <w:p>
+      <w:pPr>
+        <w:rPr>
+          <w:rFonts w:asciiTheme="majorHAnsi" w:eastAsiaTheme="majorEastAsia" w:hAnsiTheme="majorHAnsi" w:cstheme="majorBidi"/>
+          <w:color w:val="2F5496" w:themeColor="accent1" w:themeShade="BF"/>
+          <w:sz w:val="26"/>
+          <w:szCs w:val="26"/>
+          <w:u w:val="single"/>
+        </w:rPr>
+      </w:pPr>
+      <w:r>
+        <w:br w:type="page"/>
+      </w:r>
+    </w:p>
+    <w:p>
+      <w:pPr>
         <w:pStyle w:val="Ttulo2"/>
       </w:pPr>
-      <w:bookmarkStart w:id="23" w:name="_Toc150097813"/>
-      <w:r>
+      <w:bookmarkStart w:id="24" w:name="_Toc150198321"/>
+      <w:r>
+        <w:lastRenderedPageBreak/>
         <w:t>import</w:t>
       </w:r>
-      <w:bookmarkEnd w:id="23"/>
+      <w:bookmarkEnd w:id="24"/>
     </w:p>
     <w:p>
       <w:r>
@@ -6270,11 +8077,11 @@
       <w:pPr>
         <w:pStyle w:val="Ttulo2"/>
       </w:pPr>
-      <w:bookmarkStart w:id="24" w:name="_Toc150097814"/>
+      <w:bookmarkStart w:id="25" w:name="_Toc150198322"/>
       <w:r>
         <w:t>inactive</w:t>
       </w:r>
-      <w:bookmarkEnd w:id="24"/>
+      <w:bookmarkEnd w:id="25"/>
     </w:p>
     <w:p>
       <w:r>
@@ -6328,6 +8135,248 @@
     </w:p>
     <w:p>
       <w:pPr>
+        <w:pStyle w:val="Ttulo2"/>
+      </w:pPr>
+      <w:bookmarkStart w:id="26" w:name="_Toc150198323"/>
+      <w:r>
+        <w:t>list</w:t>
+      </w:r>
+      <w:bookmarkEnd w:id="26"/>
+    </w:p>
+    <w:p>
+      <w:r>
+        <w:t>Este comando sirve para mostrar una lista, dependiendo de lo que se le coloque posteriormente, mostrará los discos o las particiones.</w:t>
+      </w:r>
+    </w:p>
+    <w:p>
+      <w:r>
+        <w:t>Ejemplo de uso:</w:t>
+      </w:r>
+    </w:p>
+    <w:p>
+      <w:pPr>
+        <w:pStyle w:val="Prrafodelista"/>
+        <w:numPr>
+          <w:ilvl w:val="0"/>
+          <w:numId w:val="1"/>
+        </w:numPr>
+      </w:pPr>
+      <w:r>
+        <w:rPr>
+          <w:b/>
+          <w:bCs/>
+        </w:rPr>
+        <w:t>list disk</w:t>
+      </w:r>
+      <w:r>
+        <w:t xml:space="preserve"> //discos</w:t>
+      </w:r>
+    </w:p>
+    <w:p>
+      <w:pPr>
+        <w:pStyle w:val="Prrafodelista"/>
+        <w:numPr>
+          <w:ilvl w:val="0"/>
+          <w:numId w:val="1"/>
+        </w:numPr>
+      </w:pPr>
+      <w:r>
+        <w:rPr>
+          <w:b/>
+          <w:bCs/>
+        </w:rPr>
+        <w:t>list volumen</w:t>
+      </w:r>
+      <w:r>
+        <w:t xml:space="preserve"> //volúmenes</w:t>
+      </w:r>
+    </w:p>
+    <w:p>
+      <w:pPr>
+        <w:pStyle w:val="Prrafodelista"/>
+        <w:numPr>
+          <w:ilvl w:val="0"/>
+          <w:numId w:val="1"/>
+        </w:numPr>
+      </w:pPr>
+      <w:r>
+        <w:rPr>
+          <w:b/>
+          <w:bCs/>
+        </w:rPr>
+        <w:t>list partition</w:t>
+      </w:r>
+      <w:r>
+        <w:t xml:space="preserve"> //particiones</w:t>
+      </w:r>
+    </w:p>
+    <w:p>
+      <w:pPr>
+        <w:pStyle w:val="Prrafodelista"/>
+        <w:numPr>
+          <w:ilvl w:val="0"/>
+          <w:numId w:val="1"/>
+        </w:numPr>
+      </w:pPr>
+      <w:r>
+        <w:rPr>
+          <w:b/>
+          <w:bCs/>
+        </w:rPr>
+        <w:t>list vdisk</w:t>
+      </w:r>
+      <w:r>
+        <w:t xml:space="preserve"> //discos virtuales</w:t>
+      </w:r>
+    </w:p>
+    <w:p>
+      <w:pPr>
+        <w:pStyle w:val="Ttulo2"/>
+      </w:pPr>
+      <w:bookmarkStart w:id="27" w:name="_Toc150198324"/>
+      <w:r>
+        <w:t>merge vdisk</w:t>
+      </w:r>
+      <w:bookmarkEnd w:id="27"/>
+    </w:p>
+    <w:p>
+      <w:r>
+        <w:t>Este comando se utiliza para fusionar dos o más discos virtuales en uno</w:t>
+      </w:r>
+    </w:p>
+    <w:p>
+      <w:r>
+        <w:t>Ejemplo de uso:</w:t>
+      </w:r>
+    </w:p>
+    <w:p>
+      <w:pPr>
+        <w:pStyle w:val="Prrafodelista"/>
+        <w:numPr>
+          <w:ilvl w:val="0"/>
+          <w:numId w:val="2"/>
+        </w:numPr>
+        <w:rPr>
+          <w:b/>
+          <w:bCs/>
+          <w:lang w:val="en-US"/>
+        </w:rPr>
+      </w:pPr>
+      <w:r>
+        <w:rPr>
+          <w:b/>
+          <w:bCs/>
+          <w:lang w:val="en-US"/>
+        </w:rPr>
+        <w:t>select vdisk</w:t>
+      </w:r>
+      <w:r>
+        <w:rPr>
+          <w:b/>
+          <w:bCs/>
+          <w:lang w:val="en-US"/>
+        </w:rPr>
+        <w:t xml:space="preserve"> </w:t>
+      </w:r>
+      <w:r>
+        <w:rPr>
+          <w:b/>
+          <w:bCs/>
+          <w:lang w:val="en-US"/>
+        </w:rPr>
+        <w:t>file="ruta\archivo.vhd"</w:t>
+      </w:r>
+    </w:p>
+    <w:p>
+      <w:pPr>
+        <w:pStyle w:val="Prrafodelista"/>
+        <w:numPr>
+          <w:ilvl w:val="0"/>
+          <w:numId w:val="1"/>
+        </w:numPr>
+        <w:rPr>
+          <w:b/>
+          <w:bCs/>
+        </w:rPr>
+      </w:pPr>
+      <w:r>
+        <w:rPr>
+          <w:b/>
+          <w:bCs/>
+        </w:rPr>
+        <w:t>merge vdisk=&lt;ruta disco virtual&gt; (fixed|expandable)</w:t>
+      </w:r>
+    </w:p>
+    <w:p>
+      <w:pPr>
+        <w:pStyle w:val="Ttulo2"/>
+      </w:pPr>
+      <w:bookmarkStart w:id="28" w:name="_Toc150198325"/>
+      <w:r>
+        <w:t>offline</w:t>
+      </w:r>
+      <w:bookmarkEnd w:id="28"/>
+    </w:p>
+    <w:p>
+      <w:r>
+        <w:t>Este comando se utiliza para poner un disco en línea fuera de línea</w:t>
+      </w:r>
+    </w:p>
+    <w:p>
+      <w:r>
+        <w:t>Ejemplo de uso:</w:t>
+      </w:r>
+    </w:p>
+    <w:p>
+      <w:pPr>
+        <w:pStyle w:val="Prrafodelista"/>
+        <w:numPr>
+          <w:ilvl w:val="0"/>
+          <w:numId w:val="1"/>
+        </w:numPr>
+        <w:rPr>
+          <w:b/>
+          <w:bCs/>
+        </w:rPr>
+      </w:pPr>
+      <w:r>
+        <w:rPr>
+          <w:b/>
+          <w:bCs/>
+        </w:rPr>
+        <w:t>select disk 1</w:t>
+      </w:r>
+    </w:p>
+    <w:p>
+      <w:pPr>
+        <w:pStyle w:val="Prrafodelista"/>
+        <w:numPr>
+          <w:ilvl w:val="0"/>
+          <w:numId w:val="1"/>
+        </w:numPr>
+        <w:rPr>
+          <w:b/>
+          <w:bCs/>
+        </w:rPr>
+      </w:pPr>
+      <w:r>
+        <w:rPr>
+          <w:b/>
+          <w:bCs/>
+        </w:rPr>
+        <w:t>offline</w:t>
+      </w:r>
+      <w:r>
+        <w:rPr>
+          <w:b/>
+          <w:bCs/>
+        </w:rPr>
+        <w:t xml:space="preserve"> volume X</w:t>
+      </w:r>
+    </w:p>
+    <w:p>
+      <w:pPr>
+        <w:jc w:val="center"/>
         <w:rPr>
           <w:rFonts w:asciiTheme="majorHAnsi" w:eastAsiaTheme="majorEastAsia" w:hAnsiTheme="majorHAnsi" w:cstheme="majorBidi"/>
           <w:color w:val="2F5496" w:themeColor="accent1" w:themeShade="BF"/>
@@ -6337,6 +8386,59 @@
         </w:rPr>
       </w:pPr>
       <w:r>
+        <w:rPr>
+          <w:noProof/>
+        </w:rPr>
+        <w:drawing>
+          <wp:inline distT="0" distB="0" distL="0" distR="0" wp14:anchorId="18CC0A75" wp14:editId="5EF01585">
+            <wp:extent cx="4952390" cy="1663700"/>
+            <wp:effectExtent l="0" t="0" r="635" b="0"/>
+            <wp:docPr id="22" name="Imagen 22"/>
+            <wp:cNvGraphicFramePr>
+              <a:graphicFrameLocks xmlns:a="http://schemas.openxmlformats.org/drawingml/2006/main" noChangeAspect="1"/>
+            </wp:cNvGraphicFramePr>
+            <a:graphic xmlns:a="http://schemas.openxmlformats.org/drawingml/2006/main">
+              <a:graphicData uri="http://schemas.openxmlformats.org/drawingml/2006/picture">
+                <pic:pic xmlns:pic="http://schemas.openxmlformats.org/drawingml/2006/picture">
+                  <pic:nvPicPr>
+                    <pic:cNvPr id="0" name="Picture 18"/>
+                    <pic:cNvPicPr>
+                      <a:picLocks noChangeAspect="1" noChangeArrowheads="1"/>
+                    </pic:cNvPicPr>
+                  </pic:nvPicPr>
+                  <pic:blipFill>
+                    <a:blip r:embed="rId28" cstate="print">
+                      <a:extLst>
+                        <a:ext uri="{28A0092B-C50C-407E-A947-70E740481C1C}">
+                          <a14:useLocalDpi xmlns:a14="http://schemas.microsoft.com/office/drawing/2010/main" val="0"/>
+                        </a:ext>
+                      </a:extLst>
+                    </a:blip>
+                    <a:srcRect/>
+                    <a:stretch>
+                      <a:fillRect/>
+                    </a:stretch>
+                  </pic:blipFill>
+                  <pic:spPr bwMode="auto">
+                    <a:xfrm>
+                      <a:off x="0" y="0"/>
+                      <a:ext cx="5080512" cy="1706741"/>
+                    </a:xfrm>
+                    <a:prstGeom prst="rect">
+                      <a:avLst/>
+                    </a:prstGeom>
+                    <a:noFill/>
+                    <a:ln>
+                      <a:noFill/>
+                    </a:ln>
+                  </pic:spPr>
+                </pic:pic>
+              </a:graphicData>
+            </a:graphic>
+          </wp:inline>
+        </w:drawing>
+      </w:r>
+      <w:r>
         <w:br w:type="page"/>
       </w:r>
     </w:p>
@@ -6344,16 +8446,16 @@
       <w:pPr>
         <w:pStyle w:val="Ttulo2"/>
       </w:pPr>
-      <w:bookmarkStart w:id="25" w:name="_Toc150097815"/>
+      <w:bookmarkStart w:id="29" w:name="_Toc150198326"/>
       <w:r>
         <w:lastRenderedPageBreak/>
-        <w:t>list</w:t>
-      </w:r>
-      <w:bookmarkEnd w:id="25"/>
-    </w:p>
-    <w:p>
-      <w:r>
-        <w:t>Este comando sirve para mostrar una lista, dependiendo de lo que se le coloque posteriormente, mostrará los discos o las particiones.</w:t>
+        <w:t>online</w:t>
+      </w:r>
+      <w:bookmarkEnd w:id="29"/>
+    </w:p>
+    <w:p>
+      <w:r>
+        <w:t>Este comando se utiliza para activar un disco que este fuera de línea</w:t>
       </w:r>
     </w:p>
     <w:p>
@@ -6368,16 +8470,17 @@
           <w:ilvl w:val="0"/>
           <w:numId w:val="1"/>
         </w:numPr>
-      </w:pPr>
-      <w:r>
         <w:rPr>
           <w:b/>
           <w:bCs/>
         </w:rPr>
-        <w:t>list disk</w:t>
-      </w:r>
-      <w:r>
-        <w:t xml:space="preserve"> //discos</w:t>
+      </w:pPr>
+      <w:r>
+        <w:rPr>
+          <w:b/>
+          <w:bCs/>
+        </w:rPr>
+        <w:t>select disk 1</w:t>
       </w:r>
     </w:p>
     <w:p>
@@ -6387,16 +8490,107 @@
           <w:ilvl w:val="0"/>
           <w:numId w:val="1"/>
         </w:numPr>
-      </w:pPr>
-      <w:r>
         <w:rPr>
           <w:b/>
           <w:bCs/>
         </w:rPr>
-        <w:t>list volumen</w:t>
-      </w:r>
-      <w:r>
-        <w:t xml:space="preserve"> //volúmenes</w:t>
+      </w:pPr>
+      <w:r>
+        <w:rPr>
+          <w:b/>
+          <w:bCs/>
+        </w:rPr>
+        <w:t>online</w:t>
+      </w:r>
+      <w:r>
+        <w:rPr>
+          <w:b/>
+          <w:bCs/>
+        </w:rPr>
+        <w:t xml:space="preserve"> volume X</w:t>
+      </w:r>
+    </w:p>
+    <w:p>
+      <w:pPr>
+        <w:rPr>
+          <w:b/>
+          <w:bCs/>
+        </w:rPr>
+      </w:pPr>
+      <w:r>
+        <w:rPr>
+          <w:b/>
+          <w:bCs/>
+          <w:noProof/>
+        </w:rPr>
+        <w:drawing>
+          <wp:inline distT="0" distB="0" distL="0" distR="0" wp14:anchorId="2D0E46DC" wp14:editId="2AAA060B">
+            <wp:extent cx="5391150" cy="1711960"/>
+            <wp:effectExtent l="0" t="0" r="0" b="2540"/>
+            <wp:docPr id="23" name="Imagen 23"/>
+            <wp:cNvGraphicFramePr>
+              <a:graphicFrameLocks xmlns:a="http://schemas.openxmlformats.org/drawingml/2006/main" noChangeAspect="1"/>
+            </wp:cNvGraphicFramePr>
+            <a:graphic xmlns:a="http://schemas.openxmlformats.org/drawingml/2006/main">
+              <a:graphicData uri="http://schemas.openxmlformats.org/drawingml/2006/picture">
+                <pic:pic xmlns:pic="http://schemas.openxmlformats.org/drawingml/2006/picture">
+                  <pic:nvPicPr>
+                    <pic:cNvPr id="0" name="Picture 19"/>
+                    <pic:cNvPicPr>
+                      <a:picLocks noChangeAspect="1" noChangeArrowheads="1"/>
+                    </pic:cNvPicPr>
+                  </pic:nvPicPr>
+                  <pic:blipFill>
+                    <a:blip r:embed="rId29" cstate="print">
+                      <a:extLst>
+                        <a:ext uri="{28A0092B-C50C-407E-A947-70E740481C1C}">
+                          <a14:useLocalDpi xmlns:a14="http://schemas.microsoft.com/office/drawing/2010/main" val="0"/>
+                        </a:ext>
+                      </a:extLst>
+                    </a:blip>
+                    <a:srcRect/>
+                    <a:stretch>
+                      <a:fillRect/>
+                    </a:stretch>
+                  </pic:blipFill>
+                  <pic:spPr bwMode="auto">
+                    <a:xfrm>
+                      <a:off x="0" y="0"/>
+                      <a:ext cx="5391150" cy="1711960"/>
+                    </a:xfrm>
+                    <a:prstGeom prst="rect">
+                      <a:avLst/>
+                    </a:prstGeom>
+                    <a:noFill/>
+                    <a:ln>
+                      <a:noFill/>
+                    </a:ln>
+                  </pic:spPr>
+                </pic:pic>
+              </a:graphicData>
+            </a:graphic>
+          </wp:inline>
+        </w:drawing>
+      </w:r>
+    </w:p>
+    <w:p>
+      <w:pPr>
+        <w:pStyle w:val="Ttulo2"/>
+      </w:pPr>
+      <w:bookmarkStart w:id="30" w:name="_Toc150198327"/>
+      <w:r>
+        <w:t>recover</w:t>
+      </w:r>
+      <w:bookmarkEnd w:id="30"/>
+    </w:p>
+    <w:p>
+      <w:r>
+        <w:t>Este comando se utiliza para recuperar información de un disco dañado</w:t>
+      </w:r>
+    </w:p>
+    <w:p>
+      <w:r>
+        <w:t>Ejemplo de uso:</w:t>
       </w:r>
     </w:p>
     <w:p>
@@ -6406,16 +8600,17 @@
           <w:ilvl w:val="0"/>
           <w:numId w:val="1"/>
         </w:numPr>
-      </w:pPr>
-      <w:r>
         <w:rPr>
           <w:b/>
           <w:bCs/>
         </w:rPr>
-        <w:t>list partition</w:t>
-      </w:r>
-      <w:r>
-        <w:t xml:space="preserve"> //particiones</w:t>
+      </w:pPr>
+      <w:r>
+        <w:rPr>
+          <w:b/>
+          <w:bCs/>
+        </w:rPr>
+        <w:t>select disk 1</w:t>
       </w:r>
     </w:p>
     <w:p>
@@ -6425,72 +8620,54 @@
           <w:ilvl w:val="0"/>
           <w:numId w:val="1"/>
         </w:numPr>
-      </w:pPr>
-      <w:r>
         <w:rPr>
           <w:b/>
           <w:bCs/>
         </w:rPr>
-        <w:t>list vdisk</w:t>
-      </w:r>
-      <w:r>
-        <w:t xml:space="preserve"> //discos virtuales</w:t>
+      </w:pPr>
+      <w:r>
+        <w:rPr>
+          <w:b/>
+          <w:bCs/>
+        </w:rPr>
+        <w:t>recover</w:t>
+      </w:r>
+    </w:p>
+    <w:p>
+      <w:r>
+        <w:t>Hay un parámetro opcional [noerr] solo es usado con scripts, cuando se ejecuta un script y da un error, continúa la ejecución del comando</w:t>
       </w:r>
     </w:p>
     <w:p>
       <w:pPr>
         <w:pStyle w:val="Ttulo2"/>
       </w:pPr>
-      <w:bookmarkStart w:id="26" w:name="_Toc150097816"/>
-      <w:r>
-        <w:t>merge vdisk</w:t>
-      </w:r>
-      <w:bookmarkEnd w:id="26"/>
-    </w:p>
-    <w:p>
-      <w:r>
-        <w:t>Este comando se utiliza para fusionar dos o más discos virtuales en uno</w:t>
+      <w:bookmarkStart w:id="31" w:name="_Toc150198328"/>
+      <w:r>
+        <w:t>rem</w:t>
+      </w:r>
+      <w:bookmarkEnd w:id="31"/>
+    </w:p>
+    <w:p>
+      <w:r>
+        <w:t>Este comando se utiliza para</w:t>
+      </w:r>
+      <w:r>
+        <w:t xml:space="preserve"> colocar</w:t>
+      </w:r>
+      <w:r>
+        <w:t xml:space="preserve"> comentario</w:t>
+      </w:r>
+      <w:r>
+        <w:t>s</w:t>
+      </w:r>
+      <w:r>
+        <w:t xml:space="preserve"> en un script de DiskPart.</w:t>
       </w:r>
     </w:p>
     <w:p>
       <w:r>
         <w:t>Ejemplo de uso:</w:t>
-      </w:r>
-    </w:p>
-    <w:p>
-      <w:pPr>
-        <w:pStyle w:val="Prrafodelista"/>
-        <w:numPr>
-          <w:ilvl w:val="0"/>
-          <w:numId w:val="2"/>
-        </w:numPr>
-        <w:rPr>
-          <w:b/>
-          <w:bCs/>
-          <w:lang w:val="en-US"/>
-        </w:rPr>
-      </w:pPr>
-      <w:r>
-        <w:rPr>
-          <w:b/>
-          <w:bCs/>
-        </w:rPr>
-        <w:t>select vdisk</w:t>
-      </w:r>
-      <w:r>
-        <w:rPr>
-          <w:b/>
-          <w:bCs/>
-        </w:rPr>
-        <w:t xml:space="preserve"> </w:t>
-      </w:r>
-      <w:r>
-        <w:rPr>
-          <w:b/>
-          <w:bCs/>
-          <w:lang w:val="en-US"/>
-        </w:rPr>
-        <w:t>file="ruta\archivo.vhd"</w:t>
       </w:r>
     </w:p>
     <w:p>
@@ -6510,51 +8687,25 @@
           <w:b/>
           <w:bCs/>
         </w:rPr>
-        <w:t xml:space="preserve">merge vdisk=&lt;ruta del archivo de disco virtual&gt; </w:t>
-      </w:r>
-      <w:r>
-        <w:rPr>
-          <w:b/>
-          <w:bCs/>
-        </w:rPr>
-        <w:t>(</w:t>
-      </w:r>
-      <w:proofErr w:type="spellStart"/>
-      <w:r>
-        <w:rPr>
-          <w:b/>
-          <w:bCs/>
-        </w:rPr>
-        <w:t>fixed|expandable</w:t>
-      </w:r>
-      <w:proofErr w:type="spellEnd"/>
-      <w:r>
-        <w:rPr>
-          <w:b/>
-          <w:bCs/>
-        </w:rPr>
-        <w:t>)</w:t>
-      </w:r>
-    </w:p>
-    <w:p>
-      <w:r>
-        <w:br w:type="page"/>
+        <w:t>rem comentario</w:t>
       </w:r>
     </w:p>
     <w:p>
       <w:pPr>
         <w:pStyle w:val="Ttulo2"/>
       </w:pPr>
-      <w:bookmarkStart w:id="27" w:name="_Toc150097817"/>
-      <w:r>
-        <w:lastRenderedPageBreak/>
-        <w:t>offline</w:t>
-      </w:r>
-      <w:bookmarkEnd w:id="27"/>
-    </w:p>
-    <w:p>
-      <w:r>
-        <w:t>Este comando se utiliza para poner un disco en línea fuera de línea</w:t>
+      <w:bookmarkStart w:id="32" w:name="_Toc150198329"/>
+      <w:r>
+        <w:t>remov</w:t>
+      </w:r>
+      <w:r>
+        <w:t>e</w:t>
+      </w:r>
+      <w:bookmarkEnd w:id="32"/>
+    </w:p>
+    <w:p>
+      <w:r>
+        <w:t>Este comando se utiliza para eliminar una partición o un volumen de un disco</w:t>
       </w:r>
     </w:p>
     <w:p>
@@ -6579,7 +8730,27 @@
           <w:b/>
           <w:bCs/>
         </w:rPr>
-        <w:t>select disk 1</w:t>
+        <w:t>remove partition|volume</w:t>
+      </w:r>
+    </w:p>
+    <w:p>
+      <w:pPr>
+        <w:pStyle w:val="Ttulo2"/>
+      </w:pPr>
+      <w:bookmarkStart w:id="33" w:name="_Toc150198330"/>
+      <w:r>
+        <w:t>repair</w:t>
+      </w:r>
+      <w:bookmarkEnd w:id="33"/>
+    </w:p>
+    <w:p>
+      <w:r>
+        <w:t>Este comando se utiliza para reparar un sistema de archivos en un volumen</w:t>
+      </w:r>
+    </w:p>
+    <w:p>
+      <w:r>
+        <w:t>Ejemplo de uso:</w:t>
       </w:r>
     </w:p>
     <w:p>
@@ -6599,27 +8770,21 @@
           <w:b/>
           <w:bCs/>
         </w:rPr>
-        <w:t>offline</w:t>
-      </w:r>
-    </w:p>
-    <w:p>
-      <w:pPr>
-        <w:pStyle w:val="Ttulo2"/>
-      </w:pPr>
-      <w:bookmarkStart w:id="28" w:name="_Toc150097818"/>
-      <w:r>
-        <w:t>online</w:t>
-      </w:r>
-      <w:bookmarkEnd w:id="28"/>
-    </w:p>
-    <w:p>
-      <w:r>
-        <w:t>Este comando se utiliza para activar un disco que este fuera de línea</w:t>
-      </w:r>
-    </w:p>
-    <w:p>
-      <w:r>
-        <w:t>Ejemplo de uso:</w:t>
+        <w:t xml:space="preserve">select </w:t>
+      </w:r>
+      <w:r>
+        <w:rPr>
+          <w:b/>
+          <w:bCs/>
+        </w:rPr>
+        <w:t>volume</w:t>
+      </w:r>
+      <w:r>
+        <w:rPr>
+          <w:b/>
+          <w:bCs/>
+        </w:rPr>
+        <w:t xml:space="preserve"> 1</w:t>
       </w:r>
     </w:p>
     <w:p>
@@ -6639,7 +8804,52 @@
           <w:b/>
           <w:bCs/>
         </w:rPr>
-        <w:t>select disk 1</w:t>
+        <w:t>repair</w:t>
+      </w:r>
+      <w:r>
+        <w:rPr>
+          <w:b/>
+          <w:bCs/>
+        </w:rPr>
+        <w:t xml:space="preserve"> volume</w:t>
+      </w:r>
+    </w:p>
+    <w:p>
+      <w:pPr>
+        <w:rPr>
+          <w:rFonts w:asciiTheme="majorHAnsi" w:eastAsiaTheme="majorEastAsia" w:hAnsiTheme="majorHAnsi" w:cstheme="majorBidi"/>
+          <w:color w:val="2F5496" w:themeColor="accent1" w:themeShade="BF"/>
+          <w:sz w:val="26"/>
+          <w:szCs w:val="26"/>
+          <w:u w:val="single"/>
+        </w:rPr>
+      </w:pPr>
+      <w:r>
+        <w:br w:type="page"/>
+      </w:r>
+    </w:p>
+    <w:p>
+      <w:pPr>
+        <w:pStyle w:val="Ttulo2"/>
+      </w:pPr>
+      <w:bookmarkStart w:id="34" w:name="_Toc150198331"/>
+      <w:r>
+        <w:lastRenderedPageBreak/>
+        <w:t>rescan</w:t>
+      </w:r>
+      <w:bookmarkEnd w:id="34"/>
+    </w:p>
+    <w:p>
+      <w:r>
+        <w:t xml:space="preserve">Este comando </w:t>
+      </w:r>
+      <w:r>
+        <w:t>se utiliza para volver a escanear los discos en busca de cambios en la configuración del disco</w:t>
+      </w:r>
+    </w:p>
+    <w:p>
+      <w:r>
+        <w:t>Ejemplo de uso:</w:t>
       </w:r>
     </w:p>
     <w:p>
@@ -6659,22 +8869,92 @@
           <w:b/>
           <w:bCs/>
         </w:rPr>
-        <w:t>online</w:t>
+        <w:t>rescan</w:t>
+      </w:r>
+    </w:p>
+    <w:p>
+      <w:pPr>
+        <w:rPr>
+          <w:b/>
+          <w:bCs/>
+        </w:rPr>
+      </w:pPr>
+      <w:r>
+        <w:rPr>
+          <w:noProof/>
+        </w:rPr>
+        <w:drawing>
+          <wp:inline distT="0" distB="0" distL="0" distR="0" wp14:anchorId="27367F35" wp14:editId="70BAE1A7">
+            <wp:extent cx="5391150" cy="812165"/>
+            <wp:effectExtent l="0" t="0" r="0" b="6985"/>
+            <wp:docPr id="27" name="Imagen 27"/>
+            <wp:cNvGraphicFramePr>
+              <a:graphicFrameLocks xmlns:a="http://schemas.openxmlformats.org/drawingml/2006/main" noChangeAspect="1"/>
+            </wp:cNvGraphicFramePr>
+            <a:graphic xmlns:a="http://schemas.openxmlformats.org/drawingml/2006/main">
+              <a:graphicData uri="http://schemas.openxmlformats.org/drawingml/2006/picture">
+                <pic:pic xmlns:pic="http://schemas.openxmlformats.org/drawingml/2006/picture">
+                  <pic:nvPicPr>
+                    <pic:cNvPr id="0" name="Picture 23"/>
+                    <pic:cNvPicPr>
+                      <a:picLocks noChangeAspect="1" noChangeArrowheads="1"/>
+                    </pic:cNvPicPr>
+                  </pic:nvPicPr>
+                  <pic:blipFill>
+                    <a:blip r:embed="rId30">
+                      <a:extLst>
+                        <a:ext uri="{28A0092B-C50C-407E-A947-70E740481C1C}">
+                          <a14:useLocalDpi xmlns:a14="http://schemas.microsoft.com/office/drawing/2010/main" val="0"/>
+                        </a:ext>
+                      </a:extLst>
+                    </a:blip>
+                    <a:srcRect/>
+                    <a:stretch>
+                      <a:fillRect/>
+                    </a:stretch>
+                  </pic:blipFill>
+                  <pic:spPr bwMode="auto">
+                    <a:xfrm>
+                      <a:off x="0" y="0"/>
+                      <a:ext cx="5391150" cy="812165"/>
+                    </a:xfrm>
+                    <a:prstGeom prst="rect">
+                      <a:avLst/>
+                    </a:prstGeom>
+                    <a:noFill/>
+                    <a:ln>
+                      <a:noFill/>
+                    </a:ln>
+                  </pic:spPr>
+                </pic:pic>
+              </a:graphicData>
+            </a:graphic>
+          </wp:inline>
+        </w:drawing>
       </w:r>
     </w:p>
     <w:p>
       <w:pPr>
         <w:pStyle w:val="Ttulo2"/>
       </w:pPr>
-      <w:bookmarkStart w:id="29" w:name="_Toc150097819"/>
-      <w:r>
-        <w:t>recover</w:t>
-      </w:r>
-      <w:bookmarkEnd w:id="29"/>
-    </w:p>
-    <w:p>
-      <w:r>
-        <w:t>Este comando se utiliza para recuperar información de un disco dañado</w:t>
+      <w:bookmarkStart w:id="35" w:name="_Toc150198332"/>
+      <w:r>
+        <w:t>retain</w:t>
+      </w:r>
+      <w:bookmarkEnd w:id="35"/>
+    </w:p>
+    <w:p>
+      <w:r>
+        <w:t xml:space="preserve">Este comando se utiliza para </w:t>
+      </w:r>
+      <w:r>
+        <w:t>prepara</w:t>
+      </w:r>
+      <w:r>
+        <w:t>r</w:t>
+      </w:r>
+      <w:r>
+        <w:t xml:space="preserve"> un volumen dinámico para usarlo como disco de arranque o de sistema.</w:t>
       </w:r>
     </w:p>
     <w:p>
@@ -6699,7 +8979,7 @@
           <w:b/>
           <w:bCs/>
         </w:rPr>
-        <w:t>select disk 1</w:t>
+        <w:t>select partition|volume</w:t>
       </w:r>
     </w:p>
     <w:p>
@@ -6719,47 +8999,22 @@
           <w:b/>
           <w:bCs/>
         </w:rPr>
-        <w:t>recover</w:t>
-      </w:r>
-    </w:p>
-    <w:p>
-      <w:r>
-        <w:t>Hay un parámetro opcional [noerr] solo es usado con scripts, cuando se ejecuta un script y da un error, continúa la ejecución del comando</w:t>
+        <w:t>retain</w:t>
       </w:r>
     </w:p>
     <w:p>
       <w:pPr>
         <w:pStyle w:val="Ttulo2"/>
       </w:pPr>
-      <w:bookmarkStart w:id="30" w:name="_Toc150097820"/>
-      <w:r>
-        <w:t>rem</w:t>
-      </w:r>
-      <w:bookmarkEnd w:id="30"/>
-    </w:p>
-    <w:p>
-      <w:r>
-        <w:t>Este comando se utiliza para</w:t>
-      </w:r>
-      <w:r>
-        <w:t xml:space="preserve"> colocar</w:t>
-      </w:r>
-      <w:r>
-        <w:t xml:space="preserve"> comentario</w:t>
-      </w:r>
-      <w:r>
-        <w:t>s</w:t>
-      </w:r>
-      <w:r>
-        <w:t xml:space="preserve"> en un script de </w:t>
-      </w:r>
-      <w:proofErr w:type="spellStart"/>
-      <w:r>
-        <w:t>DiskPart</w:t>
-      </w:r>
-      <w:proofErr w:type="spellEnd"/>
-      <w:r>
-        <w:t>.</w:t>
+      <w:bookmarkStart w:id="36" w:name="_Toc150198333"/>
+      <w:r>
+        <w:t>select</w:t>
+      </w:r>
+      <w:bookmarkEnd w:id="36"/>
+    </w:p>
+    <w:p>
+      <w:r>
+        <w:t>Este comando se utiliza para seleccionar un objeto en DiskPart</w:t>
       </w:r>
     </w:p>
     <w:p>
@@ -6777,32 +9032,105 @@
         <w:rPr>
           <w:b/>
           <w:bCs/>
+          <w:lang w:val="en-US"/>
         </w:rPr>
       </w:pPr>
       <w:r>
         <w:rPr>
           <w:b/>
           <w:bCs/>
-        </w:rPr>
-        <w:t>rem comentario</w:t>
+          <w:lang w:val="en-US"/>
+        </w:rPr>
+        <w:t xml:space="preserve">select disk|partition|volume|vdisk </w:t>
+      </w:r>
+      <w:r>
+        <w:rPr>
+          <w:b/>
+          <w:bCs/>
+          <w:lang w:val="en-US"/>
+        </w:rPr>
+        <w:t>&lt;número&gt;</w:t>
+      </w:r>
+    </w:p>
+    <w:p>
+      <w:pPr>
+        <w:ind w:left="360"/>
+        <w:rPr>
+          <w:b/>
+          <w:bCs/>
+          <w:lang w:val="en-US"/>
+        </w:rPr>
+      </w:pPr>
+      <w:r>
+        <w:rPr>
+          <w:b/>
+          <w:bCs/>
+          <w:noProof/>
+          <w:lang w:val="en-US"/>
+        </w:rPr>
+        <w:drawing>
+          <wp:inline distT="0" distB="0" distL="0" distR="0" wp14:anchorId="3C0F48A4" wp14:editId="4EA59713">
+            <wp:extent cx="5398770" cy="1506855"/>
+            <wp:effectExtent l="0" t="0" r="0" b="0"/>
+            <wp:docPr id="24" name="Imagen 24"/>
+            <wp:cNvGraphicFramePr>
+              <a:graphicFrameLocks xmlns:a="http://schemas.openxmlformats.org/drawingml/2006/main" noChangeAspect="1"/>
+            </wp:cNvGraphicFramePr>
+            <a:graphic xmlns:a="http://schemas.openxmlformats.org/drawingml/2006/main">
+              <a:graphicData uri="http://schemas.openxmlformats.org/drawingml/2006/picture">
+                <pic:pic xmlns:pic="http://schemas.openxmlformats.org/drawingml/2006/picture">
+                  <pic:nvPicPr>
+                    <pic:cNvPr id="0" name="Picture 20"/>
+                    <pic:cNvPicPr>
+                      <a:picLocks noChangeAspect="1" noChangeArrowheads="1"/>
+                    </pic:cNvPicPr>
+                  </pic:nvPicPr>
+                  <pic:blipFill>
+                    <a:blip r:embed="rId31">
+                      <a:extLst>
+                        <a:ext uri="{28A0092B-C50C-407E-A947-70E740481C1C}">
+                          <a14:useLocalDpi xmlns:a14="http://schemas.microsoft.com/office/drawing/2010/main" val="0"/>
+                        </a:ext>
+                      </a:extLst>
+                    </a:blip>
+                    <a:srcRect/>
+                    <a:stretch>
+                      <a:fillRect/>
+                    </a:stretch>
+                  </pic:blipFill>
+                  <pic:spPr bwMode="auto">
+                    <a:xfrm>
+                      <a:off x="0" y="0"/>
+                      <a:ext cx="5398770" cy="1506855"/>
+                    </a:xfrm>
+                    <a:prstGeom prst="rect">
+                      <a:avLst/>
+                    </a:prstGeom>
+                    <a:noFill/>
+                    <a:ln>
+                      <a:noFill/>
+                    </a:ln>
+                  </pic:spPr>
+                </pic:pic>
+              </a:graphicData>
+            </a:graphic>
+          </wp:inline>
+        </w:drawing>
       </w:r>
     </w:p>
     <w:p>
       <w:pPr>
         <w:pStyle w:val="Ttulo2"/>
       </w:pPr>
-      <w:bookmarkStart w:id="31" w:name="_Toc150097821"/>
-      <w:r>
-        <w:t>remov</w:t>
-      </w:r>
-      <w:r>
-        <w:t>e</w:t>
-      </w:r>
-      <w:bookmarkEnd w:id="31"/>
-    </w:p>
-    <w:p>
-      <w:r>
-        <w:t>Este comando se utiliza para eliminar una partición o un volumen de un disco</w:t>
+      <w:bookmarkStart w:id="37" w:name="_Toc150198334"/>
+      <w:r>
+        <w:t>setid</w:t>
+      </w:r>
+      <w:bookmarkEnd w:id="37"/>
+    </w:p>
+    <w:p>
+      <w:r>
+        <w:t>Este comando se utiliza para establecer el identificador de tipo de partición de una partición</w:t>
       </w:r>
     </w:p>
     <w:p>
@@ -6827,36 +9155,7 @@
           <w:b/>
           <w:bCs/>
         </w:rPr>
-        <w:t xml:space="preserve">remove </w:t>
-      </w:r>
-      <w:proofErr w:type="spellStart"/>
-      <w:r>
-        <w:rPr>
-          <w:b/>
-          <w:bCs/>
-        </w:rPr>
-        <w:t>partition|volume</w:t>
-      </w:r>
-      <w:proofErr w:type="spellEnd"/>
-    </w:p>
-    <w:p>
-      <w:pPr>
-        <w:pStyle w:val="Ttulo2"/>
-      </w:pPr>
-      <w:bookmarkStart w:id="32" w:name="_Toc150097822"/>
-      <w:r>
-        <w:t>repair</w:t>
-      </w:r>
-      <w:bookmarkEnd w:id="32"/>
-    </w:p>
-    <w:p>
-      <w:r>
-        <w:t>Este comando se utiliza para reparar un sistema de archivos en un volumen</w:t>
-      </w:r>
-    </w:p>
-    <w:p>
-      <w:r>
-        <w:t>Ejemplo de uso:</w:t>
+        <w:t>select partition</w:t>
       </w:r>
     </w:p>
     <w:p>
@@ -6876,21 +9175,42 @@
           <w:b/>
           <w:bCs/>
         </w:rPr>
-        <w:t xml:space="preserve">select </w:t>
-      </w:r>
-      <w:r>
-        <w:rPr>
-          <w:b/>
-          <w:bCs/>
-        </w:rPr>
-        <w:t>volume</w:t>
-      </w:r>
-      <w:r>
-        <w:rPr>
-          <w:b/>
-          <w:bCs/>
-        </w:rPr>
-        <w:t xml:space="preserve"> 1</w:t>
+        <w:t>setid &lt;identificador&gt;</w:t>
+      </w:r>
+    </w:p>
+    <w:p>
+      <w:pPr>
+        <w:rPr>
+          <w:rFonts w:asciiTheme="majorHAnsi" w:eastAsiaTheme="majorEastAsia" w:hAnsiTheme="majorHAnsi" w:cstheme="majorBidi"/>
+          <w:color w:val="2F5496" w:themeColor="accent1" w:themeShade="BF"/>
+          <w:sz w:val="26"/>
+          <w:szCs w:val="26"/>
+          <w:u w:val="single"/>
+        </w:rPr>
+      </w:pPr>
+      <w:r>
+        <w:br w:type="page"/>
+      </w:r>
+    </w:p>
+    <w:p>
+      <w:pPr>
+        <w:pStyle w:val="Ttulo2"/>
+      </w:pPr>
+      <w:bookmarkStart w:id="38" w:name="_Toc150198335"/>
+      <w:r>
+        <w:lastRenderedPageBreak/>
+        <w:t>shrink</w:t>
+      </w:r>
+      <w:bookmarkEnd w:id="38"/>
+    </w:p>
+    <w:p>
+      <w:r>
+        <w:t>Este comando se utiliza para reducir el tamaño de una partición</w:t>
+      </w:r>
+    </w:p>
+    <w:p>
+      <w:r>
+        <w:t>Ejemplo de uso:</w:t>
       </w:r>
     </w:p>
     <w:p>
@@ -6910,37 +9230,7 @@
           <w:b/>
           <w:bCs/>
         </w:rPr>
-        <w:t>repair</w:t>
-      </w:r>
-      <w:r>
-        <w:rPr>
-          <w:b/>
-          <w:bCs/>
-        </w:rPr>
-        <w:t xml:space="preserve"> volume</w:t>
-      </w:r>
-    </w:p>
-    <w:p>
-      <w:pPr>
-        <w:pStyle w:val="Ttulo2"/>
-      </w:pPr>
-      <w:bookmarkStart w:id="33" w:name="_Toc150097823"/>
-      <w:r>
-        <w:t>rescan</w:t>
-      </w:r>
-      <w:bookmarkEnd w:id="33"/>
-    </w:p>
-    <w:p>
-      <w:r>
-        <w:t xml:space="preserve">Este comando </w:t>
-      </w:r>
-      <w:r>
-        <w:t>se utiliza para volver a escanear los discos en busca de cambios en la configuración del disco</w:t>
-      </w:r>
-    </w:p>
-    <w:p>
-      <w:r>
-        <w:t>Ejemplo de uso:</w:t>
+        <w:t>select partition</w:t>
       </w:r>
     </w:p>
     <w:p>
@@ -6960,389 +9250,21 @@
           <w:b/>
           <w:bCs/>
         </w:rPr>
-        <w:t>rescan</w:t>
-      </w:r>
-    </w:p>
-    <w:p>
-      <w:pPr>
-        <w:pStyle w:val="Ttulo2"/>
-      </w:pPr>
-      <w:bookmarkStart w:id="34" w:name="_Toc150097824"/>
-      <w:r>
-        <w:lastRenderedPageBreak/>
-        <w:t>retain</w:t>
-      </w:r>
-      <w:bookmarkEnd w:id="34"/>
-    </w:p>
-    <w:p>
-      <w:r>
-        <w:t>Este comando se utiliza para retener una partición o un volumen en un disco</w:t>
-      </w:r>
-    </w:p>
-    <w:p>
-      <w:r>
-        <w:t>Ejemplo de uso:</w:t>
-      </w:r>
-    </w:p>
-    <w:p>
-      <w:pPr>
-        <w:pStyle w:val="Prrafodelista"/>
-        <w:numPr>
-          <w:ilvl w:val="0"/>
-          <w:numId w:val="1"/>
-        </w:numPr>
+        <w:t>shrink desired=&lt;tamaño</w:t>
+      </w:r>
+      <w:r>
         <w:rPr>
           <w:b/>
           <w:bCs/>
         </w:rPr>
-      </w:pPr>
+        <w:t>&gt;</w:t>
+      </w:r>
       <w:r>
         <w:rPr>
           <w:b/>
           <w:bCs/>
         </w:rPr>
-        <w:t xml:space="preserve">select </w:t>
-      </w:r>
-      <w:proofErr w:type="spellStart"/>
-      <w:r>
-        <w:rPr>
-          <w:b/>
-          <w:bCs/>
-        </w:rPr>
-        <w:t>partition|volume</w:t>
-      </w:r>
-      <w:proofErr w:type="spellEnd"/>
-    </w:p>
-    <w:p>
-      <w:pPr>
-        <w:pStyle w:val="Prrafodelista"/>
-        <w:numPr>
-          <w:ilvl w:val="0"/>
-          <w:numId w:val="1"/>
-        </w:numPr>
-        <w:rPr>
-          <w:b/>
-          <w:bCs/>
-        </w:rPr>
-      </w:pPr>
-      <w:r>
-        <w:rPr>
-          <w:b/>
-          <w:bCs/>
-        </w:rPr>
-        <w:t>retain</w:t>
-      </w:r>
-    </w:p>
-    <w:p>
-      <w:pPr>
-        <w:pStyle w:val="Ttulo2"/>
-      </w:pPr>
-      <w:bookmarkStart w:id="35" w:name="_Toc150097825"/>
-      <w:r>
-        <w:t>scan</w:t>
-      </w:r>
-      <w:bookmarkEnd w:id="35"/>
-    </w:p>
-    <w:p>
-      <w:r>
-        <w:t>Este comando se utiliza para escanear los discos en busca de cambios en la configuración del disco</w:t>
-      </w:r>
-    </w:p>
-    <w:p>
-      <w:r>
-        <w:t>Ejemplo de uso:</w:t>
-      </w:r>
-    </w:p>
-    <w:p>
-      <w:pPr>
-        <w:pStyle w:val="Prrafodelista"/>
-        <w:numPr>
-          <w:ilvl w:val="0"/>
-          <w:numId w:val="1"/>
-        </w:numPr>
-        <w:rPr>
-          <w:b/>
-          <w:bCs/>
-        </w:rPr>
-      </w:pPr>
-      <w:r>
-        <w:rPr>
-          <w:b/>
-          <w:bCs/>
-        </w:rPr>
-        <w:t>scan</w:t>
-      </w:r>
-    </w:p>
-    <w:p>
-      <w:pPr>
-        <w:pStyle w:val="Ttulo2"/>
-      </w:pPr>
-      <w:bookmarkStart w:id="36" w:name="_Toc150097826"/>
-      <w:r>
-        <w:t>select</w:t>
-      </w:r>
-      <w:bookmarkEnd w:id="36"/>
-    </w:p>
-    <w:p>
-      <w:r>
-        <w:t xml:space="preserve">Este comando se utiliza para seleccionar un objeto en </w:t>
-      </w:r>
-      <w:proofErr w:type="spellStart"/>
-      <w:r>
-        <w:t>DiskPart</w:t>
-      </w:r>
-      <w:proofErr w:type="spellEnd"/>
-    </w:p>
-    <w:p>
-      <w:r>
-        <w:t>Ejemplo de uso:</w:t>
-      </w:r>
-    </w:p>
-    <w:p>
-      <w:pPr>
-        <w:pStyle w:val="Prrafodelista"/>
-        <w:numPr>
-          <w:ilvl w:val="0"/>
-          <w:numId w:val="1"/>
-        </w:numPr>
-        <w:rPr>
-          <w:b/>
-          <w:bCs/>
-        </w:rPr>
-      </w:pPr>
-      <w:r>
-        <w:rPr>
-          <w:b/>
-          <w:bCs/>
-        </w:rPr>
-        <w:t xml:space="preserve">select </w:t>
-      </w:r>
-      <w:proofErr w:type="spellStart"/>
-      <w:r>
-        <w:rPr>
-          <w:b/>
-          <w:bCs/>
-        </w:rPr>
-        <w:t>disk|partition|volume|vdisk</w:t>
-      </w:r>
-      <w:proofErr w:type="spellEnd"/>
-      <w:r>
-        <w:rPr>
-          <w:b/>
-          <w:bCs/>
-        </w:rPr>
-        <w:t xml:space="preserve"> &lt;número&gt;</w:t>
-      </w:r>
-    </w:p>
-    <w:p>
-      <w:pPr>
-        <w:pStyle w:val="Ttulo2"/>
-      </w:pPr>
-      <w:bookmarkStart w:id="37" w:name="_Toc150097827"/>
-      <w:r>
-        <w:t>setid</w:t>
-      </w:r>
-      <w:bookmarkEnd w:id="37"/>
-    </w:p>
-    <w:p>
-      <w:r>
-        <w:t>Este comando se utiliza para establecer el identificador de tipo de partición de una partición</w:t>
-      </w:r>
-    </w:p>
-    <w:p>
-      <w:r>
-        <w:t>Ejemplo de uso:</w:t>
-      </w:r>
-    </w:p>
-    <w:p>
-      <w:pPr>
-        <w:pStyle w:val="Prrafodelista"/>
-        <w:numPr>
-          <w:ilvl w:val="0"/>
-          <w:numId w:val="1"/>
-        </w:numPr>
-        <w:rPr>
-          <w:b/>
-          <w:bCs/>
-        </w:rPr>
-      </w:pPr>
-      <w:r>
-        <w:rPr>
-          <w:b/>
-          <w:bCs/>
-        </w:rPr>
-        <w:t>select partition</w:t>
-      </w:r>
-    </w:p>
-    <w:p>
-      <w:pPr>
-        <w:pStyle w:val="Prrafodelista"/>
-        <w:numPr>
-          <w:ilvl w:val="0"/>
-          <w:numId w:val="1"/>
-        </w:numPr>
-        <w:rPr>
-          <w:b/>
-          <w:bCs/>
-        </w:rPr>
-      </w:pPr>
-      <w:r>
-        <w:rPr>
-          <w:b/>
-          <w:bCs/>
-        </w:rPr>
-        <w:t>setid &lt;identificador&gt;</w:t>
-      </w:r>
-    </w:p>
-    <w:p>
-      <w:pPr>
-        <w:pStyle w:val="Ttulo2"/>
-      </w:pPr>
-      <w:bookmarkStart w:id="38" w:name="_Toc150097828"/>
-      <w:r>
-        <w:t>shrink</w:t>
-      </w:r>
-      <w:bookmarkEnd w:id="38"/>
-    </w:p>
-    <w:p>
-      <w:r>
-        <w:t>Este comando se utiliza para reducir el tamaño de una partición</w:t>
-      </w:r>
-    </w:p>
-    <w:p>
-      <w:r>
-        <w:t>Ejemplo de uso:</w:t>
-      </w:r>
-    </w:p>
-    <w:p>
-      <w:pPr>
-        <w:pStyle w:val="Prrafodelista"/>
-        <w:numPr>
-          <w:ilvl w:val="0"/>
-          <w:numId w:val="1"/>
-        </w:numPr>
-        <w:rPr>
-          <w:b/>
-          <w:bCs/>
-        </w:rPr>
-      </w:pPr>
-      <w:r>
-        <w:rPr>
-          <w:b/>
-          <w:bCs/>
-        </w:rPr>
-        <w:t>select partition</w:t>
-      </w:r>
-    </w:p>
-    <w:p>
-      <w:pPr>
-        <w:pStyle w:val="Prrafodelista"/>
-        <w:numPr>
-          <w:ilvl w:val="0"/>
-          <w:numId w:val="1"/>
-        </w:numPr>
-        <w:rPr>
-          <w:b/>
-          <w:bCs/>
-        </w:rPr>
-      </w:pPr>
-      <w:r>
-        <w:rPr>
-          <w:b/>
-          <w:bCs/>
-        </w:rPr>
-        <w:t>shrink desired=&lt;tamaño</w:t>
-      </w:r>
-      <w:r>
-        <w:rPr>
-          <w:b/>
-          <w:bCs/>
-        </w:rPr>
-        <w:t>&gt;</w:t>
-      </w:r>
-      <w:r>
-        <w:rPr>
-          <w:b/>
-          <w:bCs/>
-        </w:rPr>
-        <w:t xml:space="preserve"> </w:t>
-      </w:r>
-      <w:r>
-        <w:rPr>
-          <w:b/>
-          <w:bCs/>
-        </w:rPr>
-        <w:t>(</w:t>
-      </w:r>
-      <w:r>
-        <w:rPr>
-          <w:b/>
-          <w:bCs/>
-        </w:rPr>
-        <w:t>minimum=&lt;tamaño mínimo&gt;</w:t>
-      </w:r>
-      <w:r>
-        <w:rPr>
-          <w:b/>
-          <w:bCs/>
-        </w:rPr>
-        <w:t>)</w:t>
-      </w:r>
-      <w:r>
-        <w:rPr>
-          <w:b/>
-          <w:bCs/>
-        </w:rPr>
-        <w:t xml:space="preserve"> </w:t>
-      </w:r>
-      <w:r>
-        <w:rPr>
-          <w:b/>
-          <w:bCs/>
-        </w:rPr>
-        <w:t>(</w:t>
-      </w:r>
-      <w:r>
-        <w:rPr>
-          <w:b/>
-          <w:bCs/>
-        </w:rPr>
-        <w:t>querymax</w:t>
-      </w:r>
-      <w:r>
-        <w:rPr>
-          <w:b/>
-          <w:bCs/>
-        </w:rPr>
-        <w:t>)</w:t>
-      </w:r>
-      <w:r>
-        <w:rPr>
-          <w:b/>
-          <w:bCs/>
-        </w:rPr>
-        <w:t xml:space="preserve"> </w:t>
-      </w:r>
-      <w:r>
-        <w:rPr>
-          <w:b/>
-          <w:bCs/>
-        </w:rPr>
-        <w:t>(</w:t>
-      </w:r>
-      <w:r>
-        <w:rPr>
-          <w:b/>
-          <w:bCs/>
-        </w:rPr>
-        <w:t>nowait</w:t>
-      </w:r>
-      <w:r>
-        <w:rPr>
-          <w:b/>
-          <w:bCs/>
-        </w:rPr>
-        <w:t>)</w:t>
+        <w:t xml:space="preserve"> (minimum=&lt;tamaño mínimo&gt;) (querymax) (nowait)</w:t>
       </w:r>
     </w:p>
     <w:p>
@@ -7395,7 +9317,7 @@
                     </pic:cNvPicPr>
                   </pic:nvPicPr>
                   <pic:blipFill rotWithShape="1">
-                    <a:blip r:embed="rId16">
+                    <a:blip r:embed="rId32">
                       <a:extLst>
                         <a:ext uri="{28A0092B-C50C-407E-A947-70E740481C1C}">
                           <a14:useLocalDpi xmlns:a14="http://schemas.microsoft.com/office/drawing/2010/main" val="0"/>
@@ -7431,17 +9353,11 @@
       </w:r>
     </w:p>
     <w:p>
-      <w:r>
-        <w:br w:type="page"/>
-      </w:r>
-    </w:p>
-    <w:p>
       <w:pPr>
         <w:pStyle w:val="Ttulo2"/>
       </w:pPr>
-      <w:bookmarkStart w:id="39" w:name="_Toc150097829"/>
-      <w:r>
-        <w:lastRenderedPageBreak/>
+      <w:bookmarkStart w:id="39" w:name="_Toc150198336"/>
+      <w:r>
         <w:t>uniqueid</w:t>
       </w:r>
       <w:bookmarkEnd w:id="39"/>
@@ -7451,16 +9367,7 @@
         <w:t>Este c</w:t>
       </w:r>
       <w:r>
-        <w:t xml:space="preserve">omando </w:t>
-      </w:r>
-      <w:r>
-        <w:t>nos permite mostrar o cambiar, del disco que tengamos seleccionado, el identificador de la tabla de particiones (GUID) o</w:t>
-      </w:r>
-      <w:r>
-        <w:t xml:space="preserve"> </w:t>
-      </w:r>
-      <w:r>
-        <w:t>la firma del registro de arranque maestro (MBR)</w:t>
+        <w:t>omando nos permite mostrar o cambiar, del disco que tengamos seleccionado, el identificador de la tabla de particiones (GUID) o la firma del registro de arranque maestro (MBR)</w:t>
       </w:r>
     </w:p>
     <w:p>
@@ -7475,8 +9382,14 @@
           <w:ilvl w:val="0"/>
           <w:numId w:val="1"/>
         </w:numPr>
-      </w:pPr>
-      <w:r>
+        <w:rPr>
+          <w:b/>
+        </w:rPr>
+      </w:pPr>
+      <w:r>
+        <w:rPr>
+          <w:b/>
+        </w:rPr>
         <w:t>select disk 1</w:t>
       </w:r>
     </w:p>
@@ -7487,13 +9400,72 @@
           <w:ilvl w:val="0"/>
           <w:numId w:val="1"/>
         </w:numPr>
-      </w:pPr>
-      <w:r>
+        <w:rPr>
+          <w:b/>
+        </w:rPr>
+      </w:pPr>
+      <w:r>
+        <w:rPr>
+          <w:b/>
+        </w:rPr>
         <w:t>uniqueid disk</w:t>
       </w:r>
     </w:p>
     <w:p>
       <w:r>
+        <w:rPr>
+          <w:noProof/>
+        </w:rPr>
+        <w:drawing>
+          <wp:inline distT="0" distB="0" distL="0" distR="0" wp14:anchorId="1962C464" wp14:editId="7D14F136">
+            <wp:extent cx="5391150" cy="804545"/>
+            <wp:effectExtent l="0" t="0" r="0" b="0"/>
+            <wp:docPr id="26" name="Imagen 26"/>
+            <wp:cNvGraphicFramePr>
+              <a:graphicFrameLocks xmlns:a="http://schemas.openxmlformats.org/drawingml/2006/main" noChangeAspect="1"/>
+            </wp:cNvGraphicFramePr>
+            <a:graphic xmlns:a="http://schemas.openxmlformats.org/drawingml/2006/main">
+              <a:graphicData uri="http://schemas.openxmlformats.org/drawingml/2006/picture">
+                <pic:pic xmlns:pic="http://schemas.openxmlformats.org/drawingml/2006/picture">
+                  <pic:nvPicPr>
+                    <pic:cNvPr id="0" name="Picture 22"/>
+                    <pic:cNvPicPr>
+                      <a:picLocks noChangeAspect="1" noChangeArrowheads="1"/>
+                    </pic:cNvPicPr>
+                  </pic:nvPicPr>
+                  <pic:blipFill>
+                    <a:blip r:embed="rId33">
+                      <a:extLst>
+                        <a:ext uri="{28A0092B-C50C-407E-A947-70E740481C1C}">
+                          <a14:useLocalDpi xmlns:a14="http://schemas.microsoft.com/office/drawing/2010/main" val="0"/>
+                        </a:ext>
+                      </a:extLst>
+                    </a:blip>
+                    <a:srcRect/>
+                    <a:stretch>
+                      <a:fillRect/>
+                    </a:stretch>
+                  </pic:blipFill>
+                  <pic:spPr bwMode="auto">
+                    <a:xfrm>
+                      <a:off x="0" y="0"/>
+                      <a:ext cx="5391150" cy="804545"/>
+                    </a:xfrm>
+                    <a:prstGeom prst="rect">
+                      <a:avLst/>
+                    </a:prstGeom>
+                    <a:noFill/>
+                    <a:ln>
+                      <a:noFill/>
+                    </a:ln>
+                  </pic:spPr>
+                </pic:pic>
+              </a:graphicData>
+            </a:graphic>
+          </wp:inline>
+        </w:drawing>
+      </w:r>
+      <w:r>
         <w:br w:type="page"/>
       </w:r>
     </w:p>
@@ -7501,17 +9473,695 @@
       <w:pPr>
         <w:pStyle w:val="Ttulo1"/>
       </w:pPr>
-      <w:proofErr w:type="spellStart"/>
+      <w:bookmarkStart w:id="40" w:name="_Toc150198337"/>
       <w:r>
         <w:lastRenderedPageBreak/>
         <w:t>fdisk</w:t>
       </w:r>
-      <w:proofErr w:type="spellEnd"/>
-    </w:p>
-    <w:p/>
+      <w:bookmarkEnd w:id="40"/>
+    </w:p>
+    <w:p>
+      <w:r>
+        <w:t>Fdisk es un software que está disponible para varios sistemas operativos, el cual permite dividir en forma lógica un disco duro</w:t>
+      </w:r>
+      <w:r>
+        <w:t xml:space="preserve">, la versión de </w:t>
+      </w:r>
+      <w:r>
+        <w:t>Linux permite</w:t>
+      </w:r>
+      <w:r>
+        <w:t xml:space="preserve"> formatear un disco en 94 formatos distintos.</w:t>
+      </w:r>
+    </w:p>
+    <w:p>
+      <w:pPr>
+        <w:pStyle w:val="Ttulo2"/>
+      </w:pPr>
+      <w:bookmarkStart w:id="41" w:name="_Toc150198338"/>
+      <w:r>
+        <w:t>Fdisk en linux</w:t>
+      </w:r>
+      <w:bookmarkEnd w:id="41"/>
+    </w:p>
+    <w:p>
+      <w:pPr>
+        <w:pStyle w:val="Ttulo3"/>
+      </w:pPr>
+      <w:bookmarkStart w:id="42" w:name="_Toc150198339"/>
+      <w:r>
+        <w:t>fdisk -l</w:t>
+      </w:r>
+      <w:bookmarkEnd w:id="42"/>
+    </w:p>
+    <w:p>
+      <w:pPr>
+        <w:pStyle w:val="Texto"/>
+      </w:pPr>
+      <w:r>
+        <w:t>Este comando sirve para m</w:t>
+      </w:r>
+      <w:r>
+        <w:t>ostrar la tabla de particiones del sistema</w:t>
+      </w:r>
+    </w:p>
+    <w:p>
+      <w:pPr>
+        <w:pStyle w:val="Texto"/>
+        <w:jc w:val="center"/>
+      </w:pPr>
+      <w:r>
+        <w:rPr>
+          <w:noProof/>
+        </w:rPr>
+        <w:drawing>
+          <wp:inline distT="0" distB="0" distL="0" distR="0" wp14:anchorId="73C50C39" wp14:editId="3875C1DF">
+            <wp:extent cx="3013671" cy="3737839"/>
+            <wp:effectExtent l="0" t="0" r="0" b="0"/>
+            <wp:docPr id="29" name="Imagen 29"/>
+            <wp:cNvGraphicFramePr>
+              <a:graphicFrameLocks xmlns:a="http://schemas.openxmlformats.org/drawingml/2006/main" noChangeAspect="1"/>
+            </wp:cNvGraphicFramePr>
+            <a:graphic xmlns:a="http://schemas.openxmlformats.org/drawingml/2006/main">
+              <a:graphicData uri="http://schemas.openxmlformats.org/drawingml/2006/picture">
+                <pic:pic xmlns:pic="http://schemas.openxmlformats.org/drawingml/2006/picture">
+                  <pic:nvPicPr>
+                    <pic:cNvPr id="0" name="Picture 26"/>
+                    <pic:cNvPicPr>
+                      <a:picLocks noChangeAspect="1" noChangeArrowheads="1"/>
+                    </pic:cNvPicPr>
+                  </pic:nvPicPr>
+                  <pic:blipFill>
+                    <a:blip r:embed="rId34">
+                      <a:extLst>
+                        <a:ext uri="{28A0092B-C50C-407E-A947-70E740481C1C}">
+                          <a14:useLocalDpi xmlns:a14="http://schemas.microsoft.com/office/drawing/2010/main" val="0"/>
+                        </a:ext>
+                      </a:extLst>
+                    </a:blip>
+                    <a:srcRect/>
+                    <a:stretch>
+                      <a:fillRect/>
+                    </a:stretch>
+                  </pic:blipFill>
+                  <pic:spPr bwMode="auto">
+                    <a:xfrm>
+                      <a:off x="0" y="0"/>
+                      <a:ext cx="3025177" cy="3752110"/>
+                    </a:xfrm>
+                    <a:prstGeom prst="rect">
+                      <a:avLst/>
+                    </a:prstGeom>
+                    <a:noFill/>
+                    <a:ln>
+                      <a:noFill/>
+                    </a:ln>
+                  </pic:spPr>
+                </pic:pic>
+              </a:graphicData>
+            </a:graphic>
+          </wp:inline>
+        </w:drawing>
+      </w:r>
+    </w:p>
+    <w:p>
+      <w:pPr>
+        <w:pStyle w:val="Ttulo3"/>
+      </w:pPr>
+      <w:bookmarkStart w:id="43" w:name="_Toc150198340"/>
+      <w:r>
+        <w:t xml:space="preserve">fdisk </w:t>
+      </w:r>
+      <w:r>
+        <w:t>/</w:t>
+      </w:r>
+      <w:r>
+        <w:t>dev/sda</w:t>
+      </w:r>
+      <w:bookmarkEnd w:id="43"/>
+    </w:p>
+    <w:p>
+      <w:pPr>
+        <w:pStyle w:val="Texto"/>
+      </w:pPr>
+      <w:r>
+        <w:t>Este comando sirve p</w:t>
+      </w:r>
+      <w:r>
+        <w:t>ara iniciar fdisk en el dispositivo indicado</w:t>
+      </w:r>
+      <w:r>
+        <w:t>, sda (SSD) o hda (HDD)</w:t>
+      </w:r>
+    </w:p>
+    <w:p>
+      <w:pPr>
+        <w:pStyle w:val="Texto"/>
+      </w:pPr>
+      <w:r>
+        <w:rPr>
+          <w:noProof/>
+        </w:rPr>
+        <w:drawing>
+          <wp:inline distT="0" distB="0" distL="0" distR="0" wp14:anchorId="745DD6E2" wp14:editId="0AD3EF26">
+            <wp:extent cx="5325745" cy="1821180"/>
+            <wp:effectExtent l="0" t="0" r="8255" b="7620"/>
+            <wp:docPr id="30" name="Imagen 30"/>
+            <wp:cNvGraphicFramePr>
+              <a:graphicFrameLocks xmlns:a="http://schemas.openxmlformats.org/drawingml/2006/main" noChangeAspect="1"/>
+            </wp:cNvGraphicFramePr>
+            <a:graphic xmlns:a="http://schemas.openxmlformats.org/drawingml/2006/main">
+              <a:graphicData uri="http://schemas.openxmlformats.org/drawingml/2006/picture">
+                <pic:pic xmlns:pic="http://schemas.openxmlformats.org/drawingml/2006/picture">
+                  <pic:nvPicPr>
+                    <pic:cNvPr id="0" name="Picture 27"/>
+                    <pic:cNvPicPr>
+                      <a:picLocks noChangeAspect="1" noChangeArrowheads="1"/>
+                    </pic:cNvPicPr>
+                  </pic:nvPicPr>
+                  <pic:blipFill>
+                    <a:blip r:embed="rId35">
+                      <a:extLst>
+                        <a:ext uri="{28A0092B-C50C-407E-A947-70E740481C1C}">
+                          <a14:useLocalDpi xmlns:a14="http://schemas.microsoft.com/office/drawing/2010/main" val="0"/>
+                        </a:ext>
+                      </a:extLst>
+                    </a:blip>
+                    <a:srcRect/>
+                    <a:stretch>
+                      <a:fillRect/>
+                    </a:stretch>
+                  </pic:blipFill>
+                  <pic:spPr bwMode="auto">
+                    <a:xfrm>
+                      <a:off x="0" y="0"/>
+                      <a:ext cx="5325745" cy="1821180"/>
+                    </a:xfrm>
+                    <a:prstGeom prst="rect">
+                      <a:avLst/>
+                    </a:prstGeom>
+                    <a:noFill/>
+                    <a:ln>
+                      <a:noFill/>
+                    </a:ln>
+                  </pic:spPr>
+                </pic:pic>
+              </a:graphicData>
+            </a:graphic>
+          </wp:inline>
+        </w:drawing>
+      </w:r>
+    </w:p>
+    <w:p>
+      <w:pPr>
+        <w:rPr>
+          <w:rFonts w:asciiTheme="majorHAnsi" w:eastAsiaTheme="majorEastAsia" w:hAnsiTheme="majorHAnsi" w:cstheme="majorBidi"/>
+          <w:color w:val="1F3763" w:themeColor="accent1" w:themeShade="7F"/>
+          <w:sz w:val="24"/>
+          <w:szCs w:val="24"/>
+        </w:rPr>
+      </w:pPr>
+      <w:r>
+        <w:br w:type="page"/>
+      </w:r>
+    </w:p>
+    <w:p>
+      <w:pPr>
+        <w:pStyle w:val="Ttulo3"/>
+      </w:pPr>
+      <w:bookmarkStart w:id="44" w:name="_Toc150198341"/>
+      <w:r>
+        <w:lastRenderedPageBreak/>
+        <w:t>p</w:t>
+      </w:r>
+      <w:bookmarkEnd w:id="44"/>
+    </w:p>
+    <w:p>
+      <w:pPr>
+        <w:pStyle w:val="Texto"/>
+      </w:pPr>
+      <w:r>
+        <w:t>Este comando sirve p</w:t>
+      </w:r>
+      <w:r>
+        <w:t xml:space="preserve">ara imprimir la tabla de particiones </w:t>
+      </w:r>
+    </w:p>
+    <w:p>
+      <w:pPr>
+        <w:pStyle w:val="Texto"/>
+      </w:pPr>
+      <w:r>
+        <w:rPr>
+          <w:noProof/>
+        </w:rPr>
+        <w:drawing>
+          <wp:inline distT="0" distB="0" distL="0" distR="0" wp14:anchorId="16D70808" wp14:editId="525BD580">
+            <wp:extent cx="5391150" cy="2582545"/>
+            <wp:effectExtent l="0" t="0" r="0" b="8255"/>
+            <wp:docPr id="31" name="Imagen 31"/>
+            <wp:cNvGraphicFramePr>
+              <a:graphicFrameLocks xmlns:a="http://schemas.openxmlformats.org/drawingml/2006/main" noChangeAspect="1"/>
+            </wp:cNvGraphicFramePr>
+            <a:graphic xmlns:a="http://schemas.openxmlformats.org/drawingml/2006/main">
+              <a:graphicData uri="http://schemas.openxmlformats.org/drawingml/2006/picture">
+                <pic:pic xmlns:pic="http://schemas.openxmlformats.org/drawingml/2006/picture">
+                  <pic:nvPicPr>
+                    <pic:cNvPr id="0" name="Picture 28"/>
+                    <pic:cNvPicPr>
+                      <a:picLocks noChangeAspect="1" noChangeArrowheads="1"/>
+                    </pic:cNvPicPr>
+                  </pic:nvPicPr>
+                  <pic:blipFill>
+                    <a:blip r:embed="rId36">
+                      <a:extLst>
+                        <a:ext uri="{28A0092B-C50C-407E-A947-70E740481C1C}">
+                          <a14:useLocalDpi xmlns:a14="http://schemas.microsoft.com/office/drawing/2010/main" val="0"/>
+                        </a:ext>
+                      </a:extLst>
+                    </a:blip>
+                    <a:srcRect/>
+                    <a:stretch>
+                      <a:fillRect/>
+                    </a:stretch>
+                  </pic:blipFill>
+                  <pic:spPr bwMode="auto">
+                    <a:xfrm>
+                      <a:off x="0" y="0"/>
+                      <a:ext cx="5391150" cy="2582545"/>
+                    </a:xfrm>
+                    <a:prstGeom prst="rect">
+                      <a:avLst/>
+                    </a:prstGeom>
+                    <a:noFill/>
+                    <a:ln>
+                      <a:noFill/>
+                    </a:ln>
+                  </pic:spPr>
+                </pic:pic>
+              </a:graphicData>
+            </a:graphic>
+          </wp:inline>
+        </w:drawing>
+      </w:r>
+    </w:p>
+    <w:p>
+      <w:pPr>
+        <w:pStyle w:val="Ttulo3"/>
+      </w:pPr>
+      <w:bookmarkStart w:id="45" w:name="_Toc150198342"/>
+      <w:r>
+        <w:t>n</w:t>
+      </w:r>
+      <w:bookmarkEnd w:id="45"/>
+    </w:p>
+    <w:p>
+      <w:pPr>
+        <w:pStyle w:val="Texto"/>
+      </w:pPr>
+      <w:r>
+        <w:t>Este comando sirve p</w:t>
+      </w:r>
+      <w:r>
+        <w:t>ara crear una nueva partición</w:t>
+      </w:r>
+    </w:p>
+    <w:p>
+      <w:pPr>
+        <w:pStyle w:val="Ttulo3"/>
+      </w:pPr>
+      <w:bookmarkStart w:id="46" w:name="_Toc150198343"/>
+      <w:r>
+        <w:t>d</w:t>
+      </w:r>
+      <w:bookmarkEnd w:id="46"/>
+    </w:p>
+    <w:p>
+      <w:pPr>
+        <w:pStyle w:val="Texto"/>
+      </w:pPr>
+      <w:r>
+        <w:t>Este comando sirve p</w:t>
+      </w:r>
+      <w:r>
+        <w:t>ara eliminar una partición</w:t>
+      </w:r>
+    </w:p>
+    <w:p>
+      <w:pPr>
+        <w:pStyle w:val="Ttulo3"/>
+      </w:pPr>
+      <w:bookmarkStart w:id="47" w:name="_Toc150198344"/>
+      <w:r>
+        <w:t>t</w:t>
+      </w:r>
+      <w:bookmarkEnd w:id="47"/>
+    </w:p>
+    <w:p>
+      <w:pPr>
+        <w:pStyle w:val="Texto"/>
+      </w:pPr>
+      <w:r>
+        <w:t xml:space="preserve">Este comando sirve para </w:t>
+      </w:r>
+      <w:r>
+        <w:t>cambiar el tipo de partición</w:t>
+      </w:r>
+    </w:p>
+    <w:p>
+      <w:pPr>
+        <w:pStyle w:val="Ttulo3"/>
+      </w:pPr>
+      <w:bookmarkStart w:id="48" w:name="_Toc150198345"/>
+      <w:r>
+        <w:t>a</w:t>
+      </w:r>
+      <w:bookmarkEnd w:id="48"/>
+    </w:p>
+    <w:p>
+      <w:pPr>
+        <w:pStyle w:val="Texto"/>
+      </w:pPr>
+      <w:r>
+        <w:t xml:space="preserve">Este comando sirve para </w:t>
+      </w:r>
+      <w:r>
+        <w:t>marcar una partición como activa</w:t>
+      </w:r>
+    </w:p>
+    <w:p>
+      <w:pPr>
+        <w:pStyle w:val="Ttulo3"/>
+      </w:pPr>
+      <w:bookmarkStart w:id="49" w:name="_Toc150198346"/>
+      <w:r>
+        <w:t>q</w:t>
+      </w:r>
+      <w:bookmarkEnd w:id="49"/>
+    </w:p>
+    <w:p>
+      <w:pPr>
+        <w:pStyle w:val="Texto"/>
+      </w:pPr>
+      <w:r>
+        <w:t>Este comando sirve p</w:t>
+      </w:r>
+      <w:r>
+        <w:t>ara salir sin guardar los cambios</w:t>
+      </w:r>
+    </w:p>
+    <w:p>
+      <w:pPr>
+        <w:pStyle w:val="Ttulo3"/>
+      </w:pPr>
+      <w:bookmarkStart w:id="50" w:name="_Toc150198347"/>
+      <w:r>
+        <w:t>w</w:t>
+      </w:r>
+      <w:bookmarkEnd w:id="50"/>
+    </w:p>
+    <w:p>
+      <w:pPr>
+        <w:pStyle w:val="Texto"/>
+      </w:pPr>
+      <w:r>
+        <w:t>Este comando sirve p</w:t>
+      </w:r>
+      <w:r>
+        <w:t xml:space="preserve">ara guardar los cambios </w:t>
+      </w:r>
+    </w:p>
+    <w:p>
+      <w:pPr>
+        <w:pStyle w:val="Ttulo3"/>
+      </w:pPr>
+      <w:bookmarkStart w:id="51" w:name="_Toc150198348"/>
+      <w:r>
+        <w:t>m</w:t>
+      </w:r>
+      <w:bookmarkEnd w:id="51"/>
+    </w:p>
+    <w:p>
+      <w:pPr>
+        <w:pStyle w:val="Texto"/>
+      </w:pPr>
+      <w:r>
+        <w:t xml:space="preserve">Este comando sirve para </w:t>
+      </w:r>
+      <w:r>
+        <w:t>mostrar el mensaje de ayuda de los comandos</w:t>
+      </w:r>
+    </w:p>
+    <w:p>
+      <w:pPr>
+        <w:pStyle w:val="Ttulo3"/>
+      </w:pPr>
+      <w:bookmarkStart w:id="52" w:name="_Toc150198349"/>
+      <w:r>
+        <w:t>partprobe</w:t>
+      </w:r>
+      <w:bookmarkEnd w:id="52"/>
+    </w:p>
+    <w:p>
+      <w:pPr>
+        <w:pStyle w:val="Texto"/>
+      </w:pPr>
+      <w:r>
+        <w:t xml:space="preserve">Este comando sirve para </w:t>
+      </w:r>
+      <w:r>
+        <w:t>mostrar los cambios del disco duro</w:t>
+      </w:r>
+    </w:p>
+    <w:p>
+      <w:pPr>
+        <w:pStyle w:val="Texto"/>
+      </w:pPr>
+    </w:p>
+    <w:p>
+      <w:pPr>
+        <w:rPr>
+          <w:rFonts w:ascii="Times New Roman" w:hAnsi="Times New Roman" w:cs="Times New Roman"/>
+          <w:sz w:val="24"/>
+          <w:szCs w:val="24"/>
+        </w:rPr>
+      </w:pPr>
+      <w:r>
+        <w:br w:type="page"/>
+      </w:r>
+    </w:p>
+    <w:p>
+      <w:pPr>
+        <w:pStyle w:val="Ttulo3"/>
+      </w:pPr>
+      <w:bookmarkStart w:id="53" w:name="_Toc150198350"/>
+      <w:r>
+        <w:lastRenderedPageBreak/>
+        <w:t>Ejemplo de uso</w:t>
+      </w:r>
+      <w:r>
+        <w:t xml:space="preserve"> (crear partición disco duro)</w:t>
+      </w:r>
+      <w:r>
+        <w:t>:</w:t>
+      </w:r>
+      <w:bookmarkEnd w:id="53"/>
+    </w:p>
+    <w:p>
+      <w:pPr>
+        <w:pStyle w:val="Texto"/>
+        <w:numPr>
+          <w:ilvl w:val="0"/>
+          <w:numId w:val="1"/>
+        </w:numPr>
+      </w:pPr>
+      <w:r>
+        <w:rPr>
+          <w:b/>
+        </w:rPr>
+        <w:t>Ejecute fdisk</w:t>
+      </w:r>
+      <w:r>
+        <w:t xml:space="preserve"> para el dispositivo que desea particionar</w:t>
+      </w:r>
+      <w:r>
+        <w:t xml:space="preserve">: </w:t>
+      </w:r>
+      <w:r>
+        <w:t>sudo fdisk /dev/sda</w:t>
+      </w:r>
+    </w:p>
+    <w:p>
+      <w:pPr>
+        <w:pStyle w:val="Texto"/>
+        <w:numPr>
+          <w:ilvl w:val="0"/>
+          <w:numId w:val="1"/>
+        </w:numPr>
+      </w:pPr>
+      <w:r>
+        <w:t xml:space="preserve">Escriba </w:t>
+      </w:r>
+      <w:r>
+        <w:rPr>
+          <w:b/>
+        </w:rPr>
+        <w:t xml:space="preserve">n </w:t>
+      </w:r>
+      <w:r>
+        <w:t>para crear una nueva partición.</w:t>
+      </w:r>
+    </w:p>
+    <w:p>
+      <w:pPr>
+        <w:pStyle w:val="Texto"/>
+        <w:numPr>
+          <w:ilvl w:val="0"/>
+          <w:numId w:val="1"/>
+        </w:numPr>
+      </w:pPr>
+      <w:r>
+        <w:t xml:space="preserve">Elija el </w:t>
+      </w:r>
+      <w:r>
+        <w:rPr>
+          <w:b/>
+        </w:rPr>
+        <w:t>tipo de partición</w:t>
+      </w:r>
+      <w:r>
+        <w:t>, ya sea primaria o extendida.</w:t>
+      </w:r>
+    </w:p>
+    <w:p>
+      <w:pPr>
+        <w:pStyle w:val="Texto"/>
+        <w:numPr>
+          <w:ilvl w:val="0"/>
+          <w:numId w:val="1"/>
+        </w:numPr>
+      </w:pPr>
+      <w:r>
+        <w:rPr>
+          <w:b/>
+        </w:rPr>
+        <w:t>Especifique el tamaño</w:t>
+      </w:r>
+      <w:r>
+        <w:t xml:space="preserve"> de la partición, ya sea en sectores o en unidades como </w:t>
+      </w:r>
+      <w:r>
+        <w:t>MB o GB.</w:t>
+      </w:r>
+    </w:p>
+    <w:p>
+      <w:pPr>
+        <w:pStyle w:val="Texto"/>
+        <w:numPr>
+          <w:ilvl w:val="0"/>
+          <w:numId w:val="1"/>
+        </w:numPr>
+      </w:pPr>
+      <w:r>
+        <w:t xml:space="preserve">Escriba </w:t>
+      </w:r>
+      <w:r>
+        <w:rPr>
+          <w:b/>
+        </w:rPr>
+        <w:t>w</w:t>
+      </w:r>
+      <w:r>
+        <w:t xml:space="preserve"> para escribir la tabla de particiones en el disco y salir.</w:t>
+      </w:r>
+      <w:r>
+        <w:br w:type="page"/>
+      </w:r>
+    </w:p>
+    <w:p>
+      <w:pPr>
+        <w:pStyle w:val="Ttulo1"/>
+      </w:pPr>
+      <w:bookmarkStart w:id="54" w:name="_Toc150198351"/>
+      <w:r>
+        <w:lastRenderedPageBreak/>
+        <w:t>Diferencias entre FDISK y DISKPART</w:t>
+      </w:r>
+      <w:bookmarkEnd w:id="54"/>
+    </w:p>
+    <w:p>
+      <w:pPr>
+        <w:pStyle w:val="Texto"/>
+      </w:pPr>
+      <w:r>
+        <w:t xml:space="preserve">Diskpart es una herramienta más moderna y avanzada que fdisk, ya que se introdujo por primera vez en Windows 2000 y reemplazó a fdisk en las versiones posteriores de </w:t>
+      </w:r>
+    </w:p>
+    <w:p>
+      <w:pPr>
+        <w:pStyle w:val="Texto"/>
+      </w:pPr>
+      <w:r>
+        <w:t>Fdisk es una herramienta más antigua y básica que se basa en el programa DOS y que solo funciona con discos MBR.</w:t>
+      </w:r>
+    </w:p>
+    <w:p>
+      <w:pPr>
+        <w:pStyle w:val="Texto"/>
+      </w:pPr>
+      <w:r>
+        <w:t>Diskpart tiene más funciones y opciones que fdisk, como crear, eliminar, formatear, extender, reducir, convertir, limpiar, alinear, asignar, desmontar y reparar particiones de disco, mientras que, Fdisk solo puede crear, eliminar y activar particiones primarias y extendidas, y no puede formatearlas ni asignarles sistemas de archivos.</w:t>
+      </w:r>
+    </w:p>
+    <w:p>
+      <w:pPr>
+        <w:pStyle w:val="Texto"/>
+      </w:pPr>
+      <w:r>
+        <w:t xml:space="preserve">Diskpart puede manejar discos, particiones, volúmenes y discos duros virtuales (VHD), mientras que fdisk solo puede manejar discos y particiones. </w:t>
+      </w:r>
+    </w:p>
+    <w:p>
+      <w:pPr>
+        <w:pStyle w:val="Texto"/>
+      </w:pPr>
+      <w:r>
+        <w:t>Diskpart también puede trabajar con discos GPT (GUID Partition Table), que admiten particiones más grandes y más numerosas que los discos MBR.</w:t>
+      </w:r>
+    </w:p>
+    <w:p>
+      <w:pPr>
+        <w:pStyle w:val="Texto"/>
+      </w:pPr>
+      <w:r>
+        <w:t xml:space="preserve">Diskpart tiene una interfaz de usuario más amigable y flexible que fdisk, ya que permite seleccionar y cambiar entre los objetos de disco, y ejecutar varios comandos en una sola sesión. </w:t>
+      </w:r>
+    </w:p>
+    <w:p>
+      <w:pPr>
+        <w:pStyle w:val="Texto"/>
+      </w:pPr>
+      <w:r>
+        <w:t>Fdisk tiene una interfaz de usuario más rígida y limitada, que requiere reiniciar el sistema después de cada cambio en las particiones de disco.</w:t>
+      </w:r>
+    </w:p>
+    <w:p>
+      <w:pPr>
+        <w:pStyle w:val="Texto"/>
+      </w:pPr>
+      <w:r>
+        <w:t xml:space="preserve">En resumen, es más útil diskpart, ya que fue diseñada posteriormente, por lo que está mejor optimizada para las tecnologías más modernas como GPT y </w:t>
+      </w:r>
+      <w:r>
+        <w:t>que,</w:t>
+      </w:r>
+      <w:r>
+        <w:t xml:space="preserve"> por ejemplo, no requiere de un reinicio cada vez que se realiza un cambio en el disco</w:t>
+      </w:r>
+    </w:p>
     <w:sectPr>
-      <w:headerReference w:type="default" r:id="rId17"/>
-      <w:footerReference w:type="default" r:id="rId18"/>
+      <w:headerReference w:type="default" r:id="rId37"/>
+      <w:footerReference w:type="default" r:id="rId38"/>
       <w:pgSz w:w="11906" w:h="16838"/>
       <w:pgMar w:top="1417" w:right="1701" w:bottom="1417" w:left="1701" w:header="708" w:footer="708" w:gutter="0"/>
       <w:pgNumType w:start="1"/>
@@ -7523,7 +10173,7 @@
 </file>
 
 <file path=word/endnotes.xml><?xml version="1.0" encoding="utf-8"?>
-<w:endnotes xmlns:wpc="http://schemas.microsoft.com/office/word/2010/wordprocessingCanvas" xmlns:cx="http://schemas.microsoft.com/office/drawing/2014/chartex" xmlns:cx1="http://schemas.microsoft.com/office/drawing/2015/9/8/chartex" xmlns:cx2="http://schemas.microsoft.com/office/drawing/2015/10/21/chartex" xmlns:cx3="http://schemas.microsoft.com/office/drawing/2016/5/9/chartex" xmlns:cx4="http://schemas.microsoft.com/office/drawing/2016/5/10/chartex" xmlns:cx5="http://schemas.microsoft.com/office/drawing/2016/5/11/chartex" xmlns:cx6="http://schemas.microsoft.com/office/drawing/2016/5/12/chartex" xmlns:cx7="http://schemas.microsoft.com/office/drawing/2016/5/13/chartex" xmlns:cx8="http://schemas.microsoft.com/office/drawing/2016/5/14/chartex" xmlns:mc="http://schemas.openxmlformats.org/markup-compatibility/2006" xmlns:aink="http://schemas.microsoft.com/office/drawing/2016/ink" xmlns:am3d="http://schemas.microsoft.com/office/drawing/2017/model3d" xmlns:o="urn:schemas-microsoft-com:office:office" xmlns:r="http://schemas.openxmlformats.org/officeDocument/2006/relationships" xmlns:m="http://schemas.openxmlformats.org/officeDocument/2006/math" xmlns:v="urn:schemas-microsoft-com:vml" xmlns:wp14="http://schemas.microsoft.com/office/word/2010/wordprocessingDrawing" xmlns:wp="http://schemas.openxmlformats.org/drawingml/2006/wordprocessingDrawing" xmlns:w10="urn:schemas-microsoft-com:office:word" xmlns:w="http://schemas.openxmlformats.org/wordprocessingml/2006/main" xmlns:w14="http://schemas.microsoft.com/office/word/2010/wordml" xmlns:w15="http://schemas.microsoft.com/office/word/2012/wordml" xmlns:w16cex="http://schemas.microsoft.com/office/word/2018/wordml/cex" xmlns:w16cid="http://schemas.microsoft.com/office/word/2016/wordml/cid" xmlns:w16="http://schemas.microsoft.com/office/word/2018/wordml" xmlns:w16se="http://schemas.microsoft.com/office/word/2015/wordml/symex" xmlns:wpg="http://schemas.microsoft.com/office/word/2010/wordprocessingGroup" xmlns:wpi="http://schemas.microsoft.com/office/word/2010/wordprocessingInk" xmlns:wne="http://schemas.microsoft.com/office/word/2006/wordml" xmlns:wps="http://schemas.microsoft.com/office/word/2010/wordprocessingShape" mc:Ignorable="w14 w15 w16se w16cid w16 w16cex wp14">
+<w:endnotes xmlns:wpc="http://schemas.microsoft.com/office/word/2010/wordprocessingCanvas" xmlns:cx="http://schemas.microsoft.com/office/drawing/2014/chartex" xmlns:cx1="http://schemas.microsoft.com/office/drawing/2015/9/8/chartex" xmlns:cx2="http://schemas.microsoft.com/office/drawing/2015/10/21/chartex" xmlns:cx3="http://schemas.microsoft.com/office/drawing/2016/5/9/chartex" xmlns:cx4="http://schemas.microsoft.com/office/drawing/2016/5/10/chartex" xmlns:cx5="http://schemas.microsoft.com/office/drawing/2016/5/11/chartex" xmlns:cx6="http://schemas.microsoft.com/office/drawing/2016/5/12/chartex" xmlns:cx7="http://schemas.microsoft.com/office/drawing/2016/5/13/chartex" xmlns:cx8="http://schemas.microsoft.com/office/drawing/2016/5/14/chartex" xmlns:mc="http://schemas.openxmlformats.org/markup-compatibility/2006" xmlns:aink="http://schemas.microsoft.com/office/drawing/2016/ink" xmlns:am3d="http://schemas.microsoft.com/office/drawing/2017/model3d" xmlns:o="urn:schemas-microsoft-com:office:office" xmlns:r="http://schemas.openxmlformats.org/officeDocument/2006/relationships" xmlns:m="http://schemas.openxmlformats.org/officeDocument/2006/math" xmlns:v="urn:schemas-microsoft-com:vml" xmlns:wp14="http://schemas.microsoft.com/office/word/2010/wordprocessingDrawing" xmlns:wp="http://schemas.openxmlformats.org/drawingml/2006/wordprocessingDrawing" xmlns:w10="urn:schemas-microsoft-com:office:word" xmlns:w="http://schemas.openxmlformats.org/wordprocessingml/2006/main" xmlns:w14="http://schemas.microsoft.com/office/word/2010/wordml" xmlns:w15="http://schemas.microsoft.com/office/word/2012/wordml" xmlns:w16cid="http://schemas.microsoft.com/office/word/2016/wordml/cid" xmlns:w16se="http://schemas.microsoft.com/office/word/2015/wordml/symex" xmlns:wpg="http://schemas.microsoft.com/office/word/2010/wordprocessingGroup" xmlns:wpi="http://schemas.microsoft.com/office/word/2010/wordprocessingInk" xmlns:wne="http://schemas.microsoft.com/office/word/2006/wordml" xmlns:wps="http://schemas.microsoft.com/office/word/2010/wordprocessingShape" mc:Ignorable="w14 w15 w16se w16cid wp14">
   <w:endnote w:type="separator" w:id="-1">
     <w:p>
       <w:pPr>
@@ -7548,7 +10198,7 @@
 </file>
 
 <file path=word/footer1.xml><?xml version="1.0" encoding="utf-8"?>
-<w:ftr xmlns:wpc="http://schemas.microsoft.com/office/word/2010/wordprocessingCanvas" xmlns:cx="http://schemas.microsoft.com/office/drawing/2014/chartex" xmlns:cx1="http://schemas.microsoft.com/office/drawing/2015/9/8/chartex" xmlns:cx2="http://schemas.microsoft.com/office/drawing/2015/10/21/chartex" xmlns:cx3="http://schemas.microsoft.com/office/drawing/2016/5/9/chartex" xmlns:cx4="http://schemas.microsoft.com/office/drawing/2016/5/10/chartex" xmlns:cx5="http://schemas.microsoft.com/office/drawing/2016/5/11/chartex" xmlns:cx6="http://schemas.microsoft.com/office/drawing/2016/5/12/chartex" xmlns:cx7="http://schemas.microsoft.com/office/drawing/2016/5/13/chartex" xmlns:cx8="http://schemas.microsoft.com/office/drawing/2016/5/14/chartex" xmlns:mc="http://schemas.openxmlformats.org/markup-compatibility/2006" xmlns:aink="http://schemas.microsoft.com/office/drawing/2016/ink" xmlns:am3d="http://schemas.microsoft.com/office/drawing/2017/model3d" xmlns:o="urn:schemas-microsoft-com:office:office" xmlns:r="http://schemas.openxmlformats.org/officeDocument/2006/relationships" xmlns:m="http://schemas.openxmlformats.org/officeDocument/2006/math" xmlns:v="urn:schemas-microsoft-com:vml" xmlns:wp14="http://schemas.microsoft.com/office/word/2010/wordprocessingDrawing" xmlns:wp="http://schemas.openxmlformats.org/drawingml/2006/wordprocessingDrawing" xmlns:w10="urn:schemas-microsoft-com:office:word" xmlns:w="http://schemas.openxmlformats.org/wordprocessingml/2006/main" xmlns:w14="http://schemas.microsoft.com/office/word/2010/wordml" xmlns:w15="http://schemas.microsoft.com/office/word/2012/wordml" xmlns:w16cex="http://schemas.microsoft.com/office/word/2018/wordml/cex" xmlns:w16cid="http://schemas.microsoft.com/office/word/2016/wordml/cid" xmlns:w16="http://schemas.microsoft.com/office/word/2018/wordml" xmlns:w16se="http://schemas.microsoft.com/office/word/2015/wordml/symex" xmlns:wpg="http://schemas.microsoft.com/office/word/2010/wordprocessingGroup" xmlns:wpi="http://schemas.microsoft.com/office/word/2010/wordprocessingInk" xmlns:wne="http://schemas.microsoft.com/office/word/2006/wordml" xmlns:wps="http://schemas.microsoft.com/office/word/2010/wordprocessingShape" mc:Ignorable="w14 w15 w16se w16cid w16 w16cex wp14">
+<w:ftr xmlns:wpc="http://schemas.microsoft.com/office/word/2010/wordprocessingCanvas" xmlns:cx="http://schemas.microsoft.com/office/drawing/2014/chartex" xmlns:cx1="http://schemas.microsoft.com/office/drawing/2015/9/8/chartex" xmlns:cx2="http://schemas.microsoft.com/office/drawing/2015/10/21/chartex" xmlns:cx3="http://schemas.microsoft.com/office/drawing/2016/5/9/chartex" xmlns:cx4="http://schemas.microsoft.com/office/drawing/2016/5/10/chartex" xmlns:cx5="http://schemas.microsoft.com/office/drawing/2016/5/11/chartex" xmlns:cx6="http://schemas.microsoft.com/office/drawing/2016/5/12/chartex" xmlns:cx7="http://schemas.microsoft.com/office/drawing/2016/5/13/chartex" xmlns:cx8="http://schemas.microsoft.com/office/drawing/2016/5/14/chartex" xmlns:mc="http://schemas.openxmlformats.org/markup-compatibility/2006" xmlns:aink="http://schemas.microsoft.com/office/drawing/2016/ink" xmlns:am3d="http://schemas.microsoft.com/office/drawing/2017/model3d" xmlns:o="urn:schemas-microsoft-com:office:office" xmlns:r="http://schemas.openxmlformats.org/officeDocument/2006/relationships" xmlns:m="http://schemas.openxmlformats.org/officeDocument/2006/math" xmlns:v="urn:schemas-microsoft-com:vml" xmlns:wp14="http://schemas.microsoft.com/office/word/2010/wordprocessingDrawing" xmlns:wp="http://schemas.openxmlformats.org/drawingml/2006/wordprocessingDrawing" xmlns:w10="urn:schemas-microsoft-com:office:word" xmlns:w="http://schemas.openxmlformats.org/wordprocessingml/2006/main" xmlns:w14="http://schemas.microsoft.com/office/word/2010/wordml" xmlns:w15="http://schemas.microsoft.com/office/word/2012/wordml" xmlns:w16cid="http://schemas.microsoft.com/office/word/2016/wordml/cid" xmlns:w16se="http://schemas.microsoft.com/office/word/2015/wordml/symex" xmlns:wpg="http://schemas.microsoft.com/office/word/2010/wordprocessingGroup" xmlns:wpi="http://schemas.microsoft.com/office/word/2010/wordprocessingInk" xmlns:wne="http://schemas.microsoft.com/office/word/2006/wordml" xmlns:wps="http://schemas.microsoft.com/office/word/2010/wordprocessingShape" mc:Ignorable="w14 w15 w16se w16cid wp14">
   <w:p>
     <w:pPr>
       <w:pStyle w:val="Piedepgina"/>
@@ -7558,7 +10208,7 @@
 </file>
 
 <file path=word/footer2.xml><?xml version="1.0" encoding="utf-8"?>
-<w:ftr xmlns:wpc="http://schemas.microsoft.com/office/word/2010/wordprocessingCanvas" xmlns:cx="http://schemas.microsoft.com/office/drawing/2014/chartex" xmlns:cx1="http://schemas.microsoft.com/office/drawing/2015/9/8/chartex" xmlns:cx2="http://schemas.microsoft.com/office/drawing/2015/10/21/chartex" xmlns:cx3="http://schemas.microsoft.com/office/drawing/2016/5/9/chartex" xmlns:cx4="http://schemas.microsoft.com/office/drawing/2016/5/10/chartex" xmlns:cx5="http://schemas.microsoft.com/office/drawing/2016/5/11/chartex" xmlns:cx6="http://schemas.microsoft.com/office/drawing/2016/5/12/chartex" xmlns:cx7="http://schemas.microsoft.com/office/drawing/2016/5/13/chartex" xmlns:cx8="http://schemas.microsoft.com/office/drawing/2016/5/14/chartex" xmlns:mc="http://schemas.openxmlformats.org/markup-compatibility/2006" xmlns:aink="http://schemas.microsoft.com/office/drawing/2016/ink" xmlns:am3d="http://schemas.microsoft.com/office/drawing/2017/model3d" xmlns:o="urn:schemas-microsoft-com:office:office" xmlns:r="http://schemas.openxmlformats.org/officeDocument/2006/relationships" xmlns:m="http://schemas.openxmlformats.org/officeDocument/2006/math" xmlns:v="urn:schemas-microsoft-com:vml" xmlns:wp14="http://schemas.microsoft.com/office/word/2010/wordprocessingDrawing" xmlns:wp="http://schemas.openxmlformats.org/drawingml/2006/wordprocessingDrawing" xmlns:w10="urn:schemas-microsoft-com:office:word" xmlns:w="http://schemas.openxmlformats.org/wordprocessingml/2006/main" xmlns:w14="http://schemas.microsoft.com/office/word/2010/wordml" xmlns:w15="http://schemas.microsoft.com/office/word/2012/wordml" xmlns:w16cex="http://schemas.microsoft.com/office/word/2018/wordml/cex" xmlns:w16cid="http://schemas.microsoft.com/office/word/2016/wordml/cid" xmlns:w16="http://schemas.microsoft.com/office/word/2018/wordml" xmlns:w16se="http://schemas.microsoft.com/office/word/2015/wordml/symex" xmlns:wpg="http://schemas.microsoft.com/office/word/2010/wordprocessingGroup" xmlns:wpi="http://schemas.microsoft.com/office/word/2010/wordprocessingInk" xmlns:wne="http://schemas.microsoft.com/office/word/2006/wordml" xmlns:wps="http://schemas.microsoft.com/office/word/2010/wordprocessingShape" mc:Ignorable="w14 w15 w16se w16cid w16 w16cex wp14">
+<w:ftr xmlns:wpc="http://schemas.microsoft.com/office/word/2010/wordprocessingCanvas" xmlns:cx="http://schemas.microsoft.com/office/drawing/2014/chartex" xmlns:cx1="http://schemas.microsoft.com/office/drawing/2015/9/8/chartex" xmlns:cx2="http://schemas.microsoft.com/office/drawing/2015/10/21/chartex" xmlns:cx3="http://schemas.microsoft.com/office/drawing/2016/5/9/chartex" xmlns:cx4="http://schemas.microsoft.com/office/drawing/2016/5/10/chartex" xmlns:cx5="http://schemas.microsoft.com/office/drawing/2016/5/11/chartex" xmlns:cx6="http://schemas.microsoft.com/office/drawing/2016/5/12/chartex" xmlns:cx7="http://schemas.microsoft.com/office/drawing/2016/5/13/chartex" xmlns:cx8="http://schemas.microsoft.com/office/drawing/2016/5/14/chartex" xmlns:mc="http://schemas.openxmlformats.org/markup-compatibility/2006" xmlns:aink="http://schemas.microsoft.com/office/drawing/2016/ink" xmlns:am3d="http://schemas.microsoft.com/office/drawing/2017/model3d" xmlns:o="urn:schemas-microsoft-com:office:office" xmlns:r="http://schemas.openxmlformats.org/officeDocument/2006/relationships" xmlns:m="http://schemas.openxmlformats.org/officeDocument/2006/math" xmlns:v="urn:schemas-microsoft-com:vml" xmlns:wp14="http://schemas.microsoft.com/office/word/2010/wordprocessingDrawing" xmlns:wp="http://schemas.openxmlformats.org/drawingml/2006/wordprocessingDrawing" xmlns:w10="urn:schemas-microsoft-com:office:word" xmlns:w="http://schemas.openxmlformats.org/wordprocessingml/2006/main" xmlns:w14="http://schemas.microsoft.com/office/word/2010/wordml" xmlns:w15="http://schemas.microsoft.com/office/word/2012/wordml" xmlns:w16cid="http://schemas.microsoft.com/office/word/2016/wordml/cid" xmlns:w16se="http://schemas.microsoft.com/office/word/2015/wordml/symex" xmlns:wpg="http://schemas.microsoft.com/office/word/2010/wordprocessingGroup" xmlns:wpi="http://schemas.microsoft.com/office/word/2010/wordprocessingInk" xmlns:wne="http://schemas.microsoft.com/office/word/2006/wordml" xmlns:wps="http://schemas.microsoft.com/office/word/2010/wordprocessingShape" mc:Ignorable="w14 w15 w16se w16cid wp14">
   <w:p>
     <w:pPr>
       <w:pStyle w:val="Piedepgina"/>
@@ -7583,7 +10233,7 @@
 </file>
 
 <file path=word/footer3.xml><?xml version="1.0" encoding="utf-8"?>
-<w:ftr xmlns:wpc="http://schemas.microsoft.com/office/word/2010/wordprocessingCanvas" xmlns:cx="http://schemas.microsoft.com/office/drawing/2014/chartex" xmlns:cx1="http://schemas.microsoft.com/office/drawing/2015/9/8/chartex" xmlns:cx2="http://schemas.microsoft.com/office/drawing/2015/10/21/chartex" xmlns:cx3="http://schemas.microsoft.com/office/drawing/2016/5/9/chartex" xmlns:cx4="http://schemas.microsoft.com/office/drawing/2016/5/10/chartex" xmlns:cx5="http://schemas.microsoft.com/office/drawing/2016/5/11/chartex" xmlns:cx6="http://schemas.microsoft.com/office/drawing/2016/5/12/chartex" xmlns:cx7="http://schemas.microsoft.com/office/drawing/2016/5/13/chartex" xmlns:cx8="http://schemas.microsoft.com/office/drawing/2016/5/14/chartex" xmlns:mc="http://schemas.openxmlformats.org/markup-compatibility/2006" xmlns:aink="http://schemas.microsoft.com/office/drawing/2016/ink" xmlns:am3d="http://schemas.microsoft.com/office/drawing/2017/model3d" xmlns:o="urn:schemas-microsoft-com:office:office" xmlns:r="http://schemas.openxmlformats.org/officeDocument/2006/relationships" xmlns:m="http://schemas.openxmlformats.org/officeDocument/2006/math" xmlns:v="urn:schemas-microsoft-com:vml" xmlns:wp14="http://schemas.microsoft.com/office/word/2010/wordprocessingDrawing" xmlns:wp="http://schemas.openxmlformats.org/drawingml/2006/wordprocessingDrawing" xmlns:w10="urn:schemas-microsoft-com:office:word" xmlns:w="http://schemas.openxmlformats.org/wordprocessingml/2006/main" xmlns:w14="http://schemas.microsoft.com/office/word/2010/wordml" xmlns:w15="http://schemas.microsoft.com/office/word/2012/wordml" xmlns:w16cex="http://schemas.microsoft.com/office/word/2018/wordml/cex" xmlns:w16cid="http://schemas.microsoft.com/office/word/2016/wordml/cid" xmlns:w16="http://schemas.microsoft.com/office/word/2018/wordml" xmlns:w16se="http://schemas.microsoft.com/office/word/2015/wordml/symex" xmlns:wpg="http://schemas.microsoft.com/office/word/2010/wordprocessingGroup" xmlns:wpi="http://schemas.microsoft.com/office/word/2010/wordprocessingInk" xmlns:wne="http://schemas.microsoft.com/office/word/2006/wordml" xmlns:wps="http://schemas.microsoft.com/office/word/2010/wordprocessingShape" mc:Ignorable="w14 w15 w16se w16cid w16 w16cex wp14">
+<w:ftr xmlns:wpc="http://schemas.microsoft.com/office/word/2010/wordprocessingCanvas" xmlns:cx="http://schemas.microsoft.com/office/drawing/2014/chartex" xmlns:cx1="http://schemas.microsoft.com/office/drawing/2015/9/8/chartex" xmlns:cx2="http://schemas.microsoft.com/office/drawing/2015/10/21/chartex" xmlns:cx3="http://schemas.microsoft.com/office/drawing/2016/5/9/chartex" xmlns:cx4="http://schemas.microsoft.com/office/drawing/2016/5/10/chartex" xmlns:cx5="http://schemas.microsoft.com/office/drawing/2016/5/11/chartex" xmlns:cx6="http://schemas.microsoft.com/office/drawing/2016/5/12/chartex" xmlns:cx7="http://schemas.microsoft.com/office/drawing/2016/5/13/chartex" xmlns:cx8="http://schemas.microsoft.com/office/drawing/2016/5/14/chartex" xmlns:mc="http://schemas.openxmlformats.org/markup-compatibility/2006" xmlns:aink="http://schemas.microsoft.com/office/drawing/2016/ink" xmlns:am3d="http://schemas.microsoft.com/office/drawing/2017/model3d" xmlns:o="urn:schemas-microsoft-com:office:office" xmlns:r="http://schemas.openxmlformats.org/officeDocument/2006/relationships" xmlns:m="http://schemas.openxmlformats.org/officeDocument/2006/math" xmlns:v="urn:schemas-microsoft-com:vml" xmlns:wp14="http://schemas.microsoft.com/office/word/2010/wordprocessingDrawing" xmlns:wp="http://schemas.openxmlformats.org/drawingml/2006/wordprocessingDrawing" xmlns:w10="urn:schemas-microsoft-com:office:word" xmlns:w="http://schemas.openxmlformats.org/wordprocessingml/2006/main" xmlns:w14="http://schemas.microsoft.com/office/word/2010/wordml" xmlns:w15="http://schemas.microsoft.com/office/word/2012/wordml" xmlns:w16cid="http://schemas.microsoft.com/office/word/2016/wordml/cid" xmlns:w16se="http://schemas.microsoft.com/office/word/2015/wordml/symex" xmlns:wpg="http://schemas.microsoft.com/office/word/2010/wordprocessingGroup" xmlns:wpi="http://schemas.microsoft.com/office/word/2010/wordprocessingInk" xmlns:wne="http://schemas.microsoft.com/office/word/2006/wordml" xmlns:wps="http://schemas.microsoft.com/office/word/2010/wordprocessingShape" mc:Ignorable="w14 w15 w16se w16cid wp14">
   <w:p>
     <w:pPr>
       <w:pStyle w:val="Encabezado"/>
@@ -7627,7 +10277,7 @@
 </file>
 
 <file path=word/footer4.xml><?xml version="1.0" encoding="utf-8"?>
-<w:ftr xmlns:wpc="http://schemas.microsoft.com/office/word/2010/wordprocessingCanvas" xmlns:cx="http://schemas.microsoft.com/office/drawing/2014/chartex" xmlns:cx1="http://schemas.microsoft.com/office/drawing/2015/9/8/chartex" xmlns:cx2="http://schemas.microsoft.com/office/drawing/2015/10/21/chartex" xmlns:cx3="http://schemas.microsoft.com/office/drawing/2016/5/9/chartex" xmlns:cx4="http://schemas.microsoft.com/office/drawing/2016/5/10/chartex" xmlns:cx5="http://schemas.microsoft.com/office/drawing/2016/5/11/chartex" xmlns:cx6="http://schemas.microsoft.com/office/drawing/2016/5/12/chartex" xmlns:cx7="http://schemas.microsoft.com/office/drawing/2016/5/13/chartex" xmlns:cx8="http://schemas.microsoft.com/office/drawing/2016/5/14/chartex" xmlns:mc="http://schemas.openxmlformats.org/markup-compatibility/2006" xmlns:aink="http://schemas.microsoft.com/office/drawing/2016/ink" xmlns:am3d="http://schemas.microsoft.com/office/drawing/2017/model3d" xmlns:o="urn:schemas-microsoft-com:office:office" xmlns:r="http://schemas.openxmlformats.org/officeDocument/2006/relationships" xmlns:m="http://schemas.openxmlformats.org/officeDocument/2006/math" xmlns:v="urn:schemas-microsoft-com:vml" xmlns:wp14="http://schemas.microsoft.com/office/word/2010/wordprocessingDrawing" xmlns:wp="http://schemas.openxmlformats.org/drawingml/2006/wordprocessingDrawing" xmlns:w10="urn:schemas-microsoft-com:office:word" xmlns:w="http://schemas.openxmlformats.org/wordprocessingml/2006/main" xmlns:w14="http://schemas.microsoft.com/office/word/2010/wordml" xmlns:w15="http://schemas.microsoft.com/office/word/2012/wordml" xmlns:w16cex="http://schemas.microsoft.com/office/word/2018/wordml/cex" xmlns:w16cid="http://schemas.microsoft.com/office/word/2016/wordml/cid" xmlns:w16="http://schemas.microsoft.com/office/word/2018/wordml" xmlns:w16se="http://schemas.microsoft.com/office/word/2015/wordml/symex" xmlns:wpg="http://schemas.microsoft.com/office/word/2010/wordprocessingGroup" xmlns:wpi="http://schemas.microsoft.com/office/word/2010/wordprocessingInk" xmlns:wne="http://schemas.microsoft.com/office/word/2006/wordml" xmlns:wps="http://schemas.microsoft.com/office/word/2010/wordprocessingShape" mc:Ignorable="w14 w15 w16se w16cid w16 w16cex wp14">
+<w:ftr xmlns:wpc="http://schemas.microsoft.com/office/word/2010/wordprocessingCanvas" xmlns:cx="http://schemas.microsoft.com/office/drawing/2014/chartex" xmlns:cx1="http://schemas.microsoft.com/office/drawing/2015/9/8/chartex" xmlns:cx2="http://schemas.microsoft.com/office/drawing/2015/10/21/chartex" xmlns:cx3="http://schemas.microsoft.com/office/drawing/2016/5/9/chartex" xmlns:cx4="http://schemas.microsoft.com/office/drawing/2016/5/10/chartex" xmlns:cx5="http://schemas.microsoft.com/office/drawing/2016/5/11/chartex" xmlns:cx6="http://schemas.microsoft.com/office/drawing/2016/5/12/chartex" xmlns:cx7="http://schemas.microsoft.com/office/drawing/2016/5/13/chartex" xmlns:cx8="http://schemas.microsoft.com/office/drawing/2016/5/14/chartex" xmlns:mc="http://schemas.openxmlformats.org/markup-compatibility/2006" xmlns:aink="http://schemas.microsoft.com/office/drawing/2016/ink" xmlns:am3d="http://schemas.microsoft.com/office/drawing/2017/model3d" xmlns:o="urn:schemas-microsoft-com:office:office" xmlns:r="http://schemas.openxmlformats.org/officeDocument/2006/relationships" xmlns:m="http://schemas.openxmlformats.org/officeDocument/2006/math" xmlns:v="urn:schemas-microsoft-com:vml" xmlns:wp14="http://schemas.microsoft.com/office/word/2010/wordprocessingDrawing" xmlns:wp="http://schemas.openxmlformats.org/drawingml/2006/wordprocessingDrawing" xmlns:w10="urn:schemas-microsoft-com:office:word" xmlns:w="http://schemas.openxmlformats.org/wordprocessingml/2006/main" xmlns:w14="http://schemas.microsoft.com/office/word/2010/wordml" xmlns:w15="http://schemas.microsoft.com/office/word/2012/wordml" xmlns:w16cid="http://schemas.microsoft.com/office/word/2016/wordml/cid" xmlns:w16se="http://schemas.microsoft.com/office/word/2015/wordml/symex" xmlns:wpg="http://schemas.microsoft.com/office/word/2010/wordprocessingGroup" xmlns:wpi="http://schemas.microsoft.com/office/word/2010/wordprocessingInk" xmlns:wne="http://schemas.microsoft.com/office/word/2006/wordml" xmlns:wps="http://schemas.microsoft.com/office/word/2010/wordprocessingShape" mc:Ignorable="w14 w15 w16se w16cid wp14">
   <w:p>
     <w:pPr>
       <w:pStyle w:val="Piedepgina"/>
@@ -7696,7 +10346,7 @@
 </file>
 
 <file path=word/footnotes.xml><?xml version="1.0" encoding="utf-8"?>
-<w:footnotes xmlns:wpc="http://schemas.microsoft.com/office/word/2010/wordprocessingCanvas" xmlns:cx="http://schemas.microsoft.com/office/drawing/2014/chartex" xmlns:cx1="http://schemas.microsoft.com/office/drawing/2015/9/8/chartex" xmlns:cx2="http://schemas.microsoft.com/office/drawing/2015/10/21/chartex" xmlns:cx3="http://schemas.microsoft.com/office/drawing/2016/5/9/chartex" xmlns:cx4="http://schemas.microsoft.com/office/drawing/2016/5/10/chartex" xmlns:cx5="http://schemas.microsoft.com/office/drawing/2016/5/11/chartex" xmlns:cx6="http://schemas.microsoft.com/office/drawing/2016/5/12/chartex" xmlns:cx7="http://schemas.microsoft.com/office/drawing/2016/5/13/chartex" xmlns:cx8="http://schemas.microsoft.com/office/drawing/2016/5/14/chartex" xmlns:mc="http://schemas.openxmlformats.org/markup-compatibility/2006" xmlns:aink="http://schemas.microsoft.com/office/drawing/2016/ink" xmlns:am3d="http://schemas.microsoft.com/office/drawing/2017/model3d" xmlns:o="urn:schemas-microsoft-com:office:office" xmlns:r="http://schemas.openxmlformats.org/officeDocument/2006/relationships" xmlns:m="http://schemas.openxmlformats.org/officeDocument/2006/math" xmlns:v="urn:schemas-microsoft-com:vml" xmlns:wp14="http://schemas.microsoft.com/office/word/2010/wordprocessingDrawing" xmlns:wp="http://schemas.openxmlformats.org/drawingml/2006/wordprocessingDrawing" xmlns:w10="urn:schemas-microsoft-com:office:word" xmlns:w="http://schemas.openxmlformats.org/wordprocessingml/2006/main" xmlns:w14="http://schemas.microsoft.com/office/word/2010/wordml" xmlns:w15="http://schemas.microsoft.com/office/word/2012/wordml" xmlns:w16cex="http://schemas.microsoft.com/office/word/2018/wordml/cex" xmlns:w16cid="http://schemas.microsoft.com/office/word/2016/wordml/cid" xmlns:w16="http://schemas.microsoft.com/office/word/2018/wordml" xmlns:w16se="http://schemas.microsoft.com/office/word/2015/wordml/symex" xmlns:wpg="http://schemas.microsoft.com/office/word/2010/wordprocessingGroup" xmlns:wpi="http://schemas.microsoft.com/office/word/2010/wordprocessingInk" xmlns:wne="http://schemas.microsoft.com/office/word/2006/wordml" xmlns:wps="http://schemas.microsoft.com/office/word/2010/wordprocessingShape" mc:Ignorable="w14 w15 w16se w16cid w16 w16cex wp14">
+<w:footnotes xmlns:wpc="http://schemas.microsoft.com/office/word/2010/wordprocessingCanvas" xmlns:cx="http://schemas.microsoft.com/office/drawing/2014/chartex" xmlns:cx1="http://schemas.microsoft.com/office/drawing/2015/9/8/chartex" xmlns:cx2="http://schemas.microsoft.com/office/drawing/2015/10/21/chartex" xmlns:cx3="http://schemas.microsoft.com/office/drawing/2016/5/9/chartex" xmlns:cx4="http://schemas.microsoft.com/office/drawing/2016/5/10/chartex" xmlns:cx5="http://schemas.microsoft.com/office/drawing/2016/5/11/chartex" xmlns:cx6="http://schemas.microsoft.com/office/drawing/2016/5/12/chartex" xmlns:cx7="http://schemas.microsoft.com/office/drawing/2016/5/13/chartex" xmlns:cx8="http://schemas.microsoft.com/office/drawing/2016/5/14/chartex" xmlns:mc="http://schemas.openxmlformats.org/markup-compatibility/2006" xmlns:aink="http://schemas.microsoft.com/office/drawing/2016/ink" xmlns:am3d="http://schemas.microsoft.com/office/drawing/2017/model3d" xmlns:o="urn:schemas-microsoft-com:office:office" xmlns:r="http://schemas.openxmlformats.org/officeDocument/2006/relationships" xmlns:m="http://schemas.openxmlformats.org/officeDocument/2006/math" xmlns:v="urn:schemas-microsoft-com:vml" xmlns:wp14="http://schemas.microsoft.com/office/word/2010/wordprocessingDrawing" xmlns:wp="http://schemas.openxmlformats.org/drawingml/2006/wordprocessingDrawing" xmlns:w10="urn:schemas-microsoft-com:office:word" xmlns:w="http://schemas.openxmlformats.org/wordprocessingml/2006/main" xmlns:w14="http://schemas.microsoft.com/office/word/2010/wordml" xmlns:w15="http://schemas.microsoft.com/office/word/2012/wordml" xmlns:w16cid="http://schemas.microsoft.com/office/word/2016/wordml/cid" xmlns:w16se="http://schemas.microsoft.com/office/word/2015/wordml/symex" xmlns:wpg="http://schemas.microsoft.com/office/word/2010/wordprocessingGroup" xmlns:wpi="http://schemas.microsoft.com/office/word/2010/wordprocessingInk" xmlns:wne="http://schemas.microsoft.com/office/word/2006/wordml" xmlns:wps="http://schemas.microsoft.com/office/word/2010/wordprocessingShape" mc:Ignorable="w14 w15 w16se w16cid wp14">
   <w:footnote w:type="separator" w:id="-1">
     <w:p>
       <w:pPr>
@@ -7721,7 +10371,7 @@
 </file>
 
 <file path=word/header1.xml><?xml version="1.0" encoding="utf-8"?>
-<w:hdr xmlns:wpc="http://schemas.microsoft.com/office/word/2010/wordprocessingCanvas" xmlns:cx="http://schemas.microsoft.com/office/drawing/2014/chartex" xmlns:cx1="http://schemas.microsoft.com/office/drawing/2015/9/8/chartex" xmlns:cx2="http://schemas.microsoft.com/office/drawing/2015/10/21/chartex" xmlns:cx3="http://schemas.microsoft.com/office/drawing/2016/5/9/chartex" xmlns:cx4="http://schemas.microsoft.com/office/drawing/2016/5/10/chartex" xmlns:cx5="http://schemas.microsoft.com/office/drawing/2016/5/11/chartex" xmlns:cx6="http://schemas.microsoft.com/office/drawing/2016/5/12/chartex" xmlns:cx7="http://schemas.microsoft.com/office/drawing/2016/5/13/chartex" xmlns:cx8="http://schemas.microsoft.com/office/drawing/2016/5/14/chartex" xmlns:mc="http://schemas.openxmlformats.org/markup-compatibility/2006" xmlns:aink="http://schemas.microsoft.com/office/drawing/2016/ink" xmlns:am3d="http://schemas.microsoft.com/office/drawing/2017/model3d" xmlns:o="urn:schemas-microsoft-com:office:office" xmlns:r="http://schemas.openxmlformats.org/officeDocument/2006/relationships" xmlns:m="http://schemas.openxmlformats.org/officeDocument/2006/math" xmlns:v="urn:schemas-microsoft-com:vml" xmlns:wp14="http://schemas.microsoft.com/office/word/2010/wordprocessingDrawing" xmlns:wp="http://schemas.openxmlformats.org/drawingml/2006/wordprocessingDrawing" xmlns:w10="urn:schemas-microsoft-com:office:word" xmlns:w="http://schemas.openxmlformats.org/wordprocessingml/2006/main" xmlns:w14="http://schemas.microsoft.com/office/word/2010/wordml" xmlns:w15="http://schemas.microsoft.com/office/word/2012/wordml" xmlns:w16cex="http://schemas.microsoft.com/office/word/2018/wordml/cex" xmlns:w16cid="http://schemas.microsoft.com/office/word/2016/wordml/cid" xmlns:w16="http://schemas.microsoft.com/office/word/2018/wordml" xmlns:w16se="http://schemas.microsoft.com/office/word/2015/wordml/symex" xmlns:wpg="http://schemas.microsoft.com/office/word/2010/wordprocessingGroup" xmlns:wpi="http://schemas.microsoft.com/office/word/2010/wordprocessingInk" xmlns:wne="http://schemas.microsoft.com/office/word/2006/wordml" xmlns:wps="http://schemas.microsoft.com/office/word/2010/wordprocessingShape" mc:Ignorable="w14 w15 w16se w16cid w16 w16cex wp14">
+<w:hdr xmlns:wpc="http://schemas.microsoft.com/office/word/2010/wordprocessingCanvas" xmlns:cx="http://schemas.microsoft.com/office/drawing/2014/chartex" xmlns:cx1="http://schemas.microsoft.com/office/drawing/2015/9/8/chartex" xmlns:cx2="http://schemas.microsoft.com/office/drawing/2015/10/21/chartex" xmlns:cx3="http://schemas.microsoft.com/office/drawing/2016/5/9/chartex" xmlns:cx4="http://schemas.microsoft.com/office/drawing/2016/5/10/chartex" xmlns:cx5="http://schemas.microsoft.com/office/drawing/2016/5/11/chartex" xmlns:cx6="http://schemas.microsoft.com/office/drawing/2016/5/12/chartex" xmlns:cx7="http://schemas.microsoft.com/office/drawing/2016/5/13/chartex" xmlns:cx8="http://schemas.microsoft.com/office/drawing/2016/5/14/chartex" xmlns:mc="http://schemas.openxmlformats.org/markup-compatibility/2006" xmlns:aink="http://schemas.microsoft.com/office/drawing/2016/ink" xmlns:am3d="http://schemas.microsoft.com/office/drawing/2017/model3d" xmlns:o="urn:schemas-microsoft-com:office:office" xmlns:r="http://schemas.openxmlformats.org/officeDocument/2006/relationships" xmlns:m="http://schemas.openxmlformats.org/officeDocument/2006/math" xmlns:v="urn:schemas-microsoft-com:vml" xmlns:wp14="http://schemas.microsoft.com/office/word/2010/wordprocessingDrawing" xmlns:wp="http://schemas.openxmlformats.org/drawingml/2006/wordprocessingDrawing" xmlns:w10="urn:schemas-microsoft-com:office:word" xmlns:w="http://schemas.openxmlformats.org/wordprocessingml/2006/main" xmlns:w14="http://schemas.microsoft.com/office/word/2010/wordml" xmlns:w15="http://schemas.microsoft.com/office/word/2012/wordml" xmlns:w16cid="http://schemas.microsoft.com/office/word/2016/wordml/cid" xmlns:w16se="http://schemas.microsoft.com/office/word/2015/wordml/symex" xmlns:wpg="http://schemas.microsoft.com/office/word/2010/wordprocessingGroup" xmlns:wpi="http://schemas.microsoft.com/office/word/2010/wordprocessingInk" xmlns:wne="http://schemas.microsoft.com/office/word/2006/wordml" xmlns:wps="http://schemas.microsoft.com/office/word/2010/wordprocessingShape" mc:Ignorable="w14 w15 w16se w16cid wp14">
   <w:p>
     <w:pPr>
       <w:pStyle w:val="Encabezado"/>
@@ -7731,7 +10381,7 @@
 </file>
 
 <file path=word/header2.xml><?xml version="1.0" encoding="utf-8"?>
-<w:hdr xmlns:wpc="http://schemas.microsoft.com/office/word/2010/wordprocessingCanvas" xmlns:cx="http://schemas.microsoft.com/office/drawing/2014/chartex" xmlns:cx1="http://schemas.microsoft.com/office/drawing/2015/9/8/chartex" xmlns:cx2="http://schemas.microsoft.com/office/drawing/2015/10/21/chartex" xmlns:cx3="http://schemas.microsoft.com/office/drawing/2016/5/9/chartex" xmlns:cx4="http://schemas.microsoft.com/office/drawing/2016/5/10/chartex" xmlns:cx5="http://schemas.microsoft.com/office/drawing/2016/5/11/chartex" xmlns:cx6="http://schemas.microsoft.com/office/drawing/2016/5/12/chartex" xmlns:cx7="http://schemas.microsoft.com/office/drawing/2016/5/13/chartex" xmlns:cx8="http://schemas.microsoft.com/office/drawing/2016/5/14/chartex" xmlns:mc="http://schemas.openxmlformats.org/markup-compatibility/2006" xmlns:aink="http://schemas.microsoft.com/office/drawing/2016/ink" xmlns:am3d="http://schemas.microsoft.com/office/drawing/2017/model3d" xmlns:o="urn:schemas-microsoft-com:office:office" xmlns:r="http://schemas.openxmlformats.org/officeDocument/2006/relationships" xmlns:m="http://schemas.openxmlformats.org/officeDocument/2006/math" xmlns:v="urn:schemas-microsoft-com:vml" xmlns:wp14="http://schemas.microsoft.com/office/word/2010/wordprocessingDrawing" xmlns:wp="http://schemas.openxmlformats.org/drawingml/2006/wordprocessingDrawing" xmlns:w10="urn:schemas-microsoft-com:office:word" xmlns:w="http://schemas.openxmlformats.org/wordprocessingml/2006/main" xmlns:w14="http://schemas.microsoft.com/office/word/2010/wordml" xmlns:w15="http://schemas.microsoft.com/office/word/2012/wordml" xmlns:w16cex="http://schemas.microsoft.com/office/word/2018/wordml/cex" xmlns:w16cid="http://schemas.microsoft.com/office/word/2016/wordml/cid" xmlns:w16="http://schemas.microsoft.com/office/word/2018/wordml" xmlns:w16se="http://schemas.microsoft.com/office/word/2015/wordml/symex" xmlns:wpg="http://schemas.microsoft.com/office/word/2010/wordprocessingGroup" xmlns:wpi="http://schemas.microsoft.com/office/word/2010/wordprocessingInk" xmlns:wne="http://schemas.microsoft.com/office/word/2006/wordml" xmlns:wps="http://schemas.microsoft.com/office/word/2010/wordprocessingShape" mc:Ignorable="w14 w15 w16se w16cid w16 w16cex wp14">
+<w:hdr xmlns:wpc="http://schemas.microsoft.com/office/word/2010/wordprocessingCanvas" xmlns:cx="http://schemas.microsoft.com/office/drawing/2014/chartex" xmlns:cx1="http://schemas.microsoft.com/office/drawing/2015/9/8/chartex" xmlns:cx2="http://schemas.microsoft.com/office/drawing/2015/10/21/chartex" xmlns:cx3="http://schemas.microsoft.com/office/drawing/2016/5/9/chartex" xmlns:cx4="http://schemas.microsoft.com/office/drawing/2016/5/10/chartex" xmlns:cx5="http://schemas.microsoft.com/office/drawing/2016/5/11/chartex" xmlns:cx6="http://schemas.microsoft.com/office/drawing/2016/5/12/chartex" xmlns:cx7="http://schemas.microsoft.com/office/drawing/2016/5/13/chartex" xmlns:cx8="http://schemas.microsoft.com/office/drawing/2016/5/14/chartex" xmlns:mc="http://schemas.openxmlformats.org/markup-compatibility/2006" xmlns:aink="http://schemas.microsoft.com/office/drawing/2016/ink" xmlns:am3d="http://schemas.microsoft.com/office/drawing/2017/model3d" xmlns:o="urn:schemas-microsoft-com:office:office" xmlns:r="http://schemas.openxmlformats.org/officeDocument/2006/relationships" xmlns:m="http://schemas.openxmlformats.org/officeDocument/2006/math" xmlns:v="urn:schemas-microsoft-com:vml" xmlns:wp14="http://schemas.microsoft.com/office/word/2010/wordprocessingDrawing" xmlns:wp="http://schemas.openxmlformats.org/drawingml/2006/wordprocessingDrawing" xmlns:w10="urn:schemas-microsoft-com:office:word" xmlns:w="http://schemas.openxmlformats.org/wordprocessingml/2006/main" xmlns:w14="http://schemas.microsoft.com/office/word/2010/wordml" xmlns:w15="http://schemas.microsoft.com/office/word/2012/wordml" xmlns:w16cid="http://schemas.microsoft.com/office/word/2016/wordml/cid" xmlns:w16se="http://schemas.microsoft.com/office/word/2015/wordml/symex" xmlns:wpg="http://schemas.microsoft.com/office/word/2010/wordprocessingGroup" xmlns:wpi="http://schemas.microsoft.com/office/word/2010/wordprocessingInk" xmlns:wne="http://schemas.microsoft.com/office/word/2006/wordml" xmlns:wps="http://schemas.microsoft.com/office/word/2010/wordprocessingShape" mc:Ignorable="w14 w15 w16se w16cid wp14">
   <w:p>
     <w:pPr>
       <w:pStyle w:val="Encabezado"/>
@@ -7741,7 +10391,7 @@
 </file>
 
 <file path=word/header3.xml><?xml version="1.0" encoding="utf-8"?>
-<w:hdr xmlns:wpc="http://schemas.microsoft.com/office/word/2010/wordprocessingCanvas" xmlns:cx="http://schemas.microsoft.com/office/drawing/2014/chartex" xmlns:cx1="http://schemas.microsoft.com/office/drawing/2015/9/8/chartex" xmlns:cx2="http://schemas.microsoft.com/office/drawing/2015/10/21/chartex" xmlns:cx3="http://schemas.microsoft.com/office/drawing/2016/5/9/chartex" xmlns:cx4="http://schemas.microsoft.com/office/drawing/2016/5/10/chartex" xmlns:cx5="http://schemas.microsoft.com/office/drawing/2016/5/11/chartex" xmlns:cx6="http://schemas.microsoft.com/office/drawing/2016/5/12/chartex" xmlns:cx7="http://schemas.microsoft.com/office/drawing/2016/5/13/chartex" xmlns:cx8="http://schemas.microsoft.com/office/drawing/2016/5/14/chartex" xmlns:mc="http://schemas.openxmlformats.org/markup-compatibility/2006" xmlns:aink="http://schemas.microsoft.com/office/drawing/2016/ink" xmlns:am3d="http://schemas.microsoft.com/office/drawing/2017/model3d" xmlns:o="urn:schemas-microsoft-com:office:office" xmlns:r="http://schemas.openxmlformats.org/officeDocument/2006/relationships" xmlns:m="http://schemas.openxmlformats.org/officeDocument/2006/math" xmlns:v="urn:schemas-microsoft-com:vml" xmlns:wp14="http://schemas.microsoft.com/office/word/2010/wordprocessingDrawing" xmlns:wp="http://schemas.openxmlformats.org/drawingml/2006/wordprocessingDrawing" xmlns:w10="urn:schemas-microsoft-com:office:word" xmlns:w="http://schemas.openxmlformats.org/wordprocessingml/2006/main" xmlns:w14="http://schemas.microsoft.com/office/word/2010/wordml" xmlns:w15="http://schemas.microsoft.com/office/word/2012/wordml" xmlns:w16cex="http://schemas.microsoft.com/office/word/2018/wordml/cex" xmlns:w16cid="http://schemas.microsoft.com/office/word/2016/wordml/cid" xmlns:w16="http://schemas.microsoft.com/office/word/2018/wordml" xmlns:w16se="http://schemas.microsoft.com/office/word/2015/wordml/symex" xmlns:wpg="http://schemas.microsoft.com/office/word/2010/wordprocessingGroup" xmlns:wpi="http://schemas.microsoft.com/office/word/2010/wordprocessingInk" xmlns:wne="http://schemas.microsoft.com/office/word/2006/wordml" xmlns:wps="http://schemas.microsoft.com/office/word/2010/wordprocessingShape" mc:Ignorable="w14 w15 w16se w16cid w16 w16cex wp14">
+<w:hdr xmlns:wpc="http://schemas.microsoft.com/office/word/2010/wordprocessingCanvas" xmlns:cx="http://schemas.microsoft.com/office/drawing/2014/chartex" xmlns:cx1="http://schemas.microsoft.com/office/drawing/2015/9/8/chartex" xmlns:cx2="http://schemas.microsoft.com/office/drawing/2015/10/21/chartex" xmlns:cx3="http://schemas.microsoft.com/office/drawing/2016/5/9/chartex" xmlns:cx4="http://schemas.microsoft.com/office/drawing/2016/5/10/chartex" xmlns:cx5="http://schemas.microsoft.com/office/drawing/2016/5/11/chartex" xmlns:cx6="http://schemas.microsoft.com/office/drawing/2016/5/12/chartex" xmlns:cx7="http://schemas.microsoft.com/office/drawing/2016/5/13/chartex" xmlns:cx8="http://schemas.microsoft.com/office/drawing/2016/5/14/chartex" xmlns:mc="http://schemas.openxmlformats.org/markup-compatibility/2006" xmlns:aink="http://schemas.microsoft.com/office/drawing/2016/ink" xmlns:am3d="http://schemas.microsoft.com/office/drawing/2017/model3d" xmlns:o="urn:schemas-microsoft-com:office:office" xmlns:r="http://schemas.openxmlformats.org/officeDocument/2006/relationships" xmlns:m="http://schemas.openxmlformats.org/officeDocument/2006/math" xmlns:v="urn:schemas-microsoft-com:vml" xmlns:wp14="http://schemas.microsoft.com/office/word/2010/wordprocessingDrawing" xmlns:wp="http://schemas.openxmlformats.org/drawingml/2006/wordprocessingDrawing" xmlns:w10="urn:schemas-microsoft-com:office:word" xmlns:w="http://schemas.openxmlformats.org/wordprocessingml/2006/main" xmlns:w14="http://schemas.microsoft.com/office/word/2010/wordml" xmlns:w15="http://schemas.microsoft.com/office/word/2012/wordml" xmlns:w16cid="http://schemas.microsoft.com/office/word/2016/wordml/cid" xmlns:w16se="http://schemas.microsoft.com/office/word/2015/wordml/symex" xmlns:wpg="http://schemas.microsoft.com/office/word/2010/wordprocessingGroup" xmlns:wpi="http://schemas.microsoft.com/office/word/2010/wordprocessingInk" xmlns:wne="http://schemas.microsoft.com/office/word/2006/wordml" xmlns:wps="http://schemas.microsoft.com/office/word/2010/wordprocessingShape" mc:Ignorable="w14 w15 w16se w16cid wp14">
   <w:p>
     <w:pPr>
       <w:pStyle w:val="Encabezado"/>
@@ -7761,7 +10411,7 @@
 </file>
 
 <file path=word/header4.xml><?xml version="1.0" encoding="utf-8"?>
-<w:hdr xmlns:wpc="http://schemas.microsoft.com/office/word/2010/wordprocessingCanvas" xmlns:cx="http://schemas.microsoft.com/office/drawing/2014/chartex" xmlns:cx1="http://schemas.microsoft.com/office/drawing/2015/9/8/chartex" xmlns:cx2="http://schemas.microsoft.com/office/drawing/2015/10/21/chartex" xmlns:cx3="http://schemas.microsoft.com/office/drawing/2016/5/9/chartex" xmlns:cx4="http://schemas.microsoft.com/office/drawing/2016/5/10/chartex" xmlns:cx5="http://schemas.microsoft.com/office/drawing/2016/5/11/chartex" xmlns:cx6="http://schemas.microsoft.com/office/drawing/2016/5/12/chartex" xmlns:cx7="http://schemas.microsoft.com/office/drawing/2016/5/13/chartex" xmlns:cx8="http://schemas.microsoft.com/office/drawing/2016/5/14/chartex" xmlns:mc="http://schemas.openxmlformats.org/markup-compatibility/2006" xmlns:aink="http://schemas.microsoft.com/office/drawing/2016/ink" xmlns:am3d="http://schemas.microsoft.com/office/drawing/2017/model3d" xmlns:o="urn:schemas-microsoft-com:office:office" xmlns:r="http://schemas.openxmlformats.org/officeDocument/2006/relationships" xmlns:m="http://schemas.openxmlformats.org/officeDocument/2006/math" xmlns:v="urn:schemas-microsoft-com:vml" xmlns:wp14="http://schemas.microsoft.com/office/word/2010/wordprocessingDrawing" xmlns:wp="http://schemas.openxmlformats.org/drawingml/2006/wordprocessingDrawing" xmlns:w10="urn:schemas-microsoft-com:office:word" xmlns:w="http://schemas.openxmlformats.org/wordprocessingml/2006/main" xmlns:w14="http://schemas.microsoft.com/office/word/2010/wordml" xmlns:w15="http://schemas.microsoft.com/office/word/2012/wordml" xmlns:w16cex="http://schemas.microsoft.com/office/word/2018/wordml/cex" xmlns:w16cid="http://schemas.microsoft.com/office/word/2016/wordml/cid" xmlns:w16="http://schemas.microsoft.com/office/word/2018/wordml" xmlns:w16se="http://schemas.microsoft.com/office/word/2015/wordml/symex" xmlns:wpg="http://schemas.microsoft.com/office/word/2010/wordprocessingGroup" xmlns:wpi="http://schemas.microsoft.com/office/word/2010/wordprocessingInk" xmlns:wne="http://schemas.microsoft.com/office/word/2006/wordml" xmlns:wps="http://schemas.microsoft.com/office/word/2010/wordprocessingShape" mc:Ignorable="w14 w15 w16se w16cid w16 w16cex wp14">
+<w:hdr xmlns:wpc="http://schemas.microsoft.com/office/word/2010/wordprocessingCanvas" xmlns:cx="http://schemas.microsoft.com/office/drawing/2014/chartex" xmlns:cx1="http://schemas.microsoft.com/office/drawing/2015/9/8/chartex" xmlns:cx2="http://schemas.microsoft.com/office/drawing/2015/10/21/chartex" xmlns:cx3="http://schemas.microsoft.com/office/drawing/2016/5/9/chartex" xmlns:cx4="http://schemas.microsoft.com/office/drawing/2016/5/10/chartex" xmlns:cx5="http://schemas.microsoft.com/office/drawing/2016/5/11/chartex" xmlns:cx6="http://schemas.microsoft.com/office/drawing/2016/5/12/chartex" xmlns:cx7="http://schemas.microsoft.com/office/drawing/2016/5/13/chartex" xmlns:cx8="http://schemas.microsoft.com/office/drawing/2016/5/14/chartex" xmlns:mc="http://schemas.openxmlformats.org/markup-compatibility/2006" xmlns:aink="http://schemas.microsoft.com/office/drawing/2016/ink" xmlns:am3d="http://schemas.microsoft.com/office/drawing/2017/model3d" xmlns:o="urn:schemas-microsoft-com:office:office" xmlns:r="http://schemas.openxmlformats.org/officeDocument/2006/relationships" xmlns:m="http://schemas.openxmlformats.org/officeDocument/2006/math" xmlns:v="urn:schemas-microsoft-com:vml" xmlns:wp14="http://schemas.microsoft.com/office/word/2010/wordprocessingDrawing" xmlns:wp="http://schemas.openxmlformats.org/drawingml/2006/wordprocessingDrawing" xmlns:w10="urn:schemas-microsoft-com:office:word" xmlns:w="http://schemas.openxmlformats.org/wordprocessingml/2006/main" xmlns:w14="http://schemas.microsoft.com/office/word/2010/wordml" xmlns:w15="http://schemas.microsoft.com/office/word/2012/wordml" xmlns:w16cid="http://schemas.microsoft.com/office/word/2016/wordml/cid" xmlns:w16se="http://schemas.microsoft.com/office/word/2015/wordml/symex" xmlns:wpg="http://schemas.microsoft.com/office/word/2010/wordprocessingGroup" xmlns:wpi="http://schemas.microsoft.com/office/word/2010/wordprocessingInk" xmlns:wne="http://schemas.microsoft.com/office/word/2006/wordml" xmlns:wps="http://schemas.microsoft.com/office/word/2010/wordprocessingShape" mc:Ignorable="w14 w15 w16se w16cid wp14">
   <w:p>
     <w:pPr>
       <w:pStyle w:val="Encabezado"/>
@@ -7806,7 +10456,7 @@
 </file>
 
 <file path=word/numbering.xml><?xml version="1.0" encoding="utf-8"?>
-<w:numbering xmlns:wpc="http://schemas.microsoft.com/office/word/2010/wordprocessingCanvas" xmlns:cx="http://schemas.microsoft.com/office/drawing/2014/chartex" xmlns:cx1="http://schemas.microsoft.com/office/drawing/2015/9/8/chartex" xmlns:cx2="http://schemas.microsoft.com/office/drawing/2015/10/21/chartex" xmlns:cx3="http://schemas.microsoft.com/office/drawing/2016/5/9/chartex" xmlns:cx4="http://schemas.microsoft.com/office/drawing/2016/5/10/chartex" xmlns:cx5="http://schemas.microsoft.com/office/drawing/2016/5/11/chartex" xmlns:cx6="http://schemas.microsoft.com/office/drawing/2016/5/12/chartex" xmlns:cx7="http://schemas.microsoft.com/office/drawing/2016/5/13/chartex" xmlns:cx8="http://schemas.microsoft.com/office/drawing/2016/5/14/chartex" xmlns:mc="http://schemas.openxmlformats.org/markup-compatibility/2006" xmlns:aink="http://schemas.microsoft.com/office/drawing/2016/ink" xmlns:am3d="http://schemas.microsoft.com/office/drawing/2017/model3d" xmlns:o="urn:schemas-microsoft-com:office:office" xmlns:r="http://schemas.openxmlformats.org/officeDocument/2006/relationships" xmlns:m="http://schemas.openxmlformats.org/officeDocument/2006/math" xmlns:v="urn:schemas-microsoft-com:vml" xmlns:wp14="http://schemas.microsoft.com/office/word/2010/wordprocessingDrawing" xmlns:wp="http://schemas.openxmlformats.org/drawingml/2006/wordprocessingDrawing" xmlns:w10="urn:schemas-microsoft-com:office:word" xmlns:w="http://schemas.openxmlformats.org/wordprocessingml/2006/main" xmlns:w14="http://schemas.microsoft.com/office/word/2010/wordml" xmlns:w15="http://schemas.microsoft.com/office/word/2012/wordml" xmlns:w16cex="http://schemas.microsoft.com/office/word/2018/wordml/cex" xmlns:w16cid="http://schemas.microsoft.com/office/word/2016/wordml/cid" xmlns:w16="http://schemas.microsoft.com/office/word/2018/wordml" xmlns:w16se="http://schemas.microsoft.com/office/word/2015/wordml/symex" xmlns:wpg="http://schemas.microsoft.com/office/word/2010/wordprocessingGroup" xmlns:wpi="http://schemas.microsoft.com/office/word/2010/wordprocessingInk" xmlns:wne="http://schemas.microsoft.com/office/word/2006/wordml" xmlns:wps="http://schemas.microsoft.com/office/word/2010/wordprocessingShape" mc:Ignorable="w14 w15 w16se w16cid w16 w16cex wp14">
+<w:numbering xmlns:wpc="http://schemas.microsoft.com/office/word/2010/wordprocessingCanvas" xmlns:cx="http://schemas.microsoft.com/office/drawing/2014/chartex" xmlns:cx1="http://schemas.microsoft.com/office/drawing/2015/9/8/chartex" xmlns:cx2="http://schemas.microsoft.com/office/drawing/2015/10/21/chartex" xmlns:cx3="http://schemas.microsoft.com/office/drawing/2016/5/9/chartex" xmlns:cx4="http://schemas.microsoft.com/office/drawing/2016/5/10/chartex" xmlns:cx5="http://schemas.microsoft.com/office/drawing/2016/5/11/chartex" xmlns:cx6="http://schemas.microsoft.com/office/drawing/2016/5/12/chartex" xmlns:cx7="http://schemas.microsoft.com/office/drawing/2016/5/13/chartex" xmlns:cx8="http://schemas.microsoft.com/office/drawing/2016/5/14/chartex" xmlns:mc="http://schemas.openxmlformats.org/markup-compatibility/2006" xmlns:aink="http://schemas.microsoft.com/office/drawing/2016/ink" xmlns:am3d="http://schemas.microsoft.com/office/drawing/2017/model3d" xmlns:o="urn:schemas-microsoft-com:office:office" xmlns:r="http://schemas.openxmlformats.org/officeDocument/2006/relationships" xmlns:m="http://schemas.openxmlformats.org/officeDocument/2006/math" xmlns:v="urn:schemas-microsoft-com:vml" xmlns:wp14="http://schemas.microsoft.com/office/word/2010/wordprocessingDrawing" xmlns:wp="http://schemas.openxmlformats.org/drawingml/2006/wordprocessingDrawing" xmlns:w10="urn:schemas-microsoft-com:office:word" xmlns:w="http://schemas.openxmlformats.org/wordprocessingml/2006/main" xmlns:w14="http://schemas.microsoft.com/office/word/2010/wordml" xmlns:w15="http://schemas.microsoft.com/office/word/2012/wordml" xmlns:w16cid="http://schemas.microsoft.com/office/word/2016/wordml/cid" xmlns:w16se="http://schemas.microsoft.com/office/word/2015/wordml/symex" xmlns:wpg="http://schemas.microsoft.com/office/word/2010/wordprocessingGroup" xmlns:wpi="http://schemas.microsoft.com/office/word/2010/wordprocessingInk" xmlns:wne="http://schemas.microsoft.com/office/word/2006/wordml" xmlns:wps="http://schemas.microsoft.com/office/word/2010/wordprocessingShape" mc:Ignorable="w14 w15 w16se w16cid wp14">
   <w:abstractNum w:abstractNumId="0" w15:restartNumberingAfterBreak="0">
     <w:nsid w:val="610C4D19"/>
     <w:multiLevelType w:val="hybridMultilevel"/>
@@ -8156,7 +10806,7 @@
 </file>
 
 <file path=word/styles.xml><?xml version="1.0" encoding="utf-8"?>
-<w:styles xmlns:mc="http://schemas.openxmlformats.org/markup-compatibility/2006" xmlns:r="http://schemas.openxmlformats.org/officeDocument/2006/relationships" xmlns:w="http://schemas.openxmlformats.org/wordprocessingml/2006/main" xmlns:w14="http://schemas.microsoft.com/office/word/2010/wordml" xmlns:w15="http://schemas.microsoft.com/office/word/2012/wordml" xmlns:w16cex="http://schemas.microsoft.com/office/word/2018/wordml/cex" xmlns:w16cid="http://schemas.microsoft.com/office/word/2016/wordml/cid" xmlns:w16="http://schemas.microsoft.com/office/word/2018/wordml" xmlns:w16se="http://schemas.microsoft.com/office/word/2015/wordml/symex" mc:Ignorable="w14 w15 w16se w16cid w16 w16cex">
+<w:styles xmlns:mc="http://schemas.openxmlformats.org/markup-compatibility/2006" xmlns:r="http://schemas.openxmlformats.org/officeDocument/2006/relationships" xmlns:w="http://schemas.openxmlformats.org/wordprocessingml/2006/main" xmlns:w14="http://schemas.microsoft.com/office/word/2010/wordml" xmlns:w15="http://schemas.microsoft.com/office/word/2012/wordml" xmlns:w16cid="http://schemas.microsoft.com/office/word/2016/wordml/cid" xmlns:w16se="http://schemas.microsoft.com/office/word/2015/wordml/symex" mc:Ignorable="w14 w15 w16se w16cid">
   <w:docDefaults>
     <w:rPrDefault>
       <w:rPr>
@@ -8172,7 +10822,7 @@
       </w:pPr>
     </w:pPrDefault>
   </w:docDefaults>
-  <w:latentStyles w:defLockedState="0" w:defUIPriority="99" w:defSemiHidden="0" w:defUnhideWhenUsed="0" w:defQFormat="0" w:count="376">
+  <w:latentStyles w:defLockedState="0" w:defUIPriority="99" w:defSemiHidden="0" w:defUnhideWhenUsed="0" w:defQFormat="0" w:count="375">
     <w:lsdException w:name="Normal" w:uiPriority="0" w:qFormat="1"/>
     <w:lsdException w:name="heading 1" w:uiPriority="9" w:qFormat="1"/>
     <w:lsdException w:name="heading 2" w:semiHidden="1" w:uiPriority="9" w:unhideWhenUsed="1" w:qFormat="1"/>
@@ -8278,6 +10928,7 @@
     <w:lsdException w:name="HTML Sample" w:semiHidden="1" w:unhideWhenUsed="1"/>
     <w:lsdException w:name="HTML Typewriter" w:semiHidden="1" w:unhideWhenUsed="1"/>
     <w:lsdException w:name="HTML Variable" w:semiHidden="1" w:unhideWhenUsed="1"/>
+    <w:lsdException w:name="Normal Table" w:semiHidden="1" w:unhideWhenUsed="1"/>
     <w:lsdException w:name="annotation subject" w:semiHidden="1" w:unhideWhenUsed="1"/>
     <w:lsdException w:name="No List" w:semiHidden="1" w:unhideWhenUsed="1"/>
     <w:lsdException w:name="Outline List 1" w:semiHidden="1" w:unhideWhenUsed="1"/>
@@ -8324,8 +10975,10 @@
     <w:lsdException w:name="Table Subtle 2" w:semiHidden="1" w:unhideWhenUsed="1"/>
     <w:lsdException w:name="Table Web 1" w:semiHidden="1" w:unhideWhenUsed="1"/>
     <w:lsdException w:name="Table Web 2" w:semiHidden="1" w:unhideWhenUsed="1"/>
+    <w:lsdException w:name="Table Web 3" w:semiHidden="1" w:unhideWhenUsed="1"/>
     <w:lsdException w:name="Balloon Text" w:semiHidden="1" w:unhideWhenUsed="1"/>
     <w:lsdException w:name="Table Grid" w:uiPriority="39"/>
+    <w:lsdException w:name="Table Theme" w:semiHidden="1" w:unhideWhenUsed="1"/>
     <w:lsdException w:name="Placeholder Text" w:semiHidden="1"/>
     <w:lsdException w:name="No Spacing" w:uiPriority="1" w:qFormat="1"/>
     <w:lsdException w:name="Light Shading" w:uiPriority="60"/>
@@ -8545,7 +11198,6 @@
     <w:lsdException w:name="Smart Hyperlink" w:semiHidden="1" w:unhideWhenUsed="1"/>
     <w:lsdException w:name="Hashtag" w:semiHidden="1" w:unhideWhenUsed="1"/>
     <w:lsdException w:name="Unresolved Mention" w:semiHidden="1" w:unhideWhenUsed="1"/>
-    <w:lsdException w:name="Smart Link" w:semiHidden="1" w:unhideWhenUsed="1"/>
   </w:latentStyles>
   <w:style w:type="paragraph" w:default="1" w:styleId="Normal">
     <w:name w:val="Normal"/>
@@ -8594,6 +11246,28 @@
       <w:sz w:val="26"/>
       <w:szCs w:val="26"/>
       <w:u w:val="single"/>
+    </w:rPr>
+  </w:style>
+  <w:style w:type="paragraph" w:styleId="Ttulo3">
+    <w:name w:val="heading 3"/>
+    <w:basedOn w:val="Normal"/>
+    <w:next w:val="Normal"/>
+    <w:link w:val="Ttulo3Car"/>
+    <w:uiPriority w:val="9"/>
+    <w:unhideWhenUsed/>
+    <w:qFormat/>
+    <w:rsid w:val="008E621B"/>
+    <w:pPr>
+      <w:keepNext/>
+      <w:keepLines/>
+      <w:spacing w:before="40" w:after="0"/>
+      <w:outlineLvl w:val="2"/>
+    </w:pPr>
+    <w:rPr>
+      <w:rFonts w:asciiTheme="majorHAnsi" w:eastAsiaTheme="majorEastAsia" w:hAnsiTheme="majorHAnsi" w:cstheme="majorBidi"/>
+      <w:color w:val="1F3763" w:themeColor="accent1" w:themeShade="7F"/>
+      <w:sz w:val="24"/>
+      <w:szCs w:val="24"/>
     </w:rPr>
   </w:style>
   <w:style w:type="character" w:default="1" w:styleId="Fuentedeprrafopredeter">
@@ -8991,6 +11665,19 @@
       <w:contextualSpacing/>
     </w:pPr>
   </w:style>
+  <w:style w:type="character" w:customStyle="1" w:styleId="Ttulo3Car">
+    <w:name w:val="Título 3 Car"/>
+    <w:basedOn w:val="Fuentedeprrafopredeter"/>
+    <w:link w:val="Ttulo3"/>
+    <w:uiPriority w:val="9"/>
+    <w:rsid w:val="008E621B"/>
+    <w:rPr>
+      <w:rFonts w:asciiTheme="majorHAnsi" w:eastAsiaTheme="majorEastAsia" w:hAnsiTheme="majorHAnsi" w:cstheme="majorBidi"/>
+      <w:color w:val="1F3763" w:themeColor="accent1" w:themeShade="7F"/>
+      <w:sz w:val="24"/>
+      <w:szCs w:val="24"/>
+    </w:rPr>
+  </w:style>
 </w:styles>
 </file>
 
@@ -9294,7 +11981,7 @@
 </file>
 
 <file path=customXml/itemProps1.xml><?xml version="1.0" encoding="utf-8"?>
-<ds:datastoreItem xmlns:ds="http://schemas.openxmlformats.org/officeDocument/2006/customXml" ds:itemID="{4125961C-8BBB-442B-A225-3EDE78A87F01}">
+<ds:datastoreItem xmlns:ds="http://schemas.openxmlformats.org/officeDocument/2006/customXml" ds:itemID="{D476F9D6-943C-4DCE-9444-82E5A60A3EB1}">
   <ds:schemaRefs>
     <ds:schemaRef ds:uri="http://schemas.openxmlformats.org/officeDocument/2006/bibliography"/>
   </ds:schemaRefs>

--- a/sistema_informatico/DISKPART-FDISK-GUID-AdriánTirado.docx
+++ b/sistema_informatico/DISKPART-FDISK-GUID-AdriánTirado.docx
@@ -1,6 +1,6 @@
 
 <file path=word/document.xml><?xml version="1.0" encoding="utf-8"?>
-<w:document xmlns:wpc="http://schemas.microsoft.com/office/word/2010/wordprocessingCanvas" xmlns:cx="http://schemas.microsoft.com/office/drawing/2014/chartex" xmlns:cx1="http://schemas.microsoft.com/office/drawing/2015/9/8/chartex" xmlns:cx2="http://schemas.microsoft.com/office/drawing/2015/10/21/chartex" xmlns:cx3="http://schemas.microsoft.com/office/drawing/2016/5/9/chartex" xmlns:cx4="http://schemas.microsoft.com/office/drawing/2016/5/10/chartex" xmlns:cx5="http://schemas.microsoft.com/office/drawing/2016/5/11/chartex" xmlns:cx6="http://schemas.microsoft.com/office/drawing/2016/5/12/chartex" xmlns:cx7="http://schemas.microsoft.com/office/drawing/2016/5/13/chartex" xmlns:cx8="http://schemas.microsoft.com/office/drawing/2016/5/14/chartex" xmlns:mc="http://schemas.openxmlformats.org/markup-compatibility/2006" xmlns:aink="http://schemas.microsoft.com/office/drawing/2016/ink" xmlns:am3d="http://schemas.microsoft.com/office/drawing/2017/model3d" xmlns:o="urn:schemas-microsoft-com:office:office" xmlns:r="http://schemas.openxmlformats.org/officeDocument/2006/relationships" xmlns:m="http://schemas.openxmlformats.org/officeDocument/2006/math" xmlns:v="urn:schemas-microsoft-com:vml" xmlns:wp14="http://schemas.microsoft.com/office/word/2010/wordprocessingDrawing" xmlns:wp="http://schemas.openxmlformats.org/drawingml/2006/wordprocessingDrawing" xmlns:w10="urn:schemas-microsoft-com:office:word" xmlns:w="http://schemas.openxmlformats.org/wordprocessingml/2006/main" xmlns:w14="http://schemas.microsoft.com/office/word/2010/wordml" xmlns:w15="http://schemas.microsoft.com/office/word/2012/wordml" xmlns:w16cid="http://schemas.microsoft.com/office/word/2016/wordml/cid" xmlns:w16se="http://schemas.microsoft.com/office/word/2015/wordml/symex" xmlns:wpg="http://schemas.microsoft.com/office/word/2010/wordprocessingGroup" xmlns:wpi="http://schemas.microsoft.com/office/word/2010/wordprocessingInk" xmlns:wne="http://schemas.microsoft.com/office/word/2006/wordml" xmlns:wps="http://schemas.microsoft.com/office/word/2010/wordprocessingShape" mc:Ignorable="w14 w15 w16se w16cid wp14">
+<w:document xmlns:wpc="http://schemas.microsoft.com/office/word/2010/wordprocessingCanvas" xmlns:cx="http://schemas.microsoft.com/office/drawing/2014/chartex" xmlns:cx1="http://schemas.microsoft.com/office/drawing/2015/9/8/chartex" xmlns:cx2="http://schemas.microsoft.com/office/drawing/2015/10/21/chartex" xmlns:cx3="http://schemas.microsoft.com/office/drawing/2016/5/9/chartex" xmlns:cx4="http://schemas.microsoft.com/office/drawing/2016/5/10/chartex" xmlns:cx5="http://schemas.microsoft.com/office/drawing/2016/5/11/chartex" xmlns:cx6="http://schemas.microsoft.com/office/drawing/2016/5/12/chartex" xmlns:cx7="http://schemas.microsoft.com/office/drawing/2016/5/13/chartex" xmlns:cx8="http://schemas.microsoft.com/office/drawing/2016/5/14/chartex" xmlns:mc="http://schemas.openxmlformats.org/markup-compatibility/2006" xmlns:aink="http://schemas.microsoft.com/office/drawing/2016/ink" xmlns:am3d="http://schemas.microsoft.com/office/drawing/2017/model3d" xmlns:o="urn:schemas-microsoft-com:office:office" xmlns:r="http://schemas.openxmlformats.org/officeDocument/2006/relationships" xmlns:m="http://schemas.openxmlformats.org/officeDocument/2006/math" xmlns:v="urn:schemas-microsoft-com:vml" xmlns:wp14="http://schemas.microsoft.com/office/word/2010/wordprocessingDrawing" xmlns:wp="http://schemas.openxmlformats.org/drawingml/2006/wordprocessingDrawing" xmlns:w10="urn:schemas-microsoft-com:office:word" xmlns:w="http://schemas.openxmlformats.org/wordprocessingml/2006/main" xmlns:w14="http://schemas.microsoft.com/office/word/2010/wordml" xmlns:w15="http://schemas.microsoft.com/office/word/2012/wordml" xmlns:w16cex="http://schemas.microsoft.com/office/word/2018/wordml/cex" xmlns:w16cid="http://schemas.microsoft.com/office/word/2016/wordml/cid" xmlns:w16="http://schemas.microsoft.com/office/word/2018/wordml" xmlns:w16se="http://schemas.microsoft.com/office/word/2015/wordml/symex" xmlns:wpg="http://schemas.microsoft.com/office/word/2010/wordprocessingGroup" xmlns:wpi="http://schemas.microsoft.com/office/word/2010/wordprocessingInk" xmlns:wne="http://schemas.microsoft.com/office/word/2006/wordml" xmlns:wps="http://schemas.microsoft.com/office/word/2010/wordprocessingShape" mc:Ignorable="w14 w15 w16se w16cid w16 w16cex wp14">
   <w:body>
     <w:p>
       <w:r>
@@ -379,6 +379,7 @@
             <w:docPartUnique/>
           </w:docPartObj>
         </w:sdtPr>
+        <w:sdtEndPr/>
         <w:sdtContent>
           <w:r>
             <w:rPr>
@@ -1009,6 +1010,7 @@
                                     <w:dataBinding w:prefixMappings="xmlns:ns0='http://purl.org/dc/elements/1.1/' xmlns:ns1='http://schemas.openxmlformats.org/package/2006/metadata/core-properties' " w:xpath="/ns1:coreProperties[1]/ns0:title[1]" w:storeItemID="{6C3C8BC8-F283-45AE-878A-BAB7291924A1}"/>
                                     <w:text/>
                                   </w:sdtPr>
+                                  <w:sdtEndPr/>
                                   <w:sdtContent>
                                     <w:p>
                                       <w:pPr>
@@ -1068,7 +1070,7 @@
               </mc:Choice>
               <mc:Fallback>
                 <w:pict>
-                  <v:group w14:anchorId="75CC3305" id="Grupo 48" o:spid="_x0000_s1029" style="position:absolute;margin-left:0;margin-top:0;width:540pt;height:10in;z-index:-251657216;mso-width-percent:882;mso-height-percent:909;mso-position-horizontal:center;mso-position-horizontal-relative:page;mso-position-vertical:center;mso-position-vertical-relative:page;mso-width-percent:882;mso-height-percent:909" coordsize="68580,91440" o:gfxdata="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">
+                  <v:group w14:anchorId="75CC3305" id="Grupo 48" o:spid="_x0000_s1029" style="position:absolute;margin-left:0;margin-top:0;width:540pt;height:10in;z-index:-251657216;mso-width-percent:882;mso-height-percent:909;mso-position-horizontal:center;mso-position-horizontal-relative:page;mso-position-vertical:center;mso-position-vertical-relative:page;mso-width-percent:882;mso-height-percent:909" coordsize="68580,91440" o:gfxdata="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">
                     <v:group id="Grupo 49" o:spid="_x0000_s1030" style="position:absolute;width:68580;height:91440" coordsize="68580,91440" o:gfxdata="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">
                       <v:rect id="Rectángulo 54" o:spid="_x0000_s1031" style="position:absolute;width:68580;height:91440;visibility:visible;mso-wrap-style:square;v-text-anchor:top" o:gfxdata="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" fillcolor="#485870 [3122]" stroked="f" strokeweight="1pt">
                         <v:fill color2="#3d4b5f [2882]" angle="348" colors="0 #88acbb;6554f #88acbb" focus="100%" type="gradient"/>
@@ -1138,6 +1140,7 @@
                               <w:dataBinding w:prefixMappings="xmlns:ns0='http://purl.org/dc/elements/1.1/' xmlns:ns1='http://schemas.openxmlformats.org/package/2006/metadata/core-properties' " w:xpath="/ns1:coreProperties[1]/ns0:title[1]" w:storeItemID="{6C3C8BC8-F283-45AE-878A-BAB7291924A1}"/>
                               <w:text/>
                             </w:sdtPr>
+                            <w:sdtEndPr/>
                             <w:sdtContent>
                               <w:p>
                                 <w:pPr>
@@ -1239,8 +1242,6 @@
         <w:t>ÍNDICE</w:t>
       </w:r>
     </w:p>
-    <w:bookmarkStart w:id="0" w:name="_GoBack"/>
-    <w:bookmarkEnd w:id="0"/>
     <w:p>
       <w:pPr>
         <w:pStyle w:val="TDC1"/>
@@ -1276,7 +1277,7 @@
         </w:rPr>
         <w:fldChar w:fldCharType="separate"/>
       </w:r>
-      <w:hyperlink w:anchor="_Toc150198298" w:history="1">
+      <w:hyperlink w:anchor="_Toc150275362" w:history="1">
         <w:r>
           <w:rPr>
             <w:rStyle w:val="Hipervnculo"/>
@@ -1303,7 +1304,7 @@
             <w:noProof/>
             <w:webHidden/>
           </w:rPr>
-          <w:instrText xml:space="preserve"> PAGEREF _Toc150198298 \h </w:instrText>
+          <w:instrText xml:space="preserve"> PAGEREF _Toc150275362 \h </w:instrText>
         </w:r>
         <w:r>
           <w:rPr>
@@ -1349,7 +1350,7 @@
           <w:lang w:eastAsia="es-ES"/>
         </w:rPr>
       </w:pPr>
-      <w:hyperlink w:anchor="_Toc150198299" w:history="1">
+      <w:hyperlink w:anchor="_Toc150275363" w:history="1">
         <w:r>
           <w:rPr>
             <w:rStyle w:val="Hipervnculo"/>
@@ -1376,7 +1377,7 @@
             <w:noProof/>
             <w:webHidden/>
           </w:rPr>
-          <w:instrText xml:space="preserve"> PAGEREF _Toc150198299 \h </w:instrText>
+          <w:instrText xml:space="preserve"> PAGEREF _Toc150275363 \h </w:instrText>
         </w:r>
         <w:r>
           <w:rPr>
@@ -1422,7 +1423,7 @@
           <w:lang w:eastAsia="es-ES"/>
         </w:rPr>
       </w:pPr>
-      <w:hyperlink w:anchor="_Toc150198300" w:history="1">
+      <w:hyperlink w:anchor="_Toc150275364" w:history="1">
         <w:r>
           <w:rPr>
             <w:rStyle w:val="Hipervnculo"/>
@@ -1449,7 +1450,7 @@
             <w:noProof/>
             <w:webHidden/>
           </w:rPr>
-          <w:instrText xml:space="preserve"> PAGEREF _Toc150198300 \h </w:instrText>
+          <w:instrText xml:space="preserve"> PAGEREF _Toc150275364 \h </w:instrText>
         </w:r>
         <w:r>
           <w:rPr>
@@ -1495,7 +1496,7 @@
           <w:lang w:eastAsia="es-ES"/>
         </w:rPr>
       </w:pPr>
-      <w:hyperlink w:anchor="_Toc150198301" w:history="1">
+      <w:hyperlink w:anchor="_Toc150275365" w:history="1">
         <w:r>
           <w:rPr>
             <w:rStyle w:val="Hipervnculo"/>
@@ -1522,7 +1523,7 @@
             <w:noProof/>
             <w:webHidden/>
           </w:rPr>
-          <w:instrText xml:space="preserve"> PAGEREF _Toc150198301 \h </w:instrText>
+          <w:instrText xml:space="preserve"> PAGEREF _Toc150275365 \h </w:instrText>
         </w:r>
         <w:r>
           <w:rPr>
@@ -1568,7 +1569,7 @@
           <w:lang w:eastAsia="es-ES"/>
         </w:rPr>
       </w:pPr>
-      <w:hyperlink w:anchor="_Toc150198302" w:history="1">
+      <w:hyperlink w:anchor="_Toc150275366" w:history="1">
         <w:r>
           <w:rPr>
             <w:rStyle w:val="Hipervnculo"/>
@@ -1595,7 +1596,7 @@
             <w:noProof/>
             <w:webHidden/>
           </w:rPr>
-          <w:instrText xml:space="preserve"> PAGEREF _Toc150198302 \h </w:instrText>
+          <w:instrText xml:space="preserve"> PAGEREF _Toc150275366 \h </w:instrText>
         </w:r>
         <w:r>
           <w:rPr>
@@ -1641,7 +1642,7 @@
           <w:lang w:eastAsia="es-ES"/>
         </w:rPr>
       </w:pPr>
-      <w:hyperlink w:anchor="_Toc150198303" w:history="1">
+      <w:hyperlink w:anchor="_Toc150275367" w:history="1">
         <w:r>
           <w:rPr>
             <w:rStyle w:val="Hipervnculo"/>
@@ -1668,7 +1669,7 @@
             <w:noProof/>
             <w:webHidden/>
           </w:rPr>
-          <w:instrText xml:space="preserve"> PAGEREF _Toc150198303 \h </w:instrText>
+          <w:instrText xml:space="preserve"> PAGEREF _Toc150275367 \h </w:instrText>
         </w:r>
         <w:r>
           <w:rPr>
@@ -1714,7 +1715,7 @@
           <w:lang w:eastAsia="es-ES"/>
         </w:rPr>
       </w:pPr>
-      <w:hyperlink w:anchor="_Toc150198304" w:history="1">
+      <w:hyperlink w:anchor="_Toc150275368" w:history="1">
         <w:r>
           <w:rPr>
             <w:rStyle w:val="Hipervnculo"/>
@@ -1741,7 +1742,7 @@
             <w:noProof/>
             <w:webHidden/>
           </w:rPr>
-          <w:instrText xml:space="preserve"> PAGEREF _Toc150198304 \h </w:instrText>
+          <w:instrText xml:space="preserve"> PAGEREF _Toc150275368 \h </w:instrText>
         </w:r>
         <w:r>
           <w:rPr>
@@ -1787,7 +1788,7 @@
           <w:lang w:eastAsia="es-ES"/>
         </w:rPr>
       </w:pPr>
-      <w:hyperlink w:anchor="_Toc150198305" w:history="1">
+      <w:hyperlink w:anchor="_Toc150275369" w:history="1">
         <w:r>
           <w:rPr>
             <w:rStyle w:val="Hipervnculo"/>
@@ -1814,7 +1815,7 @@
             <w:noProof/>
             <w:webHidden/>
           </w:rPr>
-          <w:instrText xml:space="preserve"> PAGEREF _Toc150198305 \h </w:instrText>
+          <w:instrText xml:space="preserve"> PAGEREF _Toc150275369 \h </w:instrText>
         </w:r>
         <w:r>
           <w:rPr>
@@ -1860,7 +1861,7 @@
           <w:lang w:eastAsia="es-ES"/>
         </w:rPr>
       </w:pPr>
-      <w:hyperlink w:anchor="_Toc150198306" w:history="1">
+      <w:hyperlink w:anchor="_Toc150275370" w:history="1">
         <w:r>
           <w:rPr>
             <w:rStyle w:val="Hipervnculo"/>
@@ -1887,7 +1888,7 @@
             <w:noProof/>
             <w:webHidden/>
           </w:rPr>
-          <w:instrText xml:space="preserve"> PAGEREF _Toc150198306 \h </w:instrText>
+          <w:instrText xml:space="preserve"> PAGEREF _Toc150275370 \h </w:instrText>
         </w:r>
         <w:r>
           <w:rPr>
@@ -1933,7 +1934,7 @@
           <w:lang w:eastAsia="es-ES"/>
         </w:rPr>
       </w:pPr>
-      <w:hyperlink w:anchor="_Toc150198307" w:history="1">
+      <w:hyperlink w:anchor="_Toc150275371" w:history="1">
         <w:r>
           <w:rPr>
             <w:rStyle w:val="Hipervnculo"/>
@@ -1960,7 +1961,7 @@
             <w:noProof/>
             <w:webHidden/>
           </w:rPr>
-          <w:instrText xml:space="preserve"> PAGEREF _Toc150198307 \h </w:instrText>
+          <w:instrText xml:space="preserve"> PAGEREF _Toc150275371 \h </w:instrText>
         </w:r>
         <w:r>
           <w:rPr>
@@ -2006,7 +2007,7 @@
           <w:lang w:eastAsia="es-ES"/>
         </w:rPr>
       </w:pPr>
-      <w:hyperlink w:anchor="_Toc150198308" w:history="1">
+      <w:hyperlink w:anchor="_Toc150275372" w:history="1">
         <w:r>
           <w:rPr>
             <w:rStyle w:val="Hipervnculo"/>
@@ -2033,7 +2034,7 @@
             <w:noProof/>
             <w:webHidden/>
           </w:rPr>
-          <w:instrText xml:space="preserve"> PAGEREF _Toc150198308 \h </w:instrText>
+          <w:instrText xml:space="preserve"> PAGEREF _Toc150275372 \h </w:instrText>
         </w:r>
         <w:r>
           <w:rPr>
@@ -2079,7 +2080,7 @@
           <w:lang w:eastAsia="es-ES"/>
         </w:rPr>
       </w:pPr>
-      <w:hyperlink w:anchor="_Toc150198309" w:history="1">
+      <w:hyperlink w:anchor="_Toc150275373" w:history="1">
         <w:r>
           <w:rPr>
             <w:rStyle w:val="Hipervnculo"/>
@@ -2107,7 +2108,7 @@
             <w:noProof/>
             <w:webHidden/>
           </w:rPr>
-          <w:instrText xml:space="preserve"> PAGEREF _Toc150198309 \h </w:instrText>
+          <w:instrText xml:space="preserve"> PAGEREF _Toc150275373 \h </w:instrText>
         </w:r>
         <w:r>
           <w:rPr>
@@ -2153,7 +2154,7 @@
           <w:lang w:eastAsia="es-ES"/>
         </w:rPr>
       </w:pPr>
-      <w:hyperlink w:anchor="_Toc150198310" w:history="1">
+      <w:hyperlink w:anchor="_Toc150275374" w:history="1">
         <w:r>
           <w:rPr>
             <w:rStyle w:val="Hipervnculo"/>
@@ -2180,7 +2181,7 @@
             <w:noProof/>
             <w:webHidden/>
           </w:rPr>
-          <w:instrText xml:space="preserve"> PAGEREF _Toc150198310 \h </w:instrText>
+          <w:instrText xml:space="preserve"> PAGEREF _Toc150275374 \h </w:instrText>
         </w:r>
         <w:r>
           <w:rPr>
@@ -2226,7 +2227,7 @@
           <w:lang w:eastAsia="es-ES"/>
         </w:rPr>
       </w:pPr>
-      <w:hyperlink w:anchor="_Toc150198311" w:history="1">
+      <w:hyperlink w:anchor="_Toc150275375" w:history="1">
         <w:r>
           <w:rPr>
             <w:rStyle w:val="Hipervnculo"/>
@@ -2253,7 +2254,7 @@
             <w:noProof/>
             <w:webHidden/>
           </w:rPr>
-          <w:instrText xml:space="preserve"> PAGEREF _Toc150198311 \h </w:instrText>
+          <w:instrText xml:space="preserve"> PAGEREF _Toc150275375 \h </w:instrText>
         </w:r>
         <w:r>
           <w:rPr>
@@ -2299,7 +2300,7 @@
           <w:lang w:eastAsia="es-ES"/>
         </w:rPr>
       </w:pPr>
-      <w:hyperlink w:anchor="_Toc150198312" w:history="1">
+      <w:hyperlink w:anchor="_Toc150275376" w:history="1">
         <w:r>
           <w:rPr>
             <w:rStyle w:val="Hipervnculo"/>
@@ -2326,7 +2327,7 @@
             <w:noProof/>
             <w:webHidden/>
           </w:rPr>
-          <w:instrText xml:space="preserve"> PAGEREF _Toc150198312 \h </w:instrText>
+          <w:instrText xml:space="preserve"> PAGEREF _Toc150275376 \h </w:instrText>
         </w:r>
         <w:r>
           <w:rPr>
@@ -2372,7 +2373,7 @@
           <w:lang w:eastAsia="es-ES"/>
         </w:rPr>
       </w:pPr>
-      <w:hyperlink w:anchor="_Toc150198313" w:history="1">
+      <w:hyperlink w:anchor="_Toc150275377" w:history="1">
         <w:r>
           <w:rPr>
             <w:rStyle w:val="Hipervnculo"/>
@@ -2399,7 +2400,7 @@
             <w:noProof/>
             <w:webHidden/>
           </w:rPr>
-          <w:instrText xml:space="preserve"> PAGEREF _Toc150198313 \h </w:instrText>
+          <w:instrText xml:space="preserve"> PAGEREF _Toc150275377 \h </w:instrText>
         </w:r>
         <w:r>
           <w:rPr>
@@ -2445,7 +2446,7 @@
           <w:lang w:eastAsia="es-ES"/>
         </w:rPr>
       </w:pPr>
-      <w:hyperlink w:anchor="_Toc150198314" w:history="1">
+      <w:hyperlink w:anchor="_Toc150275378" w:history="1">
         <w:r>
           <w:rPr>
             <w:rStyle w:val="Hipervnculo"/>
@@ -2472,7 +2473,7 @@
             <w:noProof/>
             <w:webHidden/>
           </w:rPr>
-          <w:instrText xml:space="preserve"> PAGEREF _Toc150198314 \h </w:instrText>
+          <w:instrText xml:space="preserve"> PAGEREF _Toc150275378 \h </w:instrText>
         </w:r>
         <w:r>
           <w:rPr>
@@ -2518,7 +2519,7 @@
           <w:lang w:eastAsia="es-ES"/>
         </w:rPr>
       </w:pPr>
-      <w:hyperlink w:anchor="_Toc150198315" w:history="1">
+      <w:hyperlink w:anchor="_Toc150275379" w:history="1">
         <w:r>
           <w:rPr>
             <w:rStyle w:val="Hipervnculo"/>
@@ -2545,7 +2546,7 @@
             <w:noProof/>
             <w:webHidden/>
           </w:rPr>
-          <w:instrText xml:space="preserve"> PAGEREF _Toc150198315 \h </w:instrText>
+          <w:instrText xml:space="preserve"> PAGEREF _Toc150275379 \h </w:instrText>
         </w:r>
         <w:r>
           <w:rPr>
@@ -2591,7 +2592,7 @@
           <w:lang w:eastAsia="es-ES"/>
         </w:rPr>
       </w:pPr>
-      <w:hyperlink w:anchor="_Toc150198316" w:history="1">
+      <w:hyperlink w:anchor="_Toc150275380" w:history="1">
         <w:r>
           <w:rPr>
             <w:rStyle w:val="Hipervnculo"/>
@@ -2618,7 +2619,7 @@
             <w:noProof/>
             <w:webHidden/>
           </w:rPr>
-          <w:instrText xml:space="preserve"> PAGEREF _Toc150198316 \h </w:instrText>
+          <w:instrText xml:space="preserve"> PAGEREF _Toc150275380 \h </w:instrText>
         </w:r>
         <w:r>
           <w:rPr>
@@ -2664,7 +2665,7 @@
           <w:lang w:eastAsia="es-ES"/>
         </w:rPr>
       </w:pPr>
-      <w:hyperlink w:anchor="_Toc150198317" w:history="1">
+      <w:hyperlink w:anchor="_Toc150275381" w:history="1">
         <w:r>
           <w:rPr>
             <w:rStyle w:val="Hipervnculo"/>
@@ -2691,7 +2692,7 @@
             <w:noProof/>
             <w:webHidden/>
           </w:rPr>
-          <w:instrText xml:space="preserve"> PAGEREF _Toc150198317 \h </w:instrText>
+          <w:instrText xml:space="preserve"> PAGEREF _Toc150275381 \h </w:instrText>
         </w:r>
         <w:r>
           <w:rPr>
@@ -2737,7 +2738,7 @@
           <w:lang w:eastAsia="es-ES"/>
         </w:rPr>
       </w:pPr>
-      <w:hyperlink w:anchor="_Toc150198318" w:history="1">
+      <w:hyperlink w:anchor="_Toc150275382" w:history="1">
         <w:r>
           <w:rPr>
             <w:rStyle w:val="Hipervnculo"/>
@@ -2764,7 +2765,7 @@
             <w:noProof/>
             <w:webHidden/>
           </w:rPr>
-          <w:instrText xml:space="preserve"> PAGEREF _Toc150198318 \h </w:instrText>
+          <w:instrText xml:space="preserve"> PAGEREF _Toc150275382 \h </w:instrText>
         </w:r>
         <w:r>
           <w:rPr>
@@ -2810,7 +2811,7 @@
           <w:lang w:eastAsia="es-ES"/>
         </w:rPr>
       </w:pPr>
-      <w:hyperlink w:anchor="_Toc150198319" w:history="1">
+      <w:hyperlink w:anchor="_Toc150275383" w:history="1">
         <w:r>
           <w:rPr>
             <w:rStyle w:val="Hipervnculo"/>
@@ -2837,7 +2838,7 @@
             <w:noProof/>
             <w:webHidden/>
           </w:rPr>
-          <w:instrText xml:space="preserve"> PAGEREF _Toc150198319 \h </w:instrText>
+          <w:instrText xml:space="preserve"> PAGEREF _Toc150275383 \h </w:instrText>
         </w:r>
         <w:r>
           <w:rPr>
@@ -2883,7 +2884,7 @@
           <w:lang w:eastAsia="es-ES"/>
         </w:rPr>
       </w:pPr>
-      <w:hyperlink w:anchor="_Toc150198320" w:history="1">
+      <w:hyperlink w:anchor="_Toc150275384" w:history="1">
         <w:r>
           <w:rPr>
             <w:rStyle w:val="Hipervnculo"/>
@@ -2910,7 +2911,7 @@
             <w:noProof/>
             <w:webHidden/>
           </w:rPr>
-          <w:instrText xml:space="preserve"> PAGEREF _Toc150198320 \h </w:instrText>
+          <w:instrText xml:space="preserve"> PAGEREF _Toc150275384 \h </w:instrText>
         </w:r>
         <w:r>
           <w:rPr>
@@ -2956,7 +2957,7 @@
           <w:lang w:eastAsia="es-ES"/>
         </w:rPr>
       </w:pPr>
-      <w:hyperlink w:anchor="_Toc150198321" w:history="1">
+      <w:hyperlink w:anchor="_Toc150275385" w:history="1">
         <w:r>
           <w:rPr>
             <w:rStyle w:val="Hipervnculo"/>
@@ -2983,7 +2984,7 @@
             <w:noProof/>
             <w:webHidden/>
           </w:rPr>
-          <w:instrText xml:space="preserve"> PAGEREF _Toc150198321 \h </w:instrText>
+          <w:instrText xml:space="preserve"> PAGEREF _Toc150275385 \h </w:instrText>
         </w:r>
         <w:r>
           <w:rPr>
@@ -3029,7 +3030,7 @@
           <w:lang w:eastAsia="es-ES"/>
         </w:rPr>
       </w:pPr>
-      <w:hyperlink w:anchor="_Toc150198322" w:history="1">
+      <w:hyperlink w:anchor="_Toc150275386" w:history="1">
         <w:r>
           <w:rPr>
             <w:rStyle w:val="Hipervnculo"/>
@@ -3056,7 +3057,7 @@
             <w:noProof/>
             <w:webHidden/>
           </w:rPr>
-          <w:instrText xml:space="preserve"> PAGEREF _Toc150198322 \h </w:instrText>
+          <w:instrText xml:space="preserve"> PAGEREF _Toc150275386 \h </w:instrText>
         </w:r>
         <w:r>
           <w:rPr>
@@ -3102,7 +3103,7 @@
           <w:lang w:eastAsia="es-ES"/>
         </w:rPr>
       </w:pPr>
-      <w:hyperlink w:anchor="_Toc150198323" w:history="1">
+      <w:hyperlink w:anchor="_Toc150275387" w:history="1">
         <w:r>
           <w:rPr>
             <w:rStyle w:val="Hipervnculo"/>
@@ -3129,7 +3130,7 @@
             <w:noProof/>
             <w:webHidden/>
           </w:rPr>
-          <w:instrText xml:space="preserve"> PAGEREF _Toc150198323 \h </w:instrText>
+          <w:instrText xml:space="preserve"> PAGEREF _Toc150275387 \h </w:instrText>
         </w:r>
         <w:r>
           <w:rPr>
@@ -3175,7 +3176,7 @@
           <w:lang w:eastAsia="es-ES"/>
         </w:rPr>
       </w:pPr>
-      <w:hyperlink w:anchor="_Toc150198324" w:history="1">
+      <w:hyperlink w:anchor="_Toc150275388" w:history="1">
         <w:r>
           <w:rPr>
             <w:rStyle w:val="Hipervnculo"/>
@@ -3202,7 +3203,7 @@
             <w:noProof/>
             <w:webHidden/>
           </w:rPr>
-          <w:instrText xml:space="preserve"> PAGEREF _Toc150198324 \h </w:instrText>
+          <w:instrText xml:space="preserve"> PAGEREF _Toc150275388 \h </w:instrText>
         </w:r>
         <w:r>
           <w:rPr>
@@ -3248,7 +3249,7 @@
           <w:lang w:eastAsia="es-ES"/>
         </w:rPr>
       </w:pPr>
-      <w:hyperlink w:anchor="_Toc150198325" w:history="1">
+      <w:hyperlink w:anchor="_Toc150275389" w:history="1">
         <w:r>
           <w:rPr>
             <w:rStyle w:val="Hipervnculo"/>
@@ -3275,7 +3276,7 @@
             <w:noProof/>
             <w:webHidden/>
           </w:rPr>
-          <w:instrText xml:space="preserve"> PAGEREF _Toc150198325 \h </w:instrText>
+          <w:instrText xml:space="preserve"> PAGEREF _Toc150275389 \h </w:instrText>
         </w:r>
         <w:r>
           <w:rPr>
@@ -3321,7 +3322,7 @@
           <w:lang w:eastAsia="es-ES"/>
         </w:rPr>
       </w:pPr>
-      <w:hyperlink w:anchor="_Toc150198326" w:history="1">
+      <w:hyperlink w:anchor="_Toc150275390" w:history="1">
         <w:r>
           <w:rPr>
             <w:rStyle w:val="Hipervnculo"/>
@@ -3348,7 +3349,7 @@
             <w:noProof/>
             <w:webHidden/>
           </w:rPr>
-          <w:instrText xml:space="preserve"> PAGEREF _Toc150198326 \h </w:instrText>
+          <w:instrText xml:space="preserve"> PAGEREF _Toc150275390 \h </w:instrText>
         </w:r>
         <w:r>
           <w:rPr>
@@ -3394,7 +3395,7 @@
           <w:lang w:eastAsia="es-ES"/>
         </w:rPr>
       </w:pPr>
-      <w:hyperlink w:anchor="_Toc150198327" w:history="1">
+      <w:hyperlink w:anchor="_Toc150275391" w:history="1">
         <w:r>
           <w:rPr>
             <w:rStyle w:val="Hipervnculo"/>
@@ -3421,7 +3422,7 @@
             <w:noProof/>
             <w:webHidden/>
           </w:rPr>
-          <w:instrText xml:space="preserve"> PAGEREF _Toc150198327 \h </w:instrText>
+          <w:instrText xml:space="preserve"> PAGEREF _Toc150275391 \h </w:instrText>
         </w:r>
         <w:r>
           <w:rPr>
@@ -3467,7 +3468,7 @@
           <w:lang w:eastAsia="es-ES"/>
         </w:rPr>
       </w:pPr>
-      <w:hyperlink w:anchor="_Toc150198328" w:history="1">
+      <w:hyperlink w:anchor="_Toc150275392" w:history="1">
         <w:r>
           <w:rPr>
             <w:rStyle w:val="Hipervnculo"/>
@@ -3494,7 +3495,7 @@
             <w:noProof/>
             <w:webHidden/>
           </w:rPr>
-          <w:instrText xml:space="preserve"> PAGEREF _Toc150198328 \h </w:instrText>
+          <w:instrText xml:space="preserve"> PAGEREF _Toc150275392 \h </w:instrText>
         </w:r>
         <w:r>
           <w:rPr>
@@ -3540,7 +3541,7 @@
           <w:lang w:eastAsia="es-ES"/>
         </w:rPr>
       </w:pPr>
-      <w:hyperlink w:anchor="_Toc150198329" w:history="1">
+      <w:hyperlink w:anchor="_Toc150275393" w:history="1">
         <w:r>
           <w:rPr>
             <w:rStyle w:val="Hipervnculo"/>
@@ -3567,7 +3568,7 @@
             <w:noProof/>
             <w:webHidden/>
           </w:rPr>
-          <w:instrText xml:space="preserve"> PAGEREF _Toc150198329 \h </w:instrText>
+          <w:instrText xml:space="preserve"> PAGEREF _Toc150275393 \h </w:instrText>
         </w:r>
         <w:r>
           <w:rPr>
@@ -3613,7 +3614,7 @@
           <w:lang w:eastAsia="es-ES"/>
         </w:rPr>
       </w:pPr>
-      <w:hyperlink w:anchor="_Toc150198330" w:history="1">
+      <w:hyperlink w:anchor="_Toc150275394" w:history="1">
         <w:r>
           <w:rPr>
             <w:rStyle w:val="Hipervnculo"/>
@@ -3640,7 +3641,7 @@
             <w:noProof/>
             <w:webHidden/>
           </w:rPr>
-          <w:instrText xml:space="preserve"> PAGEREF _Toc150198330 \h </w:instrText>
+          <w:instrText xml:space="preserve"> PAGEREF _Toc150275394 \h </w:instrText>
         </w:r>
         <w:r>
           <w:rPr>
@@ -3686,7 +3687,7 @@
           <w:lang w:eastAsia="es-ES"/>
         </w:rPr>
       </w:pPr>
-      <w:hyperlink w:anchor="_Toc150198331" w:history="1">
+      <w:hyperlink w:anchor="_Toc150275395" w:history="1">
         <w:r>
           <w:rPr>
             <w:rStyle w:val="Hipervnculo"/>
@@ -3713,7 +3714,7 @@
             <w:noProof/>
             <w:webHidden/>
           </w:rPr>
-          <w:instrText xml:space="preserve"> PAGEREF _Toc150198331 \h </w:instrText>
+          <w:instrText xml:space="preserve"> PAGEREF _Toc150275395 \h </w:instrText>
         </w:r>
         <w:r>
           <w:rPr>
@@ -3759,7 +3760,7 @@
           <w:lang w:eastAsia="es-ES"/>
         </w:rPr>
       </w:pPr>
-      <w:hyperlink w:anchor="_Toc150198332" w:history="1">
+      <w:hyperlink w:anchor="_Toc150275396" w:history="1">
         <w:r>
           <w:rPr>
             <w:rStyle w:val="Hipervnculo"/>
@@ -3786,7 +3787,7 @@
             <w:noProof/>
             <w:webHidden/>
           </w:rPr>
-          <w:instrText xml:space="preserve"> PAGEREF _Toc150198332 \h </w:instrText>
+          <w:instrText xml:space="preserve"> PAGEREF _Toc150275396 \h </w:instrText>
         </w:r>
         <w:r>
           <w:rPr>
@@ -3832,7 +3833,7 @@
           <w:lang w:eastAsia="es-ES"/>
         </w:rPr>
       </w:pPr>
-      <w:hyperlink w:anchor="_Toc150198333" w:history="1">
+      <w:hyperlink w:anchor="_Toc150275397" w:history="1">
         <w:r>
           <w:rPr>
             <w:rStyle w:val="Hipervnculo"/>
@@ -3859,7 +3860,7 @@
             <w:noProof/>
             <w:webHidden/>
           </w:rPr>
-          <w:instrText xml:space="preserve"> PAGEREF _Toc150198333 \h </w:instrText>
+          <w:instrText xml:space="preserve"> PAGEREF _Toc150275397 \h </w:instrText>
         </w:r>
         <w:r>
           <w:rPr>
@@ -3905,7 +3906,7 @@
           <w:lang w:eastAsia="es-ES"/>
         </w:rPr>
       </w:pPr>
-      <w:hyperlink w:anchor="_Toc150198334" w:history="1">
+      <w:hyperlink w:anchor="_Toc150275398" w:history="1">
         <w:r>
           <w:rPr>
             <w:rStyle w:val="Hipervnculo"/>
@@ -3932,7 +3933,7 @@
             <w:noProof/>
             <w:webHidden/>
           </w:rPr>
-          <w:instrText xml:space="preserve"> PAGEREF _Toc150198334 \h </w:instrText>
+          <w:instrText xml:space="preserve"> PAGEREF _Toc150275398 \h </w:instrText>
         </w:r>
         <w:r>
           <w:rPr>
@@ -3978,7 +3979,7 @@
           <w:lang w:eastAsia="es-ES"/>
         </w:rPr>
       </w:pPr>
-      <w:hyperlink w:anchor="_Toc150198335" w:history="1">
+      <w:hyperlink w:anchor="_Toc150275399" w:history="1">
         <w:r>
           <w:rPr>
             <w:rStyle w:val="Hipervnculo"/>
@@ -4005,7 +4006,7 @@
             <w:noProof/>
             <w:webHidden/>
           </w:rPr>
-          <w:instrText xml:space="preserve"> PAGEREF _Toc150198335 \h </w:instrText>
+          <w:instrText xml:space="preserve"> PAGEREF _Toc150275399 \h </w:instrText>
         </w:r>
         <w:r>
           <w:rPr>
@@ -4051,7 +4052,7 @@
           <w:lang w:eastAsia="es-ES"/>
         </w:rPr>
       </w:pPr>
-      <w:hyperlink w:anchor="_Toc150198336" w:history="1">
+      <w:hyperlink w:anchor="_Toc150275400" w:history="1">
         <w:r>
           <w:rPr>
             <w:rStyle w:val="Hipervnculo"/>
@@ -4078,7 +4079,7 @@
             <w:noProof/>
             <w:webHidden/>
           </w:rPr>
-          <w:instrText xml:space="preserve"> PAGEREF _Toc150198336 \h </w:instrText>
+          <w:instrText xml:space="preserve"> PAGEREF _Toc150275400 \h </w:instrText>
         </w:r>
         <w:r>
           <w:rPr>
@@ -4126,7 +4127,7 @@
           <w:lang w:eastAsia="es-ES"/>
         </w:rPr>
       </w:pPr>
-      <w:hyperlink w:anchor="_Toc150198337" w:history="1">
+      <w:hyperlink w:anchor="_Toc150275401" w:history="1">
         <w:r>
           <w:rPr>
             <w:rStyle w:val="Hipervnculo"/>
@@ -4153,7 +4154,7 @@
             <w:noProof/>
             <w:webHidden/>
           </w:rPr>
-          <w:instrText xml:space="preserve"> PAGEREF _Toc150198337 \h </w:instrText>
+          <w:instrText xml:space="preserve"> PAGEREF _Toc150275401 \h </w:instrText>
         </w:r>
         <w:r>
           <w:rPr>
@@ -4199,7 +4200,7 @@
           <w:lang w:eastAsia="es-ES"/>
         </w:rPr>
       </w:pPr>
-      <w:hyperlink w:anchor="_Toc150198338" w:history="1">
+      <w:hyperlink w:anchor="_Toc150275402" w:history="1">
         <w:r>
           <w:rPr>
             <w:rStyle w:val="Hipervnculo"/>
@@ -4226,7 +4227,7 @@
             <w:noProof/>
             <w:webHidden/>
           </w:rPr>
-          <w:instrText xml:space="preserve"> PAGEREF _Toc150198338 \h </w:instrText>
+          <w:instrText xml:space="preserve"> PAGEREF _Toc150275402 \h </w:instrText>
         </w:r>
         <w:r>
           <w:rPr>
@@ -4273,7 +4274,7 @@
           <w:lang w:eastAsia="es-ES"/>
         </w:rPr>
       </w:pPr>
-      <w:hyperlink w:anchor="_Toc150198339" w:history="1">
+      <w:hyperlink w:anchor="_Toc150275403" w:history="1">
         <w:r>
           <w:rPr>
             <w:rStyle w:val="Hipervnculo"/>
@@ -4300,7 +4301,7 @@
             <w:noProof/>
             <w:webHidden/>
           </w:rPr>
-          <w:instrText xml:space="preserve"> PAGEREF _Toc150198339 \h </w:instrText>
+          <w:instrText xml:space="preserve"> PAGEREF _Toc150275403 \h </w:instrText>
         </w:r>
         <w:r>
           <w:rPr>
@@ -4347,7 +4348,7 @@
           <w:lang w:eastAsia="es-ES"/>
         </w:rPr>
       </w:pPr>
-      <w:hyperlink w:anchor="_Toc150198340" w:history="1">
+      <w:hyperlink w:anchor="_Toc150275404" w:history="1">
         <w:r>
           <w:rPr>
             <w:rStyle w:val="Hipervnculo"/>
@@ -4374,7 +4375,7 @@
             <w:noProof/>
             <w:webHidden/>
           </w:rPr>
-          <w:instrText xml:space="preserve"> PAGEREF _Toc150198340 \h </w:instrText>
+          <w:instrText xml:space="preserve"> PAGEREF _Toc150275404 \h </w:instrText>
         </w:r>
         <w:r>
           <w:rPr>
@@ -4421,7 +4422,7 @@
           <w:lang w:eastAsia="es-ES"/>
         </w:rPr>
       </w:pPr>
-      <w:hyperlink w:anchor="_Toc150198341" w:history="1">
+      <w:hyperlink w:anchor="_Toc150275405" w:history="1">
         <w:r>
           <w:rPr>
             <w:rStyle w:val="Hipervnculo"/>
@@ -4448,7 +4449,7 @@
             <w:noProof/>
             <w:webHidden/>
           </w:rPr>
-          <w:instrText xml:space="preserve"> PAGEREF _Toc150198341 \h </w:instrText>
+          <w:instrText xml:space="preserve"> PAGEREF _Toc150275405 \h </w:instrText>
         </w:r>
         <w:r>
           <w:rPr>
@@ -4495,7 +4496,7 @@
           <w:lang w:eastAsia="es-ES"/>
         </w:rPr>
       </w:pPr>
-      <w:hyperlink w:anchor="_Toc150198342" w:history="1">
+      <w:hyperlink w:anchor="_Toc150275406" w:history="1">
         <w:r>
           <w:rPr>
             <w:rStyle w:val="Hipervnculo"/>
@@ -4522,7 +4523,7 @@
             <w:noProof/>
             <w:webHidden/>
           </w:rPr>
-          <w:instrText xml:space="preserve"> PAGEREF _Toc150198342 \h </w:instrText>
+          <w:instrText xml:space="preserve"> PAGEREF _Toc150275406 \h </w:instrText>
         </w:r>
         <w:r>
           <w:rPr>
@@ -4569,7 +4570,7 @@
           <w:lang w:eastAsia="es-ES"/>
         </w:rPr>
       </w:pPr>
-      <w:hyperlink w:anchor="_Toc150198343" w:history="1">
+      <w:hyperlink w:anchor="_Toc150275407" w:history="1">
         <w:r>
           <w:rPr>
             <w:rStyle w:val="Hipervnculo"/>
@@ -4596,7 +4597,7 @@
             <w:noProof/>
             <w:webHidden/>
           </w:rPr>
-          <w:instrText xml:space="preserve"> PAGEREF _Toc150198343 \h </w:instrText>
+          <w:instrText xml:space="preserve"> PAGEREF _Toc150275407 \h </w:instrText>
         </w:r>
         <w:r>
           <w:rPr>
@@ -4643,7 +4644,7 @@
           <w:lang w:eastAsia="es-ES"/>
         </w:rPr>
       </w:pPr>
-      <w:hyperlink w:anchor="_Toc150198344" w:history="1">
+      <w:hyperlink w:anchor="_Toc150275408" w:history="1">
         <w:r>
           <w:rPr>
             <w:rStyle w:val="Hipervnculo"/>
@@ -4670,7 +4671,7 @@
             <w:noProof/>
             <w:webHidden/>
           </w:rPr>
-          <w:instrText xml:space="preserve"> PAGEREF _Toc150198344 \h </w:instrText>
+          <w:instrText xml:space="preserve"> PAGEREF _Toc150275408 \h </w:instrText>
         </w:r>
         <w:r>
           <w:rPr>
@@ -4717,7 +4718,7 @@
           <w:lang w:eastAsia="es-ES"/>
         </w:rPr>
       </w:pPr>
-      <w:hyperlink w:anchor="_Toc150198345" w:history="1">
+      <w:hyperlink w:anchor="_Toc150275409" w:history="1">
         <w:r>
           <w:rPr>
             <w:rStyle w:val="Hipervnculo"/>
@@ -4744,7 +4745,7 @@
             <w:noProof/>
             <w:webHidden/>
           </w:rPr>
-          <w:instrText xml:space="preserve"> PAGEREF _Toc150198345 \h </w:instrText>
+          <w:instrText xml:space="preserve"> PAGEREF _Toc150275409 \h </w:instrText>
         </w:r>
         <w:r>
           <w:rPr>
@@ -4791,7 +4792,7 @@
           <w:lang w:eastAsia="es-ES"/>
         </w:rPr>
       </w:pPr>
-      <w:hyperlink w:anchor="_Toc150198346" w:history="1">
+      <w:hyperlink w:anchor="_Toc150275410" w:history="1">
         <w:r>
           <w:rPr>
             <w:rStyle w:val="Hipervnculo"/>
@@ -4818,7 +4819,7 @@
             <w:noProof/>
             <w:webHidden/>
           </w:rPr>
-          <w:instrText xml:space="preserve"> PAGEREF _Toc150198346 \h </w:instrText>
+          <w:instrText xml:space="preserve"> PAGEREF _Toc150275410 \h </w:instrText>
         </w:r>
         <w:r>
           <w:rPr>
@@ -4865,7 +4866,7 @@
           <w:lang w:eastAsia="es-ES"/>
         </w:rPr>
       </w:pPr>
-      <w:hyperlink w:anchor="_Toc150198347" w:history="1">
+      <w:hyperlink w:anchor="_Toc150275411" w:history="1">
         <w:r>
           <w:rPr>
             <w:rStyle w:val="Hipervnculo"/>
@@ -4892,7 +4893,7 @@
             <w:noProof/>
             <w:webHidden/>
           </w:rPr>
-          <w:instrText xml:space="preserve"> PAGEREF _Toc150198347 \h </w:instrText>
+          <w:instrText xml:space="preserve"> PAGEREF _Toc150275411 \h </w:instrText>
         </w:r>
         <w:r>
           <w:rPr>
@@ -4939,7 +4940,7 @@
           <w:lang w:eastAsia="es-ES"/>
         </w:rPr>
       </w:pPr>
-      <w:hyperlink w:anchor="_Toc150198348" w:history="1">
+      <w:hyperlink w:anchor="_Toc150275412" w:history="1">
         <w:r>
           <w:rPr>
             <w:rStyle w:val="Hipervnculo"/>
@@ -4966,7 +4967,7 @@
             <w:noProof/>
             <w:webHidden/>
           </w:rPr>
-          <w:instrText xml:space="preserve"> PAGEREF _Toc150198348 \h </w:instrText>
+          <w:instrText xml:space="preserve"> PAGEREF _Toc150275412 \h </w:instrText>
         </w:r>
         <w:r>
           <w:rPr>
@@ -5013,7 +5014,7 @@
           <w:lang w:eastAsia="es-ES"/>
         </w:rPr>
       </w:pPr>
-      <w:hyperlink w:anchor="_Toc150198349" w:history="1">
+      <w:hyperlink w:anchor="_Toc150275413" w:history="1">
         <w:r>
           <w:rPr>
             <w:rStyle w:val="Hipervnculo"/>
@@ -5040,7 +5041,7 @@
             <w:noProof/>
             <w:webHidden/>
           </w:rPr>
-          <w:instrText xml:space="preserve"> PAGEREF _Toc150198349 \h </w:instrText>
+          <w:instrText xml:space="preserve"> PAGEREF _Toc150275413 \h </w:instrText>
         </w:r>
         <w:r>
           <w:rPr>
@@ -5087,7 +5088,7 @@
           <w:lang w:eastAsia="es-ES"/>
         </w:rPr>
       </w:pPr>
-      <w:hyperlink w:anchor="_Toc150198350" w:history="1">
+      <w:hyperlink w:anchor="_Toc150275414" w:history="1">
         <w:r>
           <w:rPr>
             <w:rStyle w:val="Hipervnculo"/>
@@ -5114,7 +5115,7 @@
             <w:noProof/>
             <w:webHidden/>
           </w:rPr>
-          <w:instrText xml:space="preserve"> PAGEREF _Toc150198350 \h </w:instrText>
+          <w:instrText xml:space="preserve"> PAGEREF _Toc150275414 \h </w:instrText>
         </w:r>
         <w:r>
           <w:rPr>
@@ -5162,7 +5163,7 @@
           <w:lang w:eastAsia="es-ES"/>
         </w:rPr>
       </w:pPr>
-      <w:hyperlink w:anchor="_Toc150198351" w:history="1">
+      <w:hyperlink w:anchor="_Toc150275415" w:history="1">
         <w:r>
           <w:rPr>
             <w:rStyle w:val="Hipervnculo"/>
@@ -5189,7 +5190,7 @@
             <w:noProof/>
             <w:webHidden/>
           </w:rPr>
-          <w:instrText xml:space="preserve"> PAGEREF _Toc150198351 \h </w:instrText>
+          <w:instrText xml:space="preserve"> PAGEREF _Toc150275415 \h </w:instrText>
         </w:r>
         <w:r>
           <w:rPr>
@@ -5222,14 +5223,308 @@
     </w:p>
     <w:p>
       <w:pPr>
-        <w:rPr>
+        <w:pStyle w:val="TDC1"/>
+        <w:tabs>
+          <w:tab w:val="right" w:leader="dot" w:pos="8494"/>
+        </w:tabs>
+        <w:rPr>
+          <w:rFonts w:eastAsiaTheme="minorEastAsia" w:cstheme="minorBidi"/>
+          <w:b w:val="0"/>
+          <w:bCs w:val="0"/>
+          <w:caps w:val="0"/>
+          <w:noProof/>
+          <w:sz w:val="22"/>
+          <w:szCs w:val="22"/>
           <w:lang w:eastAsia="es-ES"/>
         </w:rPr>
       </w:pPr>
-      <w:r>
-        <w:rPr>
+      <w:hyperlink w:anchor="_Toc150275416" w:history="1">
+        <w:r>
+          <w:rPr>
+            <w:rStyle w:val="Hipervnculo"/>
+            <w:noProof/>
+          </w:rPr>
+          <w:t>Otras aplicaciones que hacen una gestión similar de discos</w:t>
+        </w:r>
+        <w:r>
+          <w:rPr>
+            <w:noProof/>
+            <w:webHidden/>
+          </w:rPr>
+          <w:tab/>
+        </w:r>
+        <w:r>
+          <w:rPr>
+            <w:noProof/>
+            <w:webHidden/>
+          </w:rPr>
+          <w:fldChar w:fldCharType="begin"/>
+        </w:r>
+        <w:r>
+          <w:rPr>
+            <w:noProof/>
+            <w:webHidden/>
+          </w:rPr>
+          <w:instrText xml:space="preserve"> PAGEREF _Toc150275416 \h </w:instrText>
+        </w:r>
+        <w:r>
+          <w:rPr>
+            <w:noProof/>
+            <w:webHidden/>
+          </w:rPr>
+        </w:r>
+        <w:r>
+          <w:rPr>
+            <w:noProof/>
+            <w:webHidden/>
+          </w:rPr>
+          <w:fldChar w:fldCharType="separate"/>
+        </w:r>
+        <w:r>
+          <w:rPr>
+            <w:noProof/>
+            <w:webHidden/>
+          </w:rPr>
+          <w:t>20</w:t>
+        </w:r>
+        <w:r>
+          <w:rPr>
+            <w:noProof/>
+            <w:webHidden/>
+          </w:rPr>
+          <w:fldChar w:fldCharType="end"/>
+        </w:r>
+      </w:hyperlink>
+    </w:p>
+    <w:p>
+      <w:pPr>
+        <w:pStyle w:val="TDC2"/>
+        <w:tabs>
+          <w:tab w:val="right" w:leader="dot" w:pos="8494"/>
+        </w:tabs>
+        <w:rPr>
+          <w:rFonts w:eastAsiaTheme="minorEastAsia" w:cstheme="minorBidi"/>
+          <w:smallCaps w:val="0"/>
+          <w:noProof/>
+          <w:sz w:val="22"/>
+          <w:szCs w:val="22"/>
           <w:lang w:eastAsia="es-ES"/>
         </w:rPr>
+      </w:pPr>
+      <w:hyperlink w:anchor="_Toc150275417" w:history="1">
+        <w:r>
+          <w:rPr>
+            <w:rStyle w:val="Hipervnculo"/>
+            <w:noProof/>
+          </w:rPr>
+          <w:t>Disk Management de Windows</w:t>
+        </w:r>
+        <w:r>
+          <w:rPr>
+            <w:noProof/>
+            <w:webHidden/>
+          </w:rPr>
+          <w:tab/>
+        </w:r>
+        <w:r>
+          <w:rPr>
+            <w:noProof/>
+            <w:webHidden/>
+          </w:rPr>
+          <w:fldChar w:fldCharType="begin"/>
+        </w:r>
+        <w:r>
+          <w:rPr>
+            <w:noProof/>
+            <w:webHidden/>
+          </w:rPr>
+          <w:instrText xml:space="preserve"> PAGEREF _Toc150275417 \h </w:instrText>
+        </w:r>
+        <w:r>
+          <w:rPr>
+            <w:noProof/>
+            <w:webHidden/>
+          </w:rPr>
+        </w:r>
+        <w:r>
+          <w:rPr>
+            <w:noProof/>
+            <w:webHidden/>
+          </w:rPr>
+          <w:fldChar w:fldCharType="separate"/>
+        </w:r>
+        <w:r>
+          <w:rPr>
+            <w:noProof/>
+            <w:webHidden/>
+          </w:rPr>
+          <w:t>20</w:t>
+        </w:r>
+        <w:r>
+          <w:rPr>
+            <w:noProof/>
+            <w:webHidden/>
+          </w:rPr>
+          <w:fldChar w:fldCharType="end"/>
+        </w:r>
+      </w:hyperlink>
+    </w:p>
+    <w:p>
+      <w:pPr>
+        <w:pStyle w:val="TDC2"/>
+        <w:tabs>
+          <w:tab w:val="right" w:leader="dot" w:pos="8494"/>
+        </w:tabs>
+        <w:rPr>
+          <w:rFonts w:eastAsiaTheme="minorEastAsia" w:cstheme="minorBidi"/>
+          <w:smallCaps w:val="0"/>
+          <w:noProof/>
+          <w:sz w:val="22"/>
+          <w:szCs w:val="22"/>
+          <w:lang w:eastAsia="es-ES"/>
+        </w:rPr>
+      </w:pPr>
+      <w:hyperlink w:anchor="_Toc150275418" w:history="1">
+        <w:r>
+          <w:rPr>
+            <w:rStyle w:val="Hipervnculo"/>
+            <w:noProof/>
+          </w:rPr>
+          <w:t>GParted de Linux</w:t>
+        </w:r>
+        <w:r>
+          <w:rPr>
+            <w:noProof/>
+            <w:webHidden/>
+          </w:rPr>
+          <w:tab/>
+        </w:r>
+        <w:r>
+          <w:rPr>
+            <w:noProof/>
+            <w:webHidden/>
+          </w:rPr>
+          <w:fldChar w:fldCharType="begin"/>
+        </w:r>
+        <w:r>
+          <w:rPr>
+            <w:noProof/>
+            <w:webHidden/>
+          </w:rPr>
+          <w:instrText xml:space="preserve"> PAGEREF _Toc150275418 \h </w:instrText>
+        </w:r>
+        <w:r>
+          <w:rPr>
+            <w:noProof/>
+            <w:webHidden/>
+          </w:rPr>
+        </w:r>
+        <w:r>
+          <w:rPr>
+            <w:noProof/>
+            <w:webHidden/>
+          </w:rPr>
+          <w:fldChar w:fldCharType="separate"/>
+        </w:r>
+        <w:r>
+          <w:rPr>
+            <w:noProof/>
+            <w:webHidden/>
+          </w:rPr>
+          <w:t>20</w:t>
+        </w:r>
+        <w:r>
+          <w:rPr>
+            <w:noProof/>
+            <w:webHidden/>
+          </w:rPr>
+          <w:fldChar w:fldCharType="end"/>
+        </w:r>
+      </w:hyperlink>
+    </w:p>
+    <w:p>
+      <w:pPr>
+        <w:pStyle w:val="TDC2"/>
+        <w:tabs>
+          <w:tab w:val="right" w:leader="dot" w:pos="8494"/>
+        </w:tabs>
+        <w:rPr>
+          <w:rFonts w:eastAsiaTheme="minorEastAsia" w:cstheme="minorBidi"/>
+          <w:smallCaps w:val="0"/>
+          <w:noProof/>
+          <w:sz w:val="22"/>
+          <w:szCs w:val="22"/>
+          <w:lang w:eastAsia="es-ES"/>
+        </w:rPr>
+      </w:pPr>
+      <w:hyperlink w:anchor="_Toc150275419" w:history="1">
+        <w:r>
+          <w:rPr>
+            <w:rStyle w:val="Hipervnculo"/>
+            <w:noProof/>
+          </w:rPr>
+          <w:t>EaseUS Partition Master</w:t>
+        </w:r>
+        <w:r>
+          <w:rPr>
+            <w:noProof/>
+            <w:webHidden/>
+          </w:rPr>
+          <w:tab/>
+        </w:r>
+        <w:r>
+          <w:rPr>
+            <w:noProof/>
+            <w:webHidden/>
+          </w:rPr>
+          <w:fldChar w:fldCharType="begin"/>
+        </w:r>
+        <w:r>
+          <w:rPr>
+            <w:noProof/>
+            <w:webHidden/>
+          </w:rPr>
+          <w:instrText xml:space="preserve"> PAGEREF _Toc150275419 \h </w:instrText>
+        </w:r>
+        <w:r>
+          <w:rPr>
+            <w:noProof/>
+            <w:webHidden/>
+          </w:rPr>
+        </w:r>
+        <w:r>
+          <w:rPr>
+            <w:noProof/>
+            <w:webHidden/>
+          </w:rPr>
+          <w:fldChar w:fldCharType="separate"/>
+        </w:r>
+        <w:r>
+          <w:rPr>
+            <w:noProof/>
+            <w:webHidden/>
+          </w:rPr>
+          <w:t>21</w:t>
+        </w:r>
+        <w:r>
+          <w:rPr>
+            <w:noProof/>
+            <w:webHidden/>
+          </w:rPr>
+          <w:fldChar w:fldCharType="end"/>
+        </w:r>
+      </w:hyperlink>
+    </w:p>
+    <w:p>
+      <w:pPr>
+        <w:rPr>
+          <w:lang w:eastAsia="es-ES"/>
+        </w:rPr>
+      </w:pPr>
+      <w:r>
+        <w:rPr>
+          <w:lang w:eastAsia="es-ES"/>
+        </w:rPr>
         <w:fldChar w:fldCharType="end"/>
       </w:r>
     </w:p>
@@ -5243,165 +5538,165 @@
         </w:rPr>
         <w:br w:type="page"/>
       </w:r>
-      <w:bookmarkStart w:id="1" w:name="_Toc150198298"/>
+      <w:bookmarkStart w:id="0" w:name="_Toc150275362"/>
       <w:r>
         <w:lastRenderedPageBreak/>
         <w:t>Diskpart</w:t>
       </w:r>
+      <w:bookmarkEnd w:id="0"/>
+    </w:p>
+    <w:p>
+      <w:r>
+        <w:t>Diskpart es una herramienta de línea de comandos diseñada para gestionar nuestras unidades de disco y sus particiones de forma directa, sin interfaz gráfica</w:t>
+      </w:r>
+      <w:r>
+        <w:t>, disponible en Windows.</w:t>
+      </w:r>
+    </w:p>
+    <w:p>
+      <w:pPr>
+        <w:pStyle w:val="Ttulo2"/>
+      </w:pPr>
+      <w:bookmarkStart w:id="1" w:name="_Toc150275363"/>
+      <w:r>
+        <w:t>Resumen</w:t>
+      </w:r>
+      <w:r>
+        <w:t xml:space="preserve"> De Uso de Diskpart</w:t>
+      </w:r>
       <w:bookmarkEnd w:id="1"/>
     </w:p>
     <w:p>
       <w:r>
-        <w:t>Diskpart es una herramienta de línea de comandos diseñada para gestionar nuestras unidades de disco y sus particiones de forma directa, sin interfaz gráfica</w:t>
-      </w:r>
-      <w:r>
-        <w:t>, disponible en Windows.</w:t>
+        <w:t>Para abrir diskpart:</w:t>
+      </w:r>
+    </w:p>
+    <w:p>
+      <w:r>
+        <w:t xml:space="preserve">Abrimos </w:t>
+      </w:r>
+      <w:r>
+        <w:rPr>
+          <w:b/>
+        </w:rPr>
+        <w:t>cmd</w:t>
+      </w:r>
+      <w:r>
+        <w:t xml:space="preserve"> como Administrador (a ser posible) y escribimos diskpart</w:t>
+      </w:r>
+    </w:p>
+    <w:p>
+      <w:r>
+        <w:t xml:space="preserve">Cuando termine de cargar, introducimos </w:t>
+      </w:r>
+      <w:r>
+        <w:rPr>
+          <w:b/>
+        </w:rPr>
+        <w:t>“list disk”</w:t>
+      </w:r>
+      <w:r>
+        <w:t xml:space="preserve"> para que muestre todos los discos del equipo</w:t>
+      </w:r>
+    </w:p>
+    <w:p>
+      <w:pPr>
+        <w:rPr>
+          <w:b/>
+        </w:rPr>
+      </w:pPr>
+      <w:r>
+        <w:t xml:space="preserve">Luego elegimos un disco con </w:t>
+      </w:r>
+      <w:r>
+        <w:rPr>
+          <w:b/>
+        </w:rPr>
+        <w:t>“select disk X”</w:t>
+      </w:r>
+      <w:r>
+        <w:t xml:space="preserve"> o </w:t>
+      </w:r>
+      <w:r>
+        <w:rPr>
+          <w:b/>
+        </w:rPr>
+        <w:t>“sel disk X”</w:t>
+      </w:r>
+    </w:p>
+    <w:p>
+      <w:r>
+        <w:t>Ahora podemos cambiar cualquier cosa del disco seleccionado, como la letra, las particiones, …</w:t>
+      </w:r>
+    </w:p>
+    <w:p>
+      <w:r>
+        <w:t xml:space="preserve">Pero vamos a centrarnos en las particiones, por lo que ejecutaremos el comando: </w:t>
+      </w:r>
+    </w:p>
+    <w:p>
+      <w:pPr>
+        <w:rPr>
+          <w:lang w:val="en-US"/>
+        </w:rPr>
+      </w:pPr>
+      <w:r>
+        <w:rPr>
+          <w:b/>
+          <w:lang w:val="en-US"/>
+        </w:rPr>
+        <w:t>“list volume”</w:t>
+      </w:r>
+      <w:r>
+        <w:rPr>
+          <w:lang w:val="en-US"/>
+        </w:rPr>
+        <w:t xml:space="preserve"> o </w:t>
+      </w:r>
+      <w:r>
+        <w:rPr>
+          <w:b/>
+          <w:lang w:val="en-US"/>
+        </w:rPr>
+        <w:t>“list vol”</w:t>
+      </w:r>
+      <w:r>
+        <w:rPr>
+          <w:lang w:val="en-US"/>
+        </w:rPr>
+        <w:t xml:space="preserve"> </w:t>
+      </w:r>
+    </w:p>
+    <w:p>
+      <w:r>
+        <w:t>Y podemos cambiar esta partición, como reasignarle el tamaño, …</w:t>
+      </w:r>
+    </w:p>
+    <w:p>
+      <w:pPr>
+        <w:rPr>
+          <w:b/>
+        </w:rPr>
+      </w:pPr>
+      <w:r>
+        <w:t xml:space="preserve">Cuando terminemos de hacer lo que necesitemos ejecutamos el comando </w:t>
+      </w:r>
+      <w:r>
+        <w:rPr>
+          <w:b/>
+        </w:rPr>
+        <w:t>“exit”</w:t>
       </w:r>
     </w:p>
     <w:p>
       <w:pPr>
         <w:pStyle w:val="Ttulo2"/>
       </w:pPr>
-      <w:bookmarkStart w:id="2" w:name="_Toc150198299"/>
-      <w:r>
-        <w:t>Resumen</w:t>
-      </w:r>
-      <w:r>
-        <w:t xml:space="preserve"> De Uso de Diskpart</w:t>
+      <w:bookmarkStart w:id="2" w:name="_Toc150275364"/>
+      <w:r>
+        <w:t>active</w:t>
       </w:r>
       <w:bookmarkEnd w:id="2"/>
-    </w:p>
-    <w:p>
-      <w:r>
-        <w:t>Para abrir diskpart:</w:t>
-      </w:r>
-    </w:p>
-    <w:p>
-      <w:r>
-        <w:t xml:space="preserve">Abrimos </w:t>
-      </w:r>
-      <w:r>
-        <w:rPr>
-          <w:b/>
-        </w:rPr>
-        <w:t>cmd</w:t>
-      </w:r>
-      <w:r>
-        <w:t xml:space="preserve"> como Administrador (a ser posible) y escribimos diskpart</w:t>
-      </w:r>
-    </w:p>
-    <w:p>
-      <w:r>
-        <w:t xml:space="preserve">Cuando termine de cargar, introducimos </w:t>
-      </w:r>
-      <w:r>
-        <w:rPr>
-          <w:b/>
-        </w:rPr>
-        <w:t>“list disk”</w:t>
-      </w:r>
-      <w:r>
-        <w:t xml:space="preserve"> para que muestre todos los discos del equipo</w:t>
-      </w:r>
-    </w:p>
-    <w:p>
-      <w:pPr>
-        <w:rPr>
-          <w:b/>
-        </w:rPr>
-      </w:pPr>
-      <w:r>
-        <w:t xml:space="preserve">Luego elegimos un disco con </w:t>
-      </w:r>
-      <w:r>
-        <w:rPr>
-          <w:b/>
-        </w:rPr>
-        <w:t>“select disk X”</w:t>
-      </w:r>
-      <w:r>
-        <w:t xml:space="preserve"> o </w:t>
-      </w:r>
-      <w:r>
-        <w:rPr>
-          <w:b/>
-        </w:rPr>
-        <w:t>“sel disk X”</w:t>
-      </w:r>
-    </w:p>
-    <w:p>
-      <w:r>
-        <w:t>Ahora podemos cambiar cualquier cosa del disco seleccionado, como la letra, las particiones, …</w:t>
-      </w:r>
-    </w:p>
-    <w:p>
-      <w:r>
-        <w:t xml:space="preserve">Pero vamos a centrarnos en las particiones, por lo que ejecutaremos el comando: </w:t>
-      </w:r>
-    </w:p>
-    <w:p>
-      <w:pPr>
-        <w:rPr>
-          <w:lang w:val="en-US"/>
-        </w:rPr>
-      </w:pPr>
-      <w:r>
-        <w:rPr>
-          <w:b/>
-          <w:lang w:val="en-US"/>
-        </w:rPr>
-        <w:t>“list volume”</w:t>
-      </w:r>
-      <w:r>
-        <w:rPr>
-          <w:lang w:val="en-US"/>
-        </w:rPr>
-        <w:t xml:space="preserve"> o </w:t>
-      </w:r>
-      <w:r>
-        <w:rPr>
-          <w:b/>
-          <w:lang w:val="en-US"/>
-        </w:rPr>
-        <w:t>“list vol”</w:t>
-      </w:r>
-      <w:r>
-        <w:rPr>
-          <w:lang w:val="en-US"/>
-        </w:rPr>
-        <w:t xml:space="preserve"> </w:t>
-      </w:r>
-    </w:p>
-    <w:p>
-      <w:r>
-        <w:t>Y podemos cambiar esta partición, como reasignarle el tamaño, …</w:t>
-      </w:r>
-    </w:p>
-    <w:p>
-      <w:pPr>
-        <w:rPr>
-          <w:b/>
-        </w:rPr>
-      </w:pPr>
-      <w:r>
-        <w:t xml:space="preserve">Cuando terminemos de hacer lo que necesitemos ejecutamos el comando </w:t>
-      </w:r>
-      <w:r>
-        <w:rPr>
-          <w:b/>
-        </w:rPr>
-        <w:t>“exit”</w:t>
-      </w:r>
-    </w:p>
-    <w:p>
-      <w:pPr>
-        <w:pStyle w:val="Ttulo2"/>
-      </w:pPr>
-      <w:bookmarkStart w:id="3" w:name="_Toc150198300"/>
-      <w:r>
-        <w:t>active</w:t>
-      </w:r>
-      <w:bookmarkEnd w:id="3"/>
     </w:p>
     <w:p>
       <w:r>
@@ -5532,11 +5827,11 @@
       <w:pPr>
         <w:pStyle w:val="Ttulo2"/>
       </w:pPr>
-      <w:bookmarkStart w:id="4" w:name="_Toc150198301"/>
+      <w:bookmarkStart w:id="3" w:name="_Toc150275365"/>
       <w:r>
         <w:t>add</w:t>
       </w:r>
-      <w:bookmarkEnd w:id="4"/>
+      <w:bookmarkEnd w:id="3"/>
     </w:p>
     <w:p>
       <w:r>
@@ -5680,12 +5975,12 @@
       <w:pPr>
         <w:pStyle w:val="Ttulo2"/>
       </w:pPr>
-      <w:bookmarkStart w:id="5" w:name="_Toc150198302"/>
+      <w:bookmarkStart w:id="4" w:name="_Toc150275366"/>
       <w:r>
         <w:lastRenderedPageBreak/>
         <w:t>assign</w:t>
       </w:r>
-      <w:bookmarkEnd w:id="5"/>
+      <w:bookmarkEnd w:id="4"/>
     </w:p>
     <w:p>
       <w:r>
@@ -5827,14 +6122,14 @@
       <w:pPr>
         <w:pStyle w:val="Ttulo2"/>
       </w:pPr>
-      <w:bookmarkStart w:id="6" w:name="_Toc150198303"/>
+      <w:bookmarkStart w:id="5" w:name="_Toc150275367"/>
       <w:r>
         <w:t>a</w:t>
       </w:r>
       <w:r>
         <w:t>ttach vdisk</w:t>
       </w:r>
-      <w:bookmarkEnd w:id="6"/>
+      <w:bookmarkEnd w:id="5"/>
     </w:p>
     <w:p>
       <w:r>
@@ -5924,12 +6219,12 @@
       <w:pPr>
         <w:pStyle w:val="Ttulo2"/>
       </w:pPr>
-      <w:bookmarkStart w:id="7" w:name="_Toc150198304"/>
+      <w:bookmarkStart w:id="6" w:name="_Toc150275368"/>
       <w:r>
         <w:lastRenderedPageBreak/>
         <w:t>atribute</w:t>
       </w:r>
-      <w:bookmarkEnd w:id="7"/>
+      <w:bookmarkEnd w:id="6"/>
     </w:p>
     <w:p>
       <w:r>
@@ -6067,14 +6362,14 @@
       <w:pPr>
         <w:pStyle w:val="Ttulo2"/>
       </w:pPr>
-      <w:bookmarkStart w:id="8" w:name="_Toc150198305"/>
+      <w:bookmarkStart w:id="7" w:name="_Toc150275369"/>
       <w:r>
         <w:t>a</w:t>
       </w:r>
       <w:r>
         <w:t>utomount</w:t>
       </w:r>
-      <w:bookmarkEnd w:id="8"/>
+      <w:bookmarkEnd w:id="7"/>
     </w:p>
     <w:p>
       <w:r>
@@ -6212,14 +6507,14 @@
       <w:pPr>
         <w:pStyle w:val="Ttulo2"/>
       </w:pPr>
-      <w:bookmarkStart w:id="9" w:name="_Toc150198306"/>
+      <w:bookmarkStart w:id="8" w:name="_Toc150275370"/>
       <w:r>
         <w:t>b</w:t>
       </w:r>
       <w:r>
         <w:t>reak</w:t>
       </w:r>
-      <w:bookmarkEnd w:id="9"/>
+      <w:bookmarkEnd w:id="8"/>
     </w:p>
     <w:p>
       <w:r>
@@ -6284,12 +6579,12 @@
       <w:pPr>
         <w:pStyle w:val="Ttulo2"/>
       </w:pPr>
-      <w:bookmarkStart w:id="10" w:name="_Toc150198307"/>
+      <w:bookmarkStart w:id="9" w:name="_Toc150275371"/>
       <w:r>
         <w:lastRenderedPageBreak/>
         <w:t>Clean</w:t>
       </w:r>
-      <w:bookmarkEnd w:id="10"/>
+      <w:bookmarkEnd w:id="9"/>
     </w:p>
     <w:p>
       <w:pPr>
@@ -6408,11 +6703,11 @@
       <w:pPr>
         <w:pStyle w:val="Ttulo2"/>
       </w:pPr>
-      <w:bookmarkStart w:id="11" w:name="_Toc150198308"/>
+      <w:bookmarkStart w:id="10" w:name="_Toc150275372"/>
       <w:r>
         <w:t>Compact vdisk</w:t>
       </w:r>
-      <w:bookmarkEnd w:id="11"/>
+      <w:bookmarkEnd w:id="10"/>
     </w:p>
     <w:p>
       <w:r>
@@ -6480,14 +6775,14 @@
           <w:lang w:val="en-US"/>
         </w:rPr>
       </w:pPr>
-      <w:bookmarkStart w:id="12" w:name="_Toc150198309"/>
+      <w:bookmarkStart w:id="11" w:name="_Toc150275373"/>
       <w:r>
         <w:rPr>
           <w:lang w:val="en-US"/>
         </w:rPr>
         <w:t>convert</w:t>
       </w:r>
-      <w:bookmarkEnd w:id="12"/>
+      <w:bookmarkEnd w:id="11"/>
     </w:p>
     <w:p>
       <w:r>
@@ -6606,12 +6901,12 @@
       <w:pPr>
         <w:pStyle w:val="Ttulo2"/>
       </w:pPr>
-      <w:bookmarkStart w:id="13" w:name="_Toc150198310"/>
+      <w:bookmarkStart w:id="12" w:name="_Toc150275374"/>
       <w:r>
         <w:lastRenderedPageBreak/>
         <w:t>create</w:t>
       </w:r>
-      <w:bookmarkEnd w:id="13"/>
+      <w:bookmarkEnd w:id="12"/>
     </w:p>
     <w:p>
       <w:r>
@@ -6797,14 +7092,14 @@
       <w:pPr>
         <w:pStyle w:val="Ttulo2"/>
       </w:pPr>
-      <w:bookmarkStart w:id="14" w:name="_Toc150198311"/>
+      <w:bookmarkStart w:id="13" w:name="_Toc150275375"/>
       <w:r>
         <w:t>d</w:t>
       </w:r>
       <w:r>
         <w:t>elete</w:t>
       </w:r>
-      <w:bookmarkEnd w:id="14"/>
+      <w:bookmarkEnd w:id="13"/>
     </w:p>
     <w:p>
       <w:r>
@@ -6935,7 +7230,7 @@
       <w:pPr>
         <w:pStyle w:val="Ttulo2"/>
       </w:pPr>
-      <w:bookmarkStart w:id="15" w:name="_Toc150198312"/>
+      <w:bookmarkStart w:id="14" w:name="_Toc150275376"/>
       <w:r>
         <w:lastRenderedPageBreak/>
         <w:t>d</w:t>
@@ -6949,7 +7244,7 @@
       <w:r>
         <w:t>isk</w:t>
       </w:r>
-      <w:bookmarkEnd w:id="15"/>
+      <w:bookmarkEnd w:id="14"/>
     </w:p>
     <w:p>
       <w:r>
@@ -7001,14 +7296,14 @@
       <w:pPr>
         <w:pStyle w:val="Ttulo2"/>
       </w:pPr>
-      <w:bookmarkStart w:id="16" w:name="_Toc150198313"/>
+      <w:bookmarkStart w:id="15" w:name="_Toc150275377"/>
       <w:r>
         <w:t>d</w:t>
       </w:r>
       <w:r>
         <w:t>etail</w:t>
       </w:r>
-      <w:bookmarkEnd w:id="16"/>
+      <w:bookmarkEnd w:id="15"/>
     </w:p>
     <w:p>
       <w:r>
@@ -7124,29 +7419,29 @@
       <w:pPr>
         <w:pStyle w:val="Ttulo2"/>
       </w:pPr>
-      <w:bookmarkStart w:id="17" w:name="_Toc150198314"/>
+      <w:bookmarkStart w:id="16" w:name="_Toc150275378"/>
       <w:r>
         <w:t>exit</w:t>
       </w:r>
+      <w:bookmarkEnd w:id="16"/>
+    </w:p>
+    <w:p>
+      <w:r>
+        <w:t>Es un comando que nos permite salir del intérprete de comandos con tan solo ejecutarlo</w:t>
+      </w:r>
+    </w:p>
+    <w:p>
+      <w:pPr>
+        <w:pStyle w:val="Ttulo2"/>
+      </w:pPr>
+      <w:bookmarkStart w:id="17" w:name="_Toc150275379"/>
+      <w:r>
+        <w:t>e</w:t>
+      </w:r>
+      <w:r>
+        <w:t>xpand vdisk</w:t>
+      </w:r>
       <w:bookmarkEnd w:id="17"/>
-    </w:p>
-    <w:p>
-      <w:r>
-        <w:t>Es un comando que nos permite salir del intérprete de comandos con tan solo ejecutarlo</w:t>
-      </w:r>
-    </w:p>
-    <w:p>
-      <w:pPr>
-        <w:pStyle w:val="Ttulo2"/>
-      </w:pPr>
-      <w:bookmarkStart w:id="18" w:name="_Toc150198315"/>
-      <w:r>
-        <w:t>e</w:t>
-      </w:r>
-      <w:r>
-        <w:t>xpand vdisk</w:t>
-      </w:r>
-      <w:bookmarkEnd w:id="18"/>
     </w:p>
     <w:p>
       <w:r>
@@ -7245,12 +7540,12 @@
       <w:pPr>
         <w:pStyle w:val="Ttulo2"/>
       </w:pPr>
-      <w:bookmarkStart w:id="19" w:name="_Toc150198316"/>
+      <w:bookmarkStart w:id="18" w:name="_Toc150275380"/>
       <w:r>
         <w:lastRenderedPageBreak/>
         <w:t>extend</w:t>
       </w:r>
-      <w:bookmarkEnd w:id="19"/>
+      <w:bookmarkEnd w:id="18"/>
     </w:p>
     <w:p>
       <w:r>
@@ -7425,7 +7720,7 @@
       <w:pPr>
         <w:pStyle w:val="Ttulo2"/>
       </w:pPr>
-      <w:bookmarkStart w:id="20" w:name="_Toc150198317"/>
+      <w:bookmarkStart w:id="19" w:name="_Toc150275381"/>
       <w:r>
         <w:lastRenderedPageBreak/>
         <w:t>f</w:t>
@@ -7433,7 +7728,7 @@
       <w:r>
         <w:t>ilesystems</w:t>
       </w:r>
-      <w:bookmarkEnd w:id="20"/>
+      <w:bookmarkEnd w:id="19"/>
     </w:p>
     <w:p>
       <w:r>
@@ -7502,14 +7797,14 @@
       <w:pPr>
         <w:pStyle w:val="Ttulo2"/>
       </w:pPr>
-      <w:bookmarkStart w:id="21" w:name="_Toc150198318"/>
+      <w:bookmarkStart w:id="20" w:name="_Toc150275382"/>
       <w:r>
         <w:t>f</w:t>
       </w:r>
       <w:r>
         <w:t>ormat</w:t>
       </w:r>
-      <w:bookmarkEnd w:id="21"/>
+      <w:bookmarkEnd w:id="20"/>
     </w:p>
     <w:p>
       <w:r>
@@ -7698,7 +7993,7 @@
       <w:pPr>
         <w:pStyle w:val="Ttulo2"/>
       </w:pPr>
-      <w:bookmarkStart w:id="22" w:name="_Toc150198319"/>
+      <w:bookmarkStart w:id="21" w:name="_Toc150275383"/>
       <w:r>
         <w:lastRenderedPageBreak/>
         <w:t>g</w:t>
@@ -7706,7 +8001,7 @@
       <w:r>
         <w:t>pt</w:t>
       </w:r>
-      <w:bookmarkEnd w:id="22"/>
+      <w:bookmarkEnd w:id="21"/>
     </w:p>
     <w:p>
       <w:r>
@@ -7830,14 +8125,14 @@
       <w:pPr>
         <w:pStyle w:val="Ttulo2"/>
       </w:pPr>
-      <w:bookmarkStart w:id="23" w:name="_Toc150198320"/>
+      <w:bookmarkStart w:id="22" w:name="_Toc150275384"/>
       <w:r>
         <w:t>h</w:t>
       </w:r>
       <w:r>
         <w:t>elp</w:t>
       </w:r>
-      <w:bookmarkEnd w:id="23"/>
+      <w:bookmarkEnd w:id="22"/>
     </w:p>
     <w:p>
       <w:r>
@@ -8013,12 +8308,12 @@
       <w:pPr>
         <w:pStyle w:val="Ttulo2"/>
       </w:pPr>
-      <w:bookmarkStart w:id="24" w:name="_Toc150198321"/>
+      <w:bookmarkStart w:id="23" w:name="_Toc150275385"/>
       <w:r>
         <w:lastRenderedPageBreak/>
         <w:t>import</w:t>
       </w:r>
-      <w:bookmarkEnd w:id="24"/>
+      <w:bookmarkEnd w:id="23"/>
     </w:p>
     <w:p>
       <w:r>
@@ -8077,11 +8372,11 @@
       <w:pPr>
         <w:pStyle w:val="Ttulo2"/>
       </w:pPr>
-      <w:bookmarkStart w:id="25" w:name="_Toc150198322"/>
+      <w:bookmarkStart w:id="24" w:name="_Toc150275386"/>
       <w:r>
         <w:t>inactive</w:t>
       </w:r>
-      <w:bookmarkEnd w:id="25"/>
+      <w:bookmarkEnd w:id="24"/>
     </w:p>
     <w:p>
       <w:r>
@@ -8137,11 +8432,11 @@
       <w:pPr>
         <w:pStyle w:val="Ttulo2"/>
       </w:pPr>
-      <w:bookmarkStart w:id="26" w:name="_Toc150198323"/>
+      <w:bookmarkStart w:id="25" w:name="_Toc150275387"/>
       <w:r>
         <w:t>list</w:t>
       </w:r>
-      <w:bookmarkEnd w:id="26"/>
+      <w:bookmarkEnd w:id="25"/>
     </w:p>
     <w:p>
       <w:r>
@@ -8233,11 +8528,11 @@
       <w:pPr>
         <w:pStyle w:val="Ttulo2"/>
       </w:pPr>
-      <w:bookmarkStart w:id="27" w:name="_Toc150198324"/>
+      <w:bookmarkStart w:id="26" w:name="_Toc150275388"/>
       <w:r>
         <w:t>merge vdisk</w:t>
       </w:r>
-      <w:bookmarkEnd w:id="27"/>
+      <w:bookmarkEnd w:id="26"/>
     </w:p>
     <w:p>
       <w:r>
@@ -8311,11 +8606,11 @@
       <w:pPr>
         <w:pStyle w:val="Ttulo2"/>
       </w:pPr>
-      <w:bookmarkStart w:id="28" w:name="_Toc150198325"/>
+      <w:bookmarkStart w:id="27" w:name="_Toc150275389"/>
       <w:r>
         <w:t>offline</w:t>
       </w:r>
-      <w:bookmarkEnd w:id="28"/>
+      <w:bookmarkEnd w:id="27"/>
     </w:p>
     <w:p>
       <w:r>
@@ -8446,12 +8741,12 @@
       <w:pPr>
         <w:pStyle w:val="Ttulo2"/>
       </w:pPr>
-      <w:bookmarkStart w:id="29" w:name="_Toc150198326"/>
+      <w:bookmarkStart w:id="28" w:name="_Toc150275390"/>
       <w:r>
         <w:lastRenderedPageBreak/>
         <w:t>online</w:t>
       </w:r>
-      <w:bookmarkEnd w:id="29"/>
+      <w:bookmarkEnd w:id="28"/>
     </w:p>
     <w:p>
       <w:r>
@@ -8577,11 +8872,11 @@
       <w:pPr>
         <w:pStyle w:val="Ttulo2"/>
       </w:pPr>
-      <w:bookmarkStart w:id="30" w:name="_Toc150198327"/>
+      <w:bookmarkStart w:id="29" w:name="_Toc150275391"/>
       <w:r>
         <w:t>recover</w:t>
       </w:r>
-      <w:bookmarkEnd w:id="30"/>
+      <w:bookmarkEnd w:id="29"/>
     </w:p>
     <w:p>
       <w:r>
@@ -8642,11 +8937,11 @@
       <w:pPr>
         <w:pStyle w:val="Ttulo2"/>
       </w:pPr>
-      <w:bookmarkStart w:id="31" w:name="_Toc150198328"/>
+      <w:bookmarkStart w:id="30" w:name="_Toc150275392"/>
       <w:r>
         <w:t>rem</w:t>
       </w:r>
-      <w:bookmarkEnd w:id="31"/>
+      <w:bookmarkEnd w:id="30"/>
     </w:p>
     <w:p>
       <w:r>
@@ -8694,14 +8989,14 @@
       <w:pPr>
         <w:pStyle w:val="Ttulo2"/>
       </w:pPr>
-      <w:bookmarkStart w:id="32" w:name="_Toc150198329"/>
+      <w:bookmarkStart w:id="31" w:name="_Toc150275393"/>
       <w:r>
         <w:t>remov</w:t>
       </w:r>
       <w:r>
         <w:t>e</w:t>
       </w:r>
-      <w:bookmarkEnd w:id="32"/>
+      <w:bookmarkEnd w:id="31"/>
     </w:p>
     <w:p>
       <w:r>
@@ -8737,11 +9032,11 @@
       <w:pPr>
         <w:pStyle w:val="Ttulo2"/>
       </w:pPr>
-      <w:bookmarkStart w:id="33" w:name="_Toc150198330"/>
+      <w:bookmarkStart w:id="32" w:name="_Toc150275394"/>
       <w:r>
         <w:t>repair</w:t>
       </w:r>
-      <w:bookmarkEnd w:id="33"/>
+      <w:bookmarkEnd w:id="32"/>
     </w:p>
     <w:p>
       <w:r>
@@ -8832,12 +9127,12 @@
       <w:pPr>
         <w:pStyle w:val="Ttulo2"/>
       </w:pPr>
-      <w:bookmarkStart w:id="34" w:name="_Toc150198331"/>
+      <w:bookmarkStart w:id="33" w:name="_Toc150275395"/>
       <w:r>
         <w:lastRenderedPageBreak/>
         <w:t>rescan</w:t>
       </w:r>
-      <w:bookmarkEnd w:id="34"/>
+      <w:bookmarkEnd w:id="33"/>
     </w:p>
     <w:p>
       <w:r>
@@ -8937,11 +9232,11 @@
       <w:pPr>
         <w:pStyle w:val="Ttulo2"/>
       </w:pPr>
-      <w:bookmarkStart w:id="35" w:name="_Toc150198332"/>
+      <w:bookmarkStart w:id="34" w:name="_Toc150275396"/>
       <w:r>
         <w:t>retain</w:t>
       </w:r>
-      <w:bookmarkEnd w:id="35"/>
+      <w:bookmarkEnd w:id="34"/>
     </w:p>
     <w:p>
       <w:r>
@@ -9006,11 +9301,11 @@
       <w:pPr>
         <w:pStyle w:val="Ttulo2"/>
       </w:pPr>
-      <w:bookmarkStart w:id="36" w:name="_Toc150198333"/>
+      <w:bookmarkStart w:id="35" w:name="_Toc150275397"/>
       <w:r>
         <w:t>select</w:t>
       </w:r>
-      <w:bookmarkEnd w:id="36"/>
+      <w:bookmarkEnd w:id="35"/>
     </w:p>
     <w:p>
       <w:r>
@@ -9122,11 +9417,11 @@
       <w:pPr>
         <w:pStyle w:val="Ttulo2"/>
       </w:pPr>
-      <w:bookmarkStart w:id="37" w:name="_Toc150198334"/>
+      <w:bookmarkStart w:id="36" w:name="_Toc150275398"/>
       <w:r>
         <w:t>setid</w:t>
       </w:r>
-      <w:bookmarkEnd w:id="37"/>
+      <w:bookmarkEnd w:id="36"/>
     </w:p>
     <w:p>
       <w:r>
@@ -9196,12 +9491,12 @@
       <w:pPr>
         <w:pStyle w:val="Ttulo2"/>
       </w:pPr>
-      <w:bookmarkStart w:id="38" w:name="_Toc150198335"/>
+      <w:bookmarkStart w:id="37" w:name="_Toc150275399"/>
       <w:r>
         <w:lastRenderedPageBreak/>
         <w:t>shrink</w:t>
       </w:r>
-      <w:bookmarkEnd w:id="38"/>
+      <w:bookmarkEnd w:id="37"/>
     </w:p>
     <w:p>
       <w:r>
@@ -9356,11 +9651,11 @@
       <w:pPr>
         <w:pStyle w:val="Ttulo2"/>
       </w:pPr>
-      <w:bookmarkStart w:id="39" w:name="_Toc150198336"/>
+      <w:bookmarkStart w:id="38" w:name="_Toc150275400"/>
       <w:r>
         <w:t>uniqueid</w:t>
       </w:r>
-      <w:bookmarkEnd w:id="39"/>
+      <w:bookmarkEnd w:id="38"/>
     </w:p>
     <w:p>
       <w:r>
@@ -9473,46 +9768,46 @@
       <w:pPr>
         <w:pStyle w:val="Ttulo1"/>
       </w:pPr>
-      <w:bookmarkStart w:id="40" w:name="_Toc150198337"/>
+      <w:bookmarkStart w:id="39" w:name="_Toc150275401"/>
       <w:r>
         <w:lastRenderedPageBreak/>
         <w:t>fdisk</w:t>
       </w:r>
+      <w:bookmarkEnd w:id="39"/>
+    </w:p>
+    <w:p>
+      <w:r>
+        <w:t>Fdisk es un software que está disponible para varios sistemas operativos, el cual permite dividir en forma lógica un disco duro</w:t>
+      </w:r>
+      <w:r>
+        <w:t xml:space="preserve">, la versión de </w:t>
+      </w:r>
+      <w:r>
+        <w:t>Linux permite</w:t>
+      </w:r>
+      <w:r>
+        <w:t xml:space="preserve"> formatear un disco en 94 formatos distintos.</w:t>
+      </w:r>
+    </w:p>
+    <w:p>
+      <w:pPr>
+        <w:pStyle w:val="Ttulo2"/>
+      </w:pPr>
+      <w:bookmarkStart w:id="40" w:name="_Toc150275402"/>
+      <w:r>
+        <w:t>Fdisk en linux</w:t>
+      </w:r>
       <w:bookmarkEnd w:id="40"/>
     </w:p>
     <w:p>
-      <w:r>
-        <w:t>Fdisk es un software que está disponible para varios sistemas operativos, el cual permite dividir en forma lógica un disco duro</w:t>
-      </w:r>
-      <w:r>
-        <w:t xml:space="preserve">, la versión de </w:t>
-      </w:r>
-      <w:r>
-        <w:t>Linux permite</w:t>
-      </w:r>
-      <w:r>
-        <w:t xml:space="preserve"> formatear un disco en 94 formatos distintos.</w:t>
-      </w:r>
-    </w:p>
-    <w:p>
-      <w:pPr>
-        <w:pStyle w:val="Ttulo2"/>
-      </w:pPr>
-      <w:bookmarkStart w:id="41" w:name="_Toc150198338"/>
-      <w:r>
-        <w:t>Fdisk en linux</w:t>
+      <w:pPr>
+        <w:pStyle w:val="Ttulo3"/>
+      </w:pPr>
+      <w:bookmarkStart w:id="41" w:name="_Toc150275403"/>
+      <w:r>
+        <w:t>fdisk -l</w:t>
       </w:r>
       <w:bookmarkEnd w:id="41"/>
-    </w:p>
-    <w:p>
-      <w:pPr>
-        <w:pStyle w:val="Ttulo3"/>
-      </w:pPr>
-      <w:bookmarkStart w:id="42" w:name="_Toc150198339"/>
-      <w:r>
-        <w:t>fdisk -l</w:t>
-      </w:r>
-      <w:bookmarkEnd w:id="42"/>
     </w:p>
     <w:p>
       <w:pPr>
@@ -9588,7 +9883,7 @@
       <w:pPr>
         <w:pStyle w:val="Ttulo3"/>
       </w:pPr>
-      <w:bookmarkStart w:id="43" w:name="_Toc150198340"/>
+      <w:bookmarkStart w:id="42" w:name="_Toc150275404"/>
       <w:r>
         <w:t xml:space="preserve">fdisk </w:t>
       </w:r>
@@ -9598,7 +9893,7 @@
       <w:r>
         <w:t>dev/sda</w:t>
       </w:r>
-      <w:bookmarkEnd w:id="43"/>
+      <w:bookmarkEnd w:id="42"/>
     </w:p>
     <w:p>
       <w:pPr>
@@ -9689,12 +9984,12 @@
       <w:pPr>
         <w:pStyle w:val="Ttulo3"/>
       </w:pPr>
-      <w:bookmarkStart w:id="44" w:name="_Toc150198341"/>
+      <w:bookmarkStart w:id="43" w:name="_Toc150275405"/>
       <w:r>
         <w:lastRenderedPageBreak/>
         <w:t>p</w:t>
       </w:r>
-      <w:bookmarkEnd w:id="44"/>
+      <w:bookmarkEnd w:id="43"/>
     </w:p>
     <w:p>
       <w:pPr>
@@ -9769,10 +10064,31 @@
       <w:pPr>
         <w:pStyle w:val="Ttulo3"/>
       </w:pPr>
-      <w:bookmarkStart w:id="45" w:name="_Toc150198342"/>
+      <w:bookmarkStart w:id="44" w:name="_Toc150275406"/>
       <w:r>
         <w:t>n</w:t>
       </w:r>
+      <w:bookmarkEnd w:id="44"/>
+    </w:p>
+    <w:p>
+      <w:pPr>
+        <w:pStyle w:val="Texto"/>
+      </w:pPr>
+      <w:r>
+        <w:t>Este comando sirve p</w:t>
+      </w:r>
+      <w:r>
+        <w:t>ara crear una nueva partición</w:t>
+      </w:r>
+    </w:p>
+    <w:p>
+      <w:pPr>
+        <w:pStyle w:val="Ttulo3"/>
+      </w:pPr>
+      <w:bookmarkStart w:id="45" w:name="_Toc150275407"/>
+      <w:r>
+        <w:t>d</w:t>
+      </w:r>
       <w:bookmarkEnd w:id="45"/>
     </w:p>
     <w:p>
@@ -9783,16 +10099,16 @@
         <w:t>Este comando sirve p</w:t>
       </w:r>
       <w:r>
-        <w:t>ara crear una nueva partición</w:t>
+        <w:t>ara eliminar una partición</w:t>
       </w:r>
     </w:p>
     <w:p>
       <w:pPr>
         <w:pStyle w:val="Ttulo3"/>
       </w:pPr>
-      <w:bookmarkStart w:id="46" w:name="_Toc150198343"/>
-      <w:r>
-        <w:t>d</w:t>
+      <w:bookmarkStart w:id="46" w:name="_Toc150275408"/>
+      <w:r>
+        <w:t>t</w:t>
       </w:r>
       <w:bookmarkEnd w:id="46"/>
     </w:p>
@@ -9801,126 +10117,105 @@
         <w:pStyle w:val="Texto"/>
       </w:pPr>
       <w:r>
+        <w:t xml:space="preserve">Este comando sirve para </w:t>
+      </w:r>
+      <w:r>
+        <w:t>cambiar el tipo de partición</w:t>
+      </w:r>
+    </w:p>
+    <w:p>
+      <w:pPr>
+        <w:pStyle w:val="Ttulo3"/>
+      </w:pPr>
+      <w:bookmarkStart w:id="47" w:name="_Toc150275409"/>
+      <w:r>
+        <w:t>a</w:t>
+      </w:r>
+      <w:bookmarkEnd w:id="47"/>
+    </w:p>
+    <w:p>
+      <w:pPr>
+        <w:pStyle w:val="Texto"/>
+      </w:pPr>
+      <w:r>
+        <w:t xml:space="preserve">Este comando sirve para </w:t>
+      </w:r>
+      <w:r>
+        <w:t>marcar una partición como activa</w:t>
+      </w:r>
+    </w:p>
+    <w:p>
+      <w:pPr>
+        <w:pStyle w:val="Ttulo3"/>
+      </w:pPr>
+      <w:bookmarkStart w:id="48" w:name="_Toc150275410"/>
+      <w:r>
+        <w:t>q</w:t>
+      </w:r>
+      <w:bookmarkEnd w:id="48"/>
+    </w:p>
+    <w:p>
+      <w:pPr>
+        <w:pStyle w:val="Texto"/>
+      </w:pPr>
+      <w:r>
         <w:t>Este comando sirve p</w:t>
       </w:r>
       <w:r>
-        <w:t>ara eliminar una partición</w:t>
+        <w:t>ara salir sin guardar los cambios</w:t>
       </w:r>
     </w:p>
     <w:p>
       <w:pPr>
         <w:pStyle w:val="Ttulo3"/>
       </w:pPr>
-      <w:bookmarkStart w:id="47" w:name="_Toc150198344"/>
-      <w:r>
-        <w:t>t</w:t>
-      </w:r>
-      <w:bookmarkEnd w:id="47"/>
+      <w:bookmarkStart w:id="49" w:name="_Toc150275411"/>
+      <w:r>
+        <w:t>w</w:t>
+      </w:r>
+      <w:bookmarkEnd w:id="49"/>
     </w:p>
     <w:p>
       <w:pPr>
         <w:pStyle w:val="Texto"/>
       </w:pPr>
       <w:r>
+        <w:t>Este comando sirve p</w:t>
+      </w:r>
+      <w:r>
+        <w:t xml:space="preserve">ara guardar los cambios </w:t>
+      </w:r>
+    </w:p>
+    <w:p>
+      <w:pPr>
+        <w:pStyle w:val="Ttulo3"/>
+      </w:pPr>
+      <w:bookmarkStart w:id="50" w:name="_Toc150275412"/>
+      <w:r>
+        <w:t>m</w:t>
+      </w:r>
+      <w:bookmarkEnd w:id="50"/>
+    </w:p>
+    <w:p>
+      <w:pPr>
+        <w:pStyle w:val="Texto"/>
+      </w:pPr>
+      <w:r>
         <w:t xml:space="preserve">Este comando sirve para </w:t>
       </w:r>
       <w:r>
-        <w:t>cambiar el tipo de partición</w:t>
+        <w:t>mostrar el mensaje de ayuda de los comandos</w:t>
       </w:r>
     </w:p>
     <w:p>
       <w:pPr>
         <w:pStyle w:val="Ttulo3"/>
       </w:pPr>
-      <w:bookmarkStart w:id="48" w:name="_Toc150198345"/>
-      <w:r>
-        <w:t>a</w:t>
-      </w:r>
-      <w:bookmarkEnd w:id="48"/>
-    </w:p>
-    <w:p>
-      <w:pPr>
-        <w:pStyle w:val="Texto"/>
-      </w:pPr>
-      <w:r>
-        <w:t xml:space="preserve">Este comando sirve para </w:t>
-      </w:r>
-      <w:r>
-        <w:t>marcar una partición como activa</w:t>
-      </w:r>
-    </w:p>
-    <w:p>
-      <w:pPr>
-        <w:pStyle w:val="Ttulo3"/>
-      </w:pPr>
-      <w:bookmarkStart w:id="49" w:name="_Toc150198346"/>
-      <w:r>
-        <w:t>q</w:t>
-      </w:r>
-      <w:bookmarkEnd w:id="49"/>
-    </w:p>
-    <w:p>
-      <w:pPr>
-        <w:pStyle w:val="Texto"/>
-      </w:pPr>
-      <w:r>
-        <w:t>Este comando sirve p</w:t>
-      </w:r>
-      <w:r>
-        <w:t>ara salir sin guardar los cambios</w:t>
-      </w:r>
-    </w:p>
-    <w:p>
-      <w:pPr>
-        <w:pStyle w:val="Ttulo3"/>
-      </w:pPr>
-      <w:bookmarkStart w:id="50" w:name="_Toc150198347"/>
-      <w:r>
-        <w:t>w</w:t>
-      </w:r>
-      <w:bookmarkEnd w:id="50"/>
-    </w:p>
-    <w:p>
-      <w:pPr>
-        <w:pStyle w:val="Texto"/>
-      </w:pPr>
-      <w:r>
-        <w:t>Este comando sirve p</w:t>
-      </w:r>
-      <w:r>
-        <w:t xml:space="preserve">ara guardar los cambios </w:t>
-      </w:r>
-    </w:p>
-    <w:p>
-      <w:pPr>
-        <w:pStyle w:val="Ttulo3"/>
-      </w:pPr>
-      <w:bookmarkStart w:id="51" w:name="_Toc150198348"/>
-      <w:r>
-        <w:t>m</w:t>
+      <w:bookmarkStart w:id="51" w:name="_Toc150275413"/>
+      <w:r>
+        <w:t>partprobe</w:t>
       </w:r>
       <w:bookmarkEnd w:id="51"/>
-    </w:p>
-    <w:p>
-      <w:pPr>
-        <w:pStyle w:val="Texto"/>
-      </w:pPr>
-      <w:r>
-        <w:t xml:space="preserve">Este comando sirve para </w:t>
-      </w:r>
-      <w:r>
-        <w:t>mostrar el mensaje de ayuda de los comandos</w:t>
-      </w:r>
-    </w:p>
-    <w:p>
-      <w:pPr>
-        <w:pStyle w:val="Ttulo3"/>
-      </w:pPr>
-      <w:bookmarkStart w:id="52" w:name="_Toc150198349"/>
-      <w:r>
-        <w:t>partprobe</w:t>
-      </w:r>
-      <w:bookmarkEnd w:id="52"/>
     </w:p>
     <w:p>
       <w:pPr>
@@ -9954,7 +10249,7 @@
       <w:pPr>
         <w:pStyle w:val="Ttulo3"/>
       </w:pPr>
-      <w:bookmarkStart w:id="53" w:name="_Toc150198350"/>
+      <w:bookmarkStart w:id="52" w:name="_Toc150275414"/>
       <w:r>
         <w:lastRenderedPageBreak/>
         <w:t>Ejemplo de uso</w:t>
@@ -9965,7 +10260,7 @@
       <w:r>
         <w:t>:</w:t>
       </w:r>
-      <w:bookmarkEnd w:id="53"/>
+      <w:bookmarkEnd w:id="52"/>
     </w:p>
     <w:p>
       <w:pPr>
@@ -10082,19 +10377,128 @@
       <w:pPr>
         <w:pStyle w:val="Ttulo1"/>
       </w:pPr>
-      <w:bookmarkStart w:id="54" w:name="_Toc150198351"/>
+      <w:bookmarkStart w:id="53" w:name="_Toc150275415"/>
       <w:r>
         <w:lastRenderedPageBreak/>
         <w:t>Diferencias entre FDISK y DISKPART</w:t>
       </w:r>
+      <w:bookmarkEnd w:id="53"/>
+    </w:p>
+    <w:p>
+      <w:pPr>
+        <w:pStyle w:val="Texto"/>
+      </w:pPr>
+      <w:r>
+        <w:t xml:space="preserve">Diskpart es una herramienta más moderna y avanzada que fdisk, ya que se introdujo por primera vez en Windows 2000 y reemplazó a fdisk en las versiones posteriores de </w:t>
+      </w:r>
+    </w:p>
+    <w:p>
+      <w:pPr>
+        <w:pStyle w:val="Texto"/>
+      </w:pPr>
+      <w:r>
+        <w:t>Fdisk es una herramienta más antigua y básica que se basa en el programa DOS y que solo funciona con discos MBR.</w:t>
+      </w:r>
+    </w:p>
+    <w:p>
+      <w:pPr>
+        <w:pStyle w:val="Texto"/>
+      </w:pPr>
+      <w:r>
+        <w:t>Diskpart tiene más funciones y opciones que fdisk, como crear, eliminar, formatear, extender, reducir, convertir, limpiar, alinear, asignar, desmontar y reparar particiones de disco, mientras que, Fdisk solo puede crear, eliminar y activar particiones primarias y extendidas, y no puede formatearlas ni asignarles sistemas de archivos.</w:t>
+      </w:r>
+    </w:p>
+    <w:p>
+      <w:pPr>
+        <w:pStyle w:val="Texto"/>
+      </w:pPr>
+      <w:r>
+        <w:t xml:space="preserve">Diskpart puede manejar discos, particiones, volúmenes y discos duros virtuales (VHD), mientras que fdisk solo puede manejar discos y particiones. </w:t>
+      </w:r>
+    </w:p>
+    <w:p>
+      <w:pPr>
+        <w:pStyle w:val="Texto"/>
+      </w:pPr>
+      <w:r>
+        <w:t>Diskpart también puede trabajar con discos GPT (GUID Partition Table), que admiten particiones más grandes y más numerosas que los discos MBR.</w:t>
+      </w:r>
+    </w:p>
+    <w:p>
+      <w:pPr>
+        <w:pStyle w:val="Texto"/>
+      </w:pPr>
+      <w:r>
+        <w:t xml:space="preserve">Diskpart tiene una interfaz de usuario más amigable y flexible que fdisk, ya que permite seleccionar y cambiar entre los objetos de disco, y ejecutar varios comandos en una sola sesión. </w:t>
+      </w:r>
+    </w:p>
+    <w:p>
+      <w:pPr>
+        <w:pStyle w:val="Texto"/>
+      </w:pPr>
+      <w:r>
+        <w:t>Fdisk tiene una interfaz de usuario más rígida y limitada, que requiere reiniciar el sistema después de cada cambio en las particiones de disco.</w:t>
+      </w:r>
+    </w:p>
+    <w:p>
+      <w:pPr>
+        <w:pStyle w:val="Texto"/>
+      </w:pPr>
+      <w:r>
+        <w:t xml:space="preserve">En resumen, es más útil diskpart, ya que fue diseñada posteriormente, por lo que está mejor optimizada para las tecnologías más modernas como GPT y </w:t>
+      </w:r>
+      <w:r>
+        <w:t>que,</w:t>
+      </w:r>
+      <w:r>
+        <w:t xml:space="preserve"> por ejemplo, no requiere de un reinicio cada vez que se realiza un cambio en el disco</w:t>
+      </w:r>
+    </w:p>
+    <w:p>
+      <w:pPr>
+        <w:rPr>
+          <w:rFonts w:ascii="Times New Roman" w:hAnsi="Times New Roman" w:cs="Times New Roman"/>
+          <w:sz w:val="24"/>
+          <w:szCs w:val="24"/>
+        </w:rPr>
+      </w:pPr>
+      <w:r>
+        <w:br w:type="page"/>
+      </w:r>
+    </w:p>
+    <w:p>
+      <w:pPr>
+        <w:pStyle w:val="Ttulo1"/>
+      </w:pPr>
+      <w:bookmarkStart w:id="54" w:name="_Toc150275416"/>
+      <w:r>
+        <w:lastRenderedPageBreak/>
+        <w:t>Otras aplicaciones que hacen una gestión similar de discos</w:t>
+      </w:r>
       <w:bookmarkEnd w:id="54"/>
+      <w:r>
+        <w:t xml:space="preserve"> </w:t>
+      </w:r>
+    </w:p>
+    <w:p>
+      <w:pPr>
+        <w:pStyle w:val="Ttulo2"/>
+      </w:pPr>
+      <w:bookmarkStart w:id="55" w:name="_Toc150275417"/>
+      <w:r>
+        <w:t>Disk Management de Windows</w:t>
+      </w:r>
+      <w:bookmarkEnd w:id="55"/>
     </w:p>
     <w:p>
       <w:pPr>
         <w:pStyle w:val="Texto"/>
       </w:pPr>
       <w:r>
-        <w:t xml:space="preserve">Diskpart es una herramienta más moderna y avanzada que fdisk, ya que se introdujo por primera vez en Windows 2000 y reemplazó a fdisk en las versiones posteriores de </w:t>
+        <w:t xml:space="preserve">Cuenta con </w:t>
+      </w:r>
+      <w:r>
+        <w:t xml:space="preserve">una interfaz gráfica de usuario y permite realizar las mismas operaciones que DISKPART </w:t>
       </w:r>
     </w:p>
     <w:p>
@@ -10102,15 +10506,76 @@
         <w:pStyle w:val="Texto"/>
       </w:pPr>
       <w:r>
-        <w:t>Fdisk es una herramienta más antigua y básica que se basa en el programa DOS y que solo funciona con discos MBR.</w:t>
+        <w:rPr>
+          <w:noProof/>
+        </w:rPr>
+        <w:drawing>
+          <wp:inline distT="0" distB="0" distL="0" distR="0" wp14:anchorId="727DC2FD" wp14:editId="3E029362">
+            <wp:extent cx="4843397" cy="3689350"/>
+            <wp:effectExtent l="0" t="0" r="0" b="6350"/>
+            <wp:docPr id="8" name="Imagen 8" descr="Windows 10 Disk Management: Your Ultimate Disk Management Guide"/>
+            <wp:cNvGraphicFramePr>
+              <a:graphicFrameLocks xmlns:a="http://schemas.openxmlformats.org/drawingml/2006/main" noChangeAspect="1"/>
+            </wp:cNvGraphicFramePr>
+            <a:graphic xmlns:a="http://schemas.openxmlformats.org/drawingml/2006/main">
+              <a:graphicData uri="http://schemas.openxmlformats.org/drawingml/2006/picture">
+                <pic:pic xmlns:pic="http://schemas.openxmlformats.org/drawingml/2006/picture">
+                  <pic:nvPicPr>
+                    <pic:cNvPr id="0" name="Picture 1" descr="Windows 10 Disk Management: Your Ultimate Disk Management Guide"/>
+                    <pic:cNvPicPr>
+                      <a:picLocks noChangeAspect="1" noChangeArrowheads="1"/>
+                    </pic:cNvPicPr>
+                  </pic:nvPicPr>
+                  <pic:blipFill rotWithShape="1">
+                    <a:blip r:embed="rId37" cstate="print">
+                      <a:extLst>
+                        <a:ext uri="{28A0092B-C50C-407E-A947-70E740481C1C}">
+                          <a14:useLocalDpi xmlns:a14="http://schemas.microsoft.com/office/drawing/2010/main" val="0"/>
+                        </a:ext>
+                      </a:extLst>
+                    </a:blip>
+                    <a:srcRect l="5445" t="6424" r="4829" b="8165"/>
+                    <a:stretch/>
+                  </pic:blipFill>
+                  <pic:spPr bwMode="auto">
+                    <a:xfrm>
+                      <a:off x="0" y="0"/>
+                      <a:ext cx="4845240" cy="3690754"/>
+                    </a:xfrm>
+                    <a:prstGeom prst="rect">
+                      <a:avLst/>
+                    </a:prstGeom>
+                    <a:noFill/>
+                    <a:ln>
+                      <a:noFill/>
+                    </a:ln>
+                    <a:extLst>
+                      <a:ext uri="{53640926-AAD7-44D8-BBD7-CCE9431645EC}">
+                        <a14:shadowObscured xmlns:a14="http://schemas.microsoft.com/office/drawing/2010/main"/>
+                      </a:ext>
+                    </a:extLst>
+                  </pic:spPr>
+                </pic:pic>
+              </a:graphicData>
+            </a:graphic>
+          </wp:inline>
+        </w:drawing>
       </w:r>
     </w:p>
     <w:p>
       <w:pPr>
         <w:pStyle w:val="Texto"/>
       </w:pPr>
-      <w:r>
-        <w:t>Diskpart tiene más funciones y opciones que fdisk, como crear, eliminar, formatear, extender, reducir, convertir, limpiar, alinear, asignar, desmontar y reparar particiones de disco, mientras que, Fdisk solo puede crear, eliminar y activar particiones primarias y extendidas, y no puede formatearlas ni asignarles sistemas de archivos.</w:t>
+      <w:bookmarkStart w:id="56" w:name="_Toc150275418"/>
+      <w:r>
+        <w:rPr>
+          <w:rStyle w:val="Ttulo2Car"/>
+        </w:rPr>
+        <w:t>GParted de Linux</w:t>
+      </w:r>
+      <w:bookmarkEnd w:id="56"/>
+      <w:r>
+        <w:t xml:space="preserve">, </w:t>
       </w:r>
     </w:p>
     <w:p>
@@ -10118,7 +10583,16 @@
         <w:pStyle w:val="Texto"/>
       </w:pPr>
       <w:r>
-        <w:t xml:space="preserve">Diskpart puede manejar discos, particiones, volúmenes y discos duros virtuales (VHD), mientras que fdisk solo puede manejar discos y particiones. </w:t>
+        <w:t>T</w:t>
+      </w:r>
+      <w:r>
+        <w:t xml:space="preserve">ambién </w:t>
+      </w:r>
+      <w:r>
+        <w:t xml:space="preserve">cuenta con </w:t>
+      </w:r>
+      <w:r>
+        <w:t>una interfaz gráfica de usuario y permite trabajar con discos MBR y GPT</w:t>
       </w:r>
     </w:p>
     <w:p>
@@ -10126,42 +10600,157 @@
         <w:pStyle w:val="Texto"/>
       </w:pPr>
       <w:r>
-        <w:t>Diskpart también puede trabajar con discos GPT (GUID Partition Table), que admiten particiones más grandes y más numerosas que los discos MBR.</w:t>
-      </w:r>
+        <w:rPr>
+          <w:noProof/>
+        </w:rPr>
+        <w:drawing>
+          <wp:inline distT="0" distB="0" distL="0" distR="0" wp14:anchorId="18C0242F" wp14:editId="267B17E0">
+            <wp:extent cx="5400040" cy="2503715"/>
+            <wp:effectExtent l="0" t="0" r="0" b="0"/>
+            <wp:docPr id="10" name="Imagen 10" descr="Linux Mint - Community"/>
+            <wp:cNvGraphicFramePr>
+              <a:graphicFrameLocks xmlns:a="http://schemas.openxmlformats.org/drawingml/2006/main" noChangeAspect="1"/>
+            </wp:cNvGraphicFramePr>
+            <a:graphic xmlns:a="http://schemas.openxmlformats.org/drawingml/2006/main">
+              <a:graphicData uri="http://schemas.openxmlformats.org/drawingml/2006/picture">
+                <pic:pic xmlns:pic="http://schemas.openxmlformats.org/drawingml/2006/picture">
+                  <pic:nvPicPr>
+                    <pic:cNvPr id="0" name="Picture 3" descr="Linux Mint - Community"/>
+                    <pic:cNvPicPr>
+                      <a:picLocks noChangeAspect="1" noChangeArrowheads="1"/>
+                    </pic:cNvPicPr>
+                  </pic:nvPicPr>
+                  <pic:blipFill rotWithShape="1">
+                    <a:blip r:embed="rId38">
+                      <a:extLst>
+                        <a:ext uri="{28A0092B-C50C-407E-A947-70E740481C1C}">
+                          <a14:useLocalDpi xmlns:a14="http://schemas.microsoft.com/office/drawing/2010/main" val="0"/>
+                        </a:ext>
+                      </a:extLst>
+                    </a:blip>
+                    <a:srcRect b="31902"/>
+                    <a:stretch/>
+                  </pic:blipFill>
+                  <pic:spPr bwMode="auto">
+                    <a:xfrm>
+                      <a:off x="0" y="0"/>
+                      <a:ext cx="5400040" cy="2503715"/>
+                    </a:xfrm>
+                    <a:prstGeom prst="rect">
+                      <a:avLst/>
+                    </a:prstGeom>
+                    <a:noFill/>
+                    <a:ln>
+                      <a:noFill/>
+                    </a:ln>
+                    <a:extLst>
+                      <a:ext uri="{53640926-AAD7-44D8-BBD7-CCE9431645EC}">
+                        <a14:shadowObscured xmlns:a14="http://schemas.microsoft.com/office/drawing/2010/main"/>
+                      </a:ext>
+                    </a:extLst>
+                  </pic:spPr>
+                </pic:pic>
+              </a:graphicData>
+            </a:graphic>
+          </wp:inline>
+        </w:drawing>
+      </w:r>
+    </w:p>
+    <w:p>
+      <w:pPr>
+        <w:rPr>
+          <w:rFonts w:asciiTheme="majorHAnsi" w:eastAsiaTheme="majorEastAsia" w:hAnsiTheme="majorHAnsi" w:cstheme="majorBidi"/>
+          <w:color w:val="2F5496" w:themeColor="accent1" w:themeShade="BF"/>
+          <w:sz w:val="26"/>
+          <w:szCs w:val="26"/>
+          <w:u w:val="single"/>
+        </w:rPr>
+      </w:pPr>
+      <w:r>
+        <w:br w:type="page"/>
+      </w:r>
+    </w:p>
+    <w:p>
+      <w:pPr>
+        <w:pStyle w:val="Ttulo2"/>
+      </w:pPr>
+      <w:bookmarkStart w:id="57" w:name="_Toc150275419"/>
+      <w:r>
+        <w:lastRenderedPageBreak/>
+        <w:t>EaseUS Partition Master</w:t>
+      </w:r>
+      <w:bookmarkEnd w:id="57"/>
     </w:p>
     <w:p>
       <w:pPr>
         <w:pStyle w:val="Texto"/>
       </w:pPr>
       <w:r>
-        <w:t xml:space="preserve">Diskpart tiene una interfaz de usuario más amigable y flexible que fdisk, ya que permite seleccionar y cambiar entre los objetos de disco, y ejecutar varios comandos en una sola sesión. </w:t>
+        <w:t>E</w:t>
+      </w:r>
+      <w:r>
+        <w:t>s una aplicación de terceros que ofrece funciones avanzadas de gestión de discos, como clonar, fusionar, mover o redimensionar particiones.</w:t>
       </w:r>
     </w:p>
     <w:p>
       <w:pPr>
         <w:pStyle w:val="Texto"/>
-      </w:pPr>
-      <w:r>
-        <w:t>Fdisk tiene una interfaz de usuario más rígida y limitada, que requiere reiniciar el sistema después de cada cambio en las particiones de disco.</w:t>
-      </w:r>
-    </w:p>
-    <w:p>
-      <w:pPr>
-        <w:pStyle w:val="Texto"/>
-      </w:pPr>
-      <w:r>
-        <w:t xml:space="preserve">En resumen, es más útil diskpart, ya que fue diseñada posteriormente, por lo que está mejor optimizada para las tecnologías más modernas como GPT y </w:t>
-      </w:r>
-      <w:r>
-        <w:t>que,</w:t>
-      </w:r>
-      <w:r>
-        <w:t xml:space="preserve"> por ejemplo, no requiere de un reinicio cada vez que se realiza un cambio en el disco</w:t>
+        <w:jc w:val="center"/>
+      </w:pPr>
+      <w:r>
+        <w:rPr>
+          <w:noProof/>
+        </w:rPr>
+        <w:drawing>
+          <wp:inline distT="0" distB="0" distL="0" distR="0" wp14:anchorId="196D7CAE" wp14:editId="1BBD031A">
+            <wp:extent cx="6079672" cy="4464759"/>
+            <wp:effectExtent l="0" t="0" r="0" b="0"/>
+            <wp:docPr id="34" name="Imagen 34"/>
+            <wp:cNvGraphicFramePr>
+              <a:graphicFrameLocks xmlns:a="http://schemas.openxmlformats.org/drawingml/2006/main" noChangeAspect="1"/>
+            </wp:cNvGraphicFramePr>
+            <a:graphic xmlns:a="http://schemas.openxmlformats.org/drawingml/2006/main">
+              <a:graphicData uri="http://schemas.openxmlformats.org/drawingml/2006/picture">
+                <pic:pic xmlns:pic="http://schemas.openxmlformats.org/drawingml/2006/picture">
+                  <pic:nvPicPr>
+                    <pic:cNvPr id="0" name="Picture 2"/>
+                    <pic:cNvPicPr>
+                      <a:picLocks noChangeAspect="1" noChangeArrowheads="1"/>
+                    </pic:cNvPicPr>
+                  </pic:nvPicPr>
+                  <pic:blipFill>
+                    <a:blip r:embed="rId39">
+                      <a:extLst>
+                        <a:ext uri="{28A0092B-C50C-407E-A947-70E740481C1C}">
+                          <a14:useLocalDpi xmlns:a14="http://schemas.microsoft.com/office/drawing/2010/main" val="0"/>
+                        </a:ext>
+                      </a:extLst>
+                    </a:blip>
+                    <a:srcRect/>
+                    <a:stretch>
+                      <a:fillRect/>
+                    </a:stretch>
+                  </pic:blipFill>
+                  <pic:spPr bwMode="auto">
+                    <a:xfrm>
+                      <a:off x="0" y="0"/>
+                      <a:ext cx="6116791" cy="4492018"/>
+                    </a:xfrm>
+                    <a:prstGeom prst="rect">
+                      <a:avLst/>
+                    </a:prstGeom>
+                    <a:noFill/>
+                  </pic:spPr>
+                </pic:pic>
+              </a:graphicData>
+            </a:graphic>
+          </wp:inline>
+        </w:drawing>
       </w:r>
     </w:p>
     <w:sectPr>
-      <w:headerReference w:type="default" r:id="rId37"/>
-      <w:footerReference w:type="default" r:id="rId38"/>
+      <w:headerReference w:type="default" r:id="rId40"/>
+      <w:footerReference w:type="default" r:id="rId41"/>
       <w:pgSz w:w="11906" w:h="16838"/>
       <w:pgMar w:top="1417" w:right="1701" w:bottom="1417" w:left="1701" w:header="708" w:footer="708" w:gutter="0"/>
       <w:pgNumType w:start="1"/>
@@ -10173,7 +10762,7 @@
 </file>
 
 <file path=word/endnotes.xml><?xml version="1.0" encoding="utf-8"?>
-<w:endnotes xmlns:wpc="http://schemas.microsoft.com/office/word/2010/wordprocessingCanvas" xmlns:cx="http://schemas.microsoft.com/office/drawing/2014/chartex" xmlns:cx1="http://schemas.microsoft.com/office/drawing/2015/9/8/chartex" xmlns:cx2="http://schemas.microsoft.com/office/drawing/2015/10/21/chartex" xmlns:cx3="http://schemas.microsoft.com/office/drawing/2016/5/9/chartex" xmlns:cx4="http://schemas.microsoft.com/office/drawing/2016/5/10/chartex" xmlns:cx5="http://schemas.microsoft.com/office/drawing/2016/5/11/chartex" xmlns:cx6="http://schemas.microsoft.com/office/drawing/2016/5/12/chartex" xmlns:cx7="http://schemas.microsoft.com/office/drawing/2016/5/13/chartex" xmlns:cx8="http://schemas.microsoft.com/office/drawing/2016/5/14/chartex" xmlns:mc="http://schemas.openxmlformats.org/markup-compatibility/2006" xmlns:aink="http://schemas.microsoft.com/office/drawing/2016/ink" xmlns:am3d="http://schemas.microsoft.com/office/drawing/2017/model3d" xmlns:o="urn:schemas-microsoft-com:office:office" xmlns:r="http://schemas.openxmlformats.org/officeDocument/2006/relationships" xmlns:m="http://schemas.openxmlformats.org/officeDocument/2006/math" xmlns:v="urn:schemas-microsoft-com:vml" xmlns:wp14="http://schemas.microsoft.com/office/word/2010/wordprocessingDrawing" xmlns:wp="http://schemas.openxmlformats.org/drawingml/2006/wordprocessingDrawing" xmlns:w10="urn:schemas-microsoft-com:office:word" xmlns:w="http://schemas.openxmlformats.org/wordprocessingml/2006/main" xmlns:w14="http://schemas.microsoft.com/office/word/2010/wordml" xmlns:w15="http://schemas.microsoft.com/office/word/2012/wordml" xmlns:w16cid="http://schemas.microsoft.com/office/word/2016/wordml/cid" xmlns:w16se="http://schemas.microsoft.com/office/word/2015/wordml/symex" xmlns:wpg="http://schemas.microsoft.com/office/word/2010/wordprocessingGroup" xmlns:wpi="http://schemas.microsoft.com/office/word/2010/wordprocessingInk" xmlns:wne="http://schemas.microsoft.com/office/word/2006/wordml" xmlns:wps="http://schemas.microsoft.com/office/word/2010/wordprocessingShape" mc:Ignorable="w14 w15 w16se w16cid wp14">
+<w:endnotes xmlns:wpc="http://schemas.microsoft.com/office/word/2010/wordprocessingCanvas" xmlns:cx="http://schemas.microsoft.com/office/drawing/2014/chartex" xmlns:cx1="http://schemas.microsoft.com/office/drawing/2015/9/8/chartex" xmlns:cx2="http://schemas.microsoft.com/office/drawing/2015/10/21/chartex" xmlns:cx3="http://schemas.microsoft.com/office/drawing/2016/5/9/chartex" xmlns:cx4="http://schemas.microsoft.com/office/drawing/2016/5/10/chartex" xmlns:cx5="http://schemas.microsoft.com/office/drawing/2016/5/11/chartex" xmlns:cx6="http://schemas.microsoft.com/office/drawing/2016/5/12/chartex" xmlns:cx7="http://schemas.microsoft.com/office/drawing/2016/5/13/chartex" xmlns:cx8="http://schemas.microsoft.com/office/drawing/2016/5/14/chartex" xmlns:mc="http://schemas.openxmlformats.org/markup-compatibility/2006" xmlns:aink="http://schemas.microsoft.com/office/drawing/2016/ink" xmlns:am3d="http://schemas.microsoft.com/office/drawing/2017/model3d" xmlns:o="urn:schemas-microsoft-com:office:office" xmlns:r="http://schemas.openxmlformats.org/officeDocument/2006/relationships" xmlns:m="http://schemas.openxmlformats.org/officeDocument/2006/math" xmlns:v="urn:schemas-microsoft-com:vml" xmlns:wp14="http://schemas.microsoft.com/office/word/2010/wordprocessingDrawing" xmlns:wp="http://schemas.openxmlformats.org/drawingml/2006/wordprocessingDrawing" xmlns:w10="urn:schemas-microsoft-com:office:word" xmlns:w="http://schemas.openxmlformats.org/wordprocessingml/2006/main" xmlns:w14="http://schemas.microsoft.com/office/word/2010/wordml" xmlns:w15="http://schemas.microsoft.com/office/word/2012/wordml" xmlns:w16cex="http://schemas.microsoft.com/office/word/2018/wordml/cex" xmlns:w16cid="http://schemas.microsoft.com/office/word/2016/wordml/cid" xmlns:w16="http://schemas.microsoft.com/office/word/2018/wordml" xmlns:w16se="http://schemas.microsoft.com/office/word/2015/wordml/symex" xmlns:wpg="http://schemas.microsoft.com/office/word/2010/wordprocessingGroup" xmlns:wpi="http://schemas.microsoft.com/office/word/2010/wordprocessingInk" xmlns:wne="http://schemas.microsoft.com/office/word/2006/wordml" xmlns:wps="http://schemas.microsoft.com/office/word/2010/wordprocessingShape" mc:Ignorable="w14 w15 w16se w16cid w16 w16cex wp14">
   <w:endnote w:type="separator" w:id="-1">
     <w:p>
       <w:pPr>
@@ -10198,7 +10787,7 @@
 </file>
 
 <file path=word/footer1.xml><?xml version="1.0" encoding="utf-8"?>
-<w:ftr xmlns:wpc="http://schemas.microsoft.com/office/word/2010/wordprocessingCanvas" xmlns:cx="http://schemas.microsoft.com/office/drawing/2014/chartex" xmlns:cx1="http://schemas.microsoft.com/office/drawing/2015/9/8/chartex" xmlns:cx2="http://schemas.microsoft.com/office/drawing/2015/10/21/chartex" xmlns:cx3="http://schemas.microsoft.com/office/drawing/2016/5/9/chartex" xmlns:cx4="http://schemas.microsoft.com/office/drawing/2016/5/10/chartex" xmlns:cx5="http://schemas.microsoft.com/office/drawing/2016/5/11/chartex" xmlns:cx6="http://schemas.microsoft.com/office/drawing/2016/5/12/chartex" xmlns:cx7="http://schemas.microsoft.com/office/drawing/2016/5/13/chartex" xmlns:cx8="http://schemas.microsoft.com/office/drawing/2016/5/14/chartex" xmlns:mc="http://schemas.openxmlformats.org/markup-compatibility/2006" xmlns:aink="http://schemas.microsoft.com/office/drawing/2016/ink" xmlns:am3d="http://schemas.microsoft.com/office/drawing/2017/model3d" xmlns:o="urn:schemas-microsoft-com:office:office" xmlns:r="http://schemas.openxmlformats.org/officeDocument/2006/relationships" xmlns:m="http://schemas.openxmlformats.org/officeDocument/2006/math" xmlns:v="urn:schemas-microsoft-com:vml" xmlns:wp14="http://schemas.microsoft.com/office/word/2010/wordprocessingDrawing" xmlns:wp="http://schemas.openxmlformats.org/drawingml/2006/wordprocessingDrawing" xmlns:w10="urn:schemas-microsoft-com:office:word" xmlns:w="http://schemas.openxmlformats.org/wordprocessingml/2006/main" xmlns:w14="http://schemas.microsoft.com/office/word/2010/wordml" xmlns:w15="http://schemas.microsoft.com/office/word/2012/wordml" xmlns:w16cid="http://schemas.microsoft.com/office/word/2016/wordml/cid" xmlns:w16se="http://schemas.microsoft.com/office/word/2015/wordml/symex" xmlns:wpg="http://schemas.microsoft.com/office/word/2010/wordprocessingGroup" xmlns:wpi="http://schemas.microsoft.com/office/word/2010/wordprocessingInk" xmlns:wne="http://schemas.microsoft.com/office/word/2006/wordml" xmlns:wps="http://schemas.microsoft.com/office/word/2010/wordprocessingShape" mc:Ignorable="w14 w15 w16se w16cid wp14">
+<w:ftr xmlns:wpc="http://schemas.microsoft.com/office/word/2010/wordprocessingCanvas" xmlns:cx="http://schemas.microsoft.com/office/drawing/2014/chartex" xmlns:cx1="http://schemas.microsoft.com/office/drawing/2015/9/8/chartex" xmlns:cx2="http://schemas.microsoft.com/office/drawing/2015/10/21/chartex" xmlns:cx3="http://schemas.microsoft.com/office/drawing/2016/5/9/chartex" xmlns:cx4="http://schemas.microsoft.com/office/drawing/2016/5/10/chartex" xmlns:cx5="http://schemas.microsoft.com/office/drawing/2016/5/11/chartex" xmlns:cx6="http://schemas.microsoft.com/office/drawing/2016/5/12/chartex" xmlns:cx7="http://schemas.microsoft.com/office/drawing/2016/5/13/chartex" xmlns:cx8="http://schemas.microsoft.com/office/drawing/2016/5/14/chartex" xmlns:mc="http://schemas.openxmlformats.org/markup-compatibility/2006" xmlns:aink="http://schemas.microsoft.com/office/drawing/2016/ink" xmlns:am3d="http://schemas.microsoft.com/office/drawing/2017/model3d" xmlns:o="urn:schemas-microsoft-com:office:office" xmlns:r="http://schemas.openxmlformats.org/officeDocument/2006/relationships" xmlns:m="http://schemas.openxmlformats.org/officeDocument/2006/math" xmlns:v="urn:schemas-microsoft-com:vml" xmlns:wp14="http://schemas.microsoft.com/office/word/2010/wordprocessingDrawing" xmlns:wp="http://schemas.openxmlformats.org/drawingml/2006/wordprocessingDrawing" xmlns:w10="urn:schemas-microsoft-com:office:word" xmlns:w="http://schemas.openxmlformats.org/wordprocessingml/2006/main" xmlns:w14="http://schemas.microsoft.com/office/word/2010/wordml" xmlns:w15="http://schemas.microsoft.com/office/word/2012/wordml" xmlns:w16cex="http://schemas.microsoft.com/office/word/2018/wordml/cex" xmlns:w16cid="http://schemas.microsoft.com/office/word/2016/wordml/cid" xmlns:w16="http://schemas.microsoft.com/office/word/2018/wordml" xmlns:w16se="http://schemas.microsoft.com/office/word/2015/wordml/symex" xmlns:wpg="http://schemas.microsoft.com/office/word/2010/wordprocessingGroup" xmlns:wpi="http://schemas.microsoft.com/office/word/2010/wordprocessingInk" xmlns:wne="http://schemas.microsoft.com/office/word/2006/wordml" xmlns:wps="http://schemas.microsoft.com/office/word/2010/wordprocessingShape" mc:Ignorable="w14 w15 w16se w16cid w16 w16cex wp14">
   <w:p>
     <w:pPr>
       <w:pStyle w:val="Piedepgina"/>
@@ -10208,7 +10797,7 @@
 </file>
 
 <file path=word/footer2.xml><?xml version="1.0" encoding="utf-8"?>
-<w:ftr xmlns:wpc="http://schemas.microsoft.com/office/word/2010/wordprocessingCanvas" xmlns:cx="http://schemas.microsoft.com/office/drawing/2014/chartex" xmlns:cx1="http://schemas.microsoft.com/office/drawing/2015/9/8/chartex" xmlns:cx2="http://schemas.microsoft.com/office/drawing/2015/10/21/chartex" xmlns:cx3="http://schemas.microsoft.com/office/drawing/2016/5/9/chartex" xmlns:cx4="http://schemas.microsoft.com/office/drawing/2016/5/10/chartex" xmlns:cx5="http://schemas.microsoft.com/office/drawing/2016/5/11/chartex" xmlns:cx6="http://schemas.microsoft.com/office/drawing/2016/5/12/chartex" xmlns:cx7="http://schemas.microsoft.com/office/drawing/2016/5/13/chartex" xmlns:cx8="http://schemas.microsoft.com/office/drawing/2016/5/14/chartex" xmlns:mc="http://schemas.openxmlformats.org/markup-compatibility/2006" xmlns:aink="http://schemas.microsoft.com/office/drawing/2016/ink" xmlns:am3d="http://schemas.microsoft.com/office/drawing/2017/model3d" xmlns:o="urn:schemas-microsoft-com:office:office" xmlns:r="http://schemas.openxmlformats.org/officeDocument/2006/relationships" xmlns:m="http://schemas.openxmlformats.org/officeDocument/2006/math" xmlns:v="urn:schemas-microsoft-com:vml" xmlns:wp14="http://schemas.microsoft.com/office/word/2010/wordprocessingDrawing" xmlns:wp="http://schemas.openxmlformats.org/drawingml/2006/wordprocessingDrawing" xmlns:w10="urn:schemas-microsoft-com:office:word" xmlns:w="http://schemas.openxmlformats.org/wordprocessingml/2006/main" xmlns:w14="http://schemas.microsoft.com/office/word/2010/wordml" xmlns:w15="http://schemas.microsoft.com/office/word/2012/wordml" xmlns:w16cid="http://schemas.microsoft.com/office/word/2016/wordml/cid" xmlns:w16se="http://schemas.microsoft.com/office/word/2015/wordml/symex" xmlns:wpg="http://schemas.microsoft.com/office/word/2010/wordprocessingGroup" xmlns:wpi="http://schemas.microsoft.com/office/word/2010/wordprocessingInk" xmlns:wne="http://schemas.microsoft.com/office/word/2006/wordml" xmlns:wps="http://schemas.microsoft.com/office/word/2010/wordprocessingShape" mc:Ignorable="w14 w15 w16se w16cid wp14">
+<w:ftr xmlns:wpc="http://schemas.microsoft.com/office/word/2010/wordprocessingCanvas" xmlns:cx="http://schemas.microsoft.com/office/drawing/2014/chartex" xmlns:cx1="http://schemas.microsoft.com/office/drawing/2015/9/8/chartex" xmlns:cx2="http://schemas.microsoft.com/office/drawing/2015/10/21/chartex" xmlns:cx3="http://schemas.microsoft.com/office/drawing/2016/5/9/chartex" xmlns:cx4="http://schemas.microsoft.com/office/drawing/2016/5/10/chartex" xmlns:cx5="http://schemas.microsoft.com/office/drawing/2016/5/11/chartex" xmlns:cx6="http://schemas.microsoft.com/office/drawing/2016/5/12/chartex" xmlns:cx7="http://schemas.microsoft.com/office/drawing/2016/5/13/chartex" xmlns:cx8="http://schemas.microsoft.com/office/drawing/2016/5/14/chartex" xmlns:mc="http://schemas.openxmlformats.org/markup-compatibility/2006" xmlns:aink="http://schemas.microsoft.com/office/drawing/2016/ink" xmlns:am3d="http://schemas.microsoft.com/office/drawing/2017/model3d" xmlns:o="urn:schemas-microsoft-com:office:office" xmlns:r="http://schemas.openxmlformats.org/officeDocument/2006/relationships" xmlns:m="http://schemas.openxmlformats.org/officeDocument/2006/math" xmlns:v="urn:schemas-microsoft-com:vml" xmlns:wp14="http://schemas.microsoft.com/office/word/2010/wordprocessingDrawing" xmlns:wp="http://schemas.openxmlformats.org/drawingml/2006/wordprocessingDrawing" xmlns:w10="urn:schemas-microsoft-com:office:word" xmlns:w="http://schemas.openxmlformats.org/wordprocessingml/2006/main" xmlns:w14="http://schemas.microsoft.com/office/word/2010/wordml" xmlns:w15="http://schemas.microsoft.com/office/word/2012/wordml" xmlns:w16cex="http://schemas.microsoft.com/office/word/2018/wordml/cex" xmlns:w16cid="http://schemas.microsoft.com/office/word/2016/wordml/cid" xmlns:w16="http://schemas.microsoft.com/office/word/2018/wordml" xmlns:w16se="http://schemas.microsoft.com/office/word/2015/wordml/symex" xmlns:wpg="http://schemas.microsoft.com/office/word/2010/wordprocessingGroup" xmlns:wpi="http://schemas.microsoft.com/office/word/2010/wordprocessingInk" xmlns:wne="http://schemas.microsoft.com/office/word/2006/wordml" xmlns:wps="http://schemas.microsoft.com/office/word/2010/wordprocessingShape" mc:Ignorable="w14 w15 w16se w16cid w16 w16cex wp14">
   <w:p>
     <w:pPr>
       <w:pStyle w:val="Piedepgina"/>
@@ -10233,7 +10822,7 @@
 </file>
 
 <file path=word/footer3.xml><?xml version="1.0" encoding="utf-8"?>
-<w:ftr xmlns:wpc="http://schemas.microsoft.com/office/word/2010/wordprocessingCanvas" xmlns:cx="http://schemas.microsoft.com/office/drawing/2014/chartex" xmlns:cx1="http://schemas.microsoft.com/office/drawing/2015/9/8/chartex" xmlns:cx2="http://schemas.microsoft.com/office/drawing/2015/10/21/chartex" xmlns:cx3="http://schemas.microsoft.com/office/drawing/2016/5/9/chartex" xmlns:cx4="http://schemas.microsoft.com/office/drawing/2016/5/10/chartex" xmlns:cx5="http://schemas.microsoft.com/office/drawing/2016/5/11/chartex" xmlns:cx6="http://schemas.microsoft.com/office/drawing/2016/5/12/chartex" xmlns:cx7="http://schemas.microsoft.com/office/drawing/2016/5/13/chartex" xmlns:cx8="http://schemas.microsoft.com/office/drawing/2016/5/14/chartex" xmlns:mc="http://schemas.openxmlformats.org/markup-compatibility/2006" xmlns:aink="http://schemas.microsoft.com/office/drawing/2016/ink" xmlns:am3d="http://schemas.microsoft.com/office/drawing/2017/model3d" xmlns:o="urn:schemas-microsoft-com:office:office" xmlns:r="http://schemas.openxmlformats.org/officeDocument/2006/relationships" xmlns:m="http://schemas.openxmlformats.org/officeDocument/2006/math" xmlns:v="urn:schemas-microsoft-com:vml" xmlns:wp14="http://schemas.microsoft.com/office/word/2010/wordprocessingDrawing" xmlns:wp="http://schemas.openxmlformats.org/drawingml/2006/wordprocessingDrawing" xmlns:w10="urn:schemas-microsoft-com:office:word" xmlns:w="http://schemas.openxmlformats.org/wordprocessingml/2006/main" xmlns:w14="http://schemas.microsoft.com/office/word/2010/wordml" xmlns:w15="http://schemas.microsoft.com/office/word/2012/wordml" xmlns:w16cid="http://schemas.microsoft.com/office/word/2016/wordml/cid" xmlns:w16se="http://schemas.microsoft.com/office/word/2015/wordml/symex" xmlns:wpg="http://schemas.microsoft.com/office/word/2010/wordprocessingGroup" xmlns:wpi="http://schemas.microsoft.com/office/word/2010/wordprocessingInk" xmlns:wne="http://schemas.microsoft.com/office/word/2006/wordml" xmlns:wps="http://schemas.microsoft.com/office/word/2010/wordprocessingShape" mc:Ignorable="w14 w15 w16se w16cid wp14">
+<w:ftr xmlns:wpc="http://schemas.microsoft.com/office/word/2010/wordprocessingCanvas" xmlns:cx="http://schemas.microsoft.com/office/drawing/2014/chartex" xmlns:cx1="http://schemas.microsoft.com/office/drawing/2015/9/8/chartex" xmlns:cx2="http://schemas.microsoft.com/office/drawing/2015/10/21/chartex" xmlns:cx3="http://schemas.microsoft.com/office/drawing/2016/5/9/chartex" xmlns:cx4="http://schemas.microsoft.com/office/drawing/2016/5/10/chartex" xmlns:cx5="http://schemas.microsoft.com/office/drawing/2016/5/11/chartex" xmlns:cx6="http://schemas.microsoft.com/office/drawing/2016/5/12/chartex" xmlns:cx7="http://schemas.microsoft.com/office/drawing/2016/5/13/chartex" xmlns:cx8="http://schemas.microsoft.com/office/drawing/2016/5/14/chartex" xmlns:mc="http://schemas.openxmlformats.org/markup-compatibility/2006" xmlns:aink="http://schemas.microsoft.com/office/drawing/2016/ink" xmlns:am3d="http://schemas.microsoft.com/office/drawing/2017/model3d" xmlns:o="urn:schemas-microsoft-com:office:office" xmlns:r="http://schemas.openxmlformats.org/officeDocument/2006/relationships" xmlns:m="http://schemas.openxmlformats.org/officeDocument/2006/math" xmlns:v="urn:schemas-microsoft-com:vml" xmlns:wp14="http://schemas.microsoft.com/office/word/2010/wordprocessingDrawing" xmlns:wp="http://schemas.openxmlformats.org/drawingml/2006/wordprocessingDrawing" xmlns:w10="urn:schemas-microsoft-com:office:word" xmlns:w="http://schemas.openxmlformats.org/wordprocessingml/2006/main" xmlns:w14="http://schemas.microsoft.com/office/word/2010/wordml" xmlns:w15="http://schemas.microsoft.com/office/word/2012/wordml" xmlns:w16cex="http://schemas.microsoft.com/office/word/2018/wordml/cex" xmlns:w16cid="http://schemas.microsoft.com/office/word/2016/wordml/cid" xmlns:w16="http://schemas.microsoft.com/office/word/2018/wordml" xmlns:w16se="http://schemas.microsoft.com/office/word/2015/wordml/symex" xmlns:wpg="http://schemas.microsoft.com/office/word/2010/wordprocessingGroup" xmlns:wpi="http://schemas.microsoft.com/office/word/2010/wordprocessingInk" xmlns:wne="http://schemas.microsoft.com/office/word/2006/wordml" xmlns:wps="http://schemas.microsoft.com/office/word/2010/wordprocessingShape" mc:Ignorable="w14 w15 w16se w16cid w16 w16cex wp14">
   <w:p>
     <w:pPr>
       <w:pStyle w:val="Encabezado"/>
@@ -10277,7 +10866,7 @@
 </file>
 
 <file path=word/footer4.xml><?xml version="1.0" encoding="utf-8"?>
-<w:ftr xmlns:wpc="http://schemas.microsoft.com/office/word/2010/wordprocessingCanvas" xmlns:cx="http://schemas.microsoft.com/office/drawing/2014/chartex" xmlns:cx1="http://schemas.microsoft.com/office/drawing/2015/9/8/chartex" xmlns:cx2="http://schemas.microsoft.com/office/drawing/2015/10/21/chartex" xmlns:cx3="http://schemas.microsoft.com/office/drawing/2016/5/9/chartex" xmlns:cx4="http://schemas.microsoft.com/office/drawing/2016/5/10/chartex" xmlns:cx5="http://schemas.microsoft.com/office/drawing/2016/5/11/chartex" xmlns:cx6="http://schemas.microsoft.com/office/drawing/2016/5/12/chartex" xmlns:cx7="http://schemas.microsoft.com/office/drawing/2016/5/13/chartex" xmlns:cx8="http://schemas.microsoft.com/office/drawing/2016/5/14/chartex" xmlns:mc="http://schemas.openxmlformats.org/markup-compatibility/2006" xmlns:aink="http://schemas.microsoft.com/office/drawing/2016/ink" xmlns:am3d="http://schemas.microsoft.com/office/drawing/2017/model3d" xmlns:o="urn:schemas-microsoft-com:office:office" xmlns:r="http://schemas.openxmlformats.org/officeDocument/2006/relationships" xmlns:m="http://schemas.openxmlformats.org/officeDocument/2006/math" xmlns:v="urn:schemas-microsoft-com:vml" xmlns:wp14="http://schemas.microsoft.com/office/word/2010/wordprocessingDrawing" xmlns:wp="http://schemas.openxmlformats.org/drawingml/2006/wordprocessingDrawing" xmlns:w10="urn:schemas-microsoft-com:office:word" xmlns:w="http://schemas.openxmlformats.org/wordprocessingml/2006/main" xmlns:w14="http://schemas.microsoft.com/office/word/2010/wordml" xmlns:w15="http://schemas.microsoft.com/office/word/2012/wordml" xmlns:w16cid="http://schemas.microsoft.com/office/word/2016/wordml/cid" xmlns:w16se="http://schemas.microsoft.com/office/word/2015/wordml/symex" xmlns:wpg="http://schemas.microsoft.com/office/word/2010/wordprocessingGroup" xmlns:wpi="http://schemas.microsoft.com/office/word/2010/wordprocessingInk" xmlns:wne="http://schemas.microsoft.com/office/word/2006/wordml" xmlns:wps="http://schemas.microsoft.com/office/word/2010/wordprocessingShape" mc:Ignorable="w14 w15 w16se w16cid wp14">
+<w:ftr xmlns:wpc="http://schemas.microsoft.com/office/word/2010/wordprocessingCanvas" xmlns:cx="http://schemas.microsoft.com/office/drawing/2014/chartex" xmlns:cx1="http://schemas.microsoft.com/office/drawing/2015/9/8/chartex" xmlns:cx2="http://schemas.microsoft.com/office/drawing/2015/10/21/chartex" xmlns:cx3="http://schemas.microsoft.com/office/drawing/2016/5/9/chartex" xmlns:cx4="http://schemas.microsoft.com/office/drawing/2016/5/10/chartex" xmlns:cx5="http://schemas.microsoft.com/office/drawing/2016/5/11/chartex" xmlns:cx6="http://schemas.microsoft.com/office/drawing/2016/5/12/chartex" xmlns:cx7="http://schemas.microsoft.com/office/drawing/2016/5/13/chartex" xmlns:cx8="http://schemas.microsoft.com/office/drawing/2016/5/14/chartex" xmlns:mc="http://schemas.openxmlformats.org/markup-compatibility/2006" xmlns:aink="http://schemas.microsoft.com/office/drawing/2016/ink" xmlns:am3d="http://schemas.microsoft.com/office/drawing/2017/model3d" xmlns:o="urn:schemas-microsoft-com:office:office" xmlns:r="http://schemas.openxmlformats.org/officeDocument/2006/relationships" xmlns:m="http://schemas.openxmlformats.org/officeDocument/2006/math" xmlns:v="urn:schemas-microsoft-com:vml" xmlns:wp14="http://schemas.microsoft.com/office/word/2010/wordprocessingDrawing" xmlns:wp="http://schemas.openxmlformats.org/drawingml/2006/wordprocessingDrawing" xmlns:w10="urn:schemas-microsoft-com:office:word" xmlns:w="http://schemas.openxmlformats.org/wordprocessingml/2006/main" xmlns:w14="http://schemas.microsoft.com/office/word/2010/wordml" xmlns:w15="http://schemas.microsoft.com/office/word/2012/wordml" xmlns:w16cex="http://schemas.microsoft.com/office/word/2018/wordml/cex" xmlns:w16cid="http://schemas.microsoft.com/office/word/2016/wordml/cid" xmlns:w16="http://schemas.microsoft.com/office/word/2018/wordml" xmlns:w16se="http://schemas.microsoft.com/office/word/2015/wordml/symex" xmlns:wpg="http://schemas.microsoft.com/office/word/2010/wordprocessingGroup" xmlns:wpi="http://schemas.microsoft.com/office/word/2010/wordprocessingInk" xmlns:wne="http://schemas.microsoft.com/office/word/2006/wordml" xmlns:wps="http://schemas.microsoft.com/office/word/2010/wordprocessingShape" mc:Ignorable="w14 w15 w16se w16cid w16 w16cex wp14">
   <w:p>
     <w:pPr>
       <w:pStyle w:val="Piedepgina"/>
@@ -10346,7 +10935,7 @@
 </file>
 
 <file path=word/footnotes.xml><?xml version="1.0" encoding="utf-8"?>
-<w:footnotes xmlns:wpc="http://schemas.microsoft.com/office/word/2010/wordprocessingCanvas" xmlns:cx="http://schemas.microsoft.com/office/drawing/2014/chartex" xmlns:cx1="http://schemas.microsoft.com/office/drawing/2015/9/8/chartex" xmlns:cx2="http://schemas.microsoft.com/office/drawing/2015/10/21/chartex" xmlns:cx3="http://schemas.microsoft.com/office/drawing/2016/5/9/chartex" xmlns:cx4="http://schemas.microsoft.com/office/drawing/2016/5/10/chartex" xmlns:cx5="http://schemas.microsoft.com/office/drawing/2016/5/11/chartex" xmlns:cx6="http://schemas.microsoft.com/office/drawing/2016/5/12/chartex" xmlns:cx7="http://schemas.microsoft.com/office/drawing/2016/5/13/chartex" xmlns:cx8="http://schemas.microsoft.com/office/drawing/2016/5/14/chartex" xmlns:mc="http://schemas.openxmlformats.org/markup-compatibility/2006" xmlns:aink="http://schemas.microsoft.com/office/drawing/2016/ink" xmlns:am3d="http://schemas.microsoft.com/office/drawing/2017/model3d" xmlns:o="urn:schemas-microsoft-com:office:office" xmlns:r="http://schemas.openxmlformats.org/officeDocument/2006/relationships" xmlns:m="http://schemas.openxmlformats.org/officeDocument/2006/math" xmlns:v="urn:schemas-microsoft-com:vml" xmlns:wp14="http://schemas.microsoft.com/office/word/2010/wordprocessingDrawing" xmlns:wp="http://schemas.openxmlformats.org/drawingml/2006/wordprocessingDrawing" xmlns:w10="urn:schemas-microsoft-com:office:word" xmlns:w="http://schemas.openxmlformats.org/wordprocessingml/2006/main" xmlns:w14="http://schemas.microsoft.com/office/word/2010/wordml" xmlns:w15="http://schemas.microsoft.com/office/word/2012/wordml" xmlns:w16cid="http://schemas.microsoft.com/office/word/2016/wordml/cid" xmlns:w16se="http://schemas.microsoft.com/office/word/2015/wordml/symex" xmlns:wpg="http://schemas.microsoft.com/office/word/2010/wordprocessingGroup" xmlns:wpi="http://schemas.microsoft.com/office/word/2010/wordprocessingInk" xmlns:wne="http://schemas.microsoft.com/office/word/2006/wordml" xmlns:wps="http://schemas.microsoft.com/office/word/2010/wordprocessingShape" mc:Ignorable="w14 w15 w16se w16cid wp14">
+<w:footnotes xmlns:wpc="http://schemas.microsoft.com/office/word/2010/wordprocessingCanvas" xmlns:cx="http://schemas.microsoft.com/office/drawing/2014/chartex" xmlns:cx1="http://schemas.microsoft.com/office/drawing/2015/9/8/chartex" xmlns:cx2="http://schemas.microsoft.com/office/drawing/2015/10/21/chartex" xmlns:cx3="http://schemas.microsoft.com/office/drawing/2016/5/9/chartex" xmlns:cx4="http://schemas.microsoft.com/office/drawing/2016/5/10/chartex" xmlns:cx5="http://schemas.microsoft.com/office/drawing/2016/5/11/chartex" xmlns:cx6="http://schemas.microsoft.com/office/drawing/2016/5/12/chartex" xmlns:cx7="http://schemas.microsoft.com/office/drawing/2016/5/13/chartex" xmlns:cx8="http://schemas.microsoft.com/office/drawing/2016/5/14/chartex" xmlns:mc="http://schemas.openxmlformats.org/markup-compatibility/2006" xmlns:aink="http://schemas.microsoft.com/office/drawing/2016/ink" xmlns:am3d="http://schemas.microsoft.com/office/drawing/2017/model3d" xmlns:o="urn:schemas-microsoft-com:office:office" xmlns:r="http://schemas.openxmlformats.org/officeDocument/2006/relationships" xmlns:m="http://schemas.openxmlformats.org/officeDocument/2006/math" xmlns:v="urn:schemas-microsoft-com:vml" xmlns:wp14="http://schemas.microsoft.com/office/word/2010/wordprocessingDrawing" xmlns:wp="http://schemas.openxmlformats.org/drawingml/2006/wordprocessingDrawing" xmlns:w10="urn:schemas-microsoft-com:office:word" xmlns:w="http://schemas.openxmlformats.org/wordprocessingml/2006/main" xmlns:w14="http://schemas.microsoft.com/office/word/2010/wordml" xmlns:w15="http://schemas.microsoft.com/office/word/2012/wordml" xmlns:w16cex="http://schemas.microsoft.com/office/word/2018/wordml/cex" xmlns:w16cid="http://schemas.microsoft.com/office/word/2016/wordml/cid" xmlns:w16="http://schemas.microsoft.com/office/word/2018/wordml" xmlns:w16se="http://schemas.microsoft.com/office/word/2015/wordml/symex" xmlns:wpg="http://schemas.microsoft.com/office/word/2010/wordprocessingGroup" xmlns:wpi="http://schemas.microsoft.com/office/word/2010/wordprocessingInk" xmlns:wne="http://schemas.microsoft.com/office/word/2006/wordml" xmlns:wps="http://schemas.microsoft.com/office/word/2010/wordprocessingShape" mc:Ignorable="w14 w15 w16se w16cid w16 w16cex wp14">
   <w:footnote w:type="separator" w:id="-1">
     <w:p>
       <w:pPr>
@@ -10371,7 +10960,7 @@
 </file>
 
 <file path=word/header1.xml><?xml version="1.0" encoding="utf-8"?>
-<w:hdr xmlns:wpc="http://schemas.microsoft.com/office/word/2010/wordprocessingCanvas" xmlns:cx="http://schemas.microsoft.com/office/drawing/2014/chartex" xmlns:cx1="http://schemas.microsoft.com/office/drawing/2015/9/8/chartex" xmlns:cx2="http://schemas.microsoft.com/office/drawing/2015/10/21/chartex" xmlns:cx3="http://schemas.microsoft.com/office/drawing/2016/5/9/chartex" xmlns:cx4="http://schemas.microsoft.com/office/drawing/2016/5/10/chartex" xmlns:cx5="http://schemas.microsoft.com/office/drawing/2016/5/11/chartex" xmlns:cx6="http://schemas.microsoft.com/office/drawing/2016/5/12/chartex" xmlns:cx7="http://schemas.microsoft.com/office/drawing/2016/5/13/chartex" xmlns:cx8="http://schemas.microsoft.com/office/drawing/2016/5/14/chartex" xmlns:mc="http://schemas.openxmlformats.org/markup-compatibility/2006" xmlns:aink="http://schemas.microsoft.com/office/drawing/2016/ink" xmlns:am3d="http://schemas.microsoft.com/office/drawing/2017/model3d" xmlns:o="urn:schemas-microsoft-com:office:office" xmlns:r="http://schemas.openxmlformats.org/officeDocument/2006/relationships" xmlns:m="http://schemas.openxmlformats.org/officeDocument/2006/math" xmlns:v="urn:schemas-microsoft-com:vml" xmlns:wp14="http://schemas.microsoft.com/office/word/2010/wordprocessingDrawing" xmlns:wp="http://schemas.openxmlformats.org/drawingml/2006/wordprocessingDrawing" xmlns:w10="urn:schemas-microsoft-com:office:word" xmlns:w="http://schemas.openxmlformats.org/wordprocessingml/2006/main" xmlns:w14="http://schemas.microsoft.com/office/word/2010/wordml" xmlns:w15="http://schemas.microsoft.com/office/word/2012/wordml" xmlns:w16cid="http://schemas.microsoft.com/office/word/2016/wordml/cid" xmlns:w16se="http://schemas.microsoft.com/office/word/2015/wordml/symex" xmlns:wpg="http://schemas.microsoft.com/office/word/2010/wordprocessingGroup" xmlns:wpi="http://schemas.microsoft.com/office/word/2010/wordprocessingInk" xmlns:wne="http://schemas.microsoft.com/office/word/2006/wordml" xmlns:wps="http://schemas.microsoft.com/office/word/2010/wordprocessingShape" mc:Ignorable="w14 w15 w16se w16cid wp14">
+<w:hdr xmlns:wpc="http://schemas.microsoft.com/office/word/2010/wordprocessingCanvas" xmlns:cx="http://schemas.microsoft.com/office/drawing/2014/chartex" xmlns:cx1="http://schemas.microsoft.com/office/drawing/2015/9/8/chartex" xmlns:cx2="http://schemas.microsoft.com/office/drawing/2015/10/21/chartex" xmlns:cx3="http://schemas.microsoft.com/office/drawing/2016/5/9/chartex" xmlns:cx4="http://schemas.microsoft.com/office/drawing/2016/5/10/chartex" xmlns:cx5="http://schemas.microsoft.com/office/drawing/2016/5/11/chartex" xmlns:cx6="http://schemas.microsoft.com/office/drawing/2016/5/12/chartex" xmlns:cx7="http://schemas.microsoft.com/office/drawing/2016/5/13/chartex" xmlns:cx8="http://schemas.microsoft.com/office/drawing/2016/5/14/chartex" xmlns:mc="http://schemas.openxmlformats.org/markup-compatibility/2006" xmlns:aink="http://schemas.microsoft.com/office/drawing/2016/ink" xmlns:am3d="http://schemas.microsoft.com/office/drawing/2017/model3d" xmlns:o="urn:schemas-microsoft-com:office:office" xmlns:r="http://schemas.openxmlformats.org/officeDocument/2006/relationships" xmlns:m="http://schemas.openxmlformats.org/officeDocument/2006/math" xmlns:v="urn:schemas-microsoft-com:vml" xmlns:wp14="http://schemas.microsoft.com/office/word/2010/wordprocessingDrawing" xmlns:wp="http://schemas.openxmlformats.org/drawingml/2006/wordprocessingDrawing" xmlns:w10="urn:schemas-microsoft-com:office:word" xmlns:w="http://schemas.openxmlformats.org/wordprocessingml/2006/main" xmlns:w14="http://schemas.microsoft.com/office/word/2010/wordml" xmlns:w15="http://schemas.microsoft.com/office/word/2012/wordml" xmlns:w16cex="http://schemas.microsoft.com/office/word/2018/wordml/cex" xmlns:w16cid="http://schemas.microsoft.com/office/word/2016/wordml/cid" xmlns:w16="http://schemas.microsoft.com/office/word/2018/wordml" xmlns:w16se="http://schemas.microsoft.com/office/word/2015/wordml/symex" xmlns:wpg="http://schemas.microsoft.com/office/word/2010/wordprocessingGroup" xmlns:wpi="http://schemas.microsoft.com/office/word/2010/wordprocessingInk" xmlns:wne="http://schemas.microsoft.com/office/word/2006/wordml" xmlns:wps="http://schemas.microsoft.com/office/word/2010/wordprocessingShape" mc:Ignorable="w14 w15 w16se w16cid w16 w16cex wp14">
   <w:p>
     <w:pPr>
       <w:pStyle w:val="Encabezado"/>
@@ -10381,7 +10970,7 @@
 </file>
 
 <file path=word/header2.xml><?xml version="1.0" encoding="utf-8"?>
-<w:hdr xmlns:wpc="http://schemas.microsoft.com/office/word/2010/wordprocessingCanvas" xmlns:cx="http://schemas.microsoft.com/office/drawing/2014/chartex" xmlns:cx1="http://schemas.microsoft.com/office/drawing/2015/9/8/chartex" xmlns:cx2="http://schemas.microsoft.com/office/drawing/2015/10/21/chartex" xmlns:cx3="http://schemas.microsoft.com/office/drawing/2016/5/9/chartex" xmlns:cx4="http://schemas.microsoft.com/office/drawing/2016/5/10/chartex" xmlns:cx5="http://schemas.microsoft.com/office/drawing/2016/5/11/chartex" xmlns:cx6="http://schemas.microsoft.com/office/drawing/2016/5/12/chartex" xmlns:cx7="http://schemas.microsoft.com/office/drawing/2016/5/13/chartex" xmlns:cx8="http://schemas.microsoft.com/office/drawing/2016/5/14/chartex" xmlns:mc="http://schemas.openxmlformats.org/markup-compatibility/2006" xmlns:aink="http://schemas.microsoft.com/office/drawing/2016/ink" xmlns:am3d="http://schemas.microsoft.com/office/drawing/2017/model3d" xmlns:o="urn:schemas-microsoft-com:office:office" xmlns:r="http://schemas.openxmlformats.org/officeDocument/2006/relationships" xmlns:m="http://schemas.openxmlformats.org/officeDocument/2006/math" xmlns:v="urn:schemas-microsoft-com:vml" xmlns:wp14="http://schemas.microsoft.com/office/word/2010/wordprocessingDrawing" xmlns:wp="http://schemas.openxmlformats.org/drawingml/2006/wordprocessingDrawing" xmlns:w10="urn:schemas-microsoft-com:office:word" xmlns:w="http://schemas.openxmlformats.org/wordprocessingml/2006/main" xmlns:w14="http://schemas.microsoft.com/office/word/2010/wordml" xmlns:w15="http://schemas.microsoft.com/office/word/2012/wordml" xmlns:w16cid="http://schemas.microsoft.com/office/word/2016/wordml/cid" xmlns:w16se="http://schemas.microsoft.com/office/word/2015/wordml/symex" xmlns:wpg="http://schemas.microsoft.com/office/word/2010/wordprocessingGroup" xmlns:wpi="http://schemas.microsoft.com/office/word/2010/wordprocessingInk" xmlns:wne="http://schemas.microsoft.com/office/word/2006/wordml" xmlns:wps="http://schemas.microsoft.com/office/word/2010/wordprocessingShape" mc:Ignorable="w14 w15 w16se w16cid wp14">
+<w:hdr xmlns:wpc="http://schemas.microsoft.com/office/word/2010/wordprocessingCanvas" xmlns:cx="http://schemas.microsoft.com/office/drawing/2014/chartex" xmlns:cx1="http://schemas.microsoft.com/office/drawing/2015/9/8/chartex" xmlns:cx2="http://schemas.microsoft.com/office/drawing/2015/10/21/chartex" xmlns:cx3="http://schemas.microsoft.com/office/drawing/2016/5/9/chartex" xmlns:cx4="http://schemas.microsoft.com/office/drawing/2016/5/10/chartex" xmlns:cx5="http://schemas.microsoft.com/office/drawing/2016/5/11/chartex" xmlns:cx6="http://schemas.microsoft.com/office/drawing/2016/5/12/chartex" xmlns:cx7="http://schemas.microsoft.com/office/drawing/2016/5/13/chartex" xmlns:cx8="http://schemas.microsoft.com/office/drawing/2016/5/14/chartex" xmlns:mc="http://schemas.openxmlformats.org/markup-compatibility/2006" xmlns:aink="http://schemas.microsoft.com/office/drawing/2016/ink" xmlns:am3d="http://schemas.microsoft.com/office/drawing/2017/model3d" xmlns:o="urn:schemas-microsoft-com:office:office" xmlns:r="http://schemas.openxmlformats.org/officeDocument/2006/relationships" xmlns:m="http://schemas.openxmlformats.org/officeDocument/2006/math" xmlns:v="urn:schemas-microsoft-com:vml" xmlns:wp14="http://schemas.microsoft.com/office/word/2010/wordprocessingDrawing" xmlns:wp="http://schemas.openxmlformats.org/drawingml/2006/wordprocessingDrawing" xmlns:w10="urn:schemas-microsoft-com:office:word" xmlns:w="http://schemas.openxmlformats.org/wordprocessingml/2006/main" xmlns:w14="http://schemas.microsoft.com/office/word/2010/wordml" xmlns:w15="http://schemas.microsoft.com/office/word/2012/wordml" xmlns:w16cex="http://schemas.microsoft.com/office/word/2018/wordml/cex" xmlns:w16cid="http://schemas.microsoft.com/office/word/2016/wordml/cid" xmlns:w16="http://schemas.microsoft.com/office/word/2018/wordml" xmlns:w16se="http://schemas.microsoft.com/office/word/2015/wordml/symex" xmlns:wpg="http://schemas.microsoft.com/office/word/2010/wordprocessingGroup" xmlns:wpi="http://schemas.microsoft.com/office/word/2010/wordprocessingInk" xmlns:wne="http://schemas.microsoft.com/office/word/2006/wordml" xmlns:wps="http://schemas.microsoft.com/office/word/2010/wordprocessingShape" mc:Ignorable="w14 w15 w16se w16cid w16 w16cex wp14">
   <w:p>
     <w:pPr>
       <w:pStyle w:val="Encabezado"/>
@@ -10391,7 +10980,7 @@
 </file>
 
 <file path=word/header3.xml><?xml version="1.0" encoding="utf-8"?>
-<w:hdr xmlns:wpc="http://schemas.microsoft.com/office/word/2010/wordprocessingCanvas" xmlns:cx="http://schemas.microsoft.com/office/drawing/2014/chartex" xmlns:cx1="http://schemas.microsoft.com/office/drawing/2015/9/8/chartex" xmlns:cx2="http://schemas.microsoft.com/office/drawing/2015/10/21/chartex" xmlns:cx3="http://schemas.microsoft.com/office/drawing/2016/5/9/chartex" xmlns:cx4="http://schemas.microsoft.com/office/drawing/2016/5/10/chartex" xmlns:cx5="http://schemas.microsoft.com/office/drawing/2016/5/11/chartex" xmlns:cx6="http://schemas.microsoft.com/office/drawing/2016/5/12/chartex" xmlns:cx7="http://schemas.microsoft.com/office/drawing/2016/5/13/chartex" xmlns:cx8="http://schemas.microsoft.com/office/drawing/2016/5/14/chartex" xmlns:mc="http://schemas.openxmlformats.org/markup-compatibility/2006" xmlns:aink="http://schemas.microsoft.com/office/drawing/2016/ink" xmlns:am3d="http://schemas.microsoft.com/office/drawing/2017/model3d" xmlns:o="urn:schemas-microsoft-com:office:office" xmlns:r="http://schemas.openxmlformats.org/officeDocument/2006/relationships" xmlns:m="http://schemas.openxmlformats.org/officeDocument/2006/math" xmlns:v="urn:schemas-microsoft-com:vml" xmlns:wp14="http://schemas.microsoft.com/office/word/2010/wordprocessingDrawing" xmlns:wp="http://schemas.openxmlformats.org/drawingml/2006/wordprocessingDrawing" xmlns:w10="urn:schemas-microsoft-com:office:word" xmlns:w="http://schemas.openxmlformats.org/wordprocessingml/2006/main" xmlns:w14="http://schemas.microsoft.com/office/word/2010/wordml" xmlns:w15="http://schemas.microsoft.com/office/word/2012/wordml" xmlns:w16cid="http://schemas.microsoft.com/office/word/2016/wordml/cid" xmlns:w16se="http://schemas.microsoft.com/office/word/2015/wordml/symex" xmlns:wpg="http://schemas.microsoft.com/office/word/2010/wordprocessingGroup" xmlns:wpi="http://schemas.microsoft.com/office/word/2010/wordprocessingInk" xmlns:wne="http://schemas.microsoft.com/office/word/2006/wordml" xmlns:wps="http://schemas.microsoft.com/office/word/2010/wordprocessingShape" mc:Ignorable="w14 w15 w16se w16cid wp14">
+<w:hdr xmlns:wpc="http://schemas.microsoft.com/office/word/2010/wordprocessingCanvas" xmlns:cx="http://schemas.microsoft.com/office/drawing/2014/chartex" xmlns:cx1="http://schemas.microsoft.com/office/drawing/2015/9/8/chartex" xmlns:cx2="http://schemas.microsoft.com/office/drawing/2015/10/21/chartex" xmlns:cx3="http://schemas.microsoft.com/office/drawing/2016/5/9/chartex" xmlns:cx4="http://schemas.microsoft.com/office/drawing/2016/5/10/chartex" xmlns:cx5="http://schemas.microsoft.com/office/drawing/2016/5/11/chartex" xmlns:cx6="http://schemas.microsoft.com/office/drawing/2016/5/12/chartex" xmlns:cx7="http://schemas.microsoft.com/office/drawing/2016/5/13/chartex" xmlns:cx8="http://schemas.microsoft.com/office/drawing/2016/5/14/chartex" xmlns:mc="http://schemas.openxmlformats.org/markup-compatibility/2006" xmlns:aink="http://schemas.microsoft.com/office/drawing/2016/ink" xmlns:am3d="http://schemas.microsoft.com/office/drawing/2017/model3d" xmlns:o="urn:schemas-microsoft-com:office:office" xmlns:r="http://schemas.openxmlformats.org/officeDocument/2006/relationships" xmlns:m="http://schemas.openxmlformats.org/officeDocument/2006/math" xmlns:v="urn:schemas-microsoft-com:vml" xmlns:wp14="http://schemas.microsoft.com/office/word/2010/wordprocessingDrawing" xmlns:wp="http://schemas.openxmlformats.org/drawingml/2006/wordprocessingDrawing" xmlns:w10="urn:schemas-microsoft-com:office:word" xmlns:w="http://schemas.openxmlformats.org/wordprocessingml/2006/main" xmlns:w14="http://schemas.microsoft.com/office/word/2010/wordml" xmlns:w15="http://schemas.microsoft.com/office/word/2012/wordml" xmlns:w16cex="http://schemas.microsoft.com/office/word/2018/wordml/cex" xmlns:w16cid="http://schemas.microsoft.com/office/word/2016/wordml/cid" xmlns:w16="http://schemas.microsoft.com/office/word/2018/wordml" xmlns:w16se="http://schemas.microsoft.com/office/word/2015/wordml/symex" xmlns:wpg="http://schemas.microsoft.com/office/word/2010/wordprocessingGroup" xmlns:wpi="http://schemas.microsoft.com/office/word/2010/wordprocessingInk" xmlns:wne="http://schemas.microsoft.com/office/word/2006/wordml" xmlns:wps="http://schemas.microsoft.com/office/word/2010/wordprocessingShape" mc:Ignorable="w14 w15 w16se w16cid w16 w16cex wp14">
   <w:p>
     <w:pPr>
       <w:pStyle w:val="Encabezado"/>
@@ -10411,7 +11000,7 @@
 </file>
 
 <file path=word/header4.xml><?xml version="1.0" encoding="utf-8"?>
-<w:hdr xmlns:wpc="http://schemas.microsoft.com/office/word/2010/wordprocessingCanvas" xmlns:cx="http://schemas.microsoft.com/office/drawing/2014/chartex" xmlns:cx1="http://schemas.microsoft.com/office/drawing/2015/9/8/chartex" xmlns:cx2="http://schemas.microsoft.com/office/drawing/2015/10/21/chartex" xmlns:cx3="http://schemas.microsoft.com/office/drawing/2016/5/9/chartex" xmlns:cx4="http://schemas.microsoft.com/office/drawing/2016/5/10/chartex" xmlns:cx5="http://schemas.microsoft.com/office/drawing/2016/5/11/chartex" xmlns:cx6="http://schemas.microsoft.com/office/drawing/2016/5/12/chartex" xmlns:cx7="http://schemas.microsoft.com/office/drawing/2016/5/13/chartex" xmlns:cx8="http://schemas.microsoft.com/office/drawing/2016/5/14/chartex" xmlns:mc="http://schemas.openxmlformats.org/markup-compatibility/2006" xmlns:aink="http://schemas.microsoft.com/office/drawing/2016/ink" xmlns:am3d="http://schemas.microsoft.com/office/drawing/2017/model3d" xmlns:o="urn:schemas-microsoft-com:office:office" xmlns:r="http://schemas.openxmlformats.org/officeDocument/2006/relationships" xmlns:m="http://schemas.openxmlformats.org/officeDocument/2006/math" xmlns:v="urn:schemas-microsoft-com:vml" xmlns:wp14="http://schemas.microsoft.com/office/word/2010/wordprocessingDrawing" xmlns:wp="http://schemas.openxmlformats.org/drawingml/2006/wordprocessingDrawing" xmlns:w10="urn:schemas-microsoft-com:office:word" xmlns:w="http://schemas.openxmlformats.org/wordprocessingml/2006/main" xmlns:w14="http://schemas.microsoft.com/office/word/2010/wordml" xmlns:w15="http://schemas.microsoft.com/office/word/2012/wordml" xmlns:w16cid="http://schemas.microsoft.com/office/word/2016/wordml/cid" xmlns:w16se="http://schemas.microsoft.com/office/word/2015/wordml/symex" xmlns:wpg="http://schemas.microsoft.com/office/word/2010/wordprocessingGroup" xmlns:wpi="http://schemas.microsoft.com/office/word/2010/wordprocessingInk" xmlns:wne="http://schemas.microsoft.com/office/word/2006/wordml" xmlns:wps="http://schemas.microsoft.com/office/word/2010/wordprocessingShape" mc:Ignorable="w14 w15 w16se w16cid wp14">
+<w:hdr xmlns:wpc="http://schemas.microsoft.com/office/word/2010/wordprocessingCanvas" xmlns:cx="http://schemas.microsoft.com/office/drawing/2014/chartex" xmlns:cx1="http://schemas.microsoft.com/office/drawing/2015/9/8/chartex" xmlns:cx2="http://schemas.microsoft.com/office/drawing/2015/10/21/chartex" xmlns:cx3="http://schemas.microsoft.com/office/drawing/2016/5/9/chartex" xmlns:cx4="http://schemas.microsoft.com/office/drawing/2016/5/10/chartex" xmlns:cx5="http://schemas.microsoft.com/office/drawing/2016/5/11/chartex" xmlns:cx6="http://schemas.microsoft.com/office/drawing/2016/5/12/chartex" xmlns:cx7="http://schemas.microsoft.com/office/drawing/2016/5/13/chartex" xmlns:cx8="http://schemas.microsoft.com/office/drawing/2016/5/14/chartex" xmlns:mc="http://schemas.openxmlformats.org/markup-compatibility/2006" xmlns:aink="http://schemas.microsoft.com/office/drawing/2016/ink" xmlns:am3d="http://schemas.microsoft.com/office/drawing/2017/model3d" xmlns:o="urn:schemas-microsoft-com:office:office" xmlns:r="http://schemas.openxmlformats.org/officeDocument/2006/relationships" xmlns:m="http://schemas.openxmlformats.org/officeDocument/2006/math" xmlns:v="urn:schemas-microsoft-com:vml" xmlns:wp14="http://schemas.microsoft.com/office/word/2010/wordprocessingDrawing" xmlns:wp="http://schemas.openxmlformats.org/drawingml/2006/wordprocessingDrawing" xmlns:w10="urn:schemas-microsoft-com:office:word" xmlns:w="http://schemas.openxmlformats.org/wordprocessingml/2006/main" xmlns:w14="http://schemas.microsoft.com/office/word/2010/wordml" xmlns:w15="http://schemas.microsoft.com/office/word/2012/wordml" xmlns:w16cex="http://schemas.microsoft.com/office/word/2018/wordml/cex" xmlns:w16cid="http://schemas.microsoft.com/office/word/2016/wordml/cid" xmlns:w16="http://schemas.microsoft.com/office/word/2018/wordml" xmlns:w16se="http://schemas.microsoft.com/office/word/2015/wordml/symex" xmlns:wpg="http://schemas.microsoft.com/office/word/2010/wordprocessingGroup" xmlns:wpi="http://schemas.microsoft.com/office/word/2010/wordprocessingInk" xmlns:wne="http://schemas.microsoft.com/office/word/2006/wordml" xmlns:wps="http://schemas.microsoft.com/office/word/2010/wordprocessingShape" mc:Ignorable="w14 w15 w16se w16cid w16 w16cex wp14">
   <w:p>
     <w:pPr>
       <w:pStyle w:val="Encabezado"/>
@@ -10456,7 +11045,7 @@
 </file>
 
 <file path=word/numbering.xml><?xml version="1.0" encoding="utf-8"?>
-<w:numbering xmlns:wpc="http://schemas.microsoft.com/office/word/2010/wordprocessingCanvas" xmlns:cx="http://schemas.microsoft.com/office/drawing/2014/chartex" xmlns:cx1="http://schemas.microsoft.com/office/drawing/2015/9/8/chartex" xmlns:cx2="http://schemas.microsoft.com/office/drawing/2015/10/21/chartex" xmlns:cx3="http://schemas.microsoft.com/office/drawing/2016/5/9/chartex" xmlns:cx4="http://schemas.microsoft.com/office/drawing/2016/5/10/chartex" xmlns:cx5="http://schemas.microsoft.com/office/drawing/2016/5/11/chartex" xmlns:cx6="http://schemas.microsoft.com/office/drawing/2016/5/12/chartex" xmlns:cx7="http://schemas.microsoft.com/office/drawing/2016/5/13/chartex" xmlns:cx8="http://schemas.microsoft.com/office/drawing/2016/5/14/chartex" xmlns:mc="http://schemas.openxmlformats.org/markup-compatibility/2006" xmlns:aink="http://schemas.microsoft.com/office/drawing/2016/ink" xmlns:am3d="http://schemas.microsoft.com/office/drawing/2017/model3d" xmlns:o="urn:schemas-microsoft-com:office:office" xmlns:r="http://schemas.openxmlformats.org/officeDocument/2006/relationships" xmlns:m="http://schemas.openxmlformats.org/officeDocument/2006/math" xmlns:v="urn:schemas-microsoft-com:vml" xmlns:wp14="http://schemas.microsoft.com/office/word/2010/wordprocessingDrawing" xmlns:wp="http://schemas.openxmlformats.org/drawingml/2006/wordprocessingDrawing" xmlns:w10="urn:schemas-microsoft-com:office:word" xmlns:w="http://schemas.openxmlformats.org/wordprocessingml/2006/main" xmlns:w14="http://schemas.microsoft.com/office/word/2010/wordml" xmlns:w15="http://schemas.microsoft.com/office/word/2012/wordml" xmlns:w16cid="http://schemas.microsoft.com/office/word/2016/wordml/cid" xmlns:w16se="http://schemas.microsoft.com/office/word/2015/wordml/symex" xmlns:wpg="http://schemas.microsoft.com/office/word/2010/wordprocessingGroup" xmlns:wpi="http://schemas.microsoft.com/office/word/2010/wordprocessingInk" xmlns:wne="http://schemas.microsoft.com/office/word/2006/wordml" xmlns:wps="http://schemas.microsoft.com/office/word/2010/wordprocessingShape" mc:Ignorable="w14 w15 w16se w16cid wp14">
+<w:numbering xmlns:wpc="http://schemas.microsoft.com/office/word/2010/wordprocessingCanvas" xmlns:cx="http://schemas.microsoft.com/office/drawing/2014/chartex" xmlns:cx1="http://schemas.microsoft.com/office/drawing/2015/9/8/chartex" xmlns:cx2="http://schemas.microsoft.com/office/drawing/2015/10/21/chartex" xmlns:cx3="http://schemas.microsoft.com/office/drawing/2016/5/9/chartex" xmlns:cx4="http://schemas.microsoft.com/office/drawing/2016/5/10/chartex" xmlns:cx5="http://schemas.microsoft.com/office/drawing/2016/5/11/chartex" xmlns:cx6="http://schemas.microsoft.com/office/drawing/2016/5/12/chartex" xmlns:cx7="http://schemas.microsoft.com/office/drawing/2016/5/13/chartex" xmlns:cx8="http://schemas.microsoft.com/office/drawing/2016/5/14/chartex" xmlns:mc="http://schemas.openxmlformats.org/markup-compatibility/2006" xmlns:aink="http://schemas.microsoft.com/office/drawing/2016/ink" xmlns:am3d="http://schemas.microsoft.com/office/drawing/2017/model3d" xmlns:o="urn:schemas-microsoft-com:office:office" xmlns:r="http://schemas.openxmlformats.org/officeDocument/2006/relationships" xmlns:m="http://schemas.openxmlformats.org/officeDocument/2006/math" xmlns:v="urn:schemas-microsoft-com:vml" xmlns:wp14="http://schemas.microsoft.com/office/word/2010/wordprocessingDrawing" xmlns:wp="http://schemas.openxmlformats.org/drawingml/2006/wordprocessingDrawing" xmlns:w10="urn:schemas-microsoft-com:office:word" xmlns:w="http://schemas.openxmlformats.org/wordprocessingml/2006/main" xmlns:w14="http://schemas.microsoft.com/office/word/2010/wordml" xmlns:w15="http://schemas.microsoft.com/office/word/2012/wordml" xmlns:w16cex="http://schemas.microsoft.com/office/word/2018/wordml/cex" xmlns:w16cid="http://schemas.microsoft.com/office/word/2016/wordml/cid" xmlns:w16="http://schemas.microsoft.com/office/word/2018/wordml" xmlns:w16se="http://schemas.microsoft.com/office/word/2015/wordml/symex" xmlns:wpg="http://schemas.microsoft.com/office/word/2010/wordprocessingGroup" xmlns:wpi="http://schemas.microsoft.com/office/word/2010/wordprocessingInk" xmlns:wne="http://schemas.microsoft.com/office/word/2006/wordml" xmlns:wps="http://schemas.microsoft.com/office/word/2010/wordprocessingShape" mc:Ignorable="w14 w15 w16se w16cid w16 w16cex wp14">
   <w:abstractNum w:abstractNumId="0" w15:restartNumberingAfterBreak="0">
     <w:nsid w:val="610C4D19"/>
     <w:multiLevelType w:val="hybridMultilevel"/>
@@ -10806,7 +11395,7 @@
 </file>
 
 <file path=word/styles.xml><?xml version="1.0" encoding="utf-8"?>
-<w:styles xmlns:mc="http://schemas.openxmlformats.org/markup-compatibility/2006" xmlns:r="http://schemas.openxmlformats.org/officeDocument/2006/relationships" xmlns:w="http://schemas.openxmlformats.org/wordprocessingml/2006/main" xmlns:w14="http://schemas.microsoft.com/office/word/2010/wordml" xmlns:w15="http://schemas.microsoft.com/office/word/2012/wordml" xmlns:w16cid="http://schemas.microsoft.com/office/word/2016/wordml/cid" xmlns:w16se="http://schemas.microsoft.com/office/word/2015/wordml/symex" mc:Ignorable="w14 w15 w16se w16cid">
+<w:styles xmlns:mc="http://schemas.openxmlformats.org/markup-compatibility/2006" xmlns:r="http://schemas.openxmlformats.org/officeDocument/2006/relationships" xmlns:w="http://schemas.openxmlformats.org/wordprocessingml/2006/main" xmlns:w14="http://schemas.microsoft.com/office/word/2010/wordml" xmlns:w15="http://schemas.microsoft.com/office/word/2012/wordml" xmlns:w16cex="http://schemas.microsoft.com/office/word/2018/wordml/cex" xmlns:w16cid="http://schemas.microsoft.com/office/word/2016/wordml/cid" xmlns:w16="http://schemas.microsoft.com/office/word/2018/wordml" xmlns:w16se="http://schemas.microsoft.com/office/word/2015/wordml/symex" mc:Ignorable="w14 w15 w16se w16cid w16 w16cex">
   <w:docDefaults>
     <w:rPrDefault>
       <w:rPr>
@@ -10822,7 +11411,7 @@
       </w:pPr>
     </w:pPrDefault>
   </w:docDefaults>
-  <w:latentStyles w:defLockedState="0" w:defUIPriority="99" w:defSemiHidden="0" w:defUnhideWhenUsed="0" w:defQFormat="0" w:count="375">
+  <w:latentStyles w:defLockedState="0" w:defUIPriority="99" w:defSemiHidden="0" w:defUnhideWhenUsed="0" w:defQFormat="0" w:count="376">
     <w:lsdException w:name="Normal" w:uiPriority="0" w:qFormat="1"/>
     <w:lsdException w:name="heading 1" w:uiPriority="9" w:qFormat="1"/>
     <w:lsdException w:name="heading 2" w:semiHidden="1" w:uiPriority="9" w:unhideWhenUsed="1" w:qFormat="1"/>
@@ -10928,7 +11517,6 @@
     <w:lsdException w:name="HTML Sample" w:semiHidden="1" w:unhideWhenUsed="1"/>
     <w:lsdException w:name="HTML Typewriter" w:semiHidden="1" w:unhideWhenUsed="1"/>
     <w:lsdException w:name="HTML Variable" w:semiHidden="1" w:unhideWhenUsed="1"/>
-    <w:lsdException w:name="Normal Table" w:semiHidden="1" w:unhideWhenUsed="1"/>
     <w:lsdException w:name="annotation subject" w:semiHidden="1" w:unhideWhenUsed="1"/>
     <w:lsdException w:name="No List" w:semiHidden="1" w:unhideWhenUsed="1"/>
     <w:lsdException w:name="Outline List 1" w:semiHidden="1" w:unhideWhenUsed="1"/>
@@ -10975,10 +11563,8 @@
     <w:lsdException w:name="Table Subtle 2" w:semiHidden="1" w:unhideWhenUsed="1"/>
     <w:lsdException w:name="Table Web 1" w:semiHidden="1" w:unhideWhenUsed="1"/>
     <w:lsdException w:name="Table Web 2" w:semiHidden="1" w:unhideWhenUsed="1"/>
-    <w:lsdException w:name="Table Web 3" w:semiHidden="1" w:unhideWhenUsed="1"/>
     <w:lsdException w:name="Balloon Text" w:semiHidden="1" w:unhideWhenUsed="1"/>
     <w:lsdException w:name="Table Grid" w:uiPriority="39"/>
-    <w:lsdException w:name="Table Theme" w:semiHidden="1" w:unhideWhenUsed="1"/>
     <w:lsdException w:name="Placeholder Text" w:semiHidden="1"/>
     <w:lsdException w:name="No Spacing" w:uiPriority="1" w:qFormat="1"/>
     <w:lsdException w:name="Light Shading" w:uiPriority="60"/>
@@ -11198,6 +11784,7 @@
     <w:lsdException w:name="Smart Hyperlink" w:semiHidden="1" w:unhideWhenUsed="1"/>
     <w:lsdException w:name="Hashtag" w:semiHidden="1" w:unhideWhenUsed="1"/>
     <w:lsdException w:name="Unresolved Mention" w:semiHidden="1" w:unhideWhenUsed="1"/>
+    <w:lsdException w:name="Smart Link" w:semiHidden="1" w:unhideWhenUsed="1"/>
   </w:latentStyles>
   <w:style w:type="paragraph" w:default="1" w:styleId="Normal">
     <w:name w:val="Normal"/>
